--- a/thesis/Mustafa_Melih_TÜFEKCİOĞLU_Makele.docx
+++ b/thesis/Mustafa_Melih_TÜFEKCİOĞLU_Makele.docx
@@ -276,15 +276,7 @@
         <w:t xml:space="preserve">oluşturmayı hedefleyerek </w:t>
       </w:r>
       <w:r>
-        <w:t xml:space="preserve">literatüre </w:t>
-      </w:r>
-      <w:proofErr w:type="gramStart"/>
-      <w:r>
-        <w:t>katkı</w:t>
-      </w:r>
-      <w:proofErr w:type="gramEnd"/>
-      <w:r>
-        <w:t xml:space="preserve"> </w:t>
+        <w:t xml:space="preserve">literatüre katkı </w:t>
       </w:r>
       <w:r>
         <w:t>sağlamayı amaçlamaktadır.</w:t>
@@ -909,6 +901,41 @@
       <w:r>
         <w:t xml:space="preserve"> Tablo 1’de bu alanda yapılmış bazı çalışmalar, kullandıkları algoritmalar ve başarı oranları verilmiştir.</w:t>
       </w:r>
+      <w:r>
+        <w:t xml:space="preserve"> Tablo 1 hazırlanırken birçok makale ve </w:t>
+      </w:r>
+      <w:proofErr w:type="spellStart"/>
+      <w:r>
+        <w:t>survey</w:t>
+      </w:r>
+      <w:proofErr w:type="spellEnd"/>
+      <w:r>
+        <w:t xml:space="preserve"> taranarak oluşturulmuştur</w:t>
+      </w:r>
+      <w:r>
+        <w:t xml:space="preserve"> [53]</w:t>
+      </w:r>
+      <w:r>
+        <w:t xml:space="preserve"> </w:t>
+      </w:r>
+      <w:r>
+        <w:t>[54]</w:t>
+      </w:r>
+      <w:r>
+        <w:t>.</w:t>
+      </w:r>
+    </w:p>
+    <w:p>
+      <w:pPr>
+        <w:jc w:val="both"/>
+        <w:sectPr>
+          <w:type w:val="continuous"/>
+          <w:pgSz w:w="11906" w:h="16838"/>
+          <w:pgMar w:top="1417" w:right="1417" w:bottom="1417" w:left="1417" w:header="708" w:footer="708" w:gutter="0"/>
+          <w:cols w:num="2" w:space="708"/>
+          <w:docGrid w:linePitch="360"/>
+        </w:sectPr>
+      </w:pPr>
     </w:p>
     <w:p>
       <w:pPr>
@@ -920,14 +947,13 @@
         <w:tblStyle w:val="TabloKlavuzu"/>
         <w:tblW w:w="0" w:type="auto"/>
         <w:jc w:val="center"/>
-        <w:tblLayout w:type="fixed"/>
         <w:tblLook w:val="04A0" w:firstRow="1" w:lastRow="0" w:firstColumn="1" w:lastColumn="0" w:noHBand="0" w:noVBand="1"/>
       </w:tblPr>
       <w:tblGrid>
-        <w:gridCol w:w="1280"/>
-        <w:gridCol w:w="842"/>
-        <w:gridCol w:w="1145"/>
-        <w:gridCol w:w="839"/>
+        <w:gridCol w:w="1184"/>
+        <w:gridCol w:w="706"/>
+        <w:gridCol w:w="4206"/>
+        <w:gridCol w:w="1146"/>
       </w:tblGrid>
       <w:tr>
         <w:trPr>
@@ -936,7 +962,7 @@
         </w:trPr>
         <w:tc>
           <w:tcPr>
-            <w:tcW w:w="1280" w:type="dxa"/>
+            <w:tcW w:w="0" w:type="auto"/>
             <w:hideMark/>
           </w:tcPr>
           <w:p>
@@ -950,7 +976,7 @@
         </w:tc>
         <w:tc>
           <w:tcPr>
-            <w:tcW w:w="842" w:type="dxa"/>
+            <w:tcW w:w="0" w:type="auto"/>
             <w:hideMark/>
           </w:tcPr>
           <w:p>
@@ -966,7 +992,7 @@
         </w:tc>
         <w:tc>
           <w:tcPr>
-            <w:tcW w:w="1145" w:type="dxa"/>
+            <w:tcW w:w="0" w:type="auto"/>
             <w:hideMark/>
           </w:tcPr>
           <w:p>
@@ -990,7 +1016,7 @@
         </w:tc>
         <w:tc>
           <w:tcPr>
-            <w:tcW w:w="839" w:type="dxa"/>
+            <w:tcW w:w="0" w:type="auto"/>
             <w:hideMark/>
           </w:tcPr>
           <w:p>
@@ -1015,7 +1041,7 @@
         </w:trPr>
         <w:tc>
           <w:tcPr>
-            <w:tcW w:w="1280" w:type="dxa"/>
+            <w:tcW w:w="0" w:type="auto"/>
             <w:hideMark/>
           </w:tcPr>
           <w:p>
@@ -1043,7 +1069,7 @@
         </w:tc>
         <w:tc>
           <w:tcPr>
-            <w:tcW w:w="842" w:type="dxa"/>
+            <w:tcW w:w="0" w:type="auto"/>
             <w:hideMark/>
           </w:tcPr>
           <w:p>
@@ -1071,7 +1097,7 @@
         </w:tc>
         <w:tc>
           <w:tcPr>
-            <w:tcW w:w="1145" w:type="dxa"/>
+            <w:tcW w:w="0" w:type="auto"/>
             <w:hideMark/>
           </w:tcPr>
           <w:p>
@@ -1286,7 +1312,7 @@
         </w:tc>
         <w:tc>
           <w:tcPr>
-            <w:tcW w:w="839" w:type="dxa"/>
+            <w:tcW w:w="0" w:type="auto"/>
             <w:hideMark/>
           </w:tcPr>
           <w:p>
@@ -1320,7 +1346,7 @@
         </w:trPr>
         <w:tc>
           <w:tcPr>
-            <w:tcW w:w="1280" w:type="dxa"/>
+            <w:tcW w:w="0" w:type="auto"/>
             <w:vMerge w:val="restart"/>
           </w:tcPr>
           <w:p>
@@ -1348,7 +1374,7 @@
         </w:tc>
         <w:tc>
           <w:tcPr>
-            <w:tcW w:w="842" w:type="dxa"/>
+            <w:tcW w:w="0" w:type="auto"/>
             <w:vMerge w:val="restart"/>
             <w:hideMark/>
           </w:tcPr>
@@ -1377,7 +1403,7 @@
         </w:tc>
         <w:tc>
           <w:tcPr>
-            <w:tcW w:w="1145" w:type="dxa"/>
+            <w:tcW w:w="0" w:type="auto"/>
             <w:hideMark/>
           </w:tcPr>
           <w:p>
@@ -1439,7 +1465,7 @@
         </w:tc>
         <w:tc>
           <w:tcPr>
-            <w:tcW w:w="839" w:type="dxa"/>
+            <w:tcW w:w="0" w:type="auto"/>
             <w:hideMark/>
           </w:tcPr>
           <w:p>
@@ -1473,7 +1499,7 @@
         </w:trPr>
         <w:tc>
           <w:tcPr>
-            <w:tcW w:w="1280" w:type="dxa"/>
+            <w:tcW w:w="0" w:type="auto"/>
             <w:vMerge/>
             <w:hideMark/>
           </w:tcPr>
@@ -1491,7 +1517,7 @@
         </w:tc>
         <w:tc>
           <w:tcPr>
-            <w:tcW w:w="842" w:type="dxa"/>
+            <w:tcW w:w="0" w:type="auto"/>
             <w:vMerge/>
             <w:hideMark/>
           </w:tcPr>
@@ -1509,7 +1535,7 @@
         </w:tc>
         <w:tc>
           <w:tcPr>
-            <w:tcW w:w="1145" w:type="dxa"/>
+            <w:tcW w:w="0" w:type="auto"/>
             <w:hideMark/>
           </w:tcPr>
           <w:p>
@@ -1571,7 +1597,7 @@
         </w:tc>
         <w:tc>
           <w:tcPr>
-            <w:tcW w:w="839" w:type="dxa"/>
+            <w:tcW w:w="0" w:type="auto"/>
             <w:hideMark/>
           </w:tcPr>
           <w:p>
@@ -1605,7 +1631,7 @@
         </w:trPr>
         <w:tc>
           <w:tcPr>
-            <w:tcW w:w="1280" w:type="dxa"/>
+            <w:tcW w:w="0" w:type="auto"/>
             <w:vMerge/>
             <w:hideMark/>
           </w:tcPr>
@@ -1623,7 +1649,7 @@
         </w:tc>
         <w:tc>
           <w:tcPr>
-            <w:tcW w:w="842" w:type="dxa"/>
+            <w:tcW w:w="0" w:type="auto"/>
             <w:vMerge/>
             <w:hideMark/>
           </w:tcPr>
@@ -1641,7 +1667,7 @@
         </w:tc>
         <w:tc>
           <w:tcPr>
-            <w:tcW w:w="1145" w:type="dxa"/>
+            <w:tcW w:w="0" w:type="auto"/>
             <w:hideMark/>
           </w:tcPr>
           <w:p>
@@ -1681,7 +1707,7 @@
         </w:tc>
         <w:tc>
           <w:tcPr>
-            <w:tcW w:w="839" w:type="dxa"/>
+            <w:tcW w:w="0" w:type="auto"/>
             <w:hideMark/>
           </w:tcPr>
           <w:p>
@@ -1715,7 +1741,7 @@
         </w:trPr>
         <w:tc>
           <w:tcPr>
-            <w:tcW w:w="1280" w:type="dxa"/>
+            <w:tcW w:w="0" w:type="auto"/>
             <w:vMerge/>
             <w:hideMark/>
           </w:tcPr>
@@ -1733,7 +1759,7 @@
         </w:tc>
         <w:tc>
           <w:tcPr>
-            <w:tcW w:w="842" w:type="dxa"/>
+            <w:tcW w:w="0" w:type="auto"/>
             <w:vMerge/>
             <w:hideMark/>
           </w:tcPr>
@@ -1751,7 +1777,7 @@
         </w:tc>
         <w:tc>
           <w:tcPr>
-            <w:tcW w:w="1145" w:type="dxa"/>
+            <w:tcW w:w="0" w:type="auto"/>
             <w:hideMark/>
           </w:tcPr>
           <w:p>
@@ -1813,7 +1839,7 @@
         </w:tc>
         <w:tc>
           <w:tcPr>
-            <w:tcW w:w="839" w:type="dxa"/>
+            <w:tcW w:w="0" w:type="auto"/>
             <w:hideMark/>
           </w:tcPr>
           <w:p>
@@ -1847,7 +1873,7 @@
         </w:trPr>
         <w:tc>
           <w:tcPr>
-            <w:tcW w:w="1280" w:type="dxa"/>
+            <w:tcW w:w="0" w:type="auto"/>
             <w:vMerge/>
             <w:hideMark/>
           </w:tcPr>
@@ -1865,7 +1891,7 @@
         </w:tc>
         <w:tc>
           <w:tcPr>
-            <w:tcW w:w="842" w:type="dxa"/>
+            <w:tcW w:w="0" w:type="auto"/>
             <w:vMerge/>
             <w:hideMark/>
           </w:tcPr>
@@ -1883,7 +1909,7 @@
         </w:tc>
         <w:tc>
           <w:tcPr>
-            <w:tcW w:w="1145" w:type="dxa"/>
+            <w:tcW w:w="0" w:type="auto"/>
             <w:hideMark/>
           </w:tcPr>
           <w:p>
@@ -1935,7 +1961,7 @@
         </w:tc>
         <w:tc>
           <w:tcPr>
-            <w:tcW w:w="839" w:type="dxa"/>
+            <w:tcW w:w="0" w:type="auto"/>
             <w:hideMark/>
           </w:tcPr>
           <w:p>
@@ -1969,7 +1995,7 @@
         </w:trPr>
         <w:tc>
           <w:tcPr>
-            <w:tcW w:w="1280" w:type="dxa"/>
+            <w:tcW w:w="0" w:type="auto"/>
             <w:vMerge w:val="restart"/>
             <w:hideMark/>
           </w:tcPr>
@@ -1998,7 +2024,7 @@
         </w:tc>
         <w:tc>
           <w:tcPr>
-            <w:tcW w:w="842" w:type="dxa"/>
+            <w:tcW w:w="0" w:type="auto"/>
             <w:vMerge w:val="restart"/>
             <w:hideMark/>
           </w:tcPr>
@@ -2027,7 +2053,7 @@
         </w:tc>
         <w:tc>
           <w:tcPr>
-            <w:tcW w:w="1145" w:type="dxa"/>
+            <w:tcW w:w="0" w:type="auto"/>
             <w:hideMark/>
           </w:tcPr>
           <w:p>
@@ -2055,7 +2081,7 @@
         </w:tc>
         <w:tc>
           <w:tcPr>
-            <w:tcW w:w="839" w:type="dxa"/>
+            <w:tcW w:w="0" w:type="auto"/>
             <w:hideMark/>
           </w:tcPr>
           <w:p>
@@ -2089,7 +2115,7 @@
         </w:trPr>
         <w:tc>
           <w:tcPr>
-            <w:tcW w:w="1280" w:type="dxa"/>
+            <w:tcW w:w="0" w:type="auto"/>
             <w:vMerge/>
             <w:hideMark/>
           </w:tcPr>
@@ -2107,7 +2133,7 @@
         </w:tc>
         <w:tc>
           <w:tcPr>
-            <w:tcW w:w="842" w:type="dxa"/>
+            <w:tcW w:w="0" w:type="auto"/>
             <w:vMerge/>
             <w:hideMark/>
           </w:tcPr>
@@ -2125,7 +2151,7 @@
         </w:tc>
         <w:tc>
           <w:tcPr>
-            <w:tcW w:w="1145" w:type="dxa"/>
+            <w:tcW w:w="0" w:type="auto"/>
             <w:noWrap/>
             <w:hideMark/>
           </w:tcPr>
@@ -2188,7 +2214,7 @@
         </w:tc>
         <w:tc>
           <w:tcPr>
-            <w:tcW w:w="839" w:type="dxa"/>
+            <w:tcW w:w="0" w:type="auto"/>
             <w:noWrap/>
             <w:hideMark/>
           </w:tcPr>
@@ -2223,7 +2249,7 @@
         </w:trPr>
         <w:tc>
           <w:tcPr>
-            <w:tcW w:w="1280" w:type="dxa"/>
+            <w:tcW w:w="0" w:type="auto"/>
             <w:vMerge/>
             <w:hideMark/>
           </w:tcPr>
@@ -2241,7 +2267,7 @@
         </w:tc>
         <w:tc>
           <w:tcPr>
-            <w:tcW w:w="842" w:type="dxa"/>
+            <w:tcW w:w="0" w:type="auto"/>
             <w:vMerge/>
             <w:hideMark/>
           </w:tcPr>
@@ -2259,7 +2285,7 @@
         </w:tc>
         <w:tc>
           <w:tcPr>
-            <w:tcW w:w="1145" w:type="dxa"/>
+            <w:tcW w:w="0" w:type="auto"/>
             <w:hideMark/>
           </w:tcPr>
           <w:p>
@@ -2321,7 +2347,7 @@
         </w:tc>
         <w:tc>
           <w:tcPr>
-            <w:tcW w:w="839" w:type="dxa"/>
+            <w:tcW w:w="0" w:type="auto"/>
             <w:hideMark/>
           </w:tcPr>
           <w:p>
@@ -2355,7 +2381,7 @@
         </w:trPr>
         <w:tc>
           <w:tcPr>
-            <w:tcW w:w="1280" w:type="dxa"/>
+            <w:tcW w:w="0" w:type="auto"/>
             <w:vMerge/>
             <w:hideMark/>
           </w:tcPr>
@@ -2373,7 +2399,7 @@
         </w:tc>
         <w:tc>
           <w:tcPr>
-            <w:tcW w:w="842" w:type="dxa"/>
+            <w:tcW w:w="0" w:type="auto"/>
             <w:vMerge/>
             <w:hideMark/>
           </w:tcPr>
@@ -2391,7 +2417,7 @@
         </w:tc>
         <w:tc>
           <w:tcPr>
-            <w:tcW w:w="1145" w:type="dxa"/>
+            <w:tcW w:w="0" w:type="auto"/>
             <w:hideMark/>
           </w:tcPr>
           <w:p>
@@ -2463,7 +2489,7 @@
         </w:tc>
         <w:tc>
           <w:tcPr>
-            <w:tcW w:w="839" w:type="dxa"/>
+            <w:tcW w:w="0" w:type="auto"/>
             <w:hideMark/>
           </w:tcPr>
           <w:p>
@@ -2491,15 +2517,13 @@
         </w:tc>
       </w:tr>
       <w:tr>
-        <w:tblPrEx>
-          <w:jc w:val="left"/>
-        </w:tblPrEx>
         <w:trPr>
           <w:trHeight w:val="570"/>
+          <w:jc w:val="center"/>
         </w:trPr>
         <w:tc>
           <w:tcPr>
-            <w:tcW w:w="1280" w:type="dxa"/>
+            <w:tcW w:w="0" w:type="auto"/>
             <w:vMerge w:val="restart"/>
             <w:hideMark/>
           </w:tcPr>
@@ -2528,7 +2552,7 @@
         </w:tc>
         <w:tc>
           <w:tcPr>
-            <w:tcW w:w="842" w:type="dxa"/>
+            <w:tcW w:w="0" w:type="auto"/>
             <w:vMerge w:val="restart"/>
             <w:hideMark/>
           </w:tcPr>
@@ -2557,7 +2581,7 @@
         </w:tc>
         <w:tc>
           <w:tcPr>
-            <w:tcW w:w="1145" w:type="dxa"/>
+            <w:tcW w:w="0" w:type="auto"/>
             <w:hideMark/>
           </w:tcPr>
           <w:p>
@@ -2585,7 +2609,7 @@
         </w:tc>
         <w:tc>
           <w:tcPr>
-            <w:tcW w:w="839" w:type="dxa"/>
+            <w:tcW w:w="0" w:type="auto"/>
             <w:hideMark/>
           </w:tcPr>
           <w:p>
@@ -2613,15 +2637,13 @@
         </w:tc>
       </w:tr>
       <w:tr>
-        <w:tblPrEx>
-          <w:jc w:val="left"/>
-        </w:tblPrEx>
         <w:trPr>
           <w:trHeight w:val="585"/>
+          <w:jc w:val="center"/>
         </w:trPr>
         <w:tc>
           <w:tcPr>
-            <w:tcW w:w="1280" w:type="dxa"/>
+            <w:tcW w:w="0" w:type="auto"/>
             <w:vMerge/>
             <w:hideMark/>
           </w:tcPr>
@@ -2639,7 +2661,7 @@
         </w:tc>
         <w:tc>
           <w:tcPr>
-            <w:tcW w:w="842" w:type="dxa"/>
+            <w:tcW w:w="0" w:type="auto"/>
             <w:vMerge/>
             <w:hideMark/>
           </w:tcPr>
@@ -2657,7 +2679,7 @@
         </w:tc>
         <w:tc>
           <w:tcPr>
-            <w:tcW w:w="1145" w:type="dxa"/>
+            <w:tcW w:w="0" w:type="auto"/>
             <w:hideMark/>
           </w:tcPr>
           <w:p>
@@ -2685,7 +2707,7 @@
         </w:tc>
         <w:tc>
           <w:tcPr>
-            <w:tcW w:w="839" w:type="dxa"/>
+            <w:tcW w:w="0" w:type="auto"/>
             <w:hideMark/>
           </w:tcPr>
           <w:p>
@@ -2713,15 +2735,13 @@
         </w:tc>
       </w:tr>
       <w:tr>
-        <w:tblPrEx>
-          <w:jc w:val="left"/>
-        </w:tblPrEx>
         <w:trPr>
           <w:trHeight w:val="570"/>
+          <w:jc w:val="center"/>
         </w:trPr>
         <w:tc>
           <w:tcPr>
-            <w:tcW w:w="1280" w:type="dxa"/>
+            <w:tcW w:w="0" w:type="auto"/>
             <w:vMerge/>
             <w:hideMark/>
           </w:tcPr>
@@ -2739,7 +2759,7 @@
         </w:tc>
         <w:tc>
           <w:tcPr>
-            <w:tcW w:w="842" w:type="dxa"/>
+            <w:tcW w:w="0" w:type="auto"/>
             <w:vMerge/>
             <w:hideMark/>
           </w:tcPr>
@@ -2757,7 +2777,7 @@
         </w:tc>
         <w:tc>
           <w:tcPr>
-            <w:tcW w:w="1145" w:type="dxa"/>
+            <w:tcW w:w="0" w:type="auto"/>
             <w:hideMark/>
           </w:tcPr>
           <w:p>
@@ -2819,7 +2839,7 @@
         </w:tc>
         <w:tc>
           <w:tcPr>
-            <w:tcW w:w="839" w:type="dxa"/>
+            <w:tcW w:w="0" w:type="auto"/>
             <w:hideMark/>
           </w:tcPr>
           <w:p>
@@ -2847,15 +2867,13 @@
         </w:tc>
       </w:tr>
       <w:tr>
-        <w:tblPrEx>
-          <w:jc w:val="left"/>
-        </w:tblPrEx>
         <w:trPr>
           <w:trHeight w:val="300"/>
+          <w:jc w:val="center"/>
         </w:trPr>
         <w:tc>
           <w:tcPr>
-            <w:tcW w:w="1280" w:type="dxa"/>
+            <w:tcW w:w="0" w:type="auto"/>
             <w:vMerge/>
             <w:hideMark/>
           </w:tcPr>
@@ -2873,7 +2891,7 @@
         </w:tc>
         <w:tc>
           <w:tcPr>
-            <w:tcW w:w="842" w:type="dxa"/>
+            <w:tcW w:w="0" w:type="auto"/>
             <w:vMerge/>
             <w:hideMark/>
           </w:tcPr>
@@ -2891,7 +2909,7 @@
         </w:tc>
         <w:tc>
           <w:tcPr>
-            <w:tcW w:w="1145" w:type="dxa"/>
+            <w:tcW w:w="0" w:type="auto"/>
             <w:hideMark/>
           </w:tcPr>
           <w:p>
@@ -2943,7 +2961,7 @@
         </w:tc>
         <w:tc>
           <w:tcPr>
-            <w:tcW w:w="839" w:type="dxa"/>
+            <w:tcW w:w="0" w:type="auto"/>
             <w:hideMark/>
           </w:tcPr>
           <w:p>
@@ -2971,15 +2989,13 @@
         </w:tc>
       </w:tr>
       <w:tr>
-        <w:tblPrEx>
-          <w:jc w:val="left"/>
-        </w:tblPrEx>
         <w:trPr>
           <w:trHeight w:val="570"/>
+          <w:jc w:val="center"/>
         </w:trPr>
         <w:tc>
           <w:tcPr>
-            <w:tcW w:w="1280" w:type="dxa"/>
+            <w:tcW w:w="0" w:type="auto"/>
             <w:vMerge w:val="restart"/>
             <w:hideMark/>
           </w:tcPr>
@@ -3008,7 +3024,7 @@
         </w:tc>
         <w:tc>
           <w:tcPr>
-            <w:tcW w:w="842" w:type="dxa"/>
+            <w:tcW w:w="0" w:type="auto"/>
             <w:vMerge w:val="restart"/>
             <w:hideMark/>
           </w:tcPr>
@@ -3037,7 +3053,7 @@
         </w:tc>
         <w:tc>
           <w:tcPr>
-            <w:tcW w:w="1145" w:type="dxa"/>
+            <w:tcW w:w="0" w:type="auto"/>
             <w:hideMark/>
           </w:tcPr>
           <w:p>
@@ -3077,7 +3093,7 @@
         </w:tc>
         <w:tc>
           <w:tcPr>
-            <w:tcW w:w="839" w:type="dxa"/>
+            <w:tcW w:w="0" w:type="auto"/>
             <w:hideMark/>
           </w:tcPr>
           <w:p>
@@ -3105,15 +3121,13 @@
         </w:tc>
       </w:tr>
       <w:tr>
-        <w:tblPrEx>
-          <w:jc w:val="left"/>
-        </w:tblPrEx>
         <w:trPr>
           <w:trHeight w:val="300"/>
+          <w:jc w:val="center"/>
         </w:trPr>
         <w:tc>
           <w:tcPr>
-            <w:tcW w:w="1280" w:type="dxa"/>
+            <w:tcW w:w="0" w:type="auto"/>
             <w:vMerge/>
             <w:hideMark/>
           </w:tcPr>
@@ -3131,7 +3145,7 @@
         </w:tc>
         <w:tc>
           <w:tcPr>
-            <w:tcW w:w="842" w:type="dxa"/>
+            <w:tcW w:w="0" w:type="auto"/>
             <w:vMerge/>
             <w:hideMark/>
           </w:tcPr>
@@ -3149,7 +3163,7 @@
         </w:tc>
         <w:tc>
           <w:tcPr>
-            <w:tcW w:w="1145" w:type="dxa"/>
+            <w:tcW w:w="0" w:type="auto"/>
             <w:noWrap/>
             <w:hideMark/>
           </w:tcPr>
@@ -3200,7 +3214,7 @@
         </w:tc>
         <w:tc>
           <w:tcPr>
-            <w:tcW w:w="839" w:type="dxa"/>
+            <w:tcW w:w="0" w:type="auto"/>
             <w:noWrap/>
             <w:hideMark/>
           </w:tcPr>
@@ -3229,15 +3243,13 @@
         </w:tc>
       </w:tr>
       <w:tr>
-        <w:tblPrEx>
-          <w:jc w:val="left"/>
-        </w:tblPrEx>
         <w:trPr>
           <w:trHeight w:val="300"/>
+          <w:jc w:val="center"/>
         </w:trPr>
         <w:tc>
           <w:tcPr>
-            <w:tcW w:w="1280" w:type="dxa"/>
+            <w:tcW w:w="0" w:type="auto"/>
             <w:vMerge/>
             <w:hideMark/>
           </w:tcPr>
@@ -3255,7 +3267,7 @@
         </w:tc>
         <w:tc>
           <w:tcPr>
-            <w:tcW w:w="842" w:type="dxa"/>
+            <w:tcW w:w="0" w:type="auto"/>
             <w:vMerge/>
             <w:hideMark/>
           </w:tcPr>
@@ -3273,7 +3285,7 @@
         </w:tc>
         <w:tc>
           <w:tcPr>
-            <w:tcW w:w="1145" w:type="dxa"/>
+            <w:tcW w:w="0" w:type="auto"/>
             <w:noWrap/>
             <w:hideMark/>
           </w:tcPr>
@@ -3304,7 +3316,7 @@
         </w:tc>
         <w:tc>
           <w:tcPr>
-            <w:tcW w:w="839" w:type="dxa"/>
+            <w:tcW w:w="0" w:type="auto"/>
             <w:noWrap/>
             <w:hideMark/>
           </w:tcPr>
@@ -3333,15 +3345,13 @@
         </w:tc>
       </w:tr>
       <w:tr>
-        <w:tblPrEx>
-          <w:jc w:val="left"/>
-        </w:tblPrEx>
         <w:trPr>
           <w:trHeight w:val="1995"/>
+          <w:jc w:val="center"/>
         </w:trPr>
         <w:tc>
           <w:tcPr>
-            <w:tcW w:w="1280" w:type="dxa"/>
+            <w:tcW w:w="0" w:type="auto"/>
             <w:hideMark/>
           </w:tcPr>
           <w:p>
@@ -3369,7 +3379,7 @@
         </w:tc>
         <w:tc>
           <w:tcPr>
-            <w:tcW w:w="842" w:type="dxa"/>
+            <w:tcW w:w="0" w:type="auto"/>
             <w:noWrap/>
             <w:hideMark/>
           </w:tcPr>
@@ -3398,7 +3408,7 @@
         </w:tc>
         <w:tc>
           <w:tcPr>
-            <w:tcW w:w="1145" w:type="dxa"/>
+            <w:tcW w:w="0" w:type="auto"/>
             <w:hideMark/>
           </w:tcPr>
           <w:p>
@@ -3524,7 +3534,7 @@
         </w:tc>
         <w:tc>
           <w:tcPr>
-            <w:tcW w:w="839" w:type="dxa"/>
+            <w:tcW w:w="0" w:type="auto"/>
             <w:noWrap/>
             <w:hideMark/>
           </w:tcPr>
@@ -3553,15 +3563,13 @@
         </w:tc>
       </w:tr>
       <w:tr>
-        <w:tblPrEx>
-          <w:jc w:val="left"/>
-        </w:tblPrEx>
         <w:trPr>
           <w:trHeight w:val="1200"/>
+          <w:jc w:val="center"/>
         </w:trPr>
         <w:tc>
           <w:tcPr>
-            <w:tcW w:w="1280" w:type="dxa"/>
+            <w:tcW w:w="0" w:type="auto"/>
             <w:vMerge w:val="restart"/>
           </w:tcPr>
           <w:p>
@@ -3589,7 +3597,7 @@
         </w:tc>
         <w:tc>
           <w:tcPr>
-            <w:tcW w:w="842" w:type="dxa"/>
+            <w:tcW w:w="0" w:type="auto"/>
             <w:vMerge w:val="restart"/>
             <w:noWrap/>
             <w:hideMark/>
@@ -3619,7 +3627,7 @@
         </w:tc>
         <w:tc>
           <w:tcPr>
-            <w:tcW w:w="1145" w:type="dxa"/>
+            <w:tcW w:w="0" w:type="auto"/>
             <w:noWrap/>
             <w:hideMark/>
           </w:tcPr>
@@ -3682,7 +3690,7 @@
         </w:tc>
         <w:tc>
           <w:tcPr>
-            <w:tcW w:w="839" w:type="dxa"/>
+            <w:tcW w:w="0" w:type="auto"/>
             <w:noWrap/>
             <w:hideMark/>
           </w:tcPr>
@@ -3711,15 +3719,13 @@
         </w:tc>
       </w:tr>
       <w:tr>
-        <w:tblPrEx>
-          <w:jc w:val="left"/>
-        </w:tblPrEx>
         <w:trPr>
           <w:trHeight w:val="300"/>
+          <w:jc w:val="center"/>
         </w:trPr>
         <w:tc>
           <w:tcPr>
-            <w:tcW w:w="1280" w:type="dxa"/>
+            <w:tcW w:w="0" w:type="auto"/>
             <w:vMerge/>
             <w:hideMark/>
           </w:tcPr>
@@ -3737,7 +3743,7 @@
         </w:tc>
         <w:tc>
           <w:tcPr>
-            <w:tcW w:w="842" w:type="dxa"/>
+            <w:tcW w:w="0" w:type="auto"/>
             <w:vMerge/>
             <w:hideMark/>
           </w:tcPr>
@@ -3755,7 +3761,7 @@
         </w:tc>
         <w:tc>
           <w:tcPr>
-            <w:tcW w:w="1145" w:type="dxa"/>
+            <w:tcW w:w="0" w:type="auto"/>
             <w:noWrap/>
             <w:hideMark/>
           </w:tcPr>
@@ -3796,7 +3802,7 @@
         </w:tc>
         <w:tc>
           <w:tcPr>
-            <w:tcW w:w="839" w:type="dxa"/>
+            <w:tcW w:w="0" w:type="auto"/>
             <w:noWrap/>
             <w:hideMark/>
           </w:tcPr>
@@ -3825,15 +3831,13 @@
         </w:tc>
       </w:tr>
       <w:tr>
-        <w:tblPrEx>
-          <w:jc w:val="left"/>
-        </w:tblPrEx>
         <w:trPr>
           <w:trHeight w:val="300"/>
+          <w:jc w:val="center"/>
         </w:trPr>
         <w:tc>
           <w:tcPr>
-            <w:tcW w:w="1280" w:type="dxa"/>
+            <w:tcW w:w="0" w:type="auto"/>
             <w:vMerge/>
             <w:hideMark/>
           </w:tcPr>
@@ -3851,7 +3855,7 @@
         </w:tc>
         <w:tc>
           <w:tcPr>
-            <w:tcW w:w="842" w:type="dxa"/>
+            <w:tcW w:w="0" w:type="auto"/>
             <w:vMerge/>
             <w:hideMark/>
           </w:tcPr>
@@ -3869,7 +3873,7 @@
         </w:tc>
         <w:tc>
           <w:tcPr>
-            <w:tcW w:w="1145" w:type="dxa"/>
+            <w:tcW w:w="0" w:type="auto"/>
             <w:noWrap/>
             <w:hideMark/>
           </w:tcPr>
@@ -3900,7 +3904,7 @@
         </w:tc>
         <w:tc>
           <w:tcPr>
-            <w:tcW w:w="839" w:type="dxa"/>
+            <w:tcW w:w="0" w:type="auto"/>
             <w:noWrap/>
             <w:hideMark/>
           </w:tcPr>
@@ -3929,15 +3933,13 @@
         </w:tc>
       </w:tr>
       <w:tr>
-        <w:tblPrEx>
-          <w:jc w:val="left"/>
-        </w:tblPrEx>
         <w:trPr>
           <w:trHeight w:val="600"/>
+          <w:jc w:val="center"/>
         </w:trPr>
         <w:tc>
           <w:tcPr>
-            <w:tcW w:w="1280" w:type="dxa"/>
+            <w:tcW w:w="0" w:type="auto"/>
             <w:vMerge w:val="restart"/>
           </w:tcPr>
           <w:p>
@@ -3959,14 +3961,13 @@
                 <w:lang w:eastAsia="tr-TR"/>
                 <w14:ligatures w14:val="none"/>
               </w:rPr>
-              <w:lastRenderedPageBreak/>
               <w:t>[12]</w:t>
             </w:r>
           </w:p>
         </w:tc>
         <w:tc>
           <w:tcPr>
-            <w:tcW w:w="842" w:type="dxa"/>
+            <w:tcW w:w="0" w:type="auto"/>
             <w:vMerge w:val="restart"/>
             <w:noWrap/>
             <w:hideMark/>
@@ -3996,7 +3997,7 @@
         </w:tc>
         <w:tc>
           <w:tcPr>
-            <w:tcW w:w="1145" w:type="dxa"/>
+            <w:tcW w:w="0" w:type="auto"/>
             <w:noWrap/>
             <w:hideMark/>
           </w:tcPr>
@@ -4059,7 +4060,7 @@
         </w:tc>
         <w:tc>
           <w:tcPr>
-            <w:tcW w:w="839" w:type="dxa"/>
+            <w:tcW w:w="0" w:type="auto"/>
             <w:noWrap/>
             <w:hideMark/>
           </w:tcPr>
@@ -4088,15 +4089,13 @@
         </w:tc>
       </w:tr>
       <w:tr>
-        <w:tblPrEx>
-          <w:jc w:val="left"/>
-        </w:tblPrEx>
         <w:trPr>
           <w:trHeight w:val="300"/>
+          <w:jc w:val="center"/>
         </w:trPr>
         <w:tc>
           <w:tcPr>
-            <w:tcW w:w="1280" w:type="dxa"/>
+            <w:tcW w:w="0" w:type="auto"/>
             <w:vMerge/>
             <w:hideMark/>
           </w:tcPr>
@@ -4114,7 +4113,7 @@
         </w:tc>
         <w:tc>
           <w:tcPr>
-            <w:tcW w:w="842" w:type="dxa"/>
+            <w:tcW w:w="0" w:type="auto"/>
             <w:vMerge/>
             <w:hideMark/>
           </w:tcPr>
@@ -4132,7 +4131,7 @@
         </w:tc>
         <w:tc>
           <w:tcPr>
-            <w:tcW w:w="1145" w:type="dxa"/>
+            <w:tcW w:w="0" w:type="auto"/>
             <w:noWrap/>
             <w:hideMark/>
           </w:tcPr>
@@ -4161,7 +4160,7 @@
         </w:tc>
         <w:tc>
           <w:tcPr>
-            <w:tcW w:w="839" w:type="dxa"/>
+            <w:tcW w:w="0" w:type="auto"/>
             <w:noWrap/>
             <w:hideMark/>
           </w:tcPr>
@@ -4190,15 +4189,13 @@
         </w:tc>
       </w:tr>
       <w:tr>
-        <w:tblPrEx>
-          <w:jc w:val="left"/>
-        </w:tblPrEx>
         <w:trPr>
           <w:trHeight w:val="300"/>
+          <w:jc w:val="center"/>
         </w:trPr>
         <w:tc>
           <w:tcPr>
-            <w:tcW w:w="1280" w:type="dxa"/>
+            <w:tcW w:w="0" w:type="auto"/>
             <w:vMerge w:val="restart"/>
           </w:tcPr>
           <w:p>
@@ -4226,7 +4223,7 @@
         </w:tc>
         <w:tc>
           <w:tcPr>
-            <w:tcW w:w="842" w:type="dxa"/>
+            <w:tcW w:w="0" w:type="auto"/>
             <w:vMerge w:val="restart"/>
             <w:noWrap/>
             <w:hideMark/>
@@ -4256,7 +4253,7 @@
         </w:tc>
         <w:tc>
           <w:tcPr>
-            <w:tcW w:w="1145" w:type="dxa"/>
+            <w:tcW w:w="0" w:type="auto"/>
             <w:noWrap/>
             <w:hideMark/>
           </w:tcPr>
@@ -4319,7 +4316,7 @@
         </w:tc>
         <w:tc>
           <w:tcPr>
-            <w:tcW w:w="839" w:type="dxa"/>
+            <w:tcW w:w="0" w:type="auto"/>
             <w:noWrap/>
             <w:hideMark/>
           </w:tcPr>
@@ -4348,15 +4345,13 @@
         </w:tc>
       </w:tr>
       <w:tr>
-        <w:tblPrEx>
-          <w:jc w:val="left"/>
-        </w:tblPrEx>
         <w:trPr>
           <w:trHeight w:val="300"/>
+          <w:jc w:val="center"/>
         </w:trPr>
         <w:tc>
           <w:tcPr>
-            <w:tcW w:w="1280" w:type="dxa"/>
+            <w:tcW w:w="0" w:type="auto"/>
             <w:vMerge/>
             <w:hideMark/>
           </w:tcPr>
@@ -4374,7 +4369,7 @@
         </w:tc>
         <w:tc>
           <w:tcPr>
-            <w:tcW w:w="842" w:type="dxa"/>
+            <w:tcW w:w="0" w:type="auto"/>
             <w:vMerge/>
             <w:hideMark/>
           </w:tcPr>
@@ -4392,7 +4387,7 @@
         </w:tc>
         <w:tc>
           <w:tcPr>
-            <w:tcW w:w="1145" w:type="dxa"/>
+            <w:tcW w:w="0" w:type="auto"/>
             <w:noWrap/>
             <w:hideMark/>
           </w:tcPr>
@@ -4421,7 +4416,7 @@
         </w:tc>
         <w:tc>
           <w:tcPr>
-            <w:tcW w:w="839" w:type="dxa"/>
+            <w:tcW w:w="0" w:type="auto"/>
             <w:noWrap/>
             <w:hideMark/>
           </w:tcPr>
@@ -4450,15 +4445,13 @@
         </w:tc>
       </w:tr>
       <w:tr>
-        <w:tblPrEx>
-          <w:jc w:val="left"/>
-        </w:tblPrEx>
         <w:trPr>
           <w:trHeight w:val="2280"/>
+          <w:jc w:val="center"/>
         </w:trPr>
         <w:tc>
           <w:tcPr>
-            <w:tcW w:w="1280" w:type="dxa"/>
+            <w:tcW w:w="0" w:type="auto"/>
           </w:tcPr>
           <w:p>
             <w:pPr>
@@ -4485,7 +4478,7 @@
         </w:tc>
         <w:tc>
           <w:tcPr>
-            <w:tcW w:w="842" w:type="dxa"/>
+            <w:tcW w:w="0" w:type="auto"/>
             <w:noWrap/>
             <w:hideMark/>
           </w:tcPr>
@@ -4514,7 +4507,7 @@
         </w:tc>
         <w:tc>
           <w:tcPr>
-            <w:tcW w:w="1145" w:type="dxa"/>
+            <w:tcW w:w="0" w:type="auto"/>
             <w:noWrap/>
             <w:hideMark/>
           </w:tcPr>
@@ -4565,7 +4558,7 @@
         </w:tc>
         <w:tc>
           <w:tcPr>
-            <w:tcW w:w="839" w:type="dxa"/>
+            <w:tcW w:w="0" w:type="auto"/>
             <w:noWrap/>
             <w:hideMark/>
           </w:tcPr>
@@ -4594,15 +4587,13 @@
         </w:tc>
       </w:tr>
       <w:tr>
-        <w:tblPrEx>
-          <w:jc w:val="left"/>
-        </w:tblPrEx>
         <w:trPr>
           <w:trHeight w:val="2565"/>
+          <w:jc w:val="center"/>
         </w:trPr>
         <w:tc>
           <w:tcPr>
-            <w:tcW w:w="1280" w:type="dxa"/>
+            <w:tcW w:w="0" w:type="auto"/>
           </w:tcPr>
           <w:p>
             <w:pPr>
@@ -4629,7 +4620,7 @@
         </w:tc>
         <w:tc>
           <w:tcPr>
-            <w:tcW w:w="842" w:type="dxa"/>
+            <w:tcW w:w="0" w:type="auto"/>
             <w:noWrap/>
             <w:hideMark/>
           </w:tcPr>
@@ -4658,7 +4649,7 @@
         </w:tc>
         <w:tc>
           <w:tcPr>
-            <w:tcW w:w="1145" w:type="dxa"/>
+            <w:tcW w:w="0" w:type="auto"/>
             <w:hideMark/>
           </w:tcPr>
           <w:p>
@@ -4796,7 +4787,7 @@
         </w:tc>
         <w:tc>
           <w:tcPr>
-            <w:tcW w:w="839" w:type="dxa"/>
+            <w:tcW w:w="0" w:type="auto"/>
             <w:noWrap/>
             <w:hideMark/>
           </w:tcPr>
@@ -4825,15 +4816,13 @@
         </w:tc>
       </w:tr>
       <w:tr>
-        <w:tblPrEx>
-          <w:jc w:val="left"/>
-        </w:tblPrEx>
         <w:trPr>
           <w:trHeight w:val="1995"/>
+          <w:jc w:val="center"/>
         </w:trPr>
         <w:tc>
           <w:tcPr>
-            <w:tcW w:w="1280" w:type="dxa"/>
+            <w:tcW w:w="0" w:type="auto"/>
             <w:hideMark/>
           </w:tcPr>
           <w:p>
@@ -4861,7 +4850,7 @@
         </w:tc>
         <w:tc>
           <w:tcPr>
-            <w:tcW w:w="842" w:type="dxa"/>
+            <w:tcW w:w="0" w:type="auto"/>
             <w:noWrap/>
             <w:hideMark/>
           </w:tcPr>
@@ -4890,7 +4879,7 @@
         </w:tc>
         <w:tc>
           <w:tcPr>
-            <w:tcW w:w="1145" w:type="dxa"/>
+            <w:tcW w:w="0" w:type="auto"/>
             <w:noWrap/>
             <w:hideMark/>
           </w:tcPr>
@@ -4953,7 +4942,7 @@
         </w:tc>
         <w:tc>
           <w:tcPr>
-            <w:tcW w:w="839" w:type="dxa"/>
+            <w:tcW w:w="0" w:type="auto"/>
             <w:noWrap/>
             <w:hideMark/>
           </w:tcPr>
@@ -4982,15 +4971,13 @@
         </w:tc>
       </w:tr>
       <w:tr>
-        <w:tblPrEx>
-          <w:jc w:val="left"/>
-        </w:tblPrEx>
         <w:trPr>
           <w:trHeight w:val="3135"/>
+          <w:jc w:val="center"/>
         </w:trPr>
         <w:tc>
           <w:tcPr>
-            <w:tcW w:w="1280" w:type="dxa"/>
+            <w:tcW w:w="0" w:type="auto"/>
             <w:hideMark/>
           </w:tcPr>
           <w:p>
@@ -5012,13 +4999,14 @@
                 <w:lang w:eastAsia="tr-TR"/>
                 <w14:ligatures w14:val="none"/>
               </w:rPr>
+              <w:lastRenderedPageBreak/>
               <w:t>[17]</w:t>
             </w:r>
           </w:p>
         </w:tc>
         <w:tc>
           <w:tcPr>
-            <w:tcW w:w="842" w:type="dxa"/>
+            <w:tcW w:w="0" w:type="auto"/>
             <w:noWrap/>
             <w:hideMark/>
           </w:tcPr>
@@ -5047,7 +5035,7 @@
         </w:tc>
         <w:tc>
           <w:tcPr>
-            <w:tcW w:w="1145" w:type="dxa"/>
+            <w:tcW w:w="0" w:type="auto"/>
             <w:noWrap/>
             <w:hideMark/>
           </w:tcPr>
@@ -5076,7 +5064,7 @@
         </w:tc>
         <w:tc>
           <w:tcPr>
-            <w:tcW w:w="839" w:type="dxa"/>
+            <w:tcW w:w="0" w:type="auto"/>
             <w:noWrap/>
             <w:hideMark/>
           </w:tcPr>
@@ -5105,15 +5093,13 @@
         </w:tc>
       </w:tr>
       <w:tr>
-        <w:tblPrEx>
-          <w:jc w:val="left"/>
-        </w:tblPrEx>
         <w:trPr>
           <w:trHeight w:val="2565"/>
+          <w:jc w:val="center"/>
         </w:trPr>
         <w:tc>
           <w:tcPr>
-            <w:tcW w:w="1280" w:type="dxa"/>
+            <w:tcW w:w="0" w:type="auto"/>
             <w:hideMark/>
           </w:tcPr>
           <w:p>
@@ -5141,7 +5127,7 @@
         </w:tc>
         <w:tc>
           <w:tcPr>
-            <w:tcW w:w="842" w:type="dxa"/>
+            <w:tcW w:w="0" w:type="auto"/>
             <w:noWrap/>
             <w:hideMark/>
           </w:tcPr>
@@ -5170,7 +5156,7 @@
         </w:tc>
         <w:tc>
           <w:tcPr>
-            <w:tcW w:w="1145" w:type="dxa"/>
+            <w:tcW w:w="0" w:type="auto"/>
             <w:hideMark/>
           </w:tcPr>
           <w:p>
@@ -5241,7 +5227,7 @@
         </w:tc>
         <w:tc>
           <w:tcPr>
-            <w:tcW w:w="839" w:type="dxa"/>
+            <w:tcW w:w="0" w:type="auto"/>
             <w:noWrap/>
             <w:hideMark/>
           </w:tcPr>
@@ -5270,15 +5256,13 @@
         </w:tc>
       </w:tr>
       <w:tr>
-        <w:tblPrEx>
-          <w:jc w:val="left"/>
-        </w:tblPrEx>
         <w:trPr>
           <w:trHeight w:val="300"/>
+          <w:jc w:val="center"/>
         </w:trPr>
         <w:tc>
           <w:tcPr>
-            <w:tcW w:w="1280" w:type="dxa"/>
+            <w:tcW w:w="0" w:type="auto"/>
             <w:vMerge w:val="restart"/>
           </w:tcPr>
           <w:p>
@@ -5306,7 +5290,7 @@
         </w:tc>
         <w:tc>
           <w:tcPr>
-            <w:tcW w:w="842" w:type="dxa"/>
+            <w:tcW w:w="0" w:type="auto"/>
             <w:vMerge w:val="restart"/>
             <w:noWrap/>
             <w:hideMark/>
@@ -5336,7 +5320,7 @@
         </w:tc>
         <w:tc>
           <w:tcPr>
-            <w:tcW w:w="1145" w:type="dxa"/>
+            <w:tcW w:w="0" w:type="auto"/>
             <w:noWrap/>
             <w:hideMark/>
           </w:tcPr>
@@ -5399,7 +5383,7 @@
         </w:tc>
         <w:tc>
           <w:tcPr>
-            <w:tcW w:w="839" w:type="dxa"/>
+            <w:tcW w:w="0" w:type="auto"/>
             <w:noWrap/>
             <w:hideMark/>
           </w:tcPr>
@@ -5428,15 +5412,13 @@
         </w:tc>
       </w:tr>
       <w:tr>
-        <w:tblPrEx>
-          <w:jc w:val="left"/>
-        </w:tblPrEx>
         <w:trPr>
           <w:trHeight w:val="300"/>
+          <w:jc w:val="center"/>
         </w:trPr>
         <w:tc>
           <w:tcPr>
-            <w:tcW w:w="1280" w:type="dxa"/>
+            <w:tcW w:w="0" w:type="auto"/>
             <w:vMerge/>
             <w:hideMark/>
           </w:tcPr>
@@ -5454,7 +5436,7 @@
         </w:tc>
         <w:tc>
           <w:tcPr>
-            <w:tcW w:w="842" w:type="dxa"/>
+            <w:tcW w:w="0" w:type="auto"/>
             <w:vMerge/>
             <w:hideMark/>
           </w:tcPr>
@@ -5472,7 +5454,7 @@
         </w:tc>
         <w:tc>
           <w:tcPr>
-            <w:tcW w:w="1145" w:type="dxa"/>
+            <w:tcW w:w="0" w:type="auto"/>
             <w:noWrap/>
             <w:hideMark/>
           </w:tcPr>
@@ -5535,7 +5517,7 @@
         </w:tc>
         <w:tc>
           <w:tcPr>
-            <w:tcW w:w="839" w:type="dxa"/>
+            <w:tcW w:w="0" w:type="auto"/>
             <w:noWrap/>
             <w:hideMark/>
           </w:tcPr>
@@ -5564,15 +5546,13 @@
         </w:tc>
       </w:tr>
       <w:tr>
-        <w:tblPrEx>
-          <w:jc w:val="left"/>
-        </w:tblPrEx>
         <w:trPr>
           <w:trHeight w:val="300"/>
+          <w:jc w:val="center"/>
         </w:trPr>
         <w:tc>
           <w:tcPr>
-            <w:tcW w:w="1280" w:type="dxa"/>
+            <w:tcW w:w="0" w:type="auto"/>
             <w:vMerge/>
             <w:hideMark/>
           </w:tcPr>
@@ -5590,7 +5570,7 @@
         </w:tc>
         <w:tc>
           <w:tcPr>
-            <w:tcW w:w="842" w:type="dxa"/>
+            <w:tcW w:w="0" w:type="auto"/>
             <w:vMerge/>
             <w:hideMark/>
           </w:tcPr>
@@ -5608,7 +5588,7 @@
         </w:tc>
         <w:tc>
           <w:tcPr>
-            <w:tcW w:w="1145" w:type="dxa"/>
+            <w:tcW w:w="0" w:type="auto"/>
             <w:noWrap/>
             <w:hideMark/>
           </w:tcPr>
@@ -5639,7 +5619,7 @@
         </w:tc>
         <w:tc>
           <w:tcPr>
-            <w:tcW w:w="839" w:type="dxa"/>
+            <w:tcW w:w="0" w:type="auto"/>
             <w:noWrap/>
             <w:hideMark/>
           </w:tcPr>
@@ -5668,15 +5648,13 @@
         </w:tc>
       </w:tr>
       <w:tr>
-        <w:tblPrEx>
-          <w:jc w:val="left"/>
-        </w:tblPrEx>
         <w:trPr>
           <w:trHeight w:val="600"/>
+          <w:jc w:val="center"/>
         </w:trPr>
         <w:tc>
           <w:tcPr>
-            <w:tcW w:w="1280" w:type="dxa"/>
+            <w:tcW w:w="0" w:type="auto"/>
             <w:noWrap/>
           </w:tcPr>
           <w:p>
@@ -5704,7 +5682,7 @@
         </w:tc>
         <w:tc>
           <w:tcPr>
-            <w:tcW w:w="842" w:type="dxa"/>
+            <w:tcW w:w="0" w:type="auto"/>
             <w:noWrap/>
             <w:hideMark/>
           </w:tcPr>
@@ -5733,7 +5711,7 @@
         </w:tc>
         <w:tc>
           <w:tcPr>
-            <w:tcW w:w="1145" w:type="dxa"/>
+            <w:tcW w:w="0" w:type="auto"/>
             <w:noWrap/>
             <w:hideMark/>
           </w:tcPr>
@@ -5818,7 +5796,7 @@
         </w:tc>
         <w:tc>
           <w:tcPr>
-            <w:tcW w:w="839" w:type="dxa"/>
+            <w:tcW w:w="0" w:type="auto"/>
             <w:noWrap/>
             <w:hideMark/>
           </w:tcPr>
@@ -5847,15 +5825,13 @@
         </w:tc>
       </w:tr>
       <w:tr>
-        <w:tblPrEx>
-          <w:jc w:val="left"/>
-        </w:tblPrEx>
         <w:trPr>
           <w:trHeight w:val="300"/>
+          <w:jc w:val="center"/>
         </w:trPr>
         <w:tc>
           <w:tcPr>
-            <w:tcW w:w="1280" w:type="dxa"/>
+            <w:tcW w:w="0" w:type="auto"/>
             <w:vMerge w:val="restart"/>
             <w:hideMark/>
           </w:tcPr>
@@ -5884,7 +5860,7 @@
         </w:tc>
         <w:tc>
           <w:tcPr>
-            <w:tcW w:w="842" w:type="dxa"/>
+            <w:tcW w:w="0" w:type="auto"/>
             <w:vMerge w:val="restart"/>
             <w:noWrap/>
             <w:hideMark/>
@@ -5914,7 +5890,7 @@
         </w:tc>
         <w:tc>
           <w:tcPr>
-            <w:tcW w:w="1145" w:type="dxa"/>
+            <w:tcW w:w="0" w:type="auto"/>
             <w:noWrap/>
             <w:hideMark/>
           </w:tcPr>
@@ -5943,7 +5919,7 @@
         </w:tc>
         <w:tc>
           <w:tcPr>
-            <w:tcW w:w="839" w:type="dxa"/>
+            <w:tcW w:w="0" w:type="auto"/>
             <w:noWrap/>
             <w:hideMark/>
           </w:tcPr>
@@ -5972,15 +5948,13 @@
         </w:tc>
       </w:tr>
       <w:tr>
-        <w:tblPrEx>
-          <w:jc w:val="left"/>
-        </w:tblPrEx>
         <w:trPr>
           <w:trHeight w:val="300"/>
+          <w:jc w:val="center"/>
         </w:trPr>
         <w:tc>
           <w:tcPr>
-            <w:tcW w:w="1280" w:type="dxa"/>
+            <w:tcW w:w="0" w:type="auto"/>
             <w:vMerge/>
             <w:hideMark/>
           </w:tcPr>
@@ -5998,7 +5972,7 @@
         </w:tc>
         <w:tc>
           <w:tcPr>
-            <w:tcW w:w="842" w:type="dxa"/>
+            <w:tcW w:w="0" w:type="auto"/>
             <w:vMerge/>
             <w:hideMark/>
           </w:tcPr>
@@ -6016,7 +5990,7 @@
         </w:tc>
         <w:tc>
           <w:tcPr>
-            <w:tcW w:w="1145" w:type="dxa"/>
+            <w:tcW w:w="0" w:type="auto"/>
             <w:noWrap/>
             <w:hideMark/>
           </w:tcPr>
@@ -6057,7 +6031,7 @@
         </w:tc>
         <w:tc>
           <w:tcPr>
-            <w:tcW w:w="839" w:type="dxa"/>
+            <w:tcW w:w="0" w:type="auto"/>
             <w:noWrap/>
             <w:hideMark/>
           </w:tcPr>
@@ -6086,15 +6060,13 @@
         </w:tc>
       </w:tr>
       <w:tr>
-        <w:tblPrEx>
-          <w:jc w:val="left"/>
-        </w:tblPrEx>
         <w:trPr>
           <w:trHeight w:val="300"/>
+          <w:jc w:val="center"/>
         </w:trPr>
         <w:tc>
           <w:tcPr>
-            <w:tcW w:w="1280" w:type="dxa"/>
+            <w:tcW w:w="0" w:type="auto"/>
             <w:vMerge/>
             <w:hideMark/>
           </w:tcPr>
@@ -6112,7 +6084,7 @@
         </w:tc>
         <w:tc>
           <w:tcPr>
-            <w:tcW w:w="842" w:type="dxa"/>
+            <w:tcW w:w="0" w:type="auto"/>
             <w:vMerge/>
             <w:hideMark/>
           </w:tcPr>
@@ -6130,7 +6102,7 @@
         </w:tc>
         <w:tc>
           <w:tcPr>
-            <w:tcW w:w="1145" w:type="dxa"/>
+            <w:tcW w:w="0" w:type="auto"/>
             <w:noWrap/>
             <w:hideMark/>
           </w:tcPr>
@@ -6159,7 +6131,7 @@
         </w:tc>
         <w:tc>
           <w:tcPr>
-            <w:tcW w:w="839" w:type="dxa"/>
+            <w:tcW w:w="0" w:type="auto"/>
             <w:noWrap/>
             <w:hideMark/>
           </w:tcPr>
@@ -6188,15 +6160,13 @@
         </w:tc>
       </w:tr>
       <w:tr>
-        <w:tblPrEx>
-          <w:jc w:val="left"/>
-        </w:tblPrEx>
         <w:trPr>
           <w:trHeight w:val="1995"/>
+          <w:jc w:val="center"/>
         </w:trPr>
         <w:tc>
           <w:tcPr>
-            <w:tcW w:w="1280" w:type="dxa"/>
+            <w:tcW w:w="0" w:type="auto"/>
             <w:hideMark/>
           </w:tcPr>
           <w:p>
@@ -6224,7 +6194,7 @@
         </w:tc>
         <w:tc>
           <w:tcPr>
-            <w:tcW w:w="842" w:type="dxa"/>
+            <w:tcW w:w="0" w:type="auto"/>
             <w:noWrap/>
             <w:hideMark/>
           </w:tcPr>
@@ -6252,7 +6222,7 @@
         </w:tc>
         <w:tc>
           <w:tcPr>
-            <w:tcW w:w="1145" w:type="dxa"/>
+            <w:tcW w:w="0" w:type="auto"/>
             <w:hideMark/>
           </w:tcPr>
           <w:p>
@@ -6402,7 +6372,7 @@
         </w:tc>
         <w:tc>
           <w:tcPr>
-            <w:tcW w:w="839" w:type="dxa"/>
+            <w:tcW w:w="0" w:type="auto"/>
             <w:noWrap/>
             <w:hideMark/>
           </w:tcPr>
@@ -6431,15 +6401,13 @@
         </w:tc>
       </w:tr>
       <w:tr>
-        <w:tblPrEx>
-          <w:jc w:val="left"/>
-        </w:tblPrEx>
         <w:trPr>
           <w:trHeight w:val="300"/>
+          <w:jc w:val="center"/>
         </w:trPr>
         <w:tc>
           <w:tcPr>
-            <w:tcW w:w="1280" w:type="dxa"/>
+            <w:tcW w:w="0" w:type="auto"/>
             <w:vMerge w:val="restart"/>
           </w:tcPr>
           <w:p>
@@ -6467,7 +6435,7 @@
         </w:tc>
         <w:tc>
           <w:tcPr>
-            <w:tcW w:w="842" w:type="dxa"/>
+            <w:tcW w:w="0" w:type="auto"/>
             <w:vMerge w:val="restart"/>
             <w:noWrap/>
             <w:hideMark/>
@@ -6497,7 +6465,7 @@
         </w:tc>
         <w:tc>
           <w:tcPr>
-            <w:tcW w:w="1145" w:type="dxa"/>
+            <w:tcW w:w="0" w:type="auto"/>
             <w:noWrap/>
             <w:hideMark/>
           </w:tcPr>
@@ -6560,7 +6528,7 @@
         </w:tc>
         <w:tc>
           <w:tcPr>
-            <w:tcW w:w="839" w:type="dxa"/>
+            <w:tcW w:w="0" w:type="auto"/>
             <w:noWrap/>
             <w:hideMark/>
           </w:tcPr>
@@ -6589,15 +6557,13 @@
         </w:tc>
       </w:tr>
       <w:tr>
-        <w:tblPrEx>
-          <w:jc w:val="left"/>
-        </w:tblPrEx>
         <w:trPr>
           <w:trHeight w:val="300"/>
+          <w:jc w:val="center"/>
         </w:trPr>
         <w:tc>
           <w:tcPr>
-            <w:tcW w:w="1280" w:type="dxa"/>
+            <w:tcW w:w="0" w:type="auto"/>
             <w:vMerge/>
             <w:hideMark/>
           </w:tcPr>
@@ -6615,7 +6581,7 @@
         </w:tc>
         <w:tc>
           <w:tcPr>
-            <w:tcW w:w="842" w:type="dxa"/>
+            <w:tcW w:w="0" w:type="auto"/>
             <w:vMerge/>
             <w:hideMark/>
           </w:tcPr>
@@ -6633,7 +6599,7 @@
         </w:tc>
         <w:tc>
           <w:tcPr>
-            <w:tcW w:w="1145" w:type="dxa"/>
+            <w:tcW w:w="0" w:type="auto"/>
             <w:noWrap/>
             <w:hideMark/>
           </w:tcPr>
@@ -6686,7 +6652,7 @@
         </w:tc>
         <w:tc>
           <w:tcPr>
-            <w:tcW w:w="839" w:type="dxa"/>
+            <w:tcW w:w="0" w:type="auto"/>
             <w:noWrap/>
             <w:hideMark/>
           </w:tcPr>
@@ -6715,15 +6681,13 @@
         </w:tc>
       </w:tr>
       <w:tr>
-        <w:tblPrEx>
-          <w:jc w:val="left"/>
-        </w:tblPrEx>
         <w:trPr>
           <w:trHeight w:val="600"/>
+          <w:jc w:val="center"/>
         </w:trPr>
         <w:tc>
           <w:tcPr>
-            <w:tcW w:w="1280" w:type="dxa"/>
+            <w:tcW w:w="0" w:type="auto"/>
             <w:vMerge w:val="restart"/>
           </w:tcPr>
           <w:p>
@@ -6751,7 +6715,7 @@
         </w:tc>
         <w:tc>
           <w:tcPr>
-            <w:tcW w:w="842" w:type="dxa"/>
+            <w:tcW w:w="0" w:type="auto"/>
             <w:vMerge w:val="restart"/>
             <w:noWrap/>
             <w:hideMark/>
@@ -6781,7 +6745,7 @@
         </w:tc>
         <w:tc>
           <w:tcPr>
-            <w:tcW w:w="1145" w:type="dxa"/>
+            <w:tcW w:w="0" w:type="auto"/>
             <w:noWrap/>
             <w:hideMark/>
           </w:tcPr>
@@ -6844,7 +6808,7 @@
         </w:tc>
         <w:tc>
           <w:tcPr>
-            <w:tcW w:w="839" w:type="dxa"/>
+            <w:tcW w:w="0" w:type="auto"/>
             <w:noWrap/>
             <w:hideMark/>
           </w:tcPr>
@@ -6873,15 +6837,13 @@
         </w:tc>
       </w:tr>
       <w:tr>
-        <w:tblPrEx>
-          <w:jc w:val="left"/>
-        </w:tblPrEx>
         <w:trPr>
           <w:trHeight w:val="300"/>
+          <w:jc w:val="center"/>
         </w:trPr>
         <w:tc>
           <w:tcPr>
-            <w:tcW w:w="1280" w:type="dxa"/>
+            <w:tcW w:w="0" w:type="auto"/>
             <w:vMerge/>
             <w:hideMark/>
           </w:tcPr>
@@ -6899,7 +6861,7 @@
         </w:tc>
         <w:tc>
           <w:tcPr>
-            <w:tcW w:w="842" w:type="dxa"/>
+            <w:tcW w:w="0" w:type="auto"/>
             <w:vMerge/>
             <w:hideMark/>
           </w:tcPr>
@@ -6917,7 +6879,7 @@
         </w:tc>
         <w:tc>
           <w:tcPr>
-            <w:tcW w:w="1145" w:type="dxa"/>
+            <w:tcW w:w="0" w:type="auto"/>
             <w:noWrap/>
             <w:hideMark/>
           </w:tcPr>
@@ -6980,7 +6942,7 @@
         </w:tc>
         <w:tc>
           <w:tcPr>
-            <w:tcW w:w="839" w:type="dxa"/>
+            <w:tcW w:w="0" w:type="auto"/>
             <w:noWrap/>
             <w:hideMark/>
           </w:tcPr>
@@ -7009,15 +6971,13 @@
         </w:tc>
       </w:tr>
       <w:tr>
-        <w:tblPrEx>
-          <w:jc w:val="left"/>
-        </w:tblPrEx>
         <w:trPr>
           <w:trHeight w:val="600"/>
+          <w:jc w:val="center"/>
         </w:trPr>
         <w:tc>
           <w:tcPr>
-            <w:tcW w:w="1280" w:type="dxa"/>
+            <w:tcW w:w="0" w:type="auto"/>
             <w:vMerge w:val="restart"/>
             <w:hideMark/>
           </w:tcPr>
@@ -7046,7 +7006,7 @@
         </w:tc>
         <w:tc>
           <w:tcPr>
-            <w:tcW w:w="842" w:type="dxa"/>
+            <w:tcW w:w="0" w:type="auto"/>
             <w:vMerge w:val="restart"/>
             <w:noWrap/>
             <w:hideMark/>
@@ -7076,7 +7036,7 @@
         </w:tc>
         <w:tc>
           <w:tcPr>
-            <w:tcW w:w="1145" w:type="dxa"/>
+            <w:tcW w:w="0" w:type="auto"/>
             <w:noWrap/>
             <w:hideMark/>
           </w:tcPr>
@@ -7139,7 +7099,7 @@
         </w:tc>
         <w:tc>
           <w:tcPr>
-            <w:tcW w:w="839" w:type="dxa"/>
+            <w:tcW w:w="0" w:type="auto"/>
             <w:noWrap/>
             <w:hideMark/>
           </w:tcPr>
@@ -7168,15 +7128,13 @@
         </w:tc>
       </w:tr>
       <w:tr>
-        <w:tblPrEx>
-          <w:jc w:val="left"/>
-        </w:tblPrEx>
         <w:trPr>
           <w:trHeight w:val="300"/>
+          <w:jc w:val="center"/>
         </w:trPr>
         <w:tc>
           <w:tcPr>
-            <w:tcW w:w="1280" w:type="dxa"/>
+            <w:tcW w:w="0" w:type="auto"/>
             <w:vMerge/>
             <w:hideMark/>
           </w:tcPr>
@@ -7194,7 +7152,7 @@
         </w:tc>
         <w:tc>
           <w:tcPr>
-            <w:tcW w:w="842" w:type="dxa"/>
+            <w:tcW w:w="0" w:type="auto"/>
             <w:vMerge/>
             <w:hideMark/>
           </w:tcPr>
@@ -7212,7 +7170,7 @@
         </w:tc>
         <w:tc>
           <w:tcPr>
-            <w:tcW w:w="1145" w:type="dxa"/>
+            <w:tcW w:w="0" w:type="auto"/>
             <w:noWrap/>
             <w:hideMark/>
           </w:tcPr>
@@ -7241,7 +7199,7 @@
         </w:tc>
         <w:tc>
           <w:tcPr>
-            <w:tcW w:w="839" w:type="dxa"/>
+            <w:tcW w:w="0" w:type="auto"/>
             <w:noWrap/>
             <w:hideMark/>
           </w:tcPr>
@@ -7270,15 +7228,13 @@
         </w:tc>
       </w:tr>
       <w:tr>
-        <w:tblPrEx>
-          <w:jc w:val="left"/>
-        </w:tblPrEx>
         <w:trPr>
           <w:trHeight w:val="300"/>
+          <w:jc w:val="center"/>
         </w:trPr>
         <w:tc>
           <w:tcPr>
-            <w:tcW w:w="1280" w:type="dxa"/>
+            <w:tcW w:w="0" w:type="auto"/>
             <w:vMerge/>
             <w:hideMark/>
           </w:tcPr>
@@ -7296,7 +7252,7 @@
         </w:tc>
         <w:tc>
           <w:tcPr>
-            <w:tcW w:w="842" w:type="dxa"/>
+            <w:tcW w:w="0" w:type="auto"/>
             <w:vMerge/>
             <w:hideMark/>
           </w:tcPr>
@@ -7314,7 +7270,7 @@
         </w:tc>
         <w:tc>
           <w:tcPr>
-            <w:tcW w:w="1145" w:type="dxa"/>
+            <w:tcW w:w="0" w:type="auto"/>
             <w:noWrap/>
             <w:hideMark/>
           </w:tcPr>
@@ -7416,7 +7372,6 @@
                 <w:lang w:eastAsia="tr-TR"/>
                 <w14:ligatures w14:val="none"/>
               </w:rPr>
-              <w:lastRenderedPageBreak/>
               <w:t>framework</w:t>
             </w:r>
             <w:proofErr w:type="spellEnd"/>
@@ -7434,7 +7389,7 @@
         </w:tc>
         <w:tc>
           <w:tcPr>
-            <w:tcW w:w="839" w:type="dxa"/>
+            <w:tcW w:w="0" w:type="auto"/>
             <w:noWrap/>
             <w:hideMark/>
           </w:tcPr>
@@ -7457,22 +7412,19 @@
                 <w:lang w:eastAsia="tr-TR"/>
                 <w14:ligatures w14:val="none"/>
               </w:rPr>
-              <w:lastRenderedPageBreak/>
               <w:t>93.81%</w:t>
             </w:r>
           </w:p>
         </w:tc>
       </w:tr>
       <w:tr>
-        <w:tblPrEx>
-          <w:jc w:val="left"/>
-        </w:tblPrEx>
         <w:trPr>
           <w:trHeight w:val="600"/>
+          <w:jc w:val="center"/>
         </w:trPr>
         <w:tc>
           <w:tcPr>
-            <w:tcW w:w="1280" w:type="dxa"/>
+            <w:tcW w:w="0" w:type="auto"/>
             <w:vMerge w:val="restart"/>
           </w:tcPr>
           <w:p>
@@ -7500,7 +7452,7 @@
         </w:tc>
         <w:tc>
           <w:tcPr>
-            <w:tcW w:w="842" w:type="dxa"/>
+            <w:tcW w:w="0" w:type="auto"/>
             <w:vMerge w:val="restart"/>
             <w:noWrap/>
             <w:hideMark/>
@@ -7530,7 +7482,7 @@
         </w:tc>
         <w:tc>
           <w:tcPr>
-            <w:tcW w:w="1145" w:type="dxa"/>
+            <w:tcW w:w="0" w:type="auto"/>
             <w:noWrap/>
             <w:hideMark/>
           </w:tcPr>
@@ -7593,7 +7545,7 @@
         </w:tc>
         <w:tc>
           <w:tcPr>
-            <w:tcW w:w="839" w:type="dxa"/>
+            <w:tcW w:w="0" w:type="auto"/>
             <w:noWrap/>
             <w:hideMark/>
           </w:tcPr>
@@ -7622,15 +7574,13 @@
         </w:tc>
       </w:tr>
       <w:tr>
-        <w:tblPrEx>
-          <w:jc w:val="left"/>
-        </w:tblPrEx>
         <w:trPr>
           <w:trHeight w:val="300"/>
+          <w:jc w:val="center"/>
         </w:trPr>
         <w:tc>
           <w:tcPr>
-            <w:tcW w:w="1280" w:type="dxa"/>
+            <w:tcW w:w="0" w:type="auto"/>
             <w:vMerge/>
             <w:hideMark/>
           </w:tcPr>
@@ -7648,7 +7598,7 @@
         </w:tc>
         <w:tc>
           <w:tcPr>
-            <w:tcW w:w="842" w:type="dxa"/>
+            <w:tcW w:w="0" w:type="auto"/>
             <w:vMerge/>
             <w:hideMark/>
           </w:tcPr>
@@ -7666,7 +7616,7 @@
         </w:tc>
         <w:tc>
           <w:tcPr>
-            <w:tcW w:w="1145" w:type="dxa"/>
+            <w:tcW w:w="0" w:type="auto"/>
             <w:noWrap/>
             <w:hideMark/>
           </w:tcPr>
@@ -7717,7 +7667,7 @@
         </w:tc>
         <w:tc>
           <w:tcPr>
-            <w:tcW w:w="839" w:type="dxa"/>
+            <w:tcW w:w="0" w:type="auto"/>
             <w:noWrap/>
             <w:hideMark/>
           </w:tcPr>
@@ -7746,15 +7696,13 @@
         </w:tc>
       </w:tr>
       <w:tr>
-        <w:tblPrEx>
-          <w:jc w:val="left"/>
-        </w:tblPrEx>
         <w:trPr>
           <w:trHeight w:val="300"/>
+          <w:jc w:val="center"/>
         </w:trPr>
         <w:tc>
           <w:tcPr>
-            <w:tcW w:w="1280" w:type="dxa"/>
+            <w:tcW w:w="0" w:type="auto"/>
             <w:vMerge w:val="restart"/>
           </w:tcPr>
           <w:p>
@@ -7776,13 +7724,14 @@
                 <w:lang w:eastAsia="tr-TR"/>
                 <w14:ligatures w14:val="none"/>
               </w:rPr>
+              <w:lastRenderedPageBreak/>
               <w:t>[25]</w:t>
             </w:r>
           </w:p>
         </w:tc>
         <w:tc>
           <w:tcPr>
-            <w:tcW w:w="842" w:type="dxa"/>
+            <w:tcW w:w="0" w:type="auto"/>
             <w:vMerge w:val="restart"/>
             <w:noWrap/>
             <w:hideMark/>
@@ -7812,7 +7761,7 @@
         </w:tc>
         <w:tc>
           <w:tcPr>
-            <w:tcW w:w="1145" w:type="dxa"/>
+            <w:tcW w:w="0" w:type="auto"/>
             <w:noWrap/>
             <w:hideMark/>
           </w:tcPr>
@@ -7885,7 +7834,7 @@
         </w:tc>
         <w:tc>
           <w:tcPr>
-            <w:tcW w:w="839" w:type="dxa"/>
+            <w:tcW w:w="0" w:type="auto"/>
             <w:noWrap/>
             <w:hideMark/>
           </w:tcPr>
@@ -7914,15 +7863,13 @@
         </w:tc>
       </w:tr>
       <w:tr>
-        <w:tblPrEx>
-          <w:jc w:val="left"/>
-        </w:tblPrEx>
         <w:trPr>
           <w:trHeight w:val="300"/>
+          <w:jc w:val="center"/>
         </w:trPr>
         <w:tc>
           <w:tcPr>
-            <w:tcW w:w="1280" w:type="dxa"/>
+            <w:tcW w:w="0" w:type="auto"/>
             <w:vMerge/>
             <w:hideMark/>
           </w:tcPr>
@@ -7940,7 +7887,7 @@
         </w:tc>
         <w:tc>
           <w:tcPr>
-            <w:tcW w:w="842" w:type="dxa"/>
+            <w:tcW w:w="0" w:type="auto"/>
             <w:vMerge/>
             <w:hideMark/>
           </w:tcPr>
@@ -7958,7 +7905,7 @@
         </w:tc>
         <w:tc>
           <w:tcPr>
-            <w:tcW w:w="1145" w:type="dxa"/>
+            <w:tcW w:w="0" w:type="auto"/>
             <w:noWrap/>
             <w:hideMark/>
           </w:tcPr>
@@ -8021,7 +7968,7 @@
         </w:tc>
         <w:tc>
           <w:tcPr>
-            <w:tcW w:w="839" w:type="dxa"/>
+            <w:tcW w:w="0" w:type="auto"/>
             <w:noWrap/>
             <w:hideMark/>
           </w:tcPr>
@@ -8050,15 +7997,13 @@
         </w:tc>
       </w:tr>
       <w:tr>
-        <w:tblPrEx>
-          <w:jc w:val="left"/>
-        </w:tblPrEx>
         <w:trPr>
           <w:trHeight w:val="300"/>
+          <w:jc w:val="center"/>
         </w:trPr>
         <w:tc>
           <w:tcPr>
-            <w:tcW w:w="1280" w:type="dxa"/>
+            <w:tcW w:w="0" w:type="auto"/>
             <w:vMerge/>
             <w:hideMark/>
           </w:tcPr>
@@ -8076,7 +8021,7 @@
         </w:tc>
         <w:tc>
           <w:tcPr>
-            <w:tcW w:w="842" w:type="dxa"/>
+            <w:tcW w:w="0" w:type="auto"/>
             <w:vMerge/>
             <w:hideMark/>
           </w:tcPr>
@@ -8094,7 +8039,7 @@
         </w:tc>
         <w:tc>
           <w:tcPr>
-            <w:tcW w:w="1145" w:type="dxa"/>
+            <w:tcW w:w="0" w:type="auto"/>
             <w:noWrap/>
             <w:hideMark/>
           </w:tcPr>
@@ -8157,7 +8102,7 @@
         </w:tc>
         <w:tc>
           <w:tcPr>
-            <w:tcW w:w="839" w:type="dxa"/>
+            <w:tcW w:w="0" w:type="auto"/>
             <w:noWrap/>
             <w:hideMark/>
           </w:tcPr>
@@ -8186,15 +8131,13 @@
         </w:tc>
       </w:tr>
       <w:tr>
-        <w:tblPrEx>
-          <w:jc w:val="left"/>
-        </w:tblPrEx>
         <w:trPr>
           <w:trHeight w:val="300"/>
+          <w:jc w:val="center"/>
         </w:trPr>
         <w:tc>
           <w:tcPr>
-            <w:tcW w:w="1280" w:type="dxa"/>
+            <w:tcW w:w="0" w:type="auto"/>
             <w:vMerge/>
             <w:hideMark/>
           </w:tcPr>
@@ -8212,7 +8155,7 @@
         </w:tc>
         <w:tc>
           <w:tcPr>
-            <w:tcW w:w="842" w:type="dxa"/>
+            <w:tcW w:w="0" w:type="auto"/>
             <w:vMerge/>
             <w:hideMark/>
           </w:tcPr>
@@ -8230,7 +8173,7 @@
         </w:tc>
         <w:tc>
           <w:tcPr>
-            <w:tcW w:w="1145" w:type="dxa"/>
+            <w:tcW w:w="0" w:type="auto"/>
             <w:noWrap/>
             <w:hideMark/>
           </w:tcPr>
@@ -8259,7 +8202,7 @@
         </w:tc>
         <w:tc>
           <w:tcPr>
-            <w:tcW w:w="839" w:type="dxa"/>
+            <w:tcW w:w="0" w:type="auto"/>
             <w:noWrap/>
             <w:hideMark/>
           </w:tcPr>
@@ -8288,15 +8231,13 @@
         </w:tc>
       </w:tr>
       <w:tr>
-        <w:tblPrEx>
-          <w:jc w:val="left"/>
-        </w:tblPrEx>
         <w:trPr>
           <w:trHeight w:val="600"/>
+          <w:jc w:val="center"/>
         </w:trPr>
         <w:tc>
           <w:tcPr>
-            <w:tcW w:w="1280" w:type="dxa"/>
+            <w:tcW w:w="0" w:type="auto"/>
             <w:vMerge w:val="restart"/>
           </w:tcPr>
           <w:p>
@@ -8324,7 +8265,7 @@
         </w:tc>
         <w:tc>
           <w:tcPr>
-            <w:tcW w:w="842" w:type="dxa"/>
+            <w:tcW w:w="0" w:type="auto"/>
             <w:vMerge w:val="restart"/>
             <w:noWrap/>
             <w:hideMark/>
@@ -8354,7 +8295,7 @@
         </w:tc>
         <w:tc>
           <w:tcPr>
-            <w:tcW w:w="1145" w:type="dxa"/>
+            <w:tcW w:w="0" w:type="auto"/>
             <w:noWrap/>
             <w:hideMark/>
           </w:tcPr>
@@ -8417,7 +8358,7 @@
         </w:tc>
         <w:tc>
           <w:tcPr>
-            <w:tcW w:w="839" w:type="dxa"/>
+            <w:tcW w:w="0" w:type="auto"/>
             <w:noWrap/>
             <w:hideMark/>
           </w:tcPr>
@@ -8446,15 +8387,13 @@
         </w:tc>
       </w:tr>
       <w:tr>
-        <w:tblPrEx>
-          <w:jc w:val="left"/>
-        </w:tblPrEx>
         <w:trPr>
           <w:trHeight w:val="300"/>
+          <w:jc w:val="center"/>
         </w:trPr>
         <w:tc>
           <w:tcPr>
-            <w:tcW w:w="1280" w:type="dxa"/>
+            <w:tcW w:w="0" w:type="auto"/>
             <w:vMerge/>
             <w:hideMark/>
           </w:tcPr>
@@ -8472,7 +8411,7 @@
         </w:tc>
         <w:tc>
           <w:tcPr>
-            <w:tcW w:w="842" w:type="dxa"/>
+            <w:tcW w:w="0" w:type="auto"/>
             <w:vMerge/>
             <w:hideMark/>
           </w:tcPr>
@@ -8490,7 +8429,7 @@
         </w:tc>
         <w:tc>
           <w:tcPr>
-            <w:tcW w:w="1145" w:type="dxa"/>
+            <w:tcW w:w="0" w:type="auto"/>
             <w:noWrap/>
             <w:hideMark/>
           </w:tcPr>
@@ -8519,7 +8458,7 @@
         </w:tc>
         <w:tc>
           <w:tcPr>
-            <w:tcW w:w="839" w:type="dxa"/>
+            <w:tcW w:w="0" w:type="auto"/>
             <w:noWrap/>
             <w:hideMark/>
           </w:tcPr>
@@ -8548,15 +8487,13 @@
         </w:tc>
       </w:tr>
       <w:tr>
-        <w:tblPrEx>
-          <w:jc w:val="left"/>
-        </w:tblPrEx>
         <w:trPr>
           <w:trHeight w:val="300"/>
+          <w:jc w:val="center"/>
         </w:trPr>
         <w:tc>
           <w:tcPr>
-            <w:tcW w:w="1280" w:type="dxa"/>
+            <w:tcW w:w="0" w:type="auto"/>
             <w:vMerge/>
             <w:hideMark/>
           </w:tcPr>
@@ -8574,7 +8511,7 @@
         </w:tc>
         <w:tc>
           <w:tcPr>
-            <w:tcW w:w="842" w:type="dxa"/>
+            <w:tcW w:w="0" w:type="auto"/>
             <w:vMerge/>
             <w:hideMark/>
           </w:tcPr>
@@ -8592,7 +8529,7 @@
         </w:tc>
         <w:tc>
           <w:tcPr>
-            <w:tcW w:w="1145" w:type="dxa"/>
+            <w:tcW w:w="0" w:type="auto"/>
             <w:noWrap/>
             <w:hideMark/>
           </w:tcPr>
@@ -8655,7 +8592,7 @@
         </w:tc>
         <w:tc>
           <w:tcPr>
-            <w:tcW w:w="839" w:type="dxa"/>
+            <w:tcW w:w="0" w:type="auto"/>
             <w:noWrap/>
             <w:hideMark/>
           </w:tcPr>
@@ -8684,15 +8621,13 @@
         </w:tc>
       </w:tr>
       <w:tr>
-        <w:tblPrEx>
-          <w:jc w:val="left"/>
-        </w:tblPrEx>
         <w:trPr>
           <w:trHeight w:val="300"/>
+          <w:jc w:val="center"/>
         </w:trPr>
         <w:tc>
           <w:tcPr>
-            <w:tcW w:w="1280" w:type="dxa"/>
+            <w:tcW w:w="0" w:type="auto"/>
             <w:vMerge/>
             <w:hideMark/>
           </w:tcPr>
@@ -8710,7 +8645,7 @@
         </w:tc>
         <w:tc>
           <w:tcPr>
-            <w:tcW w:w="842" w:type="dxa"/>
+            <w:tcW w:w="0" w:type="auto"/>
             <w:vMerge/>
             <w:hideMark/>
           </w:tcPr>
@@ -8728,7 +8663,7 @@
         </w:tc>
         <w:tc>
           <w:tcPr>
-            <w:tcW w:w="1145" w:type="dxa"/>
+            <w:tcW w:w="0" w:type="auto"/>
             <w:noWrap/>
             <w:hideMark/>
           </w:tcPr>
@@ -8791,7 +8726,7 @@
         </w:tc>
         <w:tc>
           <w:tcPr>
-            <w:tcW w:w="839" w:type="dxa"/>
+            <w:tcW w:w="0" w:type="auto"/>
             <w:noWrap/>
             <w:hideMark/>
           </w:tcPr>
@@ -8820,15 +8755,13 @@
         </w:tc>
       </w:tr>
       <w:tr>
-        <w:tblPrEx>
-          <w:jc w:val="left"/>
-        </w:tblPrEx>
         <w:trPr>
           <w:trHeight w:val="300"/>
+          <w:jc w:val="center"/>
         </w:trPr>
         <w:tc>
           <w:tcPr>
-            <w:tcW w:w="1280" w:type="dxa"/>
+            <w:tcW w:w="0" w:type="auto"/>
             <w:vMerge/>
             <w:hideMark/>
           </w:tcPr>
@@ -8846,7 +8779,7 @@
         </w:tc>
         <w:tc>
           <w:tcPr>
-            <w:tcW w:w="842" w:type="dxa"/>
+            <w:tcW w:w="0" w:type="auto"/>
             <w:vMerge/>
             <w:hideMark/>
           </w:tcPr>
@@ -8864,7 +8797,7 @@
         </w:tc>
         <w:tc>
           <w:tcPr>
-            <w:tcW w:w="1145" w:type="dxa"/>
+            <w:tcW w:w="0" w:type="auto"/>
             <w:noWrap/>
             <w:hideMark/>
           </w:tcPr>
@@ -8895,7 +8828,7 @@
         </w:tc>
         <w:tc>
           <w:tcPr>
-            <w:tcW w:w="839" w:type="dxa"/>
+            <w:tcW w:w="0" w:type="auto"/>
             <w:noWrap/>
             <w:hideMark/>
           </w:tcPr>
@@ -8924,15 +8857,13 @@
         </w:tc>
       </w:tr>
       <w:tr>
-        <w:tblPrEx>
-          <w:jc w:val="left"/>
-        </w:tblPrEx>
         <w:trPr>
           <w:trHeight w:val="1995"/>
+          <w:jc w:val="center"/>
         </w:trPr>
         <w:tc>
           <w:tcPr>
-            <w:tcW w:w="1280" w:type="dxa"/>
+            <w:tcW w:w="0" w:type="auto"/>
             <w:hideMark/>
           </w:tcPr>
           <w:p>
@@ -8960,7 +8891,7 @@
         </w:tc>
         <w:tc>
           <w:tcPr>
-            <w:tcW w:w="842" w:type="dxa"/>
+            <w:tcW w:w="0" w:type="auto"/>
             <w:noWrap/>
             <w:hideMark/>
           </w:tcPr>
@@ -8989,7 +8920,7 @@
         </w:tc>
         <w:tc>
           <w:tcPr>
-            <w:tcW w:w="1145" w:type="dxa"/>
+            <w:tcW w:w="0" w:type="auto"/>
             <w:noWrap/>
             <w:hideMark/>
           </w:tcPr>
@@ -9018,7 +8949,7 @@
         </w:tc>
         <w:tc>
           <w:tcPr>
-            <w:tcW w:w="839" w:type="dxa"/>
+            <w:tcW w:w="0" w:type="auto"/>
             <w:noWrap/>
             <w:hideMark/>
           </w:tcPr>
@@ -9047,15 +8978,13 @@
         </w:tc>
       </w:tr>
       <w:tr>
-        <w:tblPrEx>
-          <w:jc w:val="left"/>
-        </w:tblPrEx>
         <w:trPr>
           <w:trHeight w:val="300"/>
+          <w:jc w:val="center"/>
         </w:trPr>
         <w:tc>
           <w:tcPr>
-            <w:tcW w:w="1280" w:type="dxa"/>
+            <w:tcW w:w="0" w:type="auto"/>
             <w:vMerge w:val="restart"/>
             <w:hideMark/>
           </w:tcPr>
@@ -9084,7 +9013,7 @@
         </w:tc>
         <w:tc>
           <w:tcPr>
-            <w:tcW w:w="842" w:type="dxa"/>
+            <w:tcW w:w="0" w:type="auto"/>
             <w:vMerge w:val="restart"/>
             <w:noWrap/>
             <w:hideMark/>
@@ -9114,7 +9043,7 @@
         </w:tc>
         <w:tc>
           <w:tcPr>
-            <w:tcW w:w="1145" w:type="dxa"/>
+            <w:tcW w:w="0" w:type="auto"/>
             <w:noWrap/>
             <w:hideMark/>
           </w:tcPr>
@@ -9177,7 +9106,7 @@
         </w:tc>
         <w:tc>
           <w:tcPr>
-            <w:tcW w:w="839" w:type="dxa"/>
+            <w:tcW w:w="0" w:type="auto"/>
             <w:noWrap/>
             <w:hideMark/>
           </w:tcPr>
@@ -9206,15 +9135,13 @@
         </w:tc>
       </w:tr>
       <w:tr>
-        <w:tblPrEx>
-          <w:jc w:val="left"/>
-        </w:tblPrEx>
         <w:trPr>
           <w:trHeight w:val="300"/>
+          <w:jc w:val="center"/>
         </w:trPr>
         <w:tc>
           <w:tcPr>
-            <w:tcW w:w="1280" w:type="dxa"/>
+            <w:tcW w:w="0" w:type="auto"/>
             <w:vMerge/>
             <w:hideMark/>
           </w:tcPr>
@@ -9232,7 +9159,7 @@
         </w:tc>
         <w:tc>
           <w:tcPr>
-            <w:tcW w:w="842" w:type="dxa"/>
+            <w:tcW w:w="0" w:type="auto"/>
             <w:vMerge/>
             <w:hideMark/>
           </w:tcPr>
@@ -9250,7 +9177,7 @@
         </w:tc>
         <w:tc>
           <w:tcPr>
-            <w:tcW w:w="1145" w:type="dxa"/>
+            <w:tcW w:w="0" w:type="auto"/>
             <w:noWrap/>
             <w:hideMark/>
           </w:tcPr>
@@ -9279,7 +9206,7 @@
         </w:tc>
         <w:tc>
           <w:tcPr>
-            <w:tcW w:w="839" w:type="dxa"/>
+            <w:tcW w:w="0" w:type="auto"/>
             <w:noWrap/>
             <w:hideMark/>
           </w:tcPr>
@@ -9308,15 +9235,13 @@
         </w:tc>
       </w:tr>
       <w:tr>
-        <w:tblPrEx>
-          <w:jc w:val="left"/>
-        </w:tblPrEx>
         <w:trPr>
           <w:trHeight w:val="300"/>
+          <w:jc w:val="center"/>
         </w:trPr>
         <w:tc>
           <w:tcPr>
-            <w:tcW w:w="1280" w:type="dxa"/>
+            <w:tcW w:w="0" w:type="auto"/>
             <w:vMerge/>
             <w:hideMark/>
           </w:tcPr>
@@ -9334,7 +9259,7 @@
         </w:tc>
         <w:tc>
           <w:tcPr>
-            <w:tcW w:w="842" w:type="dxa"/>
+            <w:tcW w:w="0" w:type="auto"/>
             <w:vMerge/>
             <w:hideMark/>
           </w:tcPr>
@@ -9352,7 +9277,7 @@
         </w:tc>
         <w:tc>
           <w:tcPr>
-            <w:tcW w:w="1145" w:type="dxa"/>
+            <w:tcW w:w="0" w:type="auto"/>
             <w:noWrap/>
             <w:hideMark/>
           </w:tcPr>
@@ -9381,7 +9306,7 @@
         </w:tc>
         <w:tc>
           <w:tcPr>
-            <w:tcW w:w="839" w:type="dxa"/>
+            <w:tcW w:w="0" w:type="auto"/>
             <w:noWrap/>
             <w:hideMark/>
           </w:tcPr>
@@ -9410,15 +9335,13 @@
         </w:tc>
       </w:tr>
       <w:tr>
-        <w:tblPrEx>
-          <w:jc w:val="left"/>
-        </w:tblPrEx>
         <w:trPr>
           <w:trHeight w:val="300"/>
+          <w:jc w:val="center"/>
         </w:trPr>
         <w:tc>
           <w:tcPr>
-            <w:tcW w:w="1280" w:type="dxa"/>
+            <w:tcW w:w="0" w:type="auto"/>
             <w:vMerge/>
             <w:hideMark/>
           </w:tcPr>
@@ -9436,7 +9359,7 @@
         </w:tc>
         <w:tc>
           <w:tcPr>
-            <w:tcW w:w="842" w:type="dxa"/>
+            <w:tcW w:w="0" w:type="auto"/>
             <w:vMerge/>
             <w:hideMark/>
           </w:tcPr>
@@ -9454,7 +9377,7 @@
         </w:tc>
         <w:tc>
           <w:tcPr>
-            <w:tcW w:w="1145" w:type="dxa"/>
+            <w:tcW w:w="0" w:type="auto"/>
             <w:noWrap/>
             <w:hideMark/>
           </w:tcPr>
@@ -9483,7 +9406,7 @@
         </w:tc>
         <w:tc>
           <w:tcPr>
-            <w:tcW w:w="839" w:type="dxa"/>
+            <w:tcW w:w="0" w:type="auto"/>
             <w:noWrap/>
             <w:hideMark/>
           </w:tcPr>
@@ -9512,15 +9435,13 @@
         </w:tc>
       </w:tr>
       <w:tr>
-        <w:tblPrEx>
-          <w:jc w:val="left"/>
-        </w:tblPrEx>
         <w:trPr>
           <w:trHeight w:val="2280"/>
+          <w:jc w:val="center"/>
         </w:trPr>
         <w:tc>
           <w:tcPr>
-            <w:tcW w:w="1280" w:type="dxa"/>
+            <w:tcW w:w="0" w:type="auto"/>
             <w:hideMark/>
           </w:tcPr>
           <w:p>
@@ -9548,7 +9469,7 @@
         </w:tc>
         <w:tc>
           <w:tcPr>
-            <w:tcW w:w="842" w:type="dxa"/>
+            <w:tcW w:w="0" w:type="auto"/>
             <w:noWrap/>
             <w:hideMark/>
           </w:tcPr>
@@ -9577,7 +9498,7 @@
         </w:tc>
         <w:tc>
           <w:tcPr>
-            <w:tcW w:w="1145" w:type="dxa"/>
+            <w:tcW w:w="0" w:type="auto"/>
             <w:hideMark/>
           </w:tcPr>
           <w:p>
@@ -9616,7 +9537,7 @@
         </w:tc>
         <w:tc>
           <w:tcPr>
-            <w:tcW w:w="839" w:type="dxa"/>
+            <w:tcW w:w="0" w:type="auto"/>
             <w:noWrap/>
             <w:hideMark/>
           </w:tcPr>
@@ -9645,15 +9566,13 @@
         </w:tc>
       </w:tr>
       <w:tr>
-        <w:tblPrEx>
-          <w:jc w:val="left"/>
-        </w:tblPrEx>
         <w:trPr>
           <w:trHeight w:val="2850"/>
+          <w:jc w:val="center"/>
         </w:trPr>
         <w:tc>
           <w:tcPr>
-            <w:tcW w:w="1280" w:type="dxa"/>
+            <w:tcW w:w="0" w:type="auto"/>
           </w:tcPr>
           <w:p>
             <w:pPr>
@@ -9680,7 +9599,7 @@
         </w:tc>
         <w:tc>
           <w:tcPr>
-            <w:tcW w:w="842" w:type="dxa"/>
+            <w:tcW w:w="0" w:type="auto"/>
             <w:noWrap/>
             <w:hideMark/>
           </w:tcPr>
@@ -9709,7 +9628,7 @@
         </w:tc>
         <w:tc>
           <w:tcPr>
-            <w:tcW w:w="1145" w:type="dxa"/>
+            <w:tcW w:w="0" w:type="auto"/>
             <w:noWrap/>
             <w:hideMark/>
           </w:tcPr>
@@ -9762,7 +9681,7 @@
         </w:tc>
         <w:tc>
           <w:tcPr>
-            <w:tcW w:w="839" w:type="dxa"/>
+            <w:tcW w:w="0" w:type="auto"/>
             <w:noWrap/>
             <w:hideMark/>
           </w:tcPr>
@@ -9791,15 +9710,13 @@
         </w:tc>
       </w:tr>
       <w:tr>
-        <w:tblPrEx>
-          <w:jc w:val="left"/>
-        </w:tblPrEx>
         <w:trPr>
           <w:trHeight w:val="2565"/>
+          <w:jc w:val="center"/>
         </w:trPr>
         <w:tc>
           <w:tcPr>
-            <w:tcW w:w="1280" w:type="dxa"/>
+            <w:tcW w:w="0" w:type="auto"/>
           </w:tcPr>
           <w:p>
             <w:pPr>
@@ -9820,13 +9737,14 @@
                 <w:lang w:eastAsia="tr-TR"/>
                 <w14:ligatures w14:val="none"/>
               </w:rPr>
+              <w:lastRenderedPageBreak/>
               <w:t>[31]</w:t>
             </w:r>
           </w:p>
         </w:tc>
         <w:tc>
           <w:tcPr>
-            <w:tcW w:w="842" w:type="dxa"/>
+            <w:tcW w:w="0" w:type="auto"/>
             <w:noWrap/>
             <w:hideMark/>
           </w:tcPr>
@@ -9855,7 +9773,7 @@
         </w:tc>
         <w:tc>
           <w:tcPr>
-            <w:tcW w:w="1145" w:type="dxa"/>
+            <w:tcW w:w="0" w:type="auto"/>
             <w:hideMark/>
           </w:tcPr>
           <w:p>
@@ -10017,7 +9935,7 @@
         </w:tc>
         <w:tc>
           <w:tcPr>
-            <w:tcW w:w="839" w:type="dxa"/>
+            <w:tcW w:w="0" w:type="auto"/>
             <w:noWrap/>
             <w:hideMark/>
           </w:tcPr>
@@ -10046,15 +9964,13 @@
         </w:tc>
       </w:tr>
       <w:tr>
-        <w:tblPrEx>
-          <w:jc w:val="left"/>
-        </w:tblPrEx>
         <w:trPr>
           <w:trHeight w:val="600"/>
+          <w:jc w:val="center"/>
         </w:trPr>
         <w:tc>
           <w:tcPr>
-            <w:tcW w:w="1280" w:type="dxa"/>
+            <w:tcW w:w="0" w:type="auto"/>
             <w:vMerge w:val="restart"/>
             <w:hideMark/>
           </w:tcPr>
@@ -10083,7 +9999,7 @@
         </w:tc>
         <w:tc>
           <w:tcPr>
-            <w:tcW w:w="842" w:type="dxa"/>
+            <w:tcW w:w="0" w:type="auto"/>
             <w:vMerge w:val="restart"/>
             <w:noWrap/>
             <w:hideMark/>
@@ -10113,7 +10029,7 @@
         </w:tc>
         <w:tc>
           <w:tcPr>
-            <w:tcW w:w="1145" w:type="dxa"/>
+            <w:tcW w:w="0" w:type="auto"/>
             <w:noWrap/>
             <w:hideMark/>
           </w:tcPr>
@@ -10176,7 +10092,7 @@
         </w:tc>
         <w:tc>
           <w:tcPr>
-            <w:tcW w:w="839" w:type="dxa"/>
+            <w:tcW w:w="0" w:type="auto"/>
             <w:noWrap/>
             <w:hideMark/>
           </w:tcPr>
@@ -10205,15 +10121,13 @@
         </w:tc>
       </w:tr>
       <w:tr>
-        <w:tblPrEx>
-          <w:jc w:val="left"/>
-        </w:tblPrEx>
         <w:trPr>
           <w:trHeight w:val="300"/>
+          <w:jc w:val="center"/>
         </w:trPr>
         <w:tc>
           <w:tcPr>
-            <w:tcW w:w="1280" w:type="dxa"/>
+            <w:tcW w:w="0" w:type="auto"/>
             <w:vMerge/>
             <w:hideMark/>
           </w:tcPr>
@@ -10231,7 +10145,7 @@
         </w:tc>
         <w:tc>
           <w:tcPr>
-            <w:tcW w:w="842" w:type="dxa"/>
+            <w:tcW w:w="0" w:type="auto"/>
             <w:vMerge/>
             <w:hideMark/>
           </w:tcPr>
@@ -10249,7 +10163,7 @@
         </w:tc>
         <w:tc>
           <w:tcPr>
-            <w:tcW w:w="1145" w:type="dxa"/>
+            <w:tcW w:w="0" w:type="auto"/>
             <w:noWrap/>
             <w:hideMark/>
           </w:tcPr>
@@ -10336,7 +10250,7 @@
         </w:tc>
         <w:tc>
           <w:tcPr>
-            <w:tcW w:w="839" w:type="dxa"/>
+            <w:tcW w:w="0" w:type="auto"/>
             <w:noWrap/>
             <w:hideMark/>
           </w:tcPr>
@@ -10365,15 +10279,13 @@
         </w:tc>
       </w:tr>
       <w:tr>
-        <w:tblPrEx>
-          <w:jc w:val="left"/>
-        </w:tblPrEx>
         <w:trPr>
           <w:trHeight w:val="600"/>
+          <w:jc w:val="center"/>
         </w:trPr>
         <w:tc>
           <w:tcPr>
-            <w:tcW w:w="1280" w:type="dxa"/>
+            <w:tcW w:w="0" w:type="auto"/>
             <w:vMerge w:val="restart"/>
             <w:hideMark/>
           </w:tcPr>
@@ -10402,7 +10314,7 @@
         </w:tc>
         <w:tc>
           <w:tcPr>
-            <w:tcW w:w="842" w:type="dxa"/>
+            <w:tcW w:w="0" w:type="auto"/>
             <w:vMerge w:val="restart"/>
             <w:noWrap/>
             <w:hideMark/>
@@ -10432,7 +10344,7 @@
         </w:tc>
         <w:tc>
           <w:tcPr>
-            <w:tcW w:w="1145" w:type="dxa"/>
+            <w:tcW w:w="0" w:type="auto"/>
             <w:noWrap/>
             <w:hideMark/>
           </w:tcPr>
@@ -10495,7 +10407,7 @@
         </w:tc>
         <w:tc>
           <w:tcPr>
-            <w:tcW w:w="839" w:type="dxa"/>
+            <w:tcW w:w="0" w:type="auto"/>
             <w:noWrap/>
             <w:hideMark/>
           </w:tcPr>
@@ -10524,15 +10436,13 @@
         </w:tc>
       </w:tr>
       <w:tr>
-        <w:tblPrEx>
-          <w:jc w:val="left"/>
-        </w:tblPrEx>
         <w:trPr>
           <w:trHeight w:val="300"/>
+          <w:jc w:val="center"/>
         </w:trPr>
         <w:tc>
           <w:tcPr>
-            <w:tcW w:w="1280" w:type="dxa"/>
+            <w:tcW w:w="0" w:type="auto"/>
             <w:vMerge/>
             <w:hideMark/>
           </w:tcPr>
@@ -10550,7 +10460,7 @@
         </w:tc>
         <w:tc>
           <w:tcPr>
-            <w:tcW w:w="842" w:type="dxa"/>
+            <w:tcW w:w="0" w:type="auto"/>
             <w:vMerge/>
             <w:hideMark/>
           </w:tcPr>
@@ -10568,7 +10478,7 @@
         </w:tc>
         <w:tc>
           <w:tcPr>
-            <w:tcW w:w="1145" w:type="dxa"/>
+            <w:tcW w:w="0" w:type="auto"/>
             <w:noWrap/>
             <w:hideMark/>
           </w:tcPr>
@@ -10621,7 +10531,7 @@
         </w:tc>
         <w:tc>
           <w:tcPr>
-            <w:tcW w:w="839" w:type="dxa"/>
+            <w:tcW w:w="0" w:type="auto"/>
             <w:noWrap/>
             <w:hideMark/>
           </w:tcPr>
@@ -10650,15 +10560,13 @@
         </w:tc>
       </w:tr>
       <w:tr>
-        <w:tblPrEx>
-          <w:jc w:val="left"/>
-        </w:tblPrEx>
         <w:trPr>
           <w:trHeight w:val="2565"/>
+          <w:jc w:val="center"/>
         </w:trPr>
         <w:tc>
           <w:tcPr>
-            <w:tcW w:w="1280" w:type="dxa"/>
+            <w:tcW w:w="0" w:type="auto"/>
             <w:hideMark/>
           </w:tcPr>
           <w:p>
@@ -10686,7 +10594,7 @@
         </w:tc>
         <w:tc>
           <w:tcPr>
-            <w:tcW w:w="842" w:type="dxa"/>
+            <w:tcW w:w="0" w:type="auto"/>
             <w:noWrap/>
             <w:hideMark/>
           </w:tcPr>
@@ -10715,7 +10623,7 @@
         </w:tc>
         <w:tc>
           <w:tcPr>
-            <w:tcW w:w="1145" w:type="dxa"/>
+            <w:tcW w:w="0" w:type="auto"/>
             <w:noWrap/>
             <w:hideMark/>
           </w:tcPr>
@@ -10778,7 +10686,7 @@
         </w:tc>
         <w:tc>
           <w:tcPr>
-            <w:tcW w:w="839" w:type="dxa"/>
+            <w:tcW w:w="0" w:type="auto"/>
             <w:noWrap/>
             <w:hideMark/>
           </w:tcPr>
@@ -10807,15 +10715,13 @@
         </w:tc>
       </w:tr>
       <w:tr>
-        <w:tblPrEx>
-          <w:jc w:val="left"/>
-        </w:tblPrEx>
         <w:trPr>
           <w:trHeight w:val="300"/>
+          <w:jc w:val="center"/>
         </w:trPr>
         <w:tc>
           <w:tcPr>
-            <w:tcW w:w="1280" w:type="dxa"/>
+            <w:tcW w:w="0" w:type="auto"/>
             <w:vMerge w:val="restart"/>
             <w:hideMark/>
           </w:tcPr>
@@ -10838,14 +10744,13 @@
                 <w:lang w:eastAsia="tr-TR"/>
                 <w14:ligatures w14:val="none"/>
               </w:rPr>
-              <w:lastRenderedPageBreak/>
               <w:t>[35]</w:t>
             </w:r>
           </w:p>
         </w:tc>
         <w:tc>
           <w:tcPr>
-            <w:tcW w:w="842" w:type="dxa"/>
+            <w:tcW w:w="0" w:type="auto"/>
             <w:vMerge w:val="restart"/>
             <w:noWrap/>
             <w:hideMark/>
@@ -10875,7 +10780,7 @@
         </w:tc>
         <w:tc>
           <w:tcPr>
-            <w:tcW w:w="1145" w:type="dxa"/>
+            <w:tcW w:w="0" w:type="auto"/>
             <w:noWrap/>
             <w:hideMark/>
           </w:tcPr>
@@ -10938,7 +10843,7 @@
         </w:tc>
         <w:tc>
           <w:tcPr>
-            <w:tcW w:w="839" w:type="dxa"/>
+            <w:tcW w:w="0" w:type="auto"/>
             <w:noWrap/>
             <w:hideMark/>
           </w:tcPr>
@@ -10967,15 +10872,13 @@
         </w:tc>
       </w:tr>
       <w:tr>
-        <w:tblPrEx>
-          <w:jc w:val="left"/>
-        </w:tblPrEx>
         <w:trPr>
           <w:trHeight w:val="300"/>
+          <w:jc w:val="center"/>
         </w:trPr>
         <w:tc>
           <w:tcPr>
-            <w:tcW w:w="1280" w:type="dxa"/>
+            <w:tcW w:w="0" w:type="auto"/>
             <w:vMerge/>
             <w:hideMark/>
           </w:tcPr>
@@ -10993,7 +10896,7 @@
         </w:tc>
         <w:tc>
           <w:tcPr>
-            <w:tcW w:w="842" w:type="dxa"/>
+            <w:tcW w:w="0" w:type="auto"/>
             <w:vMerge/>
             <w:hideMark/>
           </w:tcPr>
@@ -11011,7 +10914,7 @@
         </w:tc>
         <w:tc>
           <w:tcPr>
-            <w:tcW w:w="1145" w:type="dxa"/>
+            <w:tcW w:w="0" w:type="auto"/>
             <w:noWrap/>
             <w:hideMark/>
           </w:tcPr>
@@ -11096,7 +10999,7 @@
         </w:tc>
         <w:tc>
           <w:tcPr>
-            <w:tcW w:w="839" w:type="dxa"/>
+            <w:tcW w:w="0" w:type="auto"/>
             <w:noWrap/>
             <w:hideMark/>
           </w:tcPr>
@@ -11125,15 +11028,13 @@
         </w:tc>
       </w:tr>
       <w:tr>
-        <w:tblPrEx>
-          <w:jc w:val="left"/>
-        </w:tblPrEx>
         <w:trPr>
           <w:trHeight w:val="300"/>
+          <w:jc w:val="center"/>
         </w:trPr>
         <w:tc>
           <w:tcPr>
-            <w:tcW w:w="1280" w:type="dxa"/>
+            <w:tcW w:w="0" w:type="auto"/>
             <w:vMerge/>
             <w:hideMark/>
           </w:tcPr>
@@ -11151,7 +11052,7 @@
         </w:tc>
         <w:tc>
           <w:tcPr>
-            <w:tcW w:w="842" w:type="dxa"/>
+            <w:tcW w:w="0" w:type="auto"/>
             <w:vMerge/>
             <w:hideMark/>
           </w:tcPr>
@@ -11169,7 +11070,7 @@
         </w:tc>
         <w:tc>
           <w:tcPr>
-            <w:tcW w:w="1145" w:type="dxa"/>
+            <w:tcW w:w="0" w:type="auto"/>
             <w:noWrap/>
             <w:hideMark/>
           </w:tcPr>
@@ -11298,7 +11199,7 @@
         </w:tc>
         <w:tc>
           <w:tcPr>
-            <w:tcW w:w="839" w:type="dxa"/>
+            <w:tcW w:w="0" w:type="auto"/>
             <w:noWrap/>
             <w:hideMark/>
           </w:tcPr>
@@ -11327,15 +11228,13 @@
         </w:tc>
       </w:tr>
       <w:tr>
-        <w:tblPrEx>
-          <w:jc w:val="left"/>
-        </w:tblPrEx>
         <w:trPr>
           <w:trHeight w:val="300"/>
+          <w:jc w:val="center"/>
         </w:trPr>
         <w:tc>
           <w:tcPr>
-            <w:tcW w:w="1280" w:type="dxa"/>
+            <w:tcW w:w="0" w:type="auto"/>
             <w:vMerge/>
             <w:hideMark/>
           </w:tcPr>
@@ -11353,7 +11252,7 @@
         </w:tc>
         <w:tc>
           <w:tcPr>
-            <w:tcW w:w="842" w:type="dxa"/>
+            <w:tcW w:w="0" w:type="auto"/>
             <w:vMerge/>
             <w:hideMark/>
           </w:tcPr>
@@ -11371,7 +11270,7 @@
         </w:tc>
         <w:tc>
           <w:tcPr>
-            <w:tcW w:w="1145" w:type="dxa"/>
+            <w:tcW w:w="0" w:type="auto"/>
             <w:noWrap/>
             <w:hideMark/>
           </w:tcPr>
@@ -11434,7 +11333,7 @@
         </w:tc>
         <w:tc>
           <w:tcPr>
-            <w:tcW w:w="839" w:type="dxa"/>
+            <w:tcW w:w="0" w:type="auto"/>
             <w:noWrap/>
             <w:hideMark/>
           </w:tcPr>
@@ -11463,15 +11362,13 @@
         </w:tc>
       </w:tr>
       <w:tr>
-        <w:tblPrEx>
-          <w:jc w:val="left"/>
-        </w:tblPrEx>
         <w:trPr>
           <w:trHeight w:val="600"/>
+          <w:jc w:val="center"/>
         </w:trPr>
         <w:tc>
           <w:tcPr>
-            <w:tcW w:w="1280" w:type="dxa"/>
+            <w:tcW w:w="0" w:type="auto"/>
             <w:vMerge w:val="restart"/>
             <w:hideMark/>
           </w:tcPr>
@@ -11500,7 +11397,7 @@
         </w:tc>
         <w:tc>
           <w:tcPr>
-            <w:tcW w:w="842" w:type="dxa"/>
+            <w:tcW w:w="0" w:type="auto"/>
             <w:vMerge w:val="restart"/>
             <w:noWrap/>
             <w:hideMark/>
@@ -11530,7 +11427,7 @@
         </w:tc>
         <w:tc>
           <w:tcPr>
-            <w:tcW w:w="1145" w:type="dxa"/>
+            <w:tcW w:w="0" w:type="auto"/>
             <w:noWrap/>
             <w:hideMark/>
           </w:tcPr>
@@ -11559,7 +11456,7 @@
         </w:tc>
         <w:tc>
           <w:tcPr>
-            <w:tcW w:w="839" w:type="dxa"/>
+            <w:tcW w:w="0" w:type="auto"/>
             <w:noWrap/>
             <w:hideMark/>
           </w:tcPr>
@@ -11588,15 +11485,13 @@
         </w:tc>
       </w:tr>
       <w:tr>
-        <w:tblPrEx>
-          <w:jc w:val="left"/>
-        </w:tblPrEx>
         <w:trPr>
           <w:trHeight w:val="300"/>
+          <w:jc w:val="center"/>
         </w:trPr>
         <w:tc>
           <w:tcPr>
-            <w:tcW w:w="1280" w:type="dxa"/>
+            <w:tcW w:w="0" w:type="auto"/>
             <w:vMerge/>
             <w:hideMark/>
           </w:tcPr>
@@ -11614,7 +11509,7 @@
         </w:tc>
         <w:tc>
           <w:tcPr>
-            <w:tcW w:w="842" w:type="dxa"/>
+            <w:tcW w:w="0" w:type="auto"/>
             <w:vMerge/>
             <w:hideMark/>
           </w:tcPr>
@@ -11632,7 +11527,7 @@
         </w:tc>
         <w:tc>
           <w:tcPr>
-            <w:tcW w:w="1145" w:type="dxa"/>
+            <w:tcW w:w="0" w:type="auto"/>
             <w:noWrap/>
             <w:hideMark/>
           </w:tcPr>
@@ -11661,7 +11556,7 @@
         </w:tc>
         <w:tc>
           <w:tcPr>
-            <w:tcW w:w="839" w:type="dxa"/>
+            <w:tcW w:w="0" w:type="auto"/>
             <w:noWrap/>
             <w:hideMark/>
           </w:tcPr>
@@ -11690,15 +11585,13 @@
         </w:tc>
       </w:tr>
       <w:tr>
-        <w:tblPrEx>
-          <w:jc w:val="left"/>
-        </w:tblPrEx>
         <w:trPr>
           <w:trHeight w:val="300"/>
+          <w:jc w:val="center"/>
         </w:trPr>
         <w:tc>
           <w:tcPr>
-            <w:tcW w:w="1280" w:type="dxa"/>
+            <w:tcW w:w="0" w:type="auto"/>
             <w:vMerge/>
             <w:hideMark/>
           </w:tcPr>
@@ -11716,7 +11609,7 @@
         </w:tc>
         <w:tc>
           <w:tcPr>
-            <w:tcW w:w="842" w:type="dxa"/>
+            <w:tcW w:w="0" w:type="auto"/>
             <w:vMerge/>
             <w:hideMark/>
           </w:tcPr>
@@ -11734,7 +11627,7 @@
         </w:tc>
         <w:tc>
           <w:tcPr>
-            <w:tcW w:w="1145" w:type="dxa"/>
+            <w:tcW w:w="0" w:type="auto"/>
             <w:noWrap/>
             <w:hideMark/>
           </w:tcPr>
@@ -11763,7 +11656,7 @@
         </w:tc>
         <w:tc>
           <w:tcPr>
-            <w:tcW w:w="839" w:type="dxa"/>
+            <w:tcW w:w="0" w:type="auto"/>
             <w:noWrap/>
             <w:hideMark/>
           </w:tcPr>
@@ -11792,15 +11685,13 @@
         </w:tc>
       </w:tr>
       <w:tr>
-        <w:tblPrEx>
-          <w:jc w:val="left"/>
-        </w:tblPrEx>
         <w:trPr>
           <w:trHeight w:val="300"/>
+          <w:jc w:val="center"/>
         </w:trPr>
         <w:tc>
           <w:tcPr>
-            <w:tcW w:w="1280" w:type="dxa"/>
+            <w:tcW w:w="0" w:type="auto"/>
             <w:vMerge/>
             <w:hideMark/>
           </w:tcPr>
@@ -11818,7 +11709,7 @@
         </w:tc>
         <w:tc>
           <w:tcPr>
-            <w:tcW w:w="842" w:type="dxa"/>
+            <w:tcW w:w="0" w:type="auto"/>
             <w:vMerge/>
             <w:hideMark/>
           </w:tcPr>
@@ -11836,7 +11727,7 @@
         </w:tc>
         <w:tc>
           <w:tcPr>
-            <w:tcW w:w="1145" w:type="dxa"/>
+            <w:tcW w:w="0" w:type="auto"/>
             <w:noWrap/>
             <w:hideMark/>
           </w:tcPr>
@@ -11865,7 +11756,7 @@
         </w:tc>
         <w:tc>
           <w:tcPr>
-            <w:tcW w:w="839" w:type="dxa"/>
+            <w:tcW w:w="0" w:type="auto"/>
             <w:noWrap/>
             <w:hideMark/>
           </w:tcPr>
@@ -11894,15 +11785,13 @@
         </w:tc>
       </w:tr>
       <w:tr>
-        <w:tblPrEx>
-          <w:jc w:val="left"/>
-        </w:tblPrEx>
         <w:trPr>
           <w:trHeight w:val="2850"/>
+          <w:jc w:val="center"/>
         </w:trPr>
         <w:tc>
           <w:tcPr>
-            <w:tcW w:w="1280" w:type="dxa"/>
+            <w:tcW w:w="0" w:type="auto"/>
             <w:hideMark/>
           </w:tcPr>
           <w:p>
@@ -11930,7 +11819,7 @@
         </w:tc>
         <w:tc>
           <w:tcPr>
-            <w:tcW w:w="842" w:type="dxa"/>
+            <w:tcW w:w="0" w:type="auto"/>
             <w:noWrap/>
             <w:hideMark/>
           </w:tcPr>
@@ -11959,7 +11848,7 @@
         </w:tc>
         <w:tc>
           <w:tcPr>
-            <w:tcW w:w="1145" w:type="dxa"/>
+            <w:tcW w:w="0" w:type="auto"/>
             <w:hideMark/>
           </w:tcPr>
           <w:p>
@@ -12175,7 +12064,7 @@
         </w:tc>
         <w:tc>
           <w:tcPr>
-            <w:tcW w:w="839" w:type="dxa"/>
+            <w:tcW w:w="0" w:type="auto"/>
             <w:noWrap/>
             <w:hideMark/>
           </w:tcPr>
@@ -12204,15 +12093,13 @@
         </w:tc>
       </w:tr>
       <w:tr>
-        <w:tblPrEx>
-          <w:jc w:val="left"/>
-        </w:tblPrEx>
         <w:trPr>
           <w:trHeight w:val="600"/>
+          <w:jc w:val="center"/>
         </w:trPr>
         <w:tc>
           <w:tcPr>
-            <w:tcW w:w="1280" w:type="dxa"/>
+            <w:tcW w:w="0" w:type="auto"/>
             <w:vMerge w:val="restart"/>
             <w:hideMark/>
           </w:tcPr>
@@ -12241,7 +12128,7 @@
         </w:tc>
         <w:tc>
           <w:tcPr>
-            <w:tcW w:w="842" w:type="dxa"/>
+            <w:tcW w:w="0" w:type="auto"/>
             <w:vMerge w:val="restart"/>
             <w:noWrap/>
             <w:hideMark/>
@@ -12271,7 +12158,7 @@
         </w:tc>
         <w:tc>
           <w:tcPr>
-            <w:tcW w:w="1145" w:type="dxa"/>
+            <w:tcW w:w="0" w:type="auto"/>
             <w:noWrap/>
             <w:hideMark/>
           </w:tcPr>
@@ -12300,7 +12187,7 @@
         </w:tc>
         <w:tc>
           <w:tcPr>
-            <w:tcW w:w="839" w:type="dxa"/>
+            <w:tcW w:w="0" w:type="auto"/>
             <w:noWrap/>
             <w:hideMark/>
           </w:tcPr>
@@ -12329,15 +12216,13 @@
         </w:tc>
       </w:tr>
       <w:tr>
-        <w:tblPrEx>
-          <w:jc w:val="left"/>
-        </w:tblPrEx>
         <w:trPr>
           <w:trHeight w:val="300"/>
+          <w:jc w:val="center"/>
         </w:trPr>
         <w:tc>
           <w:tcPr>
-            <w:tcW w:w="1280" w:type="dxa"/>
+            <w:tcW w:w="0" w:type="auto"/>
             <w:vMerge/>
             <w:hideMark/>
           </w:tcPr>
@@ -12355,7 +12240,7 @@
         </w:tc>
         <w:tc>
           <w:tcPr>
-            <w:tcW w:w="842" w:type="dxa"/>
+            <w:tcW w:w="0" w:type="auto"/>
             <w:vMerge/>
             <w:hideMark/>
           </w:tcPr>
@@ -12373,7 +12258,7 @@
         </w:tc>
         <w:tc>
           <w:tcPr>
-            <w:tcW w:w="1145" w:type="dxa"/>
+            <w:tcW w:w="0" w:type="auto"/>
             <w:noWrap/>
             <w:hideMark/>
           </w:tcPr>
@@ -12402,7 +12287,7 @@
         </w:tc>
         <w:tc>
           <w:tcPr>
-            <w:tcW w:w="839" w:type="dxa"/>
+            <w:tcW w:w="0" w:type="auto"/>
             <w:noWrap/>
             <w:hideMark/>
           </w:tcPr>
@@ -12431,15 +12316,13 @@
         </w:tc>
       </w:tr>
       <w:tr>
-        <w:tblPrEx>
-          <w:jc w:val="left"/>
-        </w:tblPrEx>
         <w:trPr>
           <w:trHeight w:val="300"/>
+          <w:jc w:val="center"/>
         </w:trPr>
         <w:tc>
           <w:tcPr>
-            <w:tcW w:w="1280" w:type="dxa"/>
+            <w:tcW w:w="0" w:type="auto"/>
             <w:vMerge/>
             <w:hideMark/>
           </w:tcPr>
@@ -12457,7 +12340,7 @@
         </w:tc>
         <w:tc>
           <w:tcPr>
-            <w:tcW w:w="842" w:type="dxa"/>
+            <w:tcW w:w="0" w:type="auto"/>
             <w:vMerge/>
             <w:hideMark/>
           </w:tcPr>
@@ -12475,7 +12358,7 @@
         </w:tc>
         <w:tc>
           <w:tcPr>
-            <w:tcW w:w="1145" w:type="dxa"/>
+            <w:tcW w:w="0" w:type="auto"/>
             <w:noWrap/>
             <w:hideMark/>
           </w:tcPr>
@@ -12504,7 +12387,7 @@
         </w:tc>
         <w:tc>
           <w:tcPr>
-            <w:tcW w:w="839" w:type="dxa"/>
+            <w:tcW w:w="0" w:type="auto"/>
             <w:noWrap/>
             <w:hideMark/>
           </w:tcPr>
@@ -12533,15 +12416,13 @@
         </w:tc>
       </w:tr>
       <w:tr>
-        <w:tblPrEx>
-          <w:jc w:val="left"/>
-        </w:tblPrEx>
         <w:trPr>
           <w:trHeight w:val="300"/>
+          <w:jc w:val="center"/>
         </w:trPr>
         <w:tc>
           <w:tcPr>
-            <w:tcW w:w="1280" w:type="dxa"/>
+            <w:tcW w:w="0" w:type="auto"/>
             <w:vMerge/>
             <w:hideMark/>
           </w:tcPr>
@@ -12559,7 +12440,7 @@
         </w:tc>
         <w:tc>
           <w:tcPr>
-            <w:tcW w:w="842" w:type="dxa"/>
+            <w:tcW w:w="0" w:type="auto"/>
             <w:vMerge/>
             <w:hideMark/>
           </w:tcPr>
@@ -12577,7 +12458,7 @@
         </w:tc>
         <w:tc>
           <w:tcPr>
-            <w:tcW w:w="1145" w:type="dxa"/>
+            <w:tcW w:w="0" w:type="auto"/>
             <w:noWrap/>
             <w:hideMark/>
           </w:tcPr>
@@ -12630,7 +12511,7 @@
         </w:tc>
         <w:tc>
           <w:tcPr>
-            <w:tcW w:w="839" w:type="dxa"/>
+            <w:tcW w:w="0" w:type="auto"/>
             <w:noWrap/>
             <w:hideMark/>
           </w:tcPr>
@@ -12659,15 +12540,13 @@
         </w:tc>
       </w:tr>
       <w:tr>
-        <w:tblPrEx>
-          <w:jc w:val="left"/>
-        </w:tblPrEx>
         <w:trPr>
           <w:trHeight w:val="600"/>
+          <w:jc w:val="center"/>
         </w:trPr>
         <w:tc>
           <w:tcPr>
-            <w:tcW w:w="1280" w:type="dxa"/>
+            <w:tcW w:w="0" w:type="auto"/>
             <w:vMerge w:val="restart"/>
             <w:hideMark/>
           </w:tcPr>
@@ -12696,7 +12575,7 @@
         </w:tc>
         <w:tc>
           <w:tcPr>
-            <w:tcW w:w="842" w:type="dxa"/>
+            <w:tcW w:w="0" w:type="auto"/>
             <w:vMerge w:val="restart"/>
             <w:noWrap/>
             <w:hideMark/>
@@ -12726,7 +12605,7 @@
         </w:tc>
         <w:tc>
           <w:tcPr>
-            <w:tcW w:w="1145" w:type="dxa"/>
+            <w:tcW w:w="0" w:type="auto"/>
             <w:noWrap/>
             <w:hideMark/>
           </w:tcPr>
@@ -12789,7 +12668,7 @@
         </w:tc>
         <w:tc>
           <w:tcPr>
-            <w:tcW w:w="839" w:type="dxa"/>
+            <w:tcW w:w="0" w:type="auto"/>
             <w:noWrap/>
             <w:hideMark/>
           </w:tcPr>
@@ -12818,15 +12697,13 @@
         </w:tc>
       </w:tr>
       <w:tr>
-        <w:tblPrEx>
-          <w:jc w:val="left"/>
-        </w:tblPrEx>
         <w:trPr>
           <w:trHeight w:val="300"/>
+          <w:jc w:val="center"/>
         </w:trPr>
         <w:tc>
           <w:tcPr>
-            <w:tcW w:w="1280" w:type="dxa"/>
+            <w:tcW w:w="0" w:type="auto"/>
             <w:vMerge/>
             <w:hideMark/>
           </w:tcPr>
@@ -12844,7 +12721,7 @@
         </w:tc>
         <w:tc>
           <w:tcPr>
-            <w:tcW w:w="842" w:type="dxa"/>
+            <w:tcW w:w="0" w:type="auto"/>
             <w:vMerge/>
             <w:hideMark/>
           </w:tcPr>
@@ -12862,7 +12739,7 @@
         </w:tc>
         <w:tc>
           <w:tcPr>
-            <w:tcW w:w="1145" w:type="dxa"/>
+            <w:tcW w:w="0" w:type="auto"/>
             <w:noWrap/>
             <w:hideMark/>
           </w:tcPr>
@@ -12891,7 +12768,7 @@
         </w:tc>
         <w:tc>
           <w:tcPr>
-            <w:tcW w:w="839" w:type="dxa"/>
+            <w:tcW w:w="0" w:type="auto"/>
             <w:noWrap/>
             <w:hideMark/>
           </w:tcPr>
@@ -12920,15 +12797,13 @@
         </w:tc>
       </w:tr>
       <w:tr>
-        <w:tblPrEx>
-          <w:jc w:val="left"/>
-        </w:tblPrEx>
         <w:trPr>
           <w:trHeight w:val="300"/>
+          <w:jc w:val="center"/>
         </w:trPr>
         <w:tc>
           <w:tcPr>
-            <w:tcW w:w="1280" w:type="dxa"/>
+            <w:tcW w:w="0" w:type="auto"/>
             <w:vMerge/>
             <w:hideMark/>
           </w:tcPr>
@@ -12946,7 +12821,7 @@
         </w:tc>
         <w:tc>
           <w:tcPr>
-            <w:tcW w:w="842" w:type="dxa"/>
+            <w:tcW w:w="0" w:type="auto"/>
             <w:vMerge/>
             <w:hideMark/>
           </w:tcPr>
@@ -12964,7 +12839,7 @@
         </w:tc>
         <w:tc>
           <w:tcPr>
-            <w:tcW w:w="1145" w:type="dxa"/>
+            <w:tcW w:w="0" w:type="auto"/>
             <w:noWrap/>
             <w:hideMark/>
           </w:tcPr>
@@ -12993,7 +12868,7 @@
         </w:tc>
         <w:tc>
           <w:tcPr>
-            <w:tcW w:w="839" w:type="dxa"/>
+            <w:tcW w:w="0" w:type="auto"/>
             <w:noWrap/>
             <w:hideMark/>
           </w:tcPr>
@@ -13022,15 +12897,13 @@
         </w:tc>
       </w:tr>
       <w:tr>
-        <w:tblPrEx>
-          <w:jc w:val="left"/>
-        </w:tblPrEx>
         <w:trPr>
           <w:trHeight w:val="300"/>
+          <w:jc w:val="center"/>
         </w:trPr>
         <w:tc>
           <w:tcPr>
-            <w:tcW w:w="1280" w:type="dxa"/>
+            <w:tcW w:w="0" w:type="auto"/>
             <w:vMerge/>
             <w:hideMark/>
           </w:tcPr>
@@ -13048,7 +12921,7 @@
         </w:tc>
         <w:tc>
           <w:tcPr>
-            <w:tcW w:w="842" w:type="dxa"/>
+            <w:tcW w:w="0" w:type="auto"/>
             <w:vMerge/>
             <w:hideMark/>
           </w:tcPr>
@@ -13066,7 +12939,7 @@
         </w:tc>
         <w:tc>
           <w:tcPr>
-            <w:tcW w:w="1145" w:type="dxa"/>
+            <w:tcW w:w="0" w:type="auto"/>
             <w:noWrap/>
             <w:hideMark/>
           </w:tcPr>
@@ -13095,7 +12968,7 @@
         </w:tc>
         <w:tc>
           <w:tcPr>
-            <w:tcW w:w="839" w:type="dxa"/>
+            <w:tcW w:w="0" w:type="auto"/>
             <w:noWrap/>
             <w:hideMark/>
           </w:tcPr>
@@ -13124,15 +12997,13 @@
         </w:tc>
       </w:tr>
       <w:tr>
-        <w:tblPrEx>
-          <w:jc w:val="left"/>
-        </w:tblPrEx>
         <w:trPr>
           <w:trHeight w:val="2280"/>
+          <w:jc w:val="center"/>
         </w:trPr>
         <w:tc>
           <w:tcPr>
-            <w:tcW w:w="1280" w:type="dxa"/>
+            <w:tcW w:w="0" w:type="auto"/>
             <w:hideMark/>
           </w:tcPr>
           <w:p>
@@ -13160,7 +13031,7 @@
         </w:tc>
         <w:tc>
           <w:tcPr>
-            <w:tcW w:w="842" w:type="dxa"/>
+            <w:tcW w:w="0" w:type="auto"/>
             <w:noWrap/>
             <w:hideMark/>
           </w:tcPr>
@@ -13189,7 +13060,7 @@
         </w:tc>
         <w:tc>
           <w:tcPr>
-            <w:tcW w:w="1145" w:type="dxa"/>
+            <w:tcW w:w="0" w:type="auto"/>
             <w:noWrap/>
             <w:hideMark/>
           </w:tcPr>
@@ -13218,7 +13089,7 @@
         </w:tc>
         <w:tc>
           <w:tcPr>
-            <w:tcW w:w="839" w:type="dxa"/>
+            <w:tcW w:w="0" w:type="auto"/>
             <w:noWrap/>
             <w:hideMark/>
           </w:tcPr>
@@ -13247,15 +13118,13 @@
         </w:tc>
       </w:tr>
       <w:tr>
-        <w:tblPrEx>
-          <w:jc w:val="left"/>
-        </w:tblPrEx>
         <w:trPr>
           <w:trHeight w:val="2280"/>
+          <w:jc w:val="center"/>
         </w:trPr>
         <w:tc>
           <w:tcPr>
-            <w:tcW w:w="1280" w:type="dxa"/>
+            <w:tcW w:w="0" w:type="auto"/>
           </w:tcPr>
           <w:p>
             <w:pPr>
@@ -13282,7 +13151,7 @@
         </w:tc>
         <w:tc>
           <w:tcPr>
-            <w:tcW w:w="842" w:type="dxa"/>
+            <w:tcW w:w="0" w:type="auto"/>
             <w:noWrap/>
             <w:hideMark/>
           </w:tcPr>
@@ -13311,7 +13180,7 @@
         </w:tc>
         <w:tc>
           <w:tcPr>
-            <w:tcW w:w="1145" w:type="dxa"/>
+            <w:tcW w:w="0" w:type="auto"/>
             <w:noWrap/>
             <w:hideMark/>
           </w:tcPr>
@@ -13384,7 +13253,7 @@
         </w:tc>
         <w:tc>
           <w:tcPr>
-            <w:tcW w:w="839" w:type="dxa"/>
+            <w:tcW w:w="0" w:type="auto"/>
             <w:noWrap/>
             <w:hideMark/>
           </w:tcPr>
@@ -13413,15 +13282,13 @@
         </w:tc>
       </w:tr>
       <w:tr>
-        <w:tblPrEx>
-          <w:jc w:val="left"/>
-        </w:tblPrEx>
         <w:trPr>
           <w:trHeight w:val="300"/>
+          <w:jc w:val="center"/>
         </w:trPr>
         <w:tc>
           <w:tcPr>
-            <w:tcW w:w="1280" w:type="dxa"/>
+            <w:tcW w:w="0" w:type="auto"/>
             <w:vMerge w:val="restart"/>
           </w:tcPr>
           <w:p>
@@ -13449,7 +13316,7 @@
         </w:tc>
         <w:tc>
           <w:tcPr>
-            <w:tcW w:w="842" w:type="dxa"/>
+            <w:tcW w:w="0" w:type="auto"/>
             <w:vMerge w:val="restart"/>
             <w:noWrap/>
             <w:hideMark/>
@@ -13479,7 +13346,7 @@
         </w:tc>
         <w:tc>
           <w:tcPr>
-            <w:tcW w:w="1145" w:type="dxa"/>
+            <w:tcW w:w="0" w:type="auto"/>
             <w:noWrap/>
             <w:hideMark/>
           </w:tcPr>
@@ -13542,7 +13409,7 @@
         </w:tc>
         <w:tc>
           <w:tcPr>
-            <w:tcW w:w="839" w:type="dxa"/>
+            <w:tcW w:w="0" w:type="auto"/>
             <w:noWrap/>
             <w:hideMark/>
           </w:tcPr>
@@ -13571,15 +13438,13 @@
         </w:tc>
       </w:tr>
       <w:tr>
-        <w:tblPrEx>
-          <w:jc w:val="left"/>
-        </w:tblPrEx>
         <w:trPr>
           <w:trHeight w:val="300"/>
+          <w:jc w:val="center"/>
         </w:trPr>
         <w:tc>
           <w:tcPr>
-            <w:tcW w:w="1280" w:type="dxa"/>
+            <w:tcW w:w="0" w:type="auto"/>
             <w:vMerge/>
             <w:hideMark/>
           </w:tcPr>
@@ -13597,7 +13462,7 @@
         </w:tc>
         <w:tc>
           <w:tcPr>
-            <w:tcW w:w="842" w:type="dxa"/>
+            <w:tcW w:w="0" w:type="auto"/>
             <w:vMerge/>
             <w:hideMark/>
           </w:tcPr>
@@ -13615,7 +13480,7 @@
         </w:tc>
         <w:tc>
           <w:tcPr>
-            <w:tcW w:w="1145" w:type="dxa"/>
+            <w:tcW w:w="0" w:type="auto"/>
             <w:noWrap/>
             <w:hideMark/>
           </w:tcPr>
@@ -13644,7 +13509,7 @@
         </w:tc>
         <w:tc>
           <w:tcPr>
-            <w:tcW w:w="839" w:type="dxa"/>
+            <w:tcW w:w="0" w:type="auto"/>
             <w:noWrap/>
             <w:hideMark/>
           </w:tcPr>
@@ -13673,15 +13538,13 @@
         </w:tc>
       </w:tr>
       <w:tr>
-        <w:tblPrEx>
-          <w:jc w:val="left"/>
-        </w:tblPrEx>
         <w:trPr>
           <w:trHeight w:val="300"/>
+          <w:jc w:val="center"/>
         </w:trPr>
         <w:tc>
           <w:tcPr>
-            <w:tcW w:w="1280" w:type="dxa"/>
+            <w:tcW w:w="0" w:type="auto"/>
             <w:vMerge/>
             <w:hideMark/>
           </w:tcPr>
@@ -13699,7 +13562,7 @@
         </w:tc>
         <w:tc>
           <w:tcPr>
-            <w:tcW w:w="842" w:type="dxa"/>
+            <w:tcW w:w="0" w:type="auto"/>
             <w:vMerge/>
             <w:hideMark/>
           </w:tcPr>
@@ -13717,7 +13580,7 @@
         </w:tc>
         <w:tc>
           <w:tcPr>
-            <w:tcW w:w="1145" w:type="dxa"/>
+            <w:tcW w:w="0" w:type="auto"/>
             <w:noWrap/>
             <w:hideMark/>
           </w:tcPr>
@@ -13746,7 +13609,7 @@
         </w:tc>
         <w:tc>
           <w:tcPr>
-            <w:tcW w:w="839" w:type="dxa"/>
+            <w:tcW w:w="0" w:type="auto"/>
             <w:noWrap/>
             <w:hideMark/>
           </w:tcPr>
@@ -13775,15 +13638,13 @@
         </w:tc>
       </w:tr>
       <w:tr>
-        <w:tblPrEx>
-          <w:jc w:val="left"/>
-        </w:tblPrEx>
         <w:trPr>
           <w:trHeight w:val="379"/>
+          <w:jc w:val="center"/>
         </w:trPr>
         <w:tc>
           <w:tcPr>
-            <w:tcW w:w="1280" w:type="dxa"/>
+            <w:tcW w:w="0" w:type="auto"/>
             <w:vMerge/>
             <w:hideMark/>
           </w:tcPr>
@@ -13801,7 +13662,7 @@
         </w:tc>
         <w:tc>
           <w:tcPr>
-            <w:tcW w:w="842" w:type="dxa"/>
+            <w:tcW w:w="0" w:type="auto"/>
             <w:vMerge/>
             <w:hideMark/>
           </w:tcPr>
@@ -13819,7 +13680,7 @@
         </w:tc>
         <w:tc>
           <w:tcPr>
-            <w:tcW w:w="1145" w:type="dxa"/>
+            <w:tcW w:w="0" w:type="auto"/>
             <w:noWrap/>
             <w:hideMark/>
           </w:tcPr>
@@ -13848,7 +13709,7 @@
         </w:tc>
         <w:tc>
           <w:tcPr>
-            <w:tcW w:w="839" w:type="dxa"/>
+            <w:tcW w:w="0" w:type="auto"/>
             <w:noWrap/>
             <w:hideMark/>
           </w:tcPr>
@@ -13877,15 +13738,13 @@
         </w:tc>
       </w:tr>
       <w:tr>
-        <w:tblPrEx>
-          <w:jc w:val="left"/>
-        </w:tblPrEx>
         <w:trPr>
           <w:trHeight w:val="420"/>
+          <w:jc w:val="center"/>
         </w:trPr>
         <w:tc>
           <w:tcPr>
-            <w:tcW w:w="1280" w:type="dxa"/>
+            <w:tcW w:w="0" w:type="auto"/>
             <w:vMerge w:val="restart"/>
             <w:hideMark/>
           </w:tcPr>
@@ -13914,7 +13773,7 @@
         </w:tc>
         <w:tc>
           <w:tcPr>
-            <w:tcW w:w="842" w:type="dxa"/>
+            <w:tcW w:w="0" w:type="auto"/>
             <w:vMerge w:val="restart"/>
             <w:noWrap/>
             <w:hideMark/>
@@ -13944,7 +13803,7 @@
         </w:tc>
         <w:tc>
           <w:tcPr>
-            <w:tcW w:w="1145" w:type="dxa"/>
+            <w:tcW w:w="0" w:type="auto"/>
             <w:noWrap/>
             <w:hideMark/>
           </w:tcPr>
@@ -13997,7 +13856,7 @@
         </w:tc>
         <w:tc>
           <w:tcPr>
-            <w:tcW w:w="839" w:type="dxa"/>
+            <w:tcW w:w="0" w:type="auto"/>
             <w:noWrap/>
             <w:hideMark/>
           </w:tcPr>
@@ -14026,15 +13885,13 @@
         </w:tc>
       </w:tr>
       <w:tr>
-        <w:tblPrEx>
-          <w:jc w:val="left"/>
-        </w:tblPrEx>
         <w:trPr>
           <w:trHeight w:val="300"/>
+          <w:jc w:val="center"/>
         </w:trPr>
         <w:tc>
           <w:tcPr>
-            <w:tcW w:w="1280" w:type="dxa"/>
+            <w:tcW w:w="0" w:type="auto"/>
             <w:vMerge/>
             <w:hideMark/>
           </w:tcPr>
@@ -14052,7 +13909,7 @@
         </w:tc>
         <w:tc>
           <w:tcPr>
-            <w:tcW w:w="842" w:type="dxa"/>
+            <w:tcW w:w="0" w:type="auto"/>
             <w:vMerge/>
             <w:hideMark/>
           </w:tcPr>
@@ -14070,7 +13927,7 @@
         </w:tc>
         <w:tc>
           <w:tcPr>
-            <w:tcW w:w="1145" w:type="dxa"/>
+            <w:tcW w:w="0" w:type="auto"/>
             <w:noWrap/>
             <w:hideMark/>
           </w:tcPr>
@@ -14133,7 +13990,7 @@
         </w:tc>
         <w:tc>
           <w:tcPr>
-            <w:tcW w:w="839" w:type="dxa"/>
+            <w:tcW w:w="0" w:type="auto"/>
             <w:noWrap/>
             <w:hideMark/>
           </w:tcPr>
@@ -14162,15 +14019,13 @@
         </w:tc>
       </w:tr>
       <w:tr>
-        <w:tblPrEx>
-          <w:jc w:val="left"/>
-        </w:tblPrEx>
         <w:trPr>
           <w:trHeight w:val="300"/>
+          <w:jc w:val="center"/>
         </w:trPr>
         <w:tc>
           <w:tcPr>
-            <w:tcW w:w="1280" w:type="dxa"/>
+            <w:tcW w:w="0" w:type="auto"/>
             <w:vMerge/>
             <w:hideMark/>
           </w:tcPr>
@@ -14188,7 +14043,7 @@
         </w:tc>
         <w:tc>
           <w:tcPr>
-            <w:tcW w:w="842" w:type="dxa"/>
+            <w:tcW w:w="0" w:type="auto"/>
             <w:vMerge/>
             <w:hideMark/>
           </w:tcPr>
@@ -14206,7 +14061,7 @@
         </w:tc>
         <w:tc>
           <w:tcPr>
-            <w:tcW w:w="1145" w:type="dxa"/>
+            <w:tcW w:w="0" w:type="auto"/>
             <w:noWrap/>
             <w:hideMark/>
           </w:tcPr>
@@ -14259,7 +14114,7 @@
         </w:tc>
         <w:tc>
           <w:tcPr>
-            <w:tcW w:w="839" w:type="dxa"/>
+            <w:tcW w:w="0" w:type="auto"/>
             <w:noWrap/>
             <w:hideMark/>
           </w:tcPr>
@@ -14288,15 +14143,13 @@
         </w:tc>
       </w:tr>
       <w:tr>
-        <w:tblPrEx>
-          <w:jc w:val="left"/>
-        </w:tblPrEx>
         <w:trPr>
           <w:trHeight w:val="379"/>
+          <w:jc w:val="center"/>
         </w:trPr>
         <w:tc>
           <w:tcPr>
-            <w:tcW w:w="1280" w:type="dxa"/>
+            <w:tcW w:w="0" w:type="auto"/>
             <w:vMerge w:val="restart"/>
             <w:hideMark/>
           </w:tcPr>
@@ -14325,7 +14178,7 @@
         </w:tc>
         <w:tc>
           <w:tcPr>
-            <w:tcW w:w="842" w:type="dxa"/>
+            <w:tcW w:w="0" w:type="auto"/>
             <w:vMerge w:val="restart"/>
             <w:noWrap/>
             <w:hideMark/>
@@ -14355,7 +14208,7 @@
         </w:tc>
         <w:tc>
           <w:tcPr>
-            <w:tcW w:w="1145" w:type="dxa"/>
+            <w:tcW w:w="0" w:type="auto"/>
             <w:noWrap/>
             <w:hideMark/>
           </w:tcPr>
@@ -14408,7 +14261,7 @@
         </w:tc>
         <w:tc>
           <w:tcPr>
-            <w:tcW w:w="839" w:type="dxa"/>
+            <w:tcW w:w="0" w:type="auto"/>
             <w:noWrap/>
             <w:hideMark/>
           </w:tcPr>
@@ -14437,15 +14290,13 @@
         </w:tc>
       </w:tr>
       <w:tr>
-        <w:tblPrEx>
-          <w:jc w:val="left"/>
-        </w:tblPrEx>
         <w:trPr>
           <w:trHeight w:val="300"/>
+          <w:jc w:val="center"/>
         </w:trPr>
         <w:tc>
           <w:tcPr>
-            <w:tcW w:w="1280" w:type="dxa"/>
+            <w:tcW w:w="0" w:type="auto"/>
             <w:vMerge/>
             <w:hideMark/>
           </w:tcPr>
@@ -14463,7 +14314,7 @@
         </w:tc>
         <w:tc>
           <w:tcPr>
-            <w:tcW w:w="842" w:type="dxa"/>
+            <w:tcW w:w="0" w:type="auto"/>
             <w:vMerge/>
             <w:hideMark/>
           </w:tcPr>
@@ -14481,7 +14332,7 @@
         </w:tc>
         <w:tc>
           <w:tcPr>
-            <w:tcW w:w="1145" w:type="dxa"/>
+            <w:tcW w:w="0" w:type="auto"/>
             <w:noWrap/>
             <w:hideMark/>
           </w:tcPr>
@@ -14534,7 +14385,7 @@
         </w:tc>
         <w:tc>
           <w:tcPr>
-            <w:tcW w:w="839" w:type="dxa"/>
+            <w:tcW w:w="0" w:type="auto"/>
             <w:noWrap/>
             <w:hideMark/>
           </w:tcPr>
@@ -14563,15 +14414,13 @@
         </w:tc>
       </w:tr>
       <w:tr>
-        <w:tblPrEx>
-          <w:jc w:val="left"/>
-        </w:tblPrEx>
         <w:trPr>
           <w:trHeight w:val="300"/>
+          <w:jc w:val="center"/>
         </w:trPr>
         <w:tc>
           <w:tcPr>
-            <w:tcW w:w="1280" w:type="dxa"/>
+            <w:tcW w:w="0" w:type="auto"/>
             <w:vMerge/>
             <w:hideMark/>
           </w:tcPr>
@@ -14589,7 +14438,7 @@
         </w:tc>
         <w:tc>
           <w:tcPr>
-            <w:tcW w:w="842" w:type="dxa"/>
+            <w:tcW w:w="0" w:type="auto"/>
             <w:vMerge/>
             <w:hideMark/>
           </w:tcPr>
@@ -14607,7 +14456,7 @@
         </w:tc>
         <w:tc>
           <w:tcPr>
-            <w:tcW w:w="1145" w:type="dxa"/>
+            <w:tcW w:w="0" w:type="auto"/>
             <w:noWrap/>
             <w:hideMark/>
           </w:tcPr>
@@ -14660,7 +14509,7 @@
         </w:tc>
         <w:tc>
           <w:tcPr>
-            <w:tcW w:w="839" w:type="dxa"/>
+            <w:tcW w:w="0" w:type="auto"/>
             <w:noWrap/>
             <w:hideMark/>
           </w:tcPr>
@@ -14689,15 +14538,13 @@
         </w:tc>
       </w:tr>
       <w:tr>
-        <w:tblPrEx>
-          <w:jc w:val="left"/>
-        </w:tblPrEx>
         <w:trPr>
           <w:trHeight w:val="300"/>
+          <w:jc w:val="center"/>
         </w:trPr>
         <w:tc>
           <w:tcPr>
-            <w:tcW w:w="1280" w:type="dxa"/>
+            <w:tcW w:w="0" w:type="auto"/>
             <w:vMerge/>
             <w:hideMark/>
           </w:tcPr>
@@ -14715,7 +14562,7 @@
         </w:tc>
         <w:tc>
           <w:tcPr>
-            <w:tcW w:w="842" w:type="dxa"/>
+            <w:tcW w:w="0" w:type="auto"/>
             <w:vMerge/>
             <w:hideMark/>
           </w:tcPr>
@@ -14733,7 +14580,7 @@
         </w:tc>
         <w:tc>
           <w:tcPr>
-            <w:tcW w:w="1145" w:type="dxa"/>
+            <w:tcW w:w="0" w:type="auto"/>
             <w:noWrap/>
             <w:hideMark/>
           </w:tcPr>
@@ -14762,7 +14609,7 @@
         </w:tc>
         <w:tc>
           <w:tcPr>
-            <w:tcW w:w="839" w:type="dxa"/>
+            <w:tcW w:w="0" w:type="auto"/>
             <w:noWrap/>
             <w:hideMark/>
           </w:tcPr>
@@ -14791,15 +14638,13 @@
         </w:tc>
       </w:tr>
       <w:tr>
-        <w:tblPrEx>
-          <w:jc w:val="left"/>
-        </w:tblPrEx>
         <w:trPr>
           <w:trHeight w:val="600"/>
+          <w:jc w:val="center"/>
         </w:trPr>
         <w:tc>
           <w:tcPr>
-            <w:tcW w:w="1280" w:type="dxa"/>
+            <w:tcW w:w="0" w:type="auto"/>
             <w:vMerge w:val="restart"/>
           </w:tcPr>
           <w:p>
@@ -14827,7 +14672,7 @@
         </w:tc>
         <w:tc>
           <w:tcPr>
-            <w:tcW w:w="842" w:type="dxa"/>
+            <w:tcW w:w="0" w:type="auto"/>
             <w:vMerge w:val="restart"/>
             <w:noWrap/>
             <w:hideMark/>
@@ -14857,7 +14702,7 @@
         </w:tc>
         <w:tc>
           <w:tcPr>
-            <w:tcW w:w="1145" w:type="dxa"/>
+            <w:tcW w:w="0" w:type="auto"/>
             <w:noWrap/>
             <w:hideMark/>
           </w:tcPr>
@@ -14910,7 +14755,7 @@
         </w:tc>
         <w:tc>
           <w:tcPr>
-            <w:tcW w:w="839" w:type="dxa"/>
+            <w:tcW w:w="0" w:type="auto"/>
             <w:noWrap/>
             <w:hideMark/>
           </w:tcPr>
@@ -14939,15 +14784,13 @@
         </w:tc>
       </w:tr>
       <w:tr>
-        <w:tblPrEx>
-          <w:jc w:val="left"/>
-        </w:tblPrEx>
         <w:trPr>
           <w:trHeight w:val="300"/>
+          <w:jc w:val="center"/>
         </w:trPr>
         <w:tc>
           <w:tcPr>
-            <w:tcW w:w="1280" w:type="dxa"/>
+            <w:tcW w:w="0" w:type="auto"/>
             <w:vMerge/>
             <w:hideMark/>
           </w:tcPr>
@@ -14965,7 +14808,7 @@
         </w:tc>
         <w:tc>
           <w:tcPr>
-            <w:tcW w:w="842" w:type="dxa"/>
+            <w:tcW w:w="0" w:type="auto"/>
             <w:vMerge/>
             <w:hideMark/>
           </w:tcPr>
@@ -14983,7 +14826,7 @@
         </w:tc>
         <w:tc>
           <w:tcPr>
-            <w:tcW w:w="1145" w:type="dxa"/>
+            <w:tcW w:w="0" w:type="auto"/>
             <w:noWrap/>
             <w:hideMark/>
           </w:tcPr>
@@ -15036,7 +14879,7 @@
         </w:tc>
         <w:tc>
           <w:tcPr>
-            <w:tcW w:w="839" w:type="dxa"/>
+            <w:tcW w:w="0" w:type="auto"/>
             <w:noWrap/>
             <w:hideMark/>
           </w:tcPr>
@@ -15065,15 +14908,13 @@
         </w:tc>
       </w:tr>
       <w:tr>
-        <w:tblPrEx>
-          <w:jc w:val="left"/>
-        </w:tblPrEx>
         <w:trPr>
           <w:trHeight w:val="300"/>
+          <w:jc w:val="center"/>
         </w:trPr>
         <w:tc>
           <w:tcPr>
-            <w:tcW w:w="1280" w:type="dxa"/>
+            <w:tcW w:w="0" w:type="auto"/>
             <w:vMerge/>
             <w:hideMark/>
           </w:tcPr>
@@ -15091,7 +14932,7 @@
         </w:tc>
         <w:tc>
           <w:tcPr>
-            <w:tcW w:w="842" w:type="dxa"/>
+            <w:tcW w:w="0" w:type="auto"/>
             <w:vMerge/>
             <w:hideMark/>
           </w:tcPr>
@@ -15109,7 +14950,7 @@
         </w:tc>
         <w:tc>
           <w:tcPr>
-            <w:tcW w:w="1145" w:type="dxa"/>
+            <w:tcW w:w="0" w:type="auto"/>
             <w:noWrap/>
             <w:hideMark/>
           </w:tcPr>
@@ -15162,7 +15003,7 @@
         </w:tc>
         <w:tc>
           <w:tcPr>
-            <w:tcW w:w="839" w:type="dxa"/>
+            <w:tcW w:w="0" w:type="auto"/>
             <w:noWrap/>
             <w:hideMark/>
           </w:tcPr>
@@ -15191,15 +15032,13 @@
         </w:tc>
       </w:tr>
       <w:tr>
-        <w:tblPrEx>
-          <w:jc w:val="left"/>
-        </w:tblPrEx>
         <w:trPr>
           <w:trHeight w:val="300"/>
+          <w:jc w:val="center"/>
         </w:trPr>
         <w:tc>
           <w:tcPr>
-            <w:tcW w:w="1280" w:type="dxa"/>
+            <w:tcW w:w="0" w:type="auto"/>
             <w:vMerge/>
             <w:hideMark/>
           </w:tcPr>
@@ -15217,7 +15056,7 @@
         </w:tc>
         <w:tc>
           <w:tcPr>
-            <w:tcW w:w="842" w:type="dxa"/>
+            <w:tcW w:w="0" w:type="auto"/>
             <w:vMerge/>
             <w:hideMark/>
           </w:tcPr>
@@ -15235,7 +15074,7 @@
         </w:tc>
         <w:tc>
           <w:tcPr>
-            <w:tcW w:w="1145" w:type="dxa"/>
+            <w:tcW w:w="0" w:type="auto"/>
             <w:noWrap/>
             <w:hideMark/>
           </w:tcPr>
@@ -15266,7 +15105,7 @@
         </w:tc>
         <w:tc>
           <w:tcPr>
-            <w:tcW w:w="839" w:type="dxa"/>
+            <w:tcW w:w="0" w:type="auto"/>
             <w:noWrap/>
             <w:hideMark/>
           </w:tcPr>
@@ -15295,15 +15134,13 @@
         </w:tc>
       </w:tr>
       <w:tr>
-        <w:tblPrEx>
-          <w:jc w:val="left"/>
-        </w:tblPrEx>
         <w:trPr>
           <w:trHeight w:val="300"/>
+          <w:jc w:val="center"/>
         </w:trPr>
         <w:tc>
           <w:tcPr>
-            <w:tcW w:w="1280" w:type="dxa"/>
+            <w:tcW w:w="0" w:type="auto"/>
             <w:vMerge/>
             <w:hideMark/>
           </w:tcPr>
@@ -15321,7 +15158,7 @@
         </w:tc>
         <w:tc>
           <w:tcPr>
-            <w:tcW w:w="842" w:type="dxa"/>
+            <w:tcW w:w="0" w:type="auto"/>
             <w:vMerge/>
             <w:hideMark/>
           </w:tcPr>
@@ -15339,7 +15176,7 @@
         </w:tc>
         <w:tc>
           <w:tcPr>
-            <w:tcW w:w="1145" w:type="dxa"/>
+            <w:tcW w:w="0" w:type="auto"/>
             <w:noWrap/>
             <w:hideMark/>
           </w:tcPr>
@@ -15392,7 +15229,7 @@
         </w:tc>
         <w:tc>
           <w:tcPr>
-            <w:tcW w:w="839" w:type="dxa"/>
+            <w:tcW w:w="0" w:type="auto"/>
             <w:noWrap/>
             <w:hideMark/>
           </w:tcPr>
@@ -15421,15 +15258,13 @@
         </w:tc>
       </w:tr>
       <w:tr>
-        <w:tblPrEx>
-          <w:jc w:val="left"/>
-        </w:tblPrEx>
         <w:trPr>
           <w:trHeight w:val="300"/>
+          <w:jc w:val="center"/>
         </w:trPr>
         <w:tc>
           <w:tcPr>
-            <w:tcW w:w="1280" w:type="dxa"/>
+            <w:tcW w:w="0" w:type="auto"/>
             <w:vMerge/>
             <w:hideMark/>
           </w:tcPr>
@@ -15447,7 +15282,7 @@
         </w:tc>
         <w:tc>
           <w:tcPr>
-            <w:tcW w:w="842" w:type="dxa"/>
+            <w:tcW w:w="0" w:type="auto"/>
             <w:vMerge/>
             <w:hideMark/>
           </w:tcPr>
@@ -15465,7 +15300,7 @@
         </w:tc>
         <w:tc>
           <w:tcPr>
-            <w:tcW w:w="1145" w:type="dxa"/>
+            <w:tcW w:w="0" w:type="auto"/>
             <w:noWrap/>
             <w:hideMark/>
           </w:tcPr>
@@ -15528,7 +15363,7 @@
         </w:tc>
         <w:tc>
           <w:tcPr>
-            <w:tcW w:w="839" w:type="dxa"/>
+            <w:tcW w:w="0" w:type="auto"/>
             <w:noWrap/>
             <w:hideMark/>
           </w:tcPr>
@@ -15557,15 +15392,13 @@
         </w:tc>
       </w:tr>
       <w:tr>
-        <w:tblPrEx>
-          <w:jc w:val="left"/>
-        </w:tblPrEx>
         <w:trPr>
           <w:trHeight w:val="300"/>
+          <w:jc w:val="center"/>
         </w:trPr>
         <w:tc>
           <w:tcPr>
-            <w:tcW w:w="1280" w:type="dxa"/>
+            <w:tcW w:w="0" w:type="auto"/>
             <w:vMerge/>
             <w:hideMark/>
           </w:tcPr>
@@ -15583,7 +15416,7 @@
         </w:tc>
         <w:tc>
           <w:tcPr>
-            <w:tcW w:w="842" w:type="dxa"/>
+            <w:tcW w:w="0" w:type="auto"/>
             <w:vMerge/>
             <w:hideMark/>
           </w:tcPr>
@@ -15601,7 +15434,7 @@
         </w:tc>
         <w:tc>
           <w:tcPr>
-            <w:tcW w:w="1145" w:type="dxa"/>
+            <w:tcW w:w="0" w:type="auto"/>
             <w:noWrap/>
             <w:hideMark/>
           </w:tcPr>
@@ -15654,7 +15487,7 @@
         </w:tc>
         <w:tc>
           <w:tcPr>
-            <w:tcW w:w="839" w:type="dxa"/>
+            <w:tcW w:w="0" w:type="auto"/>
             <w:noWrap/>
             <w:hideMark/>
           </w:tcPr>
@@ -15683,15 +15516,13 @@
         </w:tc>
       </w:tr>
       <w:tr>
-        <w:tblPrEx>
-          <w:jc w:val="left"/>
-        </w:tblPrEx>
         <w:trPr>
           <w:trHeight w:val="300"/>
+          <w:jc w:val="center"/>
         </w:trPr>
         <w:tc>
           <w:tcPr>
-            <w:tcW w:w="1280" w:type="dxa"/>
+            <w:tcW w:w="0" w:type="auto"/>
             <w:vMerge/>
             <w:hideMark/>
           </w:tcPr>
@@ -15709,7 +15540,7 @@
         </w:tc>
         <w:tc>
           <w:tcPr>
-            <w:tcW w:w="842" w:type="dxa"/>
+            <w:tcW w:w="0" w:type="auto"/>
             <w:vMerge/>
             <w:hideMark/>
           </w:tcPr>
@@ -15727,7 +15558,7 @@
         </w:tc>
         <w:tc>
           <w:tcPr>
-            <w:tcW w:w="1145" w:type="dxa"/>
+            <w:tcW w:w="0" w:type="auto"/>
             <w:noWrap/>
             <w:hideMark/>
           </w:tcPr>
@@ -15780,7 +15611,7 @@
         </w:tc>
         <w:tc>
           <w:tcPr>
-            <w:tcW w:w="839" w:type="dxa"/>
+            <w:tcW w:w="0" w:type="auto"/>
             <w:noWrap/>
             <w:hideMark/>
           </w:tcPr>
@@ -15809,15 +15640,13 @@
         </w:tc>
       </w:tr>
       <w:tr>
-        <w:tblPrEx>
-          <w:jc w:val="left"/>
-        </w:tblPrEx>
         <w:trPr>
           <w:trHeight w:val="799"/>
+          <w:jc w:val="center"/>
         </w:trPr>
         <w:tc>
           <w:tcPr>
-            <w:tcW w:w="1280" w:type="dxa"/>
+            <w:tcW w:w="0" w:type="auto"/>
             <w:vMerge w:val="restart"/>
             <w:hideMark/>
           </w:tcPr>
@@ -15856,7 +15685,7 @@
         </w:tc>
         <w:tc>
           <w:tcPr>
-            <w:tcW w:w="842" w:type="dxa"/>
+            <w:tcW w:w="0" w:type="auto"/>
             <w:vMerge w:val="restart"/>
             <w:noWrap/>
             <w:hideMark/>
@@ -15886,7 +15715,7 @@
         </w:tc>
         <w:tc>
           <w:tcPr>
-            <w:tcW w:w="1145" w:type="dxa"/>
+            <w:tcW w:w="0" w:type="auto"/>
             <w:noWrap/>
             <w:hideMark/>
           </w:tcPr>
@@ -15939,7 +15768,7 @@
         </w:tc>
         <w:tc>
           <w:tcPr>
-            <w:tcW w:w="839" w:type="dxa"/>
+            <w:tcW w:w="0" w:type="auto"/>
             <w:noWrap/>
             <w:hideMark/>
           </w:tcPr>
@@ -15968,15 +15797,13 @@
         </w:tc>
       </w:tr>
       <w:tr>
-        <w:tblPrEx>
-          <w:jc w:val="left"/>
-        </w:tblPrEx>
         <w:trPr>
           <w:trHeight w:val="300"/>
+          <w:jc w:val="center"/>
         </w:trPr>
         <w:tc>
           <w:tcPr>
-            <w:tcW w:w="1280" w:type="dxa"/>
+            <w:tcW w:w="0" w:type="auto"/>
             <w:vMerge/>
             <w:hideMark/>
           </w:tcPr>
@@ -15994,7 +15821,7 @@
         </w:tc>
         <w:tc>
           <w:tcPr>
-            <w:tcW w:w="842" w:type="dxa"/>
+            <w:tcW w:w="0" w:type="auto"/>
             <w:vMerge/>
             <w:hideMark/>
           </w:tcPr>
@@ -16012,7 +15839,7 @@
         </w:tc>
         <w:tc>
           <w:tcPr>
-            <w:tcW w:w="1145" w:type="dxa"/>
+            <w:tcW w:w="0" w:type="auto"/>
             <w:noWrap/>
             <w:hideMark/>
           </w:tcPr>
@@ -16065,7 +15892,7 @@
         </w:tc>
         <w:tc>
           <w:tcPr>
-            <w:tcW w:w="839" w:type="dxa"/>
+            <w:tcW w:w="0" w:type="auto"/>
             <w:noWrap/>
             <w:hideMark/>
           </w:tcPr>
@@ -16094,15 +15921,13 @@
         </w:tc>
       </w:tr>
       <w:tr>
-        <w:tblPrEx>
-          <w:jc w:val="left"/>
-        </w:tblPrEx>
         <w:trPr>
           <w:trHeight w:val="300"/>
+          <w:jc w:val="center"/>
         </w:trPr>
         <w:tc>
           <w:tcPr>
-            <w:tcW w:w="1280" w:type="dxa"/>
+            <w:tcW w:w="0" w:type="auto"/>
             <w:vMerge/>
             <w:hideMark/>
           </w:tcPr>
@@ -16120,7 +15945,7 @@
         </w:tc>
         <w:tc>
           <w:tcPr>
-            <w:tcW w:w="842" w:type="dxa"/>
+            <w:tcW w:w="0" w:type="auto"/>
             <w:vMerge/>
             <w:hideMark/>
           </w:tcPr>
@@ -16138,7 +15963,7 @@
         </w:tc>
         <w:tc>
           <w:tcPr>
-            <w:tcW w:w="1145" w:type="dxa"/>
+            <w:tcW w:w="0" w:type="auto"/>
             <w:noWrap/>
             <w:hideMark/>
           </w:tcPr>
@@ -16191,7 +16016,7 @@
         </w:tc>
         <w:tc>
           <w:tcPr>
-            <w:tcW w:w="839" w:type="dxa"/>
+            <w:tcW w:w="0" w:type="auto"/>
             <w:noWrap/>
             <w:hideMark/>
           </w:tcPr>
@@ -16220,15 +16045,13 @@
         </w:tc>
       </w:tr>
       <w:tr>
-        <w:tblPrEx>
-          <w:jc w:val="left"/>
-        </w:tblPrEx>
         <w:trPr>
           <w:trHeight w:val="600"/>
+          <w:jc w:val="center"/>
         </w:trPr>
         <w:tc>
           <w:tcPr>
-            <w:tcW w:w="1280" w:type="dxa"/>
+            <w:tcW w:w="0" w:type="auto"/>
             <w:vMerge w:val="restart"/>
           </w:tcPr>
           <w:p>
@@ -16256,7 +16079,7 @@
         </w:tc>
         <w:tc>
           <w:tcPr>
-            <w:tcW w:w="842" w:type="dxa"/>
+            <w:tcW w:w="0" w:type="auto"/>
             <w:vMerge w:val="restart"/>
             <w:noWrap/>
             <w:hideMark/>
@@ -16286,7 +16109,7 @@
         </w:tc>
         <w:tc>
           <w:tcPr>
-            <w:tcW w:w="1145" w:type="dxa"/>
+            <w:tcW w:w="0" w:type="auto"/>
             <w:noWrap/>
             <w:hideMark/>
           </w:tcPr>
@@ -16349,7 +16172,7 @@
         </w:tc>
         <w:tc>
           <w:tcPr>
-            <w:tcW w:w="839" w:type="dxa"/>
+            <w:tcW w:w="0" w:type="auto"/>
             <w:noWrap/>
             <w:hideMark/>
           </w:tcPr>
@@ -16378,15 +16201,13 @@
         </w:tc>
       </w:tr>
       <w:tr>
-        <w:tblPrEx>
-          <w:jc w:val="left"/>
-        </w:tblPrEx>
         <w:trPr>
           <w:trHeight w:val="300"/>
+          <w:jc w:val="center"/>
         </w:trPr>
         <w:tc>
           <w:tcPr>
-            <w:tcW w:w="1280" w:type="dxa"/>
+            <w:tcW w:w="0" w:type="auto"/>
             <w:vMerge/>
             <w:hideMark/>
           </w:tcPr>
@@ -16404,7 +16225,7 @@
         </w:tc>
         <w:tc>
           <w:tcPr>
-            <w:tcW w:w="842" w:type="dxa"/>
+            <w:tcW w:w="0" w:type="auto"/>
             <w:vMerge/>
             <w:hideMark/>
           </w:tcPr>
@@ -16422,7 +16243,7 @@
         </w:tc>
         <w:tc>
           <w:tcPr>
-            <w:tcW w:w="1145" w:type="dxa"/>
+            <w:tcW w:w="0" w:type="auto"/>
             <w:noWrap/>
             <w:hideMark/>
           </w:tcPr>
@@ -16451,7 +16272,7 @@
         </w:tc>
         <w:tc>
           <w:tcPr>
-            <w:tcW w:w="839" w:type="dxa"/>
+            <w:tcW w:w="0" w:type="auto"/>
             <w:noWrap/>
             <w:hideMark/>
           </w:tcPr>
@@ -16480,15 +16301,13 @@
         </w:tc>
       </w:tr>
       <w:tr>
-        <w:tblPrEx>
-          <w:jc w:val="left"/>
-        </w:tblPrEx>
         <w:trPr>
           <w:trHeight w:val="300"/>
+          <w:jc w:val="center"/>
         </w:trPr>
         <w:tc>
           <w:tcPr>
-            <w:tcW w:w="1280" w:type="dxa"/>
+            <w:tcW w:w="0" w:type="auto"/>
             <w:vMerge/>
             <w:hideMark/>
           </w:tcPr>
@@ -16506,7 +16325,7 @@
         </w:tc>
         <w:tc>
           <w:tcPr>
-            <w:tcW w:w="842" w:type="dxa"/>
+            <w:tcW w:w="0" w:type="auto"/>
             <w:vMerge/>
             <w:hideMark/>
           </w:tcPr>
@@ -16524,7 +16343,7 @@
         </w:tc>
         <w:tc>
           <w:tcPr>
-            <w:tcW w:w="1145" w:type="dxa"/>
+            <w:tcW w:w="0" w:type="auto"/>
             <w:noWrap/>
             <w:hideMark/>
           </w:tcPr>
@@ -16575,7 +16394,7 @@
         </w:tc>
         <w:tc>
           <w:tcPr>
-            <w:tcW w:w="839" w:type="dxa"/>
+            <w:tcW w:w="0" w:type="auto"/>
             <w:noWrap/>
             <w:hideMark/>
           </w:tcPr>
@@ -16604,15 +16423,13 @@
         </w:tc>
       </w:tr>
       <w:tr>
-        <w:tblPrEx>
-          <w:jc w:val="left"/>
-        </w:tblPrEx>
         <w:trPr>
           <w:trHeight w:val="300"/>
+          <w:jc w:val="center"/>
         </w:trPr>
         <w:tc>
           <w:tcPr>
-            <w:tcW w:w="1280" w:type="dxa"/>
+            <w:tcW w:w="0" w:type="auto"/>
             <w:vMerge/>
             <w:hideMark/>
           </w:tcPr>
@@ -16630,7 +16447,7 @@
         </w:tc>
         <w:tc>
           <w:tcPr>
-            <w:tcW w:w="842" w:type="dxa"/>
+            <w:tcW w:w="0" w:type="auto"/>
             <w:vMerge/>
             <w:hideMark/>
           </w:tcPr>
@@ -16648,7 +16465,7 @@
         </w:tc>
         <w:tc>
           <w:tcPr>
-            <w:tcW w:w="1145" w:type="dxa"/>
+            <w:tcW w:w="0" w:type="auto"/>
             <w:noWrap/>
             <w:hideMark/>
           </w:tcPr>
@@ -16677,7 +16494,7 @@
         </w:tc>
         <w:tc>
           <w:tcPr>
-            <w:tcW w:w="839" w:type="dxa"/>
+            <w:tcW w:w="0" w:type="auto"/>
             <w:noWrap/>
             <w:hideMark/>
           </w:tcPr>
@@ -16706,15 +16523,13 @@
         </w:tc>
       </w:tr>
       <w:tr>
-        <w:tblPrEx>
-          <w:jc w:val="left"/>
-        </w:tblPrEx>
         <w:trPr>
           <w:trHeight w:val="300"/>
+          <w:jc w:val="center"/>
         </w:trPr>
         <w:tc>
           <w:tcPr>
-            <w:tcW w:w="1280" w:type="dxa"/>
+            <w:tcW w:w="0" w:type="auto"/>
             <w:vMerge w:val="restart"/>
             <w:hideMark/>
           </w:tcPr>
@@ -16743,7 +16558,7 @@
         </w:tc>
         <w:tc>
           <w:tcPr>
-            <w:tcW w:w="842" w:type="dxa"/>
+            <w:tcW w:w="0" w:type="auto"/>
             <w:vMerge w:val="restart"/>
             <w:noWrap/>
             <w:hideMark/>
@@ -16773,7 +16588,7 @@
         </w:tc>
         <w:tc>
           <w:tcPr>
-            <w:tcW w:w="1145" w:type="dxa"/>
+            <w:tcW w:w="0" w:type="auto"/>
             <w:noWrap/>
             <w:hideMark/>
           </w:tcPr>
@@ -16802,7 +16617,7 @@
         </w:tc>
         <w:tc>
           <w:tcPr>
-            <w:tcW w:w="839" w:type="dxa"/>
+            <w:tcW w:w="0" w:type="auto"/>
             <w:noWrap/>
             <w:hideMark/>
           </w:tcPr>
@@ -16831,15 +16646,13 @@
         </w:tc>
       </w:tr>
       <w:tr>
-        <w:tblPrEx>
-          <w:jc w:val="left"/>
-        </w:tblPrEx>
         <w:trPr>
           <w:trHeight w:val="300"/>
+          <w:jc w:val="center"/>
         </w:trPr>
         <w:tc>
           <w:tcPr>
-            <w:tcW w:w="1280" w:type="dxa"/>
+            <w:tcW w:w="0" w:type="auto"/>
             <w:vMerge/>
             <w:hideMark/>
           </w:tcPr>
@@ -16857,7 +16670,7 @@
         </w:tc>
         <w:tc>
           <w:tcPr>
-            <w:tcW w:w="842" w:type="dxa"/>
+            <w:tcW w:w="0" w:type="auto"/>
             <w:vMerge/>
             <w:hideMark/>
           </w:tcPr>
@@ -16875,7 +16688,7 @@
         </w:tc>
         <w:tc>
           <w:tcPr>
-            <w:tcW w:w="1145" w:type="dxa"/>
+            <w:tcW w:w="0" w:type="auto"/>
             <w:noWrap/>
             <w:hideMark/>
           </w:tcPr>
@@ -16928,7 +16741,7 @@
         </w:tc>
         <w:tc>
           <w:tcPr>
-            <w:tcW w:w="839" w:type="dxa"/>
+            <w:tcW w:w="0" w:type="auto"/>
             <w:noWrap/>
             <w:hideMark/>
           </w:tcPr>
@@ -16957,15 +16770,13 @@
         </w:tc>
       </w:tr>
       <w:tr>
-        <w:tblPrEx>
-          <w:jc w:val="left"/>
-        </w:tblPrEx>
         <w:trPr>
           <w:trHeight w:val="300"/>
+          <w:jc w:val="center"/>
         </w:trPr>
         <w:tc>
           <w:tcPr>
-            <w:tcW w:w="1280" w:type="dxa"/>
+            <w:tcW w:w="0" w:type="auto"/>
             <w:vMerge/>
             <w:hideMark/>
           </w:tcPr>
@@ -16983,7 +16794,7 @@
         </w:tc>
         <w:tc>
           <w:tcPr>
-            <w:tcW w:w="842" w:type="dxa"/>
+            <w:tcW w:w="0" w:type="auto"/>
             <w:vMerge/>
             <w:hideMark/>
           </w:tcPr>
@@ -17001,7 +16812,7 @@
         </w:tc>
         <w:tc>
           <w:tcPr>
-            <w:tcW w:w="1145" w:type="dxa"/>
+            <w:tcW w:w="0" w:type="auto"/>
             <w:noWrap/>
             <w:hideMark/>
           </w:tcPr>
@@ -17064,7 +16875,7 @@
         </w:tc>
         <w:tc>
           <w:tcPr>
-            <w:tcW w:w="839" w:type="dxa"/>
+            <w:tcW w:w="0" w:type="auto"/>
             <w:noWrap/>
             <w:hideMark/>
           </w:tcPr>
@@ -17093,15 +16904,13 @@
         </w:tc>
       </w:tr>
       <w:tr>
-        <w:tblPrEx>
-          <w:jc w:val="left"/>
-        </w:tblPrEx>
         <w:trPr>
           <w:trHeight w:val="300"/>
+          <w:jc w:val="center"/>
         </w:trPr>
         <w:tc>
           <w:tcPr>
-            <w:tcW w:w="1280" w:type="dxa"/>
+            <w:tcW w:w="0" w:type="auto"/>
             <w:vMerge/>
             <w:hideMark/>
           </w:tcPr>
@@ -17119,7 +16928,7 @@
         </w:tc>
         <w:tc>
           <w:tcPr>
-            <w:tcW w:w="842" w:type="dxa"/>
+            <w:tcW w:w="0" w:type="auto"/>
             <w:vMerge/>
             <w:hideMark/>
           </w:tcPr>
@@ -17137,7 +16946,7 @@
         </w:tc>
         <w:tc>
           <w:tcPr>
-            <w:tcW w:w="1145" w:type="dxa"/>
+            <w:tcW w:w="0" w:type="auto"/>
             <w:noWrap/>
             <w:hideMark/>
           </w:tcPr>
@@ -17190,7 +16999,7 @@
         </w:tc>
         <w:tc>
           <w:tcPr>
-            <w:tcW w:w="839" w:type="dxa"/>
+            <w:tcW w:w="0" w:type="auto"/>
             <w:noWrap/>
             <w:hideMark/>
           </w:tcPr>
@@ -17219,15 +17028,13 @@
         </w:tc>
       </w:tr>
       <w:tr>
-        <w:tblPrEx>
-          <w:jc w:val="left"/>
-        </w:tblPrEx>
         <w:trPr>
           <w:trHeight w:val="300"/>
+          <w:jc w:val="center"/>
         </w:trPr>
         <w:tc>
           <w:tcPr>
-            <w:tcW w:w="1280" w:type="dxa"/>
+            <w:tcW w:w="0" w:type="auto"/>
             <w:vMerge/>
             <w:hideMark/>
           </w:tcPr>
@@ -17245,7 +17052,7 @@
         </w:tc>
         <w:tc>
           <w:tcPr>
-            <w:tcW w:w="842" w:type="dxa"/>
+            <w:tcW w:w="0" w:type="auto"/>
             <w:vMerge/>
             <w:hideMark/>
           </w:tcPr>
@@ -17263,7 +17070,7 @@
         </w:tc>
         <w:tc>
           <w:tcPr>
-            <w:tcW w:w="1145" w:type="dxa"/>
+            <w:tcW w:w="0" w:type="auto"/>
             <w:noWrap/>
             <w:hideMark/>
           </w:tcPr>
@@ -17298,25 +17105,13 @@
                 <w:lang w:eastAsia="tr-TR"/>
                 <w14:ligatures w14:val="none"/>
               </w:rPr>
-              <w:t xml:space="preserve"> </w:t>
-            </w:r>
-            <w:proofErr w:type="spellStart"/>
-            <w:r>
-              <w:rPr>
-                <w:rFonts w:ascii="Calibri" w:eastAsia="Times New Roman" w:hAnsi="Calibri" w:cs="Calibri"/>
-                <w:color w:val="000000"/>
-                <w:kern w:val="0"/>
-                <w:lang w:eastAsia="tr-TR"/>
-                <w14:ligatures w14:val="none"/>
-              </w:rPr>
-              <w:t>Tree</w:t>
-            </w:r>
-            <w:proofErr w:type="spellEnd"/>
-          </w:p>
-        </w:tc>
-        <w:tc>
-          <w:tcPr>
-            <w:tcW w:w="839" w:type="dxa"/>
+              <w:t xml:space="preserve"> Tree</w:t>
+            </w:r>
+          </w:p>
+        </w:tc>
+        <w:tc>
+          <w:tcPr>
+            <w:tcW w:w="0" w:type="auto"/>
             <w:noWrap/>
             <w:hideMark/>
           </w:tcPr>
@@ -17345,15 +17140,13 @@
         </w:tc>
       </w:tr>
       <w:tr>
-        <w:tblPrEx>
-          <w:jc w:val="left"/>
-        </w:tblPrEx>
         <w:trPr>
           <w:trHeight w:val="300"/>
+          <w:jc w:val="center"/>
         </w:trPr>
         <w:tc>
           <w:tcPr>
-            <w:tcW w:w="1280" w:type="dxa"/>
+            <w:tcW w:w="0" w:type="auto"/>
             <w:vMerge/>
             <w:hideMark/>
           </w:tcPr>
@@ -17371,7 +17164,7 @@
         </w:tc>
         <w:tc>
           <w:tcPr>
-            <w:tcW w:w="842" w:type="dxa"/>
+            <w:tcW w:w="0" w:type="auto"/>
             <w:vMerge/>
             <w:hideMark/>
           </w:tcPr>
@@ -17389,7 +17182,7 @@
         </w:tc>
         <w:tc>
           <w:tcPr>
-            <w:tcW w:w="1145" w:type="dxa"/>
+            <w:tcW w:w="0" w:type="auto"/>
             <w:noWrap/>
             <w:hideMark/>
           </w:tcPr>
@@ -17442,7 +17235,7 @@
         </w:tc>
         <w:tc>
           <w:tcPr>
-            <w:tcW w:w="839" w:type="dxa"/>
+            <w:tcW w:w="0" w:type="auto"/>
             <w:noWrap/>
             <w:hideMark/>
           </w:tcPr>
@@ -17471,15 +17264,13 @@
         </w:tc>
       </w:tr>
       <w:tr>
-        <w:tblPrEx>
-          <w:jc w:val="left"/>
-        </w:tblPrEx>
         <w:trPr>
           <w:trHeight w:val="300"/>
+          <w:jc w:val="center"/>
         </w:trPr>
         <w:tc>
           <w:tcPr>
-            <w:tcW w:w="1280" w:type="dxa"/>
+            <w:tcW w:w="0" w:type="auto"/>
             <w:vMerge w:val="restart"/>
             <w:hideMark/>
           </w:tcPr>
@@ -17508,7 +17299,7 @@
         </w:tc>
         <w:tc>
           <w:tcPr>
-            <w:tcW w:w="842" w:type="dxa"/>
+            <w:tcW w:w="0" w:type="auto"/>
             <w:vMerge w:val="restart"/>
             <w:noWrap/>
             <w:hideMark/>
@@ -17538,7 +17329,7 @@
         </w:tc>
         <w:tc>
           <w:tcPr>
-            <w:tcW w:w="1145" w:type="dxa"/>
+            <w:tcW w:w="0" w:type="auto"/>
             <w:noWrap/>
             <w:hideMark/>
           </w:tcPr>
@@ -17567,7 +17358,7 @@
         </w:tc>
         <w:tc>
           <w:tcPr>
-            <w:tcW w:w="839" w:type="dxa"/>
+            <w:tcW w:w="0" w:type="auto"/>
             <w:noWrap/>
             <w:hideMark/>
           </w:tcPr>
@@ -17596,15 +17387,13 @@
         </w:tc>
       </w:tr>
       <w:tr>
-        <w:tblPrEx>
-          <w:jc w:val="left"/>
-        </w:tblPrEx>
         <w:trPr>
           <w:trHeight w:val="300"/>
+          <w:jc w:val="center"/>
         </w:trPr>
         <w:tc>
           <w:tcPr>
-            <w:tcW w:w="1280" w:type="dxa"/>
+            <w:tcW w:w="0" w:type="auto"/>
             <w:vMerge/>
             <w:hideMark/>
           </w:tcPr>
@@ -17622,7 +17411,7 @@
         </w:tc>
         <w:tc>
           <w:tcPr>
-            <w:tcW w:w="842" w:type="dxa"/>
+            <w:tcW w:w="0" w:type="auto"/>
             <w:vMerge/>
             <w:hideMark/>
           </w:tcPr>
@@ -17640,7 +17429,7 @@
         </w:tc>
         <w:tc>
           <w:tcPr>
-            <w:tcW w:w="1145" w:type="dxa"/>
+            <w:tcW w:w="0" w:type="auto"/>
             <w:noWrap/>
             <w:hideMark/>
           </w:tcPr>
@@ -17671,7 +17460,7 @@
         </w:tc>
         <w:tc>
           <w:tcPr>
-            <w:tcW w:w="839" w:type="dxa"/>
+            <w:tcW w:w="0" w:type="auto"/>
             <w:noWrap/>
             <w:hideMark/>
           </w:tcPr>
@@ -17700,15 +17489,13 @@
         </w:tc>
       </w:tr>
       <w:tr>
-        <w:tblPrEx>
-          <w:jc w:val="left"/>
-        </w:tblPrEx>
         <w:trPr>
           <w:trHeight w:val="300"/>
+          <w:jc w:val="center"/>
         </w:trPr>
         <w:tc>
           <w:tcPr>
-            <w:tcW w:w="1280" w:type="dxa"/>
+            <w:tcW w:w="0" w:type="auto"/>
             <w:vMerge/>
             <w:hideMark/>
           </w:tcPr>
@@ -17726,7 +17513,7 @@
         </w:tc>
         <w:tc>
           <w:tcPr>
-            <w:tcW w:w="842" w:type="dxa"/>
+            <w:tcW w:w="0" w:type="auto"/>
             <w:vMerge/>
             <w:hideMark/>
           </w:tcPr>
@@ -17744,7 +17531,7 @@
         </w:tc>
         <w:tc>
           <w:tcPr>
-            <w:tcW w:w="1145" w:type="dxa"/>
+            <w:tcW w:w="0" w:type="auto"/>
             <w:noWrap/>
             <w:hideMark/>
           </w:tcPr>
@@ -17797,7 +17584,7 @@
         </w:tc>
         <w:tc>
           <w:tcPr>
-            <w:tcW w:w="839" w:type="dxa"/>
+            <w:tcW w:w="0" w:type="auto"/>
             <w:noWrap/>
             <w:hideMark/>
           </w:tcPr>
@@ -17826,15 +17613,13 @@
         </w:tc>
       </w:tr>
       <w:tr>
-        <w:tblPrEx>
-          <w:jc w:val="left"/>
-        </w:tblPrEx>
         <w:trPr>
           <w:trHeight w:val="300"/>
+          <w:jc w:val="center"/>
         </w:trPr>
         <w:tc>
           <w:tcPr>
-            <w:tcW w:w="1280" w:type="dxa"/>
+            <w:tcW w:w="0" w:type="auto"/>
             <w:vMerge/>
             <w:hideMark/>
           </w:tcPr>
@@ -17852,7 +17637,7 @@
         </w:tc>
         <w:tc>
           <w:tcPr>
-            <w:tcW w:w="842" w:type="dxa"/>
+            <w:tcW w:w="0" w:type="auto"/>
             <w:vMerge/>
             <w:hideMark/>
           </w:tcPr>
@@ -17870,7 +17655,7 @@
         </w:tc>
         <w:tc>
           <w:tcPr>
-            <w:tcW w:w="1145" w:type="dxa"/>
+            <w:tcW w:w="0" w:type="auto"/>
             <w:noWrap/>
             <w:hideMark/>
           </w:tcPr>
@@ -17923,7 +17708,7 @@
         </w:tc>
         <w:tc>
           <w:tcPr>
-            <w:tcW w:w="839" w:type="dxa"/>
+            <w:tcW w:w="0" w:type="auto"/>
             <w:noWrap/>
             <w:hideMark/>
           </w:tcPr>
@@ -17952,15 +17737,13 @@
         </w:tc>
       </w:tr>
       <w:tr>
-        <w:tblPrEx>
-          <w:jc w:val="left"/>
-        </w:tblPrEx>
         <w:trPr>
           <w:trHeight w:val="300"/>
+          <w:jc w:val="center"/>
         </w:trPr>
         <w:tc>
           <w:tcPr>
-            <w:tcW w:w="1280" w:type="dxa"/>
+            <w:tcW w:w="0" w:type="auto"/>
             <w:vMerge/>
             <w:hideMark/>
           </w:tcPr>
@@ -17978,7 +17761,7 @@
         </w:tc>
         <w:tc>
           <w:tcPr>
-            <w:tcW w:w="842" w:type="dxa"/>
+            <w:tcW w:w="0" w:type="auto"/>
             <w:vMerge/>
             <w:hideMark/>
           </w:tcPr>
@@ -17996,7 +17779,7 @@
         </w:tc>
         <w:tc>
           <w:tcPr>
-            <w:tcW w:w="1145" w:type="dxa"/>
+            <w:tcW w:w="0" w:type="auto"/>
             <w:noWrap/>
             <w:hideMark/>
           </w:tcPr>
@@ -18025,7 +17808,7 @@
         </w:tc>
         <w:tc>
           <w:tcPr>
-            <w:tcW w:w="839" w:type="dxa"/>
+            <w:tcW w:w="0" w:type="auto"/>
             <w:noWrap/>
             <w:hideMark/>
           </w:tcPr>
@@ -18054,15 +17837,13 @@
         </w:tc>
       </w:tr>
       <w:tr>
-        <w:tblPrEx>
-          <w:jc w:val="left"/>
-        </w:tblPrEx>
         <w:trPr>
           <w:trHeight w:val="300"/>
+          <w:jc w:val="center"/>
         </w:trPr>
         <w:tc>
           <w:tcPr>
-            <w:tcW w:w="1280" w:type="dxa"/>
+            <w:tcW w:w="0" w:type="auto"/>
             <w:vMerge/>
             <w:hideMark/>
           </w:tcPr>
@@ -18080,7 +17861,7 @@
         </w:tc>
         <w:tc>
           <w:tcPr>
-            <w:tcW w:w="842" w:type="dxa"/>
+            <w:tcW w:w="0" w:type="auto"/>
             <w:vMerge/>
             <w:hideMark/>
           </w:tcPr>
@@ -18098,7 +17879,7 @@
         </w:tc>
         <w:tc>
           <w:tcPr>
-            <w:tcW w:w="1145" w:type="dxa"/>
+            <w:tcW w:w="0" w:type="auto"/>
             <w:noWrap/>
             <w:hideMark/>
           </w:tcPr>
@@ -18127,7 +17908,7 @@
         </w:tc>
         <w:tc>
           <w:tcPr>
-            <w:tcW w:w="839" w:type="dxa"/>
+            <w:tcW w:w="0" w:type="auto"/>
             <w:noWrap/>
             <w:hideMark/>
           </w:tcPr>
@@ -18156,15 +17937,13 @@
         </w:tc>
       </w:tr>
       <w:tr>
-        <w:tblPrEx>
-          <w:jc w:val="left"/>
-        </w:tblPrEx>
         <w:trPr>
           <w:trHeight w:val="300"/>
+          <w:jc w:val="center"/>
         </w:trPr>
         <w:tc>
           <w:tcPr>
-            <w:tcW w:w="1280" w:type="dxa"/>
+            <w:tcW w:w="0" w:type="auto"/>
             <w:vMerge/>
             <w:hideMark/>
           </w:tcPr>
@@ -18182,7 +17961,7 @@
         </w:tc>
         <w:tc>
           <w:tcPr>
-            <w:tcW w:w="842" w:type="dxa"/>
+            <w:tcW w:w="0" w:type="auto"/>
             <w:vMerge/>
             <w:hideMark/>
           </w:tcPr>
@@ -18200,7 +17979,7 @@
         </w:tc>
         <w:tc>
           <w:tcPr>
-            <w:tcW w:w="1145" w:type="dxa"/>
+            <w:tcW w:w="0" w:type="auto"/>
             <w:noWrap/>
             <w:hideMark/>
           </w:tcPr>
@@ -18229,7 +18008,7 @@
         </w:tc>
         <w:tc>
           <w:tcPr>
-            <w:tcW w:w="839" w:type="dxa"/>
+            <w:tcW w:w="0" w:type="auto"/>
             <w:noWrap/>
             <w:hideMark/>
           </w:tcPr>
@@ -18258,15 +18037,13 @@
         </w:tc>
       </w:tr>
       <w:tr>
-        <w:tblPrEx>
-          <w:jc w:val="left"/>
-        </w:tblPrEx>
         <w:trPr>
           <w:trHeight w:val="300"/>
+          <w:jc w:val="center"/>
         </w:trPr>
         <w:tc>
           <w:tcPr>
-            <w:tcW w:w="1280" w:type="dxa"/>
+            <w:tcW w:w="0" w:type="auto"/>
             <w:vMerge/>
             <w:hideMark/>
           </w:tcPr>
@@ -18284,7 +18061,7 @@
         </w:tc>
         <w:tc>
           <w:tcPr>
-            <w:tcW w:w="842" w:type="dxa"/>
+            <w:tcW w:w="0" w:type="auto"/>
             <w:vMerge/>
             <w:hideMark/>
           </w:tcPr>
@@ -18302,7 +18079,7 @@
         </w:tc>
         <w:tc>
           <w:tcPr>
-            <w:tcW w:w="1145" w:type="dxa"/>
+            <w:tcW w:w="0" w:type="auto"/>
             <w:noWrap/>
             <w:hideMark/>
           </w:tcPr>
@@ -18331,7 +18108,7 @@
         </w:tc>
         <w:tc>
           <w:tcPr>
-            <w:tcW w:w="839" w:type="dxa"/>
+            <w:tcW w:w="0" w:type="auto"/>
             <w:noWrap/>
             <w:hideMark/>
           </w:tcPr>
@@ -18360,15 +18137,13 @@
         </w:tc>
       </w:tr>
       <w:tr>
-        <w:tblPrEx>
-          <w:jc w:val="left"/>
-        </w:tblPrEx>
         <w:trPr>
           <w:trHeight w:val="300"/>
+          <w:jc w:val="center"/>
         </w:trPr>
         <w:tc>
           <w:tcPr>
-            <w:tcW w:w="1280" w:type="dxa"/>
+            <w:tcW w:w="0" w:type="auto"/>
             <w:vMerge/>
             <w:hideMark/>
           </w:tcPr>
@@ -18386,7 +18161,7 @@
         </w:tc>
         <w:tc>
           <w:tcPr>
-            <w:tcW w:w="842" w:type="dxa"/>
+            <w:tcW w:w="0" w:type="auto"/>
             <w:vMerge/>
             <w:hideMark/>
           </w:tcPr>
@@ -18404,7 +18179,7 @@
         </w:tc>
         <w:tc>
           <w:tcPr>
-            <w:tcW w:w="1145" w:type="dxa"/>
+            <w:tcW w:w="0" w:type="auto"/>
             <w:noWrap/>
             <w:hideMark/>
           </w:tcPr>
@@ -18433,7 +18208,7 @@
         </w:tc>
         <w:tc>
           <w:tcPr>
-            <w:tcW w:w="839" w:type="dxa"/>
+            <w:tcW w:w="0" w:type="auto"/>
             <w:noWrap/>
             <w:hideMark/>
           </w:tcPr>
@@ -18462,15 +18237,13 @@
         </w:tc>
       </w:tr>
       <w:tr>
-        <w:tblPrEx>
-          <w:jc w:val="left"/>
-        </w:tblPrEx>
         <w:trPr>
           <w:trHeight w:val="300"/>
+          <w:jc w:val="center"/>
         </w:trPr>
         <w:tc>
           <w:tcPr>
-            <w:tcW w:w="1280" w:type="dxa"/>
+            <w:tcW w:w="0" w:type="auto"/>
             <w:vMerge/>
             <w:hideMark/>
           </w:tcPr>
@@ -18488,7 +18261,7 @@
         </w:tc>
         <w:tc>
           <w:tcPr>
-            <w:tcW w:w="842" w:type="dxa"/>
+            <w:tcW w:w="0" w:type="auto"/>
             <w:vMerge/>
             <w:hideMark/>
           </w:tcPr>
@@ -18506,7 +18279,7 @@
         </w:tc>
         <w:tc>
           <w:tcPr>
-            <w:tcW w:w="1145" w:type="dxa"/>
+            <w:tcW w:w="0" w:type="auto"/>
             <w:noWrap/>
             <w:hideMark/>
           </w:tcPr>
@@ -18535,7 +18308,7 @@
         </w:tc>
         <w:tc>
           <w:tcPr>
-            <w:tcW w:w="839" w:type="dxa"/>
+            <w:tcW w:w="0" w:type="auto"/>
             <w:noWrap/>
             <w:hideMark/>
           </w:tcPr>
@@ -18564,15 +18337,13 @@
         </w:tc>
       </w:tr>
       <w:tr>
-        <w:tblPrEx>
-          <w:jc w:val="left"/>
-        </w:tblPrEx>
         <w:trPr>
           <w:trHeight w:val="282"/>
+          <w:jc w:val="center"/>
         </w:trPr>
         <w:tc>
           <w:tcPr>
-            <w:tcW w:w="1280" w:type="dxa"/>
+            <w:tcW w:w="0" w:type="auto"/>
             <w:vMerge/>
             <w:hideMark/>
           </w:tcPr>
@@ -18590,7 +18361,7 @@
         </w:tc>
         <w:tc>
           <w:tcPr>
-            <w:tcW w:w="842" w:type="dxa"/>
+            <w:tcW w:w="0" w:type="auto"/>
             <w:vMerge/>
             <w:hideMark/>
           </w:tcPr>
@@ -18608,7 +18379,7 @@
         </w:tc>
         <w:tc>
           <w:tcPr>
-            <w:tcW w:w="1145" w:type="dxa"/>
+            <w:tcW w:w="0" w:type="auto"/>
             <w:noWrap/>
             <w:hideMark/>
           </w:tcPr>
@@ -18637,7 +18408,7 @@
         </w:tc>
         <w:tc>
           <w:tcPr>
-            <w:tcW w:w="839" w:type="dxa"/>
+            <w:tcW w:w="0" w:type="auto"/>
             <w:noWrap/>
             <w:hideMark/>
           </w:tcPr>
@@ -18666,15 +18437,13 @@
         </w:tc>
       </w:tr>
       <w:tr>
-        <w:tblPrEx>
-          <w:jc w:val="left"/>
-        </w:tblPrEx>
         <w:trPr>
           <w:trHeight w:val="300"/>
+          <w:jc w:val="center"/>
         </w:trPr>
         <w:tc>
           <w:tcPr>
-            <w:tcW w:w="1280" w:type="dxa"/>
+            <w:tcW w:w="0" w:type="auto"/>
             <w:vMerge w:val="restart"/>
           </w:tcPr>
           <w:p>
@@ -18702,7 +18471,7 @@
         </w:tc>
         <w:tc>
           <w:tcPr>
-            <w:tcW w:w="842" w:type="dxa"/>
+            <w:tcW w:w="0" w:type="auto"/>
             <w:vMerge w:val="restart"/>
             <w:noWrap/>
             <w:hideMark/>
@@ -18732,7 +18501,7 @@
         </w:tc>
         <w:tc>
           <w:tcPr>
-            <w:tcW w:w="1145" w:type="dxa"/>
+            <w:tcW w:w="0" w:type="auto"/>
             <w:noWrap/>
             <w:hideMark/>
           </w:tcPr>
@@ -18785,7 +18554,7 @@
         </w:tc>
         <w:tc>
           <w:tcPr>
-            <w:tcW w:w="839" w:type="dxa"/>
+            <w:tcW w:w="0" w:type="auto"/>
             <w:noWrap/>
             <w:hideMark/>
           </w:tcPr>
@@ -18814,15 +18583,13 @@
         </w:tc>
       </w:tr>
       <w:tr>
-        <w:tblPrEx>
-          <w:jc w:val="left"/>
-        </w:tblPrEx>
         <w:trPr>
           <w:trHeight w:val="300"/>
+          <w:jc w:val="center"/>
         </w:trPr>
         <w:tc>
           <w:tcPr>
-            <w:tcW w:w="1280" w:type="dxa"/>
+            <w:tcW w:w="0" w:type="auto"/>
             <w:vMerge/>
             <w:hideMark/>
           </w:tcPr>
@@ -18840,7 +18607,7 @@
         </w:tc>
         <w:tc>
           <w:tcPr>
-            <w:tcW w:w="842" w:type="dxa"/>
+            <w:tcW w:w="0" w:type="auto"/>
             <w:vMerge/>
             <w:hideMark/>
           </w:tcPr>
@@ -18858,7 +18625,7 @@
         </w:tc>
         <w:tc>
           <w:tcPr>
-            <w:tcW w:w="1145" w:type="dxa"/>
+            <w:tcW w:w="0" w:type="auto"/>
             <w:noWrap/>
             <w:hideMark/>
           </w:tcPr>
@@ -18911,7 +18678,7 @@
         </w:tc>
         <w:tc>
           <w:tcPr>
-            <w:tcW w:w="839" w:type="dxa"/>
+            <w:tcW w:w="0" w:type="auto"/>
             <w:noWrap/>
             <w:hideMark/>
           </w:tcPr>
@@ -18940,15 +18707,13 @@
         </w:tc>
       </w:tr>
       <w:tr>
-        <w:tblPrEx>
-          <w:jc w:val="left"/>
-        </w:tblPrEx>
         <w:trPr>
           <w:trHeight w:val="300"/>
+          <w:jc w:val="center"/>
         </w:trPr>
         <w:tc>
           <w:tcPr>
-            <w:tcW w:w="1280" w:type="dxa"/>
+            <w:tcW w:w="0" w:type="auto"/>
             <w:vMerge/>
             <w:hideMark/>
           </w:tcPr>
@@ -18966,7 +18731,7 @@
         </w:tc>
         <w:tc>
           <w:tcPr>
-            <w:tcW w:w="842" w:type="dxa"/>
+            <w:tcW w:w="0" w:type="auto"/>
             <w:vMerge/>
             <w:hideMark/>
           </w:tcPr>
@@ -18984,7 +18749,7 @@
         </w:tc>
         <w:tc>
           <w:tcPr>
-            <w:tcW w:w="1145" w:type="dxa"/>
+            <w:tcW w:w="0" w:type="auto"/>
             <w:noWrap/>
             <w:hideMark/>
           </w:tcPr>
@@ -19037,7 +18802,7 @@
         </w:tc>
         <w:tc>
           <w:tcPr>
-            <w:tcW w:w="839" w:type="dxa"/>
+            <w:tcW w:w="0" w:type="auto"/>
             <w:noWrap/>
             <w:hideMark/>
           </w:tcPr>
@@ -19066,15 +18831,13 @@
         </w:tc>
       </w:tr>
       <w:tr>
-        <w:tblPrEx>
-          <w:jc w:val="left"/>
-        </w:tblPrEx>
         <w:trPr>
           <w:trHeight w:val="300"/>
+          <w:jc w:val="center"/>
         </w:trPr>
         <w:tc>
           <w:tcPr>
-            <w:tcW w:w="1280" w:type="dxa"/>
+            <w:tcW w:w="0" w:type="auto"/>
             <w:vMerge/>
             <w:hideMark/>
           </w:tcPr>
@@ -19092,7 +18855,7 @@
         </w:tc>
         <w:tc>
           <w:tcPr>
-            <w:tcW w:w="842" w:type="dxa"/>
+            <w:tcW w:w="0" w:type="auto"/>
             <w:vMerge/>
             <w:hideMark/>
           </w:tcPr>
@@ -19110,7 +18873,7 @@
         </w:tc>
         <w:tc>
           <w:tcPr>
-            <w:tcW w:w="1145" w:type="dxa"/>
+            <w:tcW w:w="0" w:type="auto"/>
             <w:noWrap/>
             <w:hideMark/>
           </w:tcPr>
@@ -19173,7 +18936,7 @@
         </w:tc>
         <w:tc>
           <w:tcPr>
-            <w:tcW w:w="839" w:type="dxa"/>
+            <w:tcW w:w="0" w:type="auto"/>
             <w:noWrap/>
             <w:hideMark/>
           </w:tcPr>
@@ -19202,15 +18965,13 @@
         </w:tc>
       </w:tr>
       <w:tr>
-        <w:tblPrEx>
-          <w:jc w:val="left"/>
-        </w:tblPrEx>
         <w:trPr>
           <w:trHeight w:val="300"/>
+          <w:jc w:val="center"/>
         </w:trPr>
         <w:tc>
           <w:tcPr>
-            <w:tcW w:w="1280" w:type="dxa"/>
+            <w:tcW w:w="0" w:type="auto"/>
             <w:vMerge w:val="restart"/>
           </w:tcPr>
           <w:p>
@@ -19235,10 +18996,50 @@
               <w:t>[50]</w:t>
             </w:r>
           </w:p>
-        </w:tc>
-        <w:tc>
-          <w:tcPr>
-            <w:tcW w:w="842" w:type="dxa"/>
+          <w:p>
+            <w:pPr>
+              <w:rPr>
+                <w:rFonts w:ascii="Arial" w:eastAsia="Times New Roman" w:hAnsi="Arial" w:cs="Arial"/>
+                <w:color w:val="000000"/>
+                <w:kern w:val="0"/>
+                <w:lang w:eastAsia="tr-TR"/>
+                <w14:ligatures w14:val="none"/>
+              </w:rPr>
+            </w:pPr>
+          </w:p>
+          <w:p>
+            <w:pPr>
+              <w:rPr>
+                <w:rFonts w:ascii="Arial" w:eastAsia="Times New Roman" w:hAnsi="Arial" w:cs="Arial"/>
+                <w:color w:val="000000"/>
+                <w:kern w:val="0"/>
+                <w:lang w:eastAsia="tr-TR"/>
+                <w14:ligatures w14:val="none"/>
+              </w:rPr>
+            </w:pPr>
+          </w:p>
+          <w:p>
+            <w:pPr>
+              <w:tabs>
+                <w:tab w:val="left" w:pos="876"/>
+              </w:tabs>
+              <w:rPr>
+                <w:rFonts w:ascii="Arial" w:eastAsia="Times New Roman" w:hAnsi="Arial" w:cs="Arial"/>
+                <w:lang w:eastAsia="tr-TR"/>
+              </w:rPr>
+            </w:pPr>
+            <w:r>
+              <w:rPr>
+                <w:rFonts w:ascii="Arial" w:eastAsia="Times New Roman" w:hAnsi="Arial" w:cs="Arial"/>
+                <w:lang w:eastAsia="tr-TR"/>
+              </w:rPr>
+              <w:tab/>
+            </w:r>
+          </w:p>
+        </w:tc>
+        <w:tc>
+          <w:tcPr>
+            <w:tcW w:w="0" w:type="auto"/>
             <w:vMerge w:val="restart"/>
             <w:noWrap/>
             <w:hideMark/>
@@ -19268,7 +19069,7 @@
         </w:tc>
         <w:tc>
           <w:tcPr>
-            <w:tcW w:w="1145" w:type="dxa"/>
+            <w:tcW w:w="0" w:type="auto"/>
             <w:noWrap/>
             <w:hideMark/>
           </w:tcPr>
@@ -19297,7 +19098,7 @@
         </w:tc>
         <w:tc>
           <w:tcPr>
-            <w:tcW w:w="839" w:type="dxa"/>
+            <w:tcW w:w="0" w:type="auto"/>
             <w:noWrap/>
             <w:hideMark/>
           </w:tcPr>
@@ -19326,15 +19127,13 @@
         </w:tc>
       </w:tr>
       <w:tr>
-        <w:tblPrEx>
-          <w:jc w:val="left"/>
-        </w:tblPrEx>
         <w:trPr>
           <w:trHeight w:val="300"/>
+          <w:jc w:val="center"/>
         </w:trPr>
         <w:tc>
           <w:tcPr>
-            <w:tcW w:w="1280" w:type="dxa"/>
+            <w:tcW w:w="0" w:type="auto"/>
             <w:vMerge/>
             <w:hideMark/>
           </w:tcPr>
@@ -19352,7 +19151,7 @@
         </w:tc>
         <w:tc>
           <w:tcPr>
-            <w:tcW w:w="842" w:type="dxa"/>
+            <w:tcW w:w="0" w:type="auto"/>
             <w:vMerge/>
             <w:hideMark/>
           </w:tcPr>
@@ -19370,7 +19169,7 @@
         </w:tc>
         <w:tc>
           <w:tcPr>
-            <w:tcW w:w="1145" w:type="dxa"/>
+            <w:tcW w:w="0" w:type="auto"/>
             <w:noWrap/>
             <w:hideMark/>
           </w:tcPr>
@@ -19401,7 +19200,7 @@
         </w:tc>
         <w:tc>
           <w:tcPr>
-            <w:tcW w:w="839" w:type="dxa"/>
+            <w:tcW w:w="0" w:type="auto"/>
             <w:noWrap/>
             <w:hideMark/>
           </w:tcPr>
@@ -19430,15 +19229,13 @@
         </w:tc>
       </w:tr>
       <w:tr>
-        <w:tblPrEx>
-          <w:jc w:val="left"/>
-        </w:tblPrEx>
         <w:trPr>
           <w:trHeight w:val="300"/>
+          <w:jc w:val="center"/>
         </w:trPr>
         <w:tc>
           <w:tcPr>
-            <w:tcW w:w="1280" w:type="dxa"/>
+            <w:tcW w:w="0" w:type="auto"/>
             <w:vMerge/>
             <w:hideMark/>
           </w:tcPr>
@@ -19456,7 +19253,7 @@
         </w:tc>
         <w:tc>
           <w:tcPr>
-            <w:tcW w:w="842" w:type="dxa"/>
+            <w:tcW w:w="0" w:type="auto"/>
             <w:vMerge/>
             <w:hideMark/>
           </w:tcPr>
@@ -19474,7 +19271,7 @@
         </w:tc>
         <w:tc>
           <w:tcPr>
-            <w:tcW w:w="1145" w:type="dxa"/>
+            <w:tcW w:w="0" w:type="auto"/>
             <w:noWrap/>
             <w:hideMark/>
           </w:tcPr>
@@ -19527,7 +19324,7 @@
         </w:tc>
         <w:tc>
           <w:tcPr>
-            <w:tcW w:w="839" w:type="dxa"/>
+            <w:tcW w:w="0" w:type="auto"/>
             <w:noWrap/>
             <w:hideMark/>
           </w:tcPr>
@@ -19556,15 +19353,13 @@
         </w:tc>
       </w:tr>
       <w:tr>
-        <w:tblPrEx>
-          <w:jc w:val="left"/>
-        </w:tblPrEx>
         <w:trPr>
           <w:trHeight w:val="300"/>
+          <w:jc w:val="center"/>
         </w:trPr>
         <w:tc>
           <w:tcPr>
-            <w:tcW w:w="1280" w:type="dxa"/>
+            <w:tcW w:w="0" w:type="auto"/>
             <w:vMerge/>
             <w:hideMark/>
           </w:tcPr>
@@ -19582,7 +19377,7 @@
         </w:tc>
         <w:tc>
           <w:tcPr>
-            <w:tcW w:w="842" w:type="dxa"/>
+            <w:tcW w:w="0" w:type="auto"/>
             <w:vMerge/>
             <w:hideMark/>
           </w:tcPr>
@@ -19600,7 +19395,7 @@
         </w:tc>
         <w:tc>
           <w:tcPr>
-            <w:tcW w:w="1145" w:type="dxa"/>
+            <w:tcW w:w="0" w:type="auto"/>
             <w:noWrap/>
             <w:hideMark/>
           </w:tcPr>
@@ -19653,7 +19448,7 @@
         </w:tc>
         <w:tc>
           <w:tcPr>
-            <w:tcW w:w="839" w:type="dxa"/>
+            <w:tcW w:w="0" w:type="auto"/>
             <w:noWrap/>
             <w:hideMark/>
           </w:tcPr>
@@ -19682,15 +19477,13 @@
         </w:tc>
       </w:tr>
       <w:tr>
-        <w:tblPrEx>
-          <w:jc w:val="left"/>
-        </w:tblPrEx>
         <w:trPr>
           <w:trHeight w:val="300"/>
+          <w:jc w:val="center"/>
         </w:trPr>
         <w:tc>
           <w:tcPr>
-            <w:tcW w:w="1280" w:type="dxa"/>
+            <w:tcW w:w="0" w:type="auto"/>
             <w:vMerge/>
             <w:hideMark/>
           </w:tcPr>
@@ -19708,7 +19501,7 @@
         </w:tc>
         <w:tc>
           <w:tcPr>
-            <w:tcW w:w="842" w:type="dxa"/>
+            <w:tcW w:w="0" w:type="auto"/>
             <w:vMerge/>
             <w:hideMark/>
           </w:tcPr>
@@ -19726,7 +19519,7 @@
         </w:tc>
         <w:tc>
           <w:tcPr>
-            <w:tcW w:w="1145" w:type="dxa"/>
+            <w:tcW w:w="0" w:type="auto"/>
             <w:noWrap/>
             <w:hideMark/>
           </w:tcPr>
@@ -19779,7 +19572,7 @@
         </w:tc>
         <w:tc>
           <w:tcPr>
-            <w:tcW w:w="839" w:type="dxa"/>
+            <w:tcW w:w="0" w:type="auto"/>
             <w:noWrap/>
             <w:hideMark/>
           </w:tcPr>
@@ -19808,15 +19601,13 @@
         </w:tc>
       </w:tr>
       <w:tr>
-        <w:tblPrEx>
-          <w:jc w:val="left"/>
-        </w:tblPrEx>
         <w:trPr>
           <w:trHeight w:val="300"/>
+          <w:jc w:val="center"/>
         </w:trPr>
         <w:tc>
           <w:tcPr>
-            <w:tcW w:w="1280" w:type="dxa"/>
+            <w:tcW w:w="0" w:type="auto"/>
             <w:vMerge/>
             <w:hideMark/>
           </w:tcPr>
@@ -19834,7 +19625,7 @@
         </w:tc>
         <w:tc>
           <w:tcPr>
-            <w:tcW w:w="842" w:type="dxa"/>
+            <w:tcW w:w="0" w:type="auto"/>
             <w:vMerge/>
             <w:hideMark/>
           </w:tcPr>
@@ -19852,7 +19643,7 @@
         </w:tc>
         <w:tc>
           <w:tcPr>
-            <w:tcW w:w="1145" w:type="dxa"/>
+            <w:tcW w:w="0" w:type="auto"/>
             <w:noWrap/>
             <w:hideMark/>
           </w:tcPr>
@@ -19883,7 +19674,7 @@
         </w:tc>
         <w:tc>
           <w:tcPr>
-            <w:tcW w:w="839" w:type="dxa"/>
+            <w:tcW w:w="0" w:type="auto"/>
             <w:noWrap/>
             <w:hideMark/>
           </w:tcPr>
@@ -19912,15 +19703,13 @@
         </w:tc>
       </w:tr>
       <w:tr>
-        <w:tblPrEx>
-          <w:jc w:val="left"/>
-        </w:tblPrEx>
         <w:trPr>
           <w:trHeight w:val="300"/>
+          <w:jc w:val="center"/>
         </w:trPr>
         <w:tc>
           <w:tcPr>
-            <w:tcW w:w="1280" w:type="dxa"/>
+            <w:tcW w:w="0" w:type="auto"/>
             <w:vMerge/>
             <w:hideMark/>
           </w:tcPr>
@@ -19938,7 +19727,7 @@
         </w:tc>
         <w:tc>
           <w:tcPr>
-            <w:tcW w:w="842" w:type="dxa"/>
+            <w:tcW w:w="0" w:type="auto"/>
             <w:vMerge/>
             <w:hideMark/>
           </w:tcPr>
@@ -19956,7 +19745,7 @@
         </w:tc>
         <w:tc>
           <w:tcPr>
-            <w:tcW w:w="1145" w:type="dxa"/>
+            <w:tcW w:w="0" w:type="auto"/>
             <w:noWrap/>
             <w:hideMark/>
           </w:tcPr>
@@ -19987,7 +19776,7 @@
         </w:tc>
         <w:tc>
           <w:tcPr>
-            <w:tcW w:w="839" w:type="dxa"/>
+            <w:tcW w:w="0" w:type="auto"/>
             <w:noWrap/>
             <w:hideMark/>
           </w:tcPr>
@@ -20023,6 +19812,13 @@
           <w:sz w:val="16"/>
           <w:szCs w:val="16"/>
         </w:rPr>
+        <w:sectPr>
+          <w:type w:val="continuous"/>
+          <w:pgSz w:w="11906" w:h="16838"/>
+          <w:pgMar w:top="1417" w:right="1417" w:bottom="1417" w:left="1417" w:header="708" w:footer="708" w:gutter="0"/>
+          <w:cols w:space="708"/>
+          <w:docGrid w:linePitch="360"/>
+        </w:sectPr>
       </w:pPr>
       <w:r>
         <w:tab/>
@@ -20033,21 +19829,6 @@
           <w:szCs w:val="16"/>
         </w:rPr>
         <w:t>Tablo 1. Yapılan Çalışmalar ve Sonuçları</w:t>
-      </w:r>
-    </w:p>
-    <w:p/>
-    <w:p>
-      <w:pPr>
-        <w:jc w:val="both"/>
-      </w:pPr>
-      <w:r>
-        <w:t>Literatürdeki çalışmalar genel olarak değerlendirildiğinde, yüksek doğruluk oranlarına ulaşılmasına rağmen bazı önemli sınırlılıklar dikkat çekmektedir. Bunlar arasında yüksek hesaplama maliyeti, model karmaşıklığı, veri setine bağımlılık ve gerçek zamanlı sistem entegrasyonunun sınırlı olması yer almaktadır. Ayrıca birçok çalışmanın yalnızca model performansına odaklandığı, ancak pratik uygulama (örneğin</w:t>
-      </w:r>
-      <w:r>
-        <w:t xml:space="preserve"> tarayıcı eklentisi </w:t>
-      </w:r>
-      <w:r>
-        <w:t>gibi) geliştirme açısından eksik kaldığı görülmektedir.</w:t>
       </w:r>
     </w:p>
     <w:p>
@@ -20055,29 +19836,16 @@
         <w:jc w:val="both"/>
       </w:pPr>
       <w:r>
-        <w:t xml:space="preserve">Bu çalışmada ise, geniş ölçekli bir veri seti kullanılarak farklı makine öğrenmesi algoritmaları kapsamlı şekilde karşılaştırılmış, özellik mühendisliği ve boyut azaltma teknikleri ile model performansı </w:t>
-      </w:r>
-      <w:r>
-        <w:lastRenderedPageBreak/>
-        <w:t>optimize edilmiş</w:t>
-      </w:r>
-      <w:r>
-        <w:t>tir</w:t>
-      </w:r>
-      <w:r>
-        <w:t>.</w:t>
-      </w:r>
-      <w:r>
-        <w:t xml:space="preserve"> Geliştirilen modelin gerçek zamanlı çalışan bir mimariye entegre edilmesi de hedeflenmektedir.</w:t>
-      </w:r>
-      <w:r>
-        <w:t xml:space="preserve"> Bu yönüyle çalışma hem </w:t>
-      </w:r>
-      <w:r>
-        <w:t>teorik</w:t>
-      </w:r>
-      <w:r>
-        <w:t xml:space="preserve"> hem de uygulanabilirlik açısından literatürdeki boşluğu doldurmayı hedeflemektedir.</w:t>
+        <w:t xml:space="preserve">Literatürdeki çalışmalar genel olarak değerlendirildiğinde, yüksek doğruluk oranlarına ulaşılmasına rağmen bazı önemli sınırlılıklar dikkat çekmektedir. Bunlar arasında yüksek hesaplama maliyeti, model karmaşıklığı, veri setine bağımlılık ve gerçek zamanlı sistem entegrasyonunun sınırlı olması yer almaktadır. Ayrıca birçok çalışmanın yalnızca model performansına </w:t>
+      </w:r>
+      <w:r>
+        <w:t>odaklandığı, ancak pratik uygulama (örneğin</w:t>
+      </w:r>
+      <w:r>
+        <w:t xml:space="preserve"> tarayıcı eklentisi </w:t>
+      </w:r>
+      <w:r>
+        <w:t>gibi) geliştirme açısından eksik kaldığı görülmektedir.</w:t>
       </w:r>
     </w:p>
     <w:p>
@@ -20085,13 +19853,29 @@
         <w:jc w:val="both"/>
       </w:pPr>
       <w:r>
-        <w:t>3</w:t>
+        <w:t xml:space="preserve">Bu çalışmada ise, geniş ölçekli bir veri seti kullanılarak farklı makine öğrenmesi algoritmaları kapsamlı şekilde karşılaştırılmış, özellik mühendisliği ve boyut azaltma teknikleri ile model performansı </w:t>
+      </w:r>
+      <w:r>
+        <w:lastRenderedPageBreak/>
+        <w:t>optimize edilmiş</w:t>
+      </w:r>
+      <w:r>
+        <w:t>tir</w:t>
       </w:r>
       <w:r>
         <w:t>.</w:t>
       </w:r>
       <w:r>
-        <w:t xml:space="preserve"> YÖNTEM</w:t>
+        <w:t xml:space="preserve"> Geliştirilen modelin gerçek zamanlı çalışan bir mimariye entegre edilmesi de hedeflenmektedir.</w:t>
+      </w:r>
+      <w:r>
+        <w:t xml:space="preserve"> Bu yönüyle çalışma hem </w:t>
+      </w:r>
+      <w:r>
+        <w:t>teorik</w:t>
+      </w:r>
+      <w:r>
+        <w:t xml:space="preserve"> hem de uygulanabilirlik açısından literatürdeki boşluğu doldurmayı hedeflemektedir.</w:t>
       </w:r>
     </w:p>
     <w:p>
@@ -20099,7 +19883,13 @@
         <w:jc w:val="both"/>
       </w:pPr>
       <w:r>
-        <w:t>3.1. Veri Seti ve Veri Toplama Süreci</w:t>
+        <w:t>3</w:t>
+      </w:r>
+      <w:r>
+        <w:t>.</w:t>
+      </w:r>
+      <w:r>
+        <w:t xml:space="preserve"> YÖNTEM</w:t>
       </w:r>
     </w:p>
     <w:p>
@@ -20107,48 +19897,7 @@
         <w:jc w:val="both"/>
       </w:pPr>
       <w:r>
-        <w:t>Bu çalışmada, URL tabanlı kimlik avı saldırılarının tespiti amacıyla StealthPhisher2025</w:t>
-      </w:r>
-      <w:r>
-        <w:t>[1]</w:t>
-      </w:r>
-      <w:r>
-        <w:t xml:space="preserve"> veri seti kullanılmıştır. Söz konusu veri seti, </w:t>
-      </w:r>
-      <w:proofErr w:type="spellStart"/>
-      <w:r>
-        <w:t>Mendeley</w:t>
-      </w:r>
-      <w:proofErr w:type="spellEnd"/>
-      <w:r>
-        <w:t xml:space="preserve"> Data platformu üzerinden temin edilmiş</w:t>
-      </w:r>
-      <w:r>
-        <w:t>tir</w:t>
-      </w:r>
-      <w:r>
-        <w:t>.</w:t>
-      </w:r>
-      <w:r>
-        <w:t xml:space="preserve"> </w:t>
-      </w:r>
-      <w:r>
-        <w:t>Modelin modern kimlik avı taktiklerine karşı dayanıklılığını sağlamak amacıyla veri seti; çeşitli URL yapılarını, farklı üst seviye alan adlarını (TLD)</w:t>
-      </w:r>
-      <w:r>
-        <w:t>,</w:t>
-      </w:r>
-      <w:r>
-        <w:t xml:space="preserve"> karmaşık alt alan adı stratejilerini</w:t>
-      </w:r>
-      <w:r>
-        <w:t xml:space="preserve"> ve veri dağılımının dengesini gözetecek şekilde</w:t>
-      </w:r>
-      <w:r>
-        <w:t xml:space="preserve"> seçilmiştir.</w:t>
-      </w:r>
-      <w:r>
-        <w:t xml:space="preserve"> </w:t>
+        <w:t>3.1. Veri Seti ve Veri Toplama Süreci</w:t>
       </w:r>
     </w:p>
     <w:p>
@@ -20156,7 +19905,48 @@
         <w:jc w:val="both"/>
       </w:pPr>
       <w:r>
-        <w:t xml:space="preserve">3.2. Veri Ön İşleme </w:t>
+        <w:t>Bu çalışmada, URL tabanlı kimlik avı saldırılarının tespiti amacıyla StealthPhisher2025</w:t>
+      </w:r>
+      <w:r>
+        <w:t>[1]</w:t>
+      </w:r>
+      <w:r>
+        <w:t xml:space="preserve"> veri seti kullanılmıştır. Söz konusu veri seti, </w:t>
+      </w:r>
+      <w:proofErr w:type="spellStart"/>
+      <w:r>
+        <w:t>Mendeley</w:t>
+      </w:r>
+      <w:proofErr w:type="spellEnd"/>
+      <w:r>
+        <w:t xml:space="preserve"> Data platformu üzerinden temin edilmiş</w:t>
+      </w:r>
+      <w:r>
+        <w:t>tir</w:t>
+      </w:r>
+      <w:r>
+        <w:t>.</w:t>
+      </w:r>
+      <w:r>
+        <w:t xml:space="preserve"> </w:t>
+      </w:r>
+      <w:r>
+        <w:t>Modelin modern kimlik avı taktiklerine karşı dayanıklılığını sağlamak amacıyla veri seti; çeşitli URL yapılarını, farklı üst seviye alan adlarını (TLD)</w:t>
+      </w:r>
+      <w:r>
+        <w:t>,</w:t>
+      </w:r>
+      <w:r>
+        <w:t xml:space="preserve"> karmaşık alt alan adı stratejilerini</w:t>
+      </w:r>
+      <w:r>
+        <w:t xml:space="preserve"> ve veri dağılımının dengesini gözetecek şekilde</w:t>
+      </w:r>
+      <w:r>
+        <w:t xml:space="preserve"> seçilmiştir.</w:t>
+      </w:r>
+      <w:r>
+        <w:t xml:space="preserve"> </w:t>
       </w:r>
     </w:p>
     <w:p>
@@ -20164,24 +19954,7 @@
         <w:jc w:val="both"/>
       </w:pPr>
       <w:r>
-        <w:t>Bu çalışmada kullanılan StealthPhisher2025[1] veri seti, önceden özniteliklere ayrıştırılmış (</w:t>
-      </w:r>
-      <w:proofErr w:type="spellStart"/>
-      <w:r>
-        <w:t>feature-engineered</w:t>
-      </w:r>
-      <w:proofErr w:type="spellEnd"/>
-      <w:r>
-        <w:t>) bir yapıya sahip olduğundan, geleneksel veri ön işleme adımlarının büyük bir kısmına ihtiyaç duyulmamıştır.</w:t>
-      </w:r>
-      <w:r>
-        <w:t xml:space="preserve"> Ancak veri setindeki özelliklerin bazıları sadece url</w:t>
-      </w:r>
-      <w:r>
-        <w:t>’den</w:t>
-      </w:r>
-      <w:r>
-        <w:t xml:space="preserve"> çıkarılan özellikler olmadığı için bu özellikler ayıklanarak silinmiş ve sadece url den çıkarılan özellikler bırakılmıştır.</w:t>
+        <w:t xml:space="preserve">3.2. Veri Ön İşleme </w:t>
       </w:r>
     </w:p>
     <w:p>
@@ -20189,7 +19962,24 @@
         <w:jc w:val="both"/>
       </w:pPr>
       <w:r>
-        <w:t xml:space="preserve">3.3. Özellik Mühendisliği </w:t>
+        <w:t>Bu çalışmada kullanılan StealthPhisher2025[1] veri seti, önceden özniteliklere ayrıştırılmış (</w:t>
+      </w:r>
+      <w:proofErr w:type="spellStart"/>
+      <w:r>
+        <w:t>feature-engineered</w:t>
+      </w:r>
+      <w:proofErr w:type="spellEnd"/>
+      <w:r>
+        <w:t>) bir yapıya sahip olduğundan, geleneksel veri ön işleme adımlarının büyük bir kısmına ihtiyaç duyulmamıştır.</w:t>
+      </w:r>
+      <w:r>
+        <w:t xml:space="preserve"> Ancak veri setindeki özelliklerin bazıları sadece url</w:t>
+      </w:r>
+      <w:r>
+        <w:t>’den</w:t>
+      </w:r>
+      <w:r>
+        <w:t xml:space="preserve"> çıkarılan özellikler olmadığı için bu özellikler ayıklanarak silinmiş ve sadece url den çıkarılan özellikler bırakılmıştır.</w:t>
       </w:r>
     </w:p>
     <w:p>
@@ -20197,13 +19987,7 @@
         <w:jc w:val="both"/>
       </w:pPr>
       <w:r>
-        <w:t xml:space="preserve">Bu çalışmada, gerçek zamanlı tespit yeteneğini korumak amacıyla yalnızca URL </w:t>
-      </w:r>
-      <w:r>
-        <w:t>metninden</w:t>
-      </w:r>
-      <w:r>
-        <w:t xml:space="preserve"> elde edilebilen statik özelliklere odaklanılmıştır. Özellik mühendisliği süreci, ham veri setinin filtrelenmesi, literatür tabanlı yeni özelliklerin eklenmesi ve iki aşamalı bir boyut azaltma stratejisinden oluşmaktadır.</w:t>
+        <w:t xml:space="preserve">3.3. Özellik Mühendisliği </w:t>
       </w:r>
     </w:p>
     <w:p>
@@ -20211,10 +19995,16 @@
         <w:jc w:val="both"/>
       </w:pPr>
       <w:r>
-        <w:t>3.3.1</w:t>
-      </w:r>
-      <w:r>
-        <w:t xml:space="preserve"> Veri Seti Filtreleme ve Literatür Entegrasyonu</w:t>
+        <w:t xml:space="preserve">Bu çalışmada, gerçek zamanlı tespit yeteneğini korumak amacıyla yalnızca URL </w:t>
+      </w:r>
+      <w:r>
+        <w:t>metninden</w:t>
+      </w:r>
+      <w:r>
+        <w:t xml:space="preserve"> elde edilebilen statik özelliklere odaklanılmıştır. Özellik mühendisliği süreci, </w:t>
+      </w:r>
+      <w:r>
+        <w:t>ham veri setinin filtrelenmesi, literatür tabanlı yeni özelliklerin eklenmesi ve iki aşamalı bir boyut azaltma stratejisinden oluşmaktadır.</w:t>
       </w:r>
     </w:p>
     <w:p>
@@ -20222,18 +20012,10 @@
         <w:jc w:val="both"/>
       </w:pPr>
       <w:r>
-        <w:t xml:space="preserve">Başlangıç aşamasında, StealthPhisher2025 [1] veri setindeki mevcut özellikler </w:t>
-      </w:r>
-      <w:r>
-        <w:t>taranmıştır. Ancak, sistemin "içerik bağımsız" ve "hızlı" çalışma prensibi gereği; web sitesi içeriği, DNS kayıtları veya harici ağ sorguları gerektiren özellikler veri setinden çıkarılmıştır. Bu filtreleme sonucunda sadece URL dizgisinden (</w:t>
-      </w:r>
-      <w:proofErr w:type="spellStart"/>
-      <w:r>
-        <w:t>string</w:t>
-      </w:r>
-      <w:proofErr w:type="spellEnd"/>
-      <w:r>
-        <w:t>) türetilen özellikler korunmuştur.</w:t>
+        <w:t>3.3.1</w:t>
+      </w:r>
+      <w:r>
+        <w:t xml:space="preserve"> Veri Seti Filtreleme ve Literatür Entegrasyonu</w:t>
       </w:r>
     </w:p>
     <w:p>
@@ -20241,49 +20023,15 @@
         <w:jc w:val="both"/>
       </w:pPr>
       <w:r>
-        <w:t xml:space="preserve">Buna ek olarak, literatür taraması </w:t>
-      </w:r>
-      <w:r>
-        <w:t>[</w:t>
-      </w:r>
-      <w:r>
-        <w:t>4</w:t>
-      </w:r>
-      <w:r>
-        <w:t>],</w:t>
-      </w:r>
-      <w:r>
-        <w:t>[44],</w:t>
-      </w:r>
-      <w:r>
-        <w:t>[5</w:t>
-      </w:r>
-      <w:r>
-        <w:t>1</w:t>
-      </w:r>
-      <w:r>
-        <w:t xml:space="preserve">],[52] </w:t>
-      </w:r>
-      <w:r>
-        <w:t>sonucunda</w:t>
-      </w:r>
-      <w:r>
-        <w:t xml:space="preserve"> literatürdeki diğer çalışmalarda kullanılan özellikler </w:t>
-      </w:r>
-      <w:r>
-        <w:t>belirlenmiştir. Bu özelliklerin</w:t>
-      </w:r>
-      <w:r>
-        <w:t xml:space="preserve"> </w:t>
-      </w:r>
-      <w:r>
-        <w:t>ham URL'lerden çıkarılması için özgün Python betikleri yazılmış ve mevcut veri seti bu yeni sözcüksel özelliklerle</w:t>
-      </w:r>
-      <w:r>
-        <w:t xml:space="preserve"> </w:t>
-      </w:r>
-      <w:r>
-        <w:t>zenginleştirilerek hibrit bir öznitelik havuzu oluşturulmuştur.</w:t>
+        <w:t>Başlangıç aşamasında, StealthPhisher2025 [1] veri setindeki mevcut özellikler taranmıştır. Ancak, sistemin "içerik bağımsız" ve "hızlı" çalışma prensibi gereği; web sitesi içeriği, DNS kayıtları veya harici ağ sorguları gerektiren özellikler veri setinden çıkarılmıştır. Bu filtreleme sonucunda sadece URL dizgisinden (</w:t>
+      </w:r>
+      <w:proofErr w:type="spellStart"/>
+      <w:r>
+        <w:t>string</w:t>
+      </w:r>
+      <w:proofErr w:type="spellEnd"/>
+      <w:r>
+        <w:t>) türetilen özellikler korunmuştur.</w:t>
       </w:r>
     </w:p>
     <w:p>
@@ -20291,10 +20039,49 @@
         <w:jc w:val="both"/>
       </w:pPr>
       <w:r>
-        <w:t xml:space="preserve">3.3.3 </w:t>
-      </w:r>
-      <w:r>
-        <w:t>Korelasyon Tabanlı Filtreleme</w:t>
+        <w:t xml:space="preserve">Buna ek olarak, literatür taraması </w:t>
+      </w:r>
+      <w:r>
+        <w:t>[</w:t>
+      </w:r>
+      <w:r>
+        <w:t>4</w:t>
+      </w:r>
+      <w:r>
+        <w:t>],</w:t>
+      </w:r>
+      <w:r>
+        <w:t>[44],</w:t>
+      </w:r>
+      <w:r>
+        <w:t>[5</w:t>
+      </w:r>
+      <w:r>
+        <w:t>1</w:t>
+      </w:r>
+      <w:r>
+        <w:t xml:space="preserve">],[52] </w:t>
+      </w:r>
+      <w:r>
+        <w:t>sonucunda</w:t>
+      </w:r>
+      <w:r>
+        <w:t xml:space="preserve"> literatürdeki diğer çalışmalarda kullanılan özellikler </w:t>
+      </w:r>
+      <w:r>
+        <w:t>belirlenmiştir. Bu özelliklerin</w:t>
+      </w:r>
+      <w:r>
+        <w:t xml:space="preserve"> </w:t>
+      </w:r>
+      <w:r>
+        <w:t>ham URL'lerden çıkarılması için özgün Python betikleri yazılmış ve mevcut veri seti bu yeni sözcüksel özelliklerle</w:t>
+      </w:r>
+      <w:r>
+        <w:t xml:space="preserve"> </w:t>
+      </w:r>
+      <w:r>
+        <w:t>zenginleştirilerek hibrit bir öznitelik havuzu oluşturulmuştur.</w:t>
       </w:r>
     </w:p>
     <w:p>
@@ -20302,6 +20089,17 @@
         <w:jc w:val="both"/>
       </w:pPr>
       <w:r>
+        <w:t xml:space="preserve">3.3.3 </w:t>
+      </w:r>
+      <w:r>
+        <w:t>Korelasyon Tabanlı Filtreleme</w:t>
+      </w:r>
+    </w:p>
+    <w:p>
+      <w:pPr>
+        <w:jc w:val="both"/>
+      </w:pPr>
+      <w:r>
         <w:t xml:space="preserve">Özellik havuzu oluşturulduktan sonra, öznitelikler arasındaki doğrusal ilişkileri belirlemek amacıyla </w:t>
       </w:r>
       <w:proofErr w:type="spellStart"/>
@@ -20490,6 +20288,18 @@
       <w:r>
         <w:t>r.</w:t>
       </w:r>
+    </w:p>
+    <w:p>
+      <w:pPr>
+        <w:jc w:val="both"/>
+        <w:sectPr>
+          <w:type w:val="continuous"/>
+          <w:pgSz w:w="11906" w:h="16838"/>
+          <w:pgMar w:top="1417" w:right="1417" w:bottom="1417" w:left="1417" w:header="708" w:footer="708" w:gutter="0"/>
+          <w:cols w:num="2" w:space="708"/>
+          <w:docGrid w:linePitch="360"/>
+        </w:sectPr>
+      </w:pPr>
     </w:p>
     <w:p>
       <w:pPr>
@@ -20562,7 +20372,7 @@
           <w:type w:val="continuous"/>
           <w:pgSz w:w="11906" w:h="16838"/>
           <w:pgMar w:top="1417" w:right="1417" w:bottom="1417" w:left="1417" w:header="708" w:footer="708" w:gutter="0"/>
-          <w:cols w:num="2" w:space="708"/>
+          <w:cols w:space="708"/>
           <w:docGrid w:linePitch="360"/>
         </w:sectPr>
       </w:pPr>
@@ -20916,36 +20726,6 @@
       <w:r>
         <w:t xml:space="preserve">Yapılan MI analizi sonucunda, hedef değişkeni tahmin etme gücü en düşük olan özellikler elenerek hem eğitim süresini optimize eden hem de doğruluk oranını </w:t>
       </w:r>
-      <w:r>
-        <w:t>koruyan en efektif özellik alt kümesi belirlenmiştir.</w:t>
-      </w:r>
-      <w:r>
-        <w:t xml:space="preserve"> </w:t>
-      </w:r>
-    </w:p>
-    <w:p>
-      <w:pPr>
-        <w:jc w:val="both"/>
-      </w:pPr>
-      <w:r>
-        <w:t xml:space="preserve">Literatürde yer alan çalışmalarda önerilen ayırt edici özellikler dikkate alınarak veri setindeki mevcut özellikler yeniden değerlendirilmiştir. Bu süreçte, veri setinde bulunan tüm özellikler doğrudan kullanılmamış; düşük katkı sağlayan ve tekrarlı özellikler elenerek daha anlamlı bir özellik kümesi oluşturulmuştur. Özellik seçimi aşamasında korelasyon analizi ve </w:t>
-      </w:r>
-      <w:proofErr w:type="spellStart"/>
-      <w:r>
-        <w:t>mutual</w:t>
-      </w:r>
-      <w:proofErr w:type="spellEnd"/>
-      <w:r>
-        <w:t xml:space="preserve"> </w:t>
-      </w:r>
-      <w:proofErr w:type="spellStart"/>
-      <w:r>
-        <w:t>information</w:t>
-      </w:r>
-      <w:proofErr w:type="spellEnd"/>
-      <w:r>
-        <w:t xml:space="preserve"> yöntemleri kullanılmış olup, bu yöntemler sonucunda toplam 34 özellik belirlenmiştir. Elde edilen bu optimize edilmiş özellik kümesi, model eğitim sürecinde kullanılmıştır.</w:t>
-      </w:r>
     </w:p>
     <w:p>
       <w:pPr>
@@ -20956,9 +20736,46 @@
       <w:pPr>
         <w:jc w:val="both"/>
       </w:pPr>
-      <w:r>
-        <w:br w:type="page"/>
-      </w:r>
+      <w:proofErr w:type="gramStart"/>
+      <w:r>
+        <w:t>koruyan</w:t>
+      </w:r>
+      <w:proofErr w:type="gramEnd"/>
+      <w:r>
+        <w:t xml:space="preserve"> en efektif özellik alt kümesi belirlenmiştir.</w:t>
+      </w:r>
+      <w:r>
+        <w:t xml:space="preserve"> </w:t>
+      </w:r>
+    </w:p>
+    <w:p>
+      <w:pPr>
+        <w:jc w:val="both"/>
+      </w:pPr>
+      <w:r>
+        <w:t xml:space="preserve">Literatürde yer alan çalışmalarda önerilen ayırt edici özellikler dikkate alınarak veri setindeki mevcut özellikler yeniden değerlendirilmiştir. Bu süreçte, veri setinde bulunan tüm özellikler doğrudan kullanılmamış; düşük katkı sağlayan ve tekrarlı özellikler elenerek daha anlamlı bir özellik kümesi oluşturulmuştur. Özellik seçimi aşamasında korelasyon analizi ve </w:t>
+      </w:r>
+      <w:proofErr w:type="spellStart"/>
+      <w:r>
+        <w:t>mutual</w:t>
+      </w:r>
+      <w:proofErr w:type="spellEnd"/>
+      <w:r>
+        <w:t xml:space="preserve"> </w:t>
+      </w:r>
+      <w:proofErr w:type="spellStart"/>
+      <w:r>
+        <w:t>information</w:t>
+      </w:r>
+      <w:proofErr w:type="spellEnd"/>
+      <w:r>
+        <w:t xml:space="preserve"> yöntemleri kullanılmış olup, bu yöntemler sonucunda toplam 34 özellik belirlenmiştir. Elde edilen bu optimize edilmiş özellik kümesi, model eğitim sürecinde kullanılmıştır.</w:t>
+      </w:r>
+    </w:p>
+    <w:p>
+      <w:pPr>
+        <w:jc w:val="both"/>
+      </w:pPr>
     </w:p>
     <w:p>
       <w:pPr>
@@ -21899,7 +21716,7 @@
       </w:tblGrid>
       <w:tr>
         <w:trPr>
-          <w:divId w:val="18823592"/>
+          <w:divId w:val="1509717123"/>
           <w:trHeight w:val="307"/>
         </w:trPr>
         <w:tc>
@@ -21961,7 +21778,7 @@
       </w:tr>
       <w:tr>
         <w:trPr>
-          <w:divId w:val="18823592"/>
+          <w:divId w:val="1509717123"/>
           <w:trHeight w:val="307"/>
         </w:trPr>
         <w:tc>
@@ -22028,7 +21845,7 @@
       </w:tr>
       <w:tr>
         <w:trPr>
-          <w:divId w:val="18823592"/>
+          <w:divId w:val="1509717123"/>
           <w:trHeight w:val="307"/>
         </w:trPr>
         <w:tc>
@@ -22085,7 +21902,7 @@
       </w:tr>
       <w:tr>
         <w:trPr>
-          <w:divId w:val="18823592"/>
+          <w:divId w:val="1509717123"/>
           <w:trHeight w:val="307"/>
         </w:trPr>
         <w:tc>
@@ -22152,7 +21969,7 @@
       </w:tr>
       <w:tr>
         <w:trPr>
-          <w:divId w:val="18823592"/>
+          <w:divId w:val="1509717123"/>
           <w:trHeight w:val="307"/>
         </w:trPr>
         <w:tc>
@@ -22219,7 +22036,7 @@
       </w:tr>
       <w:tr>
         <w:trPr>
-          <w:divId w:val="18823592"/>
+          <w:divId w:val="1509717123"/>
           <w:trHeight w:val="307"/>
         </w:trPr>
         <w:tc>
@@ -22278,7 +22095,7 @@
       </w:tr>
       <w:tr>
         <w:trPr>
-          <w:divId w:val="18823592"/>
+          <w:divId w:val="1509717123"/>
           <w:trHeight w:val="307"/>
         </w:trPr>
         <w:tc>
@@ -22335,7 +22152,7 @@
       </w:tr>
       <w:tr>
         <w:trPr>
-          <w:divId w:val="18823592"/>
+          <w:divId w:val="1509717123"/>
           <w:trHeight w:val="307"/>
         </w:trPr>
         <w:tc>
@@ -22402,7 +22219,7 @@
       </w:tr>
       <w:tr>
         <w:trPr>
-          <w:divId w:val="18823592"/>
+          <w:divId w:val="1509717123"/>
           <w:trHeight w:val="307"/>
         </w:trPr>
         <w:tc>
@@ -22474,7 +22291,7 @@
       </w:tr>
       <w:tr>
         <w:trPr>
-          <w:divId w:val="18823592"/>
+          <w:divId w:val="1509717123"/>
           <w:trHeight w:val="307"/>
         </w:trPr>
         <w:tc>
@@ -22531,7 +22348,7 @@
       </w:tr>
       <w:tr>
         <w:trPr>
-          <w:divId w:val="18823592"/>
+          <w:divId w:val="1509717123"/>
           <w:trHeight w:val="307"/>
         </w:trPr>
         <w:tc>
@@ -22590,7 +22407,7 @@
       </w:tr>
       <w:tr>
         <w:trPr>
-          <w:divId w:val="18823592"/>
+          <w:divId w:val="1509717123"/>
           <w:trHeight w:val="307"/>
         </w:trPr>
         <w:tc>
@@ -22647,7 +22464,7 @@
       </w:tr>
       <w:tr>
         <w:trPr>
-          <w:divId w:val="18823592"/>
+          <w:divId w:val="1509717123"/>
           <w:trHeight w:val="307"/>
         </w:trPr>
         <w:tc>
@@ -22704,7 +22521,7 @@
       </w:tr>
       <w:tr>
         <w:trPr>
-          <w:divId w:val="18823592"/>
+          <w:divId w:val="1509717123"/>
           <w:trHeight w:val="307"/>
         </w:trPr>
         <w:tc>
@@ -28149,49 +27966,19 @@
         <w:jc w:val="both"/>
       </w:pPr>
       <w:r>
-        <w:t>Bu çalışma kapsamında, internet kullanıcılarını</w:t>
-      </w:r>
-      <w:r>
-        <w:t xml:space="preserve"> zararlı sitelere </w:t>
-      </w:r>
-      <w:r>
-        <w:t xml:space="preserve">karşı korumayı </w:t>
-      </w:r>
-      <w:r>
-        <w:t xml:space="preserve">ve kişisel sanal güvenlik düzeyini arttırmayı hedefleyen, </w:t>
-      </w:r>
-      <w:r>
-        <w:t>makine öğrenmesi tabanlı ve yüksek performanslı bir URL sınıflandırma sistemi geliştirilmiştir</w:t>
+        <w:t>Bu çalışma kapsamında, internet kullanıcılarını zararlı sitelere karşı korumayı ve kişisel sanal güvenlik düzeyini arttırmayı hedefleyen, makine öğrenmesi tabanlı ve yüksek performanslı bir URL sınıflandırma sistemi geliştirilmiştir.</w:t>
+      </w:r>
+      <w:r>
+        <w:t xml:space="preserve"> </w:t>
+      </w:r>
+      <w:r>
+        <w:t>Yapılan deneysel çalışmaların sonuçları Tablo 4 ve Tablo 5’te ayrıntılı olarak sunulmuş olup, bu veriler ışığında farklı algoritmaların başarı oranları ile performansları kapsamlı bir şekilde değerlendirilmiştir</w:t>
       </w:r>
       <w:r>
         <w:t>.</w:t>
       </w:r>
       <w:r>
-        <w:t xml:space="preserve"> </w:t>
-      </w:r>
-      <w:r>
-        <w:t>Yapılan deneysel çalışmaların sonuçları Tablo 4 ve Tablo 5’te ayrıntılı olarak sunulmuş olup,</w:t>
-      </w:r>
-      <w:r>
-        <w:t xml:space="preserve"> </w:t>
-      </w:r>
-      <w:r>
-        <w:t xml:space="preserve">bu veriler ışığında farklı algoritmaların başarı oranları ile </w:t>
-      </w:r>
-      <w:r>
-        <w:t xml:space="preserve">performansları </w:t>
-      </w:r>
-      <w:r>
-        <w:t>kapsamlı bir şekilde değerlendirilmiştir</w:t>
-      </w:r>
-      <w:r>
-        <w:t>.</w:t>
-      </w:r>
-      <w:r>
-        <w:t xml:space="preserve"> </w:t>
-      </w:r>
-      <w:r>
-        <w:t xml:space="preserve">Elde edilen bulgular doğrultusunda, </w:t>
+        <w:t xml:space="preserve"> Elde edilen bulgular doğrultusunda, </w:t>
       </w:r>
       <w:proofErr w:type="spellStart"/>
       <w:r>
@@ -28199,13 +27986,7 @@
       </w:r>
       <w:proofErr w:type="spellEnd"/>
       <w:r>
-        <w:t xml:space="preserve"> algoritmasının hem doğruluk hem de hata payı metriklerinde diğer modellere kıyasla belirgin bir üstünlük sağladığı</w:t>
-      </w:r>
-      <w:r>
-        <w:t xml:space="preserve"> görülmüştür</w:t>
-      </w:r>
-      <w:r>
-        <w:t>.</w:t>
+        <w:t xml:space="preserve"> algoritmasının hem doğruluk hem de hata payı metriklerinde diğer modellere kıyasla belirgin bir üstünlük sağladığı görülmüştür.</w:t>
       </w:r>
       <w:r>
         <w:t xml:space="preserve"> </w:t>
@@ -45865,6 +45646,912 @@
           <w14:ligatures w14:val="none"/>
         </w:rPr>
         <w:t>. 1–7.</w:t>
+      </w:r>
+    </w:p>
+    <w:p>
+      <w:pPr>
+        <w:jc w:val="both"/>
+        <w:rPr>
+          <w:rFonts w:ascii="Arial" w:eastAsia="Times New Roman" w:hAnsi="Arial" w:cs="Arial"/>
+          <w:color w:val="000000"/>
+          <w:kern w:val="0"/>
+          <w:lang w:eastAsia="tr-TR"/>
+          <w14:ligatures w14:val="none"/>
+        </w:rPr>
+      </w:pPr>
+      <w:r>
+        <w:rPr>
+          <w:rFonts w:ascii="Arial" w:eastAsia="Times New Roman" w:hAnsi="Arial" w:cs="Arial"/>
+          <w:color w:val="000000"/>
+          <w:kern w:val="0"/>
+          <w:lang w:eastAsia="tr-TR"/>
+          <w14:ligatures w14:val="none"/>
+        </w:rPr>
+        <w:t xml:space="preserve">[53] </w:t>
+      </w:r>
+      <w:r>
+        <w:rPr>
+          <w:rFonts w:ascii="Arial" w:eastAsia="Times New Roman" w:hAnsi="Arial" w:cs="Arial"/>
+          <w:color w:val="000000"/>
+          <w:kern w:val="0"/>
+          <w:lang w:eastAsia="tr-TR"/>
+          <w14:ligatures w14:val="none"/>
+        </w:rPr>
+        <w:t xml:space="preserve">J. S. S. S. </w:t>
+      </w:r>
+      <w:proofErr w:type="spellStart"/>
+      <w:r>
+        <w:rPr>
+          <w:rFonts w:ascii="Arial" w:eastAsia="Times New Roman" w:hAnsi="Arial" w:cs="Arial"/>
+          <w:color w:val="000000"/>
+          <w:kern w:val="0"/>
+          <w:lang w:eastAsia="tr-TR"/>
+          <w14:ligatures w14:val="none"/>
+        </w:rPr>
+        <w:t>Madhav</w:t>
+      </w:r>
+      <w:proofErr w:type="spellEnd"/>
+      <w:r>
+        <w:rPr>
+          <w:rFonts w:ascii="Arial" w:eastAsia="Times New Roman" w:hAnsi="Arial" w:cs="Arial"/>
+          <w:color w:val="000000"/>
+          <w:kern w:val="0"/>
+          <w:lang w:eastAsia="tr-TR"/>
+          <w14:ligatures w14:val="none"/>
+        </w:rPr>
+        <w:t xml:space="preserve">, S. </w:t>
+      </w:r>
+      <w:proofErr w:type="spellStart"/>
+      <w:r>
+        <w:rPr>
+          <w:rFonts w:ascii="Arial" w:eastAsia="Times New Roman" w:hAnsi="Arial" w:cs="Arial"/>
+          <w:color w:val="000000"/>
+          <w:kern w:val="0"/>
+          <w:lang w:eastAsia="tr-TR"/>
+          <w14:ligatures w14:val="none"/>
+        </w:rPr>
+        <w:t>Tyagi</w:t>
+      </w:r>
+      <w:proofErr w:type="spellEnd"/>
+      <w:r>
+        <w:rPr>
+          <w:rFonts w:ascii="Arial" w:eastAsia="Times New Roman" w:hAnsi="Arial" w:cs="Arial"/>
+          <w:color w:val="000000"/>
+          <w:kern w:val="0"/>
+          <w:lang w:eastAsia="tr-TR"/>
+          <w14:ligatures w14:val="none"/>
+        </w:rPr>
+        <w:t xml:space="preserve">, S. S. S. S. S. S. R. </w:t>
+      </w:r>
+      <w:proofErr w:type="spellStart"/>
+      <w:r>
+        <w:rPr>
+          <w:rFonts w:ascii="Arial" w:eastAsia="Times New Roman" w:hAnsi="Arial" w:cs="Arial"/>
+          <w:color w:val="000000"/>
+          <w:kern w:val="0"/>
+          <w:lang w:eastAsia="tr-TR"/>
+          <w14:ligatures w14:val="none"/>
+        </w:rPr>
+        <w:t>Tyagi</w:t>
+      </w:r>
+      <w:proofErr w:type="spellEnd"/>
+      <w:r>
+        <w:rPr>
+          <w:rFonts w:ascii="Arial" w:eastAsia="Times New Roman" w:hAnsi="Arial" w:cs="Arial"/>
+          <w:color w:val="000000"/>
+          <w:kern w:val="0"/>
+          <w:lang w:eastAsia="tr-TR"/>
+          <w14:ligatures w14:val="none"/>
+        </w:rPr>
+        <w:t xml:space="preserve">, </w:t>
+      </w:r>
+      <w:proofErr w:type="spellStart"/>
+      <w:r>
+        <w:rPr>
+          <w:rFonts w:ascii="Arial" w:eastAsia="Times New Roman" w:hAnsi="Arial" w:cs="Arial"/>
+          <w:color w:val="000000"/>
+          <w:kern w:val="0"/>
+          <w:lang w:eastAsia="tr-TR"/>
+          <w14:ligatures w14:val="none"/>
+        </w:rPr>
+        <w:t>and</w:t>
+      </w:r>
+      <w:proofErr w:type="spellEnd"/>
+      <w:r>
+        <w:rPr>
+          <w:rFonts w:ascii="Arial" w:eastAsia="Times New Roman" w:hAnsi="Arial" w:cs="Arial"/>
+          <w:color w:val="000000"/>
+          <w:kern w:val="0"/>
+          <w:lang w:eastAsia="tr-TR"/>
+          <w14:ligatures w14:val="none"/>
+        </w:rPr>
+        <w:t xml:space="preserve"> S. K. S. </w:t>
+      </w:r>
+      <w:proofErr w:type="spellStart"/>
+      <w:r>
+        <w:rPr>
+          <w:rFonts w:ascii="Arial" w:eastAsia="Times New Roman" w:hAnsi="Arial" w:cs="Arial"/>
+          <w:color w:val="000000"/>
+          <w:kern w:val="0"/>
+          <w:lang w:eastAsia="tr-TR"/>
+          <w14:ligatures w14:val="none"/>
+        </w:rPr>
+        <w:t>Tyagi</w:t>
+      </w:r>
+      <w:proofErr w:type="spellEnd"/>
+      <w:r>
+        <w:rPr>
+          <w:rFonts w:ascii="Arial" w:eastAsia="Times New Roman" w:hAnsi="Arial" w:cs="Arial"/>
+          <w:color w:val="000000"/>
+          <w:kern w:val="0"/>
+          <w:lang w:eastAsia="tr-TR"/>
+          <w14:ligatures w14:val="none"/>
+        </w:rPr>
+        <w:t>, "</w:t>
+      </w:r>
+      <w:proofErr w:type="spellStart"/>
+      <w:r>
+        <w:rPr>
+          <w:rFonts w:ascii="Arial" w:eastAsia="Times New Roman" w:hAnsi="Arial" w:cs="Arial"/>
+          <w:color w:val="000000"/>
+          <w:kern w:val="0"/>
+          <w:lang w:eastAsia="tr-TR"/>
+          <w14:ligatures w14:val="none"/>
+        </w:rPr>
+        <w:t>From</w:t>
+      </w:r>
+      <w:proofErr w:type="spellEnd"/>
+      <w:r>
+        <w:rPr>
+          <w:rFonts w:ascii="Arial" w:eastAsia="Times New Roman" w:hAnsi="Arial" w:cs="Arial"/>
+          <w:color w:val="000000"/>
+          <w:kern w:val="0"/>
+          <w:lang w:eastAsia="tr-TR"/>
+          <w14:ligatures w14:val="none"/>
+        </w:rPr>
+        <w:t xml:space="preserve"> </w:t>
+      </w:r>
+      <w:proofErr w:type="spellStart"/>
+      <w:r>
+        <w:rPr>
+          <w:rFonts w:ascii="Arial" w:eastAsia="Times New Roman" w:hAnsi="Arial" w:cs="Arial"/>
+          <w:color w:val="000000"/>
+          <w:kern w:val="0"/>
+          <w:lang w:eastAsia="tr-TR"/>
+          <w14:ligatures w14:val="none"/>
+        </w:rPr>
+        <w:t>Past</w:t>
+      </w:r>
+      <w:proofErr w:type="spellEnd"/>
+      <w:r>
+        <w:rPr>
+          <w:rFonts w:ascii="Arial" w:eastAsia="Times New Roman" w:hAnsi="Arial" w:cs="Arial"/>
+          <w:color w:val="000000"/>
+          <w:kern w:val="0"/>
+          <w:lang w:eastAsia="tr-TR"/>
+          <w14:ligatures w14:val="none"/>
+        </w:rPr>
+        <w:t xml:space="preserve"> </w:t>
+      </w:r>
+      <w:proofErr w:type="spellStart"/>
+      <w:r>
+        <w:rPr>
+          <w:rFonts w:ascii="Arial" w:eastAsia="Times New Roman" w:hAnsi="Arial" w:cs="Arial"/>
+          <w:color w:val="000000"/>
+          <w:kern w:val="0"/>
+          <w:lang w:eastAsia="tr-TR"/>
+          <w14:ligatures w14:val="none"/>
+        </w:rPr>
+        <w:t>to</w:t>
+      </w:r>
+      <w:proofErr w:type="spellEnd"/>
+      <w:r>
+        <w:rPr>
+          <w:rFonts w:ascii="Arial" w:eastAsia="Times New Roman" w:hAnsi="Arial" w:cs="Arial"/>
+          <w:color w:val="000000"/>
+          <w:kern w:val="0"/>
+          <w:lang w:eastAsia="tr-TR"/>
+          <w14:ligatures w14:val="none"/>
+        </w:rPr>
+        <w:t xml:space="preserve"> </w:t>
+      </w:r>
+      <w:proofErr w:type="spellStart"/>
+      <w:r>
+        <w:rPr>
+          <w:rFonts w:ascii="Arial" w:eastAsia="Times New Roman" w:hAnsi="Arial" w:cs="Arial"/>
+          <w:color w:val="000000"/>
+          <w:kern w:val="0"/>
+          <w:lang w:eastAsia="tr-TR"/>
+          <w14:ligatures w14:val="none"/>
+        </w:rPr>
+        <w:t>Present</w:t>
+      </w:r>
+      <w:proofErr w:type="spellEnd"/>
+      <w:r>
+        <w:rPr>
+          <w:rFonts w:ascii="Arial" w:eastAsia="Times New Roman" w:hAnsi="Arial" w:cs="Arial"/>
+          <w:color w:val="000000"/>
+          <w:kern w:val="0"/>
+          <w:lang w:eastAsia="tr-TR"/>
+          <w14:ligatures w14:val="none"/>
+        </w:rPr>
+        <w:t xml:space="preserve">: A </w:t>
+      </w:r>
+      <w:proofErr w:type="spellStart"/>
+      <w:r>
+        <w:rPr>
+          <w:rFonts w:ascii="Arial" w:eastAsia="Times New Roman" w:hAnsi="Arial" w:cs="Arial"/>
+          <w:color w:val="000000"/>
+          <w:kern w:val="0"/>
+          <w:lang w:eastAsia="tr-TR"/>
+          <w14:ligatures w14:val="none"/>
+        </w:rPr>
+        <w:t>Survey</w:t>
+      </w:r>
+      <w:proofErr w:type="spellEnd"/>
+      <w:r>
+        <w:rPr>
+          <w:rFonts w:ascii="Arial" w:eastAsia="Times New Roman" w:hAnsi="Arial" w:cs="Arial"/>
+          <w:color w:val="000000"/>
+          <w:kern w:val="0"/>
+          <w:lang w:eastAsia="tr-TR"/>
+          <w14:ligatures w14:val="none"/>
+        </w:rPr>
+        <w:t xml:space="preserve"> of </w:t>
+      </w:r>
+      <w:proofErr w:type="spellStart"/>
+      <w:r>
+        <w:rPr>
+          <w:rFonts w:ascii="Arial" w:eastAsia="Times New Roman" w:hAnsi="Arial" w:cs="Arial"/>
+          <w:color w:val="000000"/>
+          <w:kern w:val="0"/>
+          <w:lang w:eastAsia="tr-TR"/>
+          <w14:ligatures w14:val="none"/>
+        </w:rPr>
+        <w:t>Malicious</w:t>
+      </w:r>
+      <w:proofErr w:type="spellEnd"/>
+      <w:r>
+        <w:rPr>
+          <w:rFonts w:ascii="Arial" w:eastAsia="Times New Roman" w:hAnsi="Arial" w:cs="Arial"/>
+          <w:color w:val="000000"/>
+          <w:kern w:val="0"/>
+          <w:lang w:eastAsia="tr-TR"/>
+          <w14:ligatures w14:val="none"/>
+        </w:rPr>
+        <w:t xml:space="preserve"> URL </w:t>
+      </w:r>
+      <w:proofErr w:type="spellStart"/>
+      <w:r>
+        <w:rPr>
+          <w:rFonts w:ascii="Arial" w:eastAsia="Times New Roman" w:hAnsi="Arial" w:cs="Arial"/>
+          <w:color w:val="000000"/>
+          <w:kern w:val="0"/>
+          <w:lang w:eastAsia="tr-TR"/>
+          <w14:ligatures w14:val="none"/>
+        </w:rPr>
+        <w:t>Detection</w:t>
+      </w:r>
+      <w:proofErr w:type="spellEnd"/>
+      <w:r>
+        <w:rPr>
+          <w:rFonts w:ascii="Arial" w:eastAsia="Times New Roman" w:hAnsi="Arial" w:cs="Arial"/>
+          <w:color w:val="000000"/>
+          <w:kern w:val="0"/>
+          <w:lang w:eastAsia="tr-TR"/>
+          <w14:ligatures w14:val="none"/>
+        </w:rPr>
+        <w:t xml:space="preserve"> </w:t>
+      </w:r>
+      <w:proofErr w:type="spellStart"/>
+      <w:r>
+        <w:rPr>
+          <w:rFonts w:ascii="Arial" w:eastAsia="Times New Roman" w:hAnsi="Arial" w:cs="Arial"/>
+          <w:color w:val="000000"/>
+          <w:kern w:val="0"/>
+          <w:lang w:eastAsia="tr-TR"/>
+          <w14:ligatures w14:val="none"/>
+        </w:rPr>
+        <w:t>Techniques</w:t>
+      </w:r>
+      <w:proofErr w:type="spellEnd"/>
+      <w:r>
+        <w:rPr>
+          <w:rFonts w:ascii="Arial" w:eastAsia="Times New Roman" w:hAnsi="Arial" w:cs="Arial"/>
+          <w:color w:val="000000"/>
+          <w:kern w:val="0"/>
+          <w:lang w:eastAsia="tr-TR"/>
+          <w14:ligatures w14:val="none"/>
+        </w:rPr>
+        <w:t xml:space="preserve">, </w:t>
+      </w:r>
+      <w:proofErr w:type="spellStart"/>
+      <w:r>
+        <w:rPr>
+          <w:rFonts w:ascii="Arial" w:eastAsia="Times New Roman" w:hAnsi="Arial" w:cs="Arial"/>
+          <w:color w:val="000000"/>
+          <w:kern w:val="0"/>
+          <w:lang w:eastAsia="tr-TR"/>
+          <w14:ligatures w14:val="none"/>
+        </w:rPr>
+        <w:t>Datasets</w:t>
+      </w:r>
+      <w:proofErr w:type="spellEnd"/>
+      <w:r>
+        <w:rPr>
+          <w:rFonts w:ascii="Arial" w:eastAsia="Times New Roman" w:hAnsi="Arial" w:cs="Arial"/>
+          <w:color w:val="000000"/>
+          <w:kern w:val="0"/>
+          <w:lang w:eastAsia="tr-TR"/>
+          <w14:ligatures w14:val="none"/>
+        </w:rPr>
+        <w:t xml:space="preserve"> </w:t>
+      </w:r>
+      <w:proofErr w:type="spellStart"/>
+      <w:r>
+        <w:rPr>
+          <w:rFonts w:ascii="Arial" w:eastAsia="Times New Roman" w:hAnsi="Arial" w:cs="Arial"/>
+          <w:color w:val="000000"/>
+          <w:kern w:val="0"/>
+          <w:lang w:eastAsia="tr-TR"/>
+          <w14:ligatures w14:val="none"/>
+        </w:rPr>
+        <w:t>and</w:t>
+      </w:r>
+      <w:proofErr w:type="spellEnd"/>
+      <w:r>
+        <w:rPr>
+          <w:rFonts w:ascii="Arial" w:eastAsia="Times New Roman" w:hAnsi="Arial" w:cs="Arial"/>
+          <w:color w:val="000000"/>
+          <w:kern w:val="0"/>
+          <w:lang w:eastAsia="tr-TR"/>
+          <w14:ligatures w14:val="none"/>
+        </w:rPr>
+        <w:t xml:space="preserve"> </w:t>
+      </w:r>
+      <w:proofErr w:type="spellStart"/>
+      <w:r>
+        <w:rPr>
+          <w:rFonts w:ascii="Arial" w:eastAsia="Times New Roman" w:hAnsi="Arial" w:cs="Arial"/>
+          <w:color w:val="000000"/>
+          <w:kern w:val="0"/>
+          <w:lang w:eastAsia="tr-TR"/>
+          <w14:ligatures w14:val="none"/>
+        </w:rPr>
+        <w:t>Code</w:t>
+      </w:r>
+      <w:proofErr w:type="spellEnd"/>
+      <w:r>
+        <w:rPr>
+          <w:rFonts w:ascii="Arial" w:eastAsia="Times New Roman" w:hAnsi="Arial" w:cs="Arial"/>
+          <w:color w:val="000000"/>
+          <w:kern w:val="0"/>
+          <w:lang w:eastAsia="tr-TR"/>
+          <w14:ligatures w14:val="none"/>
+        </w:rPr>
+        <w:t xml:space="preserve"> </w:t>
+      </w:r>
+      <w:proofErr w:type="spellStart"/>
+      <w:r>
+        <w:rPr>
+          <w:rFonts w:ascii="Arial" w:eastAsia="Times New Roman" w:hAnsi="Arial" w:cs="Arial"/>
+          <w:color w:val="000000"/>
+          <w:kern w:val="0"/>
+          <w:lang w:eastAsia="tr-TR"/>
+          <w14:ligatures w14:val="none"/>
+        </w:rPr>
+        <w:t>Repositories</w:t>
+      </w:r>
+      <w:proofErr w:type="spellEnd"/>
+      <w:r>
+        <w:rPr>
+          <w:rFonts w:ascii="Arial" w:eastAsia="Times New Roman" w:hAnsi="Arial" w:cs="Arial"/>
+          <w:color w:val="000000"/>
+          <w:kern w:val="0"/>
+          <w:lang w:eastAsia="tr-TR"/>
+          <w14:ligatures w14:val="none"/>
+        </w:rPr>
+        <w:t xml:space="preserve">," </w:t>
+      </w:r>
+      <w:proofErr w:type="spellStart"/>
+      <w:r>
+        <w:rPr>
+          <w:rFonts w:ascii="Arial" w:eastAsia="Times New Roman" w:hAnsi="Arial" w:cs="Arial"/>
+          <w:i/>
+          <w:iCs/>
+          <w:color w:val="000000"/>
+          <w:kern w:val="0"/>
+          <w:lang w:eastAsia="tr-TR"/>
+          <w14:ligatures w14:val="none"/>
+        </w:rPr>
+        <w:t>arXiv</w:t>
+      </w:r>
+      <w:proofErr w:type="spellEnd"/>
+      <w:r>
+        <w:rPr>
+          <w:rFonts w:ascii="Arial" w:eastAsia="Times New Roman" w:hAnsi="Arial" w:cs="Arial"/>
+          <w:i/>
+          <w:iCs/>
+          <w:color w:val="000000"/>
+          <w:kern w:val="0"/>
+          <w:lang w:eastAsia="tr-TR"/>
+          <w14:ligatures w14:val="none"/>
+        </w:rPr>
+        <w:t xml:space="preserve"> </w:t>
+      </w:r>
+      <w:proofErr w:type="spellStart"/>
+      <w:r>
+        <w:rPr>
+          <w:rFonts w:ascii="Arial" w:eastAsia="Times New Roman" w:hAnsi="Arial" w:cs="Arial"/>
+          <w:i/>
+          <w:iCs/>
+          <w:color w:val="000000"/>
+          <w:kern w:val="0"/>
+          <w:lang w:eastAsia="tr-TR"/>
+          <w14:ligatures w14:val="none"/>
+        </w:rPr>
+        <w:t>preprint</w:t>
+      </w:r>
+      <w:proofErr w:type="spellEnd"/>
+      <w:r>
+        <w:rPr>
+          <w:rFonts w:ascii="Arial" w:eastAsia="Times New Roman" w:hAnsi="Arial" w:cs="Arial"/>
+          <w:i/>
+          <w:iCs/>
+          <w:color w:val="000000"/>
+          <w:kern w:val="0"/>
+          <w:lang w:eastAsia="tr-TR"/>
+          <w14:ligatures w14:val="none"/>
+        </w:rPr>
+        <w:t xml:space="preserve"> arXiv:2308.14088</w:t>
+      </w:r>
+      <w:r>
+        <w:rPr>
+          <w:rFonts w:ascii="Arial" w:eastAsia="Times New Roman" w:hAnsi="Arial" w:cs="Arial"/>
+          <w:color w:val="000000"/>
+          <w:kern w:val="0"/>
+          <w:lang w:eastAsia="tr-TR"/>
+          <w14:ligatures w14:val="none"/>
+        </w:rPr>
+        <w:t>, 2023.</w:t>
+      </w:r>
+    </w:p>
+    <w:p>
+      <w:pPr>
+        <w:jc w:val="both"/>
+        <w:rPr>
+          <w:rFonts w:ascii="Arial" w:eastAsia="Times New Roman" w:hAnsi="Arial" w:cs="Arial"/>
+          <w:color w:val="000000"/>
+          <w:kern w:val="0"/>
+          <w:lang w:eastAsia="tr-TR"/>
+          <w14:ligatures w14:val="none"/>
+        </w:rPr>
+      </w:pPr>
+      <w:r>
+        <w:rPr>
+          <w:rFonts w:ascii="Arial" w:eastAsia="Times New Roman" w:hAnsi="Arial" w:cs="Arial"/>
+          <w:color w:val="000000"/>
+          <w:kern w:val="0"/>
+          <w:lang w:eastAsia="tr-TR"/>
+          <w14:ligatures w14:val="none"/>
+        </w:rPr>
+        <w:t xml:space="preserve">[54] </w:t>
+      </w:r>
+      <w:r>
+        <w:rPr>
+          <w:rFonts w:ascii="Arial" w:eastAsia="Times New Roman" w:hAnsi="Arial" w:cs="Arial"/>
+          <w:color w:val="000000"/>
+          <w:kern w:val="0"/>
+          <w:lang w:eastAsia="tr-TR"/>
+          <w14:ligatures w14:val="none"/>
+        </w:rPr>
+        <w:t xml:space="preserve">S. Singh, "A </w:t>
+      </w:r>
+      <w:proofErr w:type="spellStart"/>
+      <w:r>
+        <w:rPr>
+          <w:rFonts w:ascii="Arial" w:eastAsia="Times New Roman" w:hAnsi="Arial" w:cs="Arial"/>
+          <w:color w:val="000000"/>
+          <w:kern w:val="0"/>
+          <w:lang w:eastAsia="tr-TR"/>
+          <w14:ligatures w14:val="none"/>
+        </w:rPr>
+        <w:t>Review</w:t>
+      </w:r>
+      <w:proofErr w:type="spellEnd"/>
+      <w:r>
+        <w:rPr>
+          <w:rFonts w:ascii="Arial" w:eastAsia="Times New Roman" w:hAnsi="Arial" w:cs="Arial"/>
+          <w:color w:val="000000"/>
+          <w:kern w:val="0"/>
+          <w:lang w:eastAsia="tr-TR"/>
+          <w14:ligatures w14:val="none"/>
+        </w:rPr>
+        <w:t xml:space="preserve"> on </w:t>
+      </w:r>
+      <w:proofErr w:type="spellStart"/>
+      <w:r>
+        <w:rPr>
+          <w:rFonts w:ascii="Arial" w:eastAsia="Times New Roman" w:hAnsi="Arial" w:cs="Arial"/>
+          <w:color w:val="000000"/>
+          <w:kern w:val="0"/>
+          <w:lang w:eastAsia="tr-TR"/>
+          <w14:ligatures w14:val="none"/>
+        </w:rPr>
+        <w:t>Malicious</w:t>
+      </w:r>
+      <w:proofErr w:type="spellEnd"/>
+      <w:r>
+        <w:rPr>
+          <w:rFonts w:ascii="Arial" w:eastAsia="Times New Roman" w:hAnsi="Arial" w:cs="Arial"/>
+          <w:color w:val="000000"/>
+          <w:kern w:val="0"/>
+          <w:lang w:eastAsia="tr-TR"/>
+          <w14:ligatures w14:val="none"/>
+        </w:rPr>
+        <w:t xml:space="preserve"> </w:t>
+      </w:r>
+      <w:proofErr w:type="spellStart"/>
+      <w:r>
+        <w:rPr>
+          <w:rFonts w:ascii="Arial" w:eastAsia="Times New Roman" w:hAnsi="Arial" w:cs="Arial"/>
+          <w:color w:val="000000"/>
+          <w:kern w:val="0"/>
+          <w:lang w:eastAsia="tr-TR"/>
+          <w14:ligatures w14:val="none"/>
+        </w:rPr>
+        <w:t>URLs</w:t>
+      </w:r>
+      <w:proofErr w:type="spellEnd"/>
+      <w:r>
+        <w:rPr>
+          <w:rFonts w:ascii="Arial" w:eastAsia="Times New Roman" w:hAnsi="Arial" w:cs="Arial"/>
+          <w:color w:val="000000"/>
+          <w:kern w:val="0"/>
+          <w:lang w:eastAsia="tr-TR"/>
+          <w14:ligatures w14:val="none"/>
+        </w:rPr>
+        <w:t xml:space="preserve"> </w:t>
+      </w:r>
+      <w:proofErr w:type="spellStart"/>
+      <w:r>
+        <w:rPr>
+          <w:rFonts w:ascii="Arial" w:eastAsia="Times New Roman" w:hAnsi="Arial" w:cs="Arial"/>
+          <w:color w:val="000000"/>
+          <w:kern w:val="0"/>
+          <w:lang w:eastAsia="tr-TR"/>
+          <w14:ligatures w14:val="none"/>
+        </w:rPr>
+        <w:t>Detection</w:t>
+      </w:r>
+      <w:proofErr w:type="spellEnd"/>
+      <w:r>
+        <w:rPr>
+          <w:rFonts w:ascii="Arial" w:eastAsia="Times New Roman" w:hAnsi="Arial" w:cs="Arial"/>
+          <w:color w:val="000000"/>
+          <w:kern w:val="0"/>
+          <w:lang w:eastAsia="tr-TR"/>
+          <w14:ligatures w14:val="none"/>
+        </w:rPr>
+        <w:t xml:space="preserve">," in </w:t>
+      </w:r>
+      <w:r>
+        <w:rPr>
+          <w:rFonts w:ascii="Arial" w:eastAsia="Times New Roman" w:hAnsi="Arial" w:cs="Arial"/>
+          <w:i/>
+          <w:iCs/>
+          <w:color w:val="000000"/>
+          <w:kern w:val="0"/>
+          <w:lang w:eastAsia="tr-TR"/>
+          <w14:ligatures w14:val="none"/>
+        </w:rPr>
+        <w:t xml:space="preserve">2020 8th International Conference on </w:t>
+      </w:r>
+      <w:proofErr w:type="spellStart"/>
+      <w:r>
+        <w:rPr>
+          <w:rFonts w:ascii="Arial" w:eastAsia="Times New Roman" w:hAnsi="Arial" w:cs="Arial"/>
+          <w:i/>
+          <w:iCs/>
+          <w:color w:val="000000"/>
+          <w:kern w:val="0"/>
+          <w:lang w:eastAsia="tr-TR"/>
+          <w14:ligatures w14:val="none"/>
+        </w:rPr>
+        <w:t>Reliability</w:t>
+      </w:r>
+      <w:proofErr w:type="spellEnd"/>
+      <w:r>
+        <w:rPr>
+          <w:rFonts w:ascii="Arial" w:eastAsia="Times New Roman" w:hAnsi="Arial" w:cs="Arial"/>
+          <w:i/>
+          <w:iCs/>
+          <w:color w:val="000000"/>
+          <w:kern w:val="0"/>
+          <w:lang w:eastAsia="tr-TR"/>
+          <w14:ligatures w14:val="none"/>
+        </w:rPr>
+        <w:t xml:space="preserve">, </w:t>
+      </w:r>
+      <w:proofErr w:type="spellStart"/>
+      <w:r>
+        <w:rPr>
+          <w:rFonts w:ascii="Arial" w:eastAsia="Times New Roman" w:hAnsi="Arial" w:cs="Arial"/>
+          <w:i/>
+          <w:iCs/>
+          <w:color w:val="000000"/>
+          <w:kern w:val="0"/>
+          <w:lang w:eastAsia="tr-TR"/>
+          <w14:ligatures w14:val="none"/>
+        </w:rPr>
+        <w:t>Infocom</w:t>
+      </w:r>
+      <w:proofErr w:type="spellEnd"/>
+      <w:r>
+        <w:rPr>
+          <w:rFonts w:ascii="Arial" w:eastAsia="Times New Roman" w:hAnsi="Arial" w:cs="Arial"/>
+          <w:i/>
+          <w:iCs/>
+          <w:color w:val="000000"/>
+          <w:kern w:val="0"/>
+          <w:lang w:eastAsia="tr-TR"/>
+          <w14:ligatures w14:val="none"/>
+        </w:rPr>
+        <w:t xml:space="preserve"> Technologies </w:t>
+      </w:r>
+      <w:proofErr w:type="spellStart"/>
+      <w:r>
+        <w:rPr>
+          <w:rFonts w:ascii="Arial" w:eastAsia="Times New Roman" w:hAnsi="Arial" w:cs="Arial"/>
+          <w:i/>
+          <w:iCs/>
+          <w:color w:val="000000"/>
+          <w:kern w:val="0"/>
+          <w:lang w:eastAsia="tr-TR"/>
+          <w14:ligatures w14:val="none"/>
+        </w:rPr>
+        <w:t>and</w:t>
+      </w:r>
+      <w:proofErr w:type="spellEnd"/>
+      <w:r>
+        <w:rPr>
+          <w:rFonts w:ascii="Arial" w:eastAsia="Times New Roman" w:hAnsi="Arial" w:cs="Arial"/>
+          <w:i/>
+          <w:iCs/>
+          <w:color w:val="000000"/>
+          <w:kern w:val="0"/>
+          <w:lang w:eastAsia="tr-TR"/>
+          <w14:ligatures w14:val="none"/>
+        </w:rPr>
+        <w:t xml:space="preserve"> </w:t>
+      </w:r>
+      <w:proofErr w:type="spellStart"/>
+      <w:r>
+        <w:rPr>
+          <w:rFonts w:ascii="Arial" w:eastAsia="Times New Roman" w:hAnsi="Arial" w:cs="Arial"/>
+          <w:i/>
+          <w:iCs/>
+          <w:color w:val="000000"/>
+          <w:kern w:val="0"/>
+          <w:lang w:eastAsia="tr-TR"/>
+          <w14:ligatures w14:val="none"/>
+        </w:rPr>
+        <w:t>Optimization</w:t>
+      </w:r>
+      <w:proofErr w:type="spellEnd"/>
+      <w:r>
+        <w:rPr>
+          <w:rFonts w:ascii="Arial" w:eastAsia="Times New Roman" w:hAnsi="Arial" w:cs="Arial"/>
+          <w:i/>
+          <w:iCs/>
+          <w:color w:val="000000"/>
+          <w:kern w:val="0"/>
+          <w:lang w:eastAsia="tr-TR"/>
+          <w14:ligatures w14:val="none"/>
+        </w:rPr>
+        <w:t xml:space="preserve"> (</w:t>
+      </w:r>
+      <w:proofErr w:type="spellStart"/>
+      <w:r>
+        <w:rPr>
+          <w:rFonts w:ascii="Arial" w:eastAsia="Times New Roman" w:hAnsi="Arial" w:cs="Arial"/>
+          <w:i/>
+          <w:iCs/>
+          <w:color w:val="000000"/>
+          <w:kern w:val="0"/>
+          <w:lang w:eastAsia="tr-TR"/>
+          <w14:ligatures w14:val="none"/>
+        </w:rPr>
+        <w:t>Trends</w:t>
+      </w:r>
+      <w:proofErr w:type="spellEnd"/>
+      <w:r>
+        <w:rPr>
+          <w:rFonts w:ascii="Arial" w:eastAsia="Times New Roman" w:hAnsi="Arial" w:cs="Arial"/>
+          <w:i/>
+          <w:iCs/>
+          <w:color w:val="000000"/>
+          <w:kern w:val="0"/>
+          <w:lang w:eastAsia="tr-TR"/>
+          <w14:ligatures w14:val="none"/>
+        </w:rPr>
+        <w:t xml:space="preserve"> </w:t>
+      </w:r>
+      <w:proofErr w:type="spellStart"/>
+      <w:r>
+        <w:rPr>
+          <w:rFonts w:ascii="Arial" w:eastAsia="Times New Roman" w:hAnsi="Arial" w:cs="Arial"/>
+          <w:i/>
+          <w:iCs/>
+          <w:color w:val="000000"/>
+          <w:kern w:val="0"/>
+          <w:lang w:eastAsia="tr-TR"/>
+          <w14:ligatures w14:val="none"/>
+        </w:rPr>
+        <w:t>and</w:t>
+      </w:r>
+      <w:proofErr w:type="spellEnd"/>
+      <w:r>
+        <w:rPr>
+          <w:rFonts w:ascii="Arial" w:eastAsia="Times New Roman" w:hAnsi="Arial" w:cs="Arial"/>
+          <w:i/>
+          <w:iCs/>
+          <w:color w:val="000000"/>
+          <w:kern w:val="0"/>
+          <w:lang w:eastAsia="tr-TR"/>
+          <w14:ligatures w14:val="none"/>
+        </w:rPr>
+        <w:t xml:space="preserve"> </w:t>
+      </w:r>
+      <w:proofErr w:type="spellStart"/>
+      <w:r>
+        <w:rPr>
+          <w:rFonts w:ascii="Arial" w:eastAsia="Times New Roman" w:hAnsi="Arial" w:cs="Arial"/>
+          <w:i/>
+          <w:iCs/>
+          <w:color w:val="000000"/>
+          <w:kern w:val="0"/>
+          <w:lang w:eastAsia="tr-TR"/>
+          <w14:ligatures w14:val="none"/>
+        </w:rPr>
+        <w:t>Future</w:t>
+      </w:r>
+      <w:proofErr w:type="spellEnd"/>
+      <w:r>
+        <w:rPr>
+          <w:rFonts w:ascii="Arial" w:eastAsia="Times New Roman" w:hAnsi="Arial" w:cs="Arial"/>
+          <w:i/>
+          <w:iCs/>
+          <w:color w:val="000000"/>
+          <w:kern w:val="0"/>
+          <w:lang w:eastAsia="tr-TR"/>
+          <w14:ligatures w14:val="none"/>
+        </w:rPr>
+        <w:t xml:space="preserve"> </w:t>
+      </w:r>
+      <w:proofErr w:type="spellStart"/>
+      <w:r>
+        <w:rPr>
+          <w:rFonts w:ascii="Arial" w:eastAsia="Times New Roman" w:hAnsi="Arial" w:cs="Arial"/>
+          <w:i/>
+          <w:iCs/>
+          <w:color w:val="000000"/>
+          <w:kern w:val="0"/>
+          <w:lang w:eastAsia="tr-TR"/>
+          <w14:ligatures w14:val="none"/>
+        </w:rPr>
+        <w:t>Directions</w:t>
+      </w:r>
+      <w:proofErr w:type="spellEnd"/>
+      <w:r>
+        <w:rPr>
+          <w:rFonts w:ascii="Arial" w:eastAsia="Times New Roman" w:hAnsi="Arial" w:cs="Arial"/>
+          <w:i/>
+          <w:iCs/>
+          <w:color w:val="000000"/>
+          <w:kern w:val="0"/>
+          <w:lang w:eastAsia="tr-TR"/>
+          <w14:ligatures w14:val="none"/>
+        </w:rPr>
+        <w:t>) (ICRITO)</w:t>
+      </w:r>
+      <w:r>
+        <w:rPr>
+          <w:rFonts w:ascii="Arial" w:eastAsia="Times New Roman" w:hAnsi="Arial" w:cs="Arial"/>
+          <w:color w:val="000000"/>
+          <w:kern w:val="0"/>
+          <w:lang w:eastAsia="tr-TR"/>
+          <w14:ligatures w14:val="none"/>
+        </w:rPr>
+        <w:t xml:space="preserve">, </w:t>
+      </w:r>
+      <w:proofErr w:type="spellStart"/>
+      <w:r>
+        <w:rPr>
+          <w:rFonts w:ascii="Arial" w:eastAsia="Times New Roman" w:hAnsi="Arial" w:cs="Arial"/>
+          <w:color w:val="000000"/>
+          <w:kern w:val="0"/>
+          <w:lang w:eastAsia="tr-TR"/>
+          <w14:ligatures w14:val="none"/>
+        </w:rPr>
+        <w:t>Noida</w:t>
+      </w:r>
+      <w:proofErr w:type="spellEnd"/>
+      <w:r>
+        <w:rPr>
+          <w:rFonts w:ascii="Arial" w:eastAsia="Times New Roman" w:hAnsi="Arial" w:cs="Arial"/>
+          <w:color w:val="000000"/>
+          <w:kern w:val="0"/>
+          <w:lang w:eastAsia="tr-TR"/>
+          <w14:ligatures w14:val="none"/>
+        </w:rPr>
+        <w:t xml:space="preserve">, </w:t>
+      </w:r>
+      <w:proofErr w:type="spellStart"/>
+      <w:r>
+        <w:rPr>
+          <w:rFonts w:ascii="Arial" w:eastAsia="Times New Roman" w:hAnsi="Arial" w:cs="Arial"/>
+          <w:color w:val="000000"/>
+          <w:kern w:val="0"/>
+          <w:lang w:eastAsia="tr-TR"/>
+          <w14:ligatures w14:val="none"/>
+        </w:rPr>
+        <w:t>India</w:t>
+      </w:r>
+      <w:proofErr w:type="spellEnd"/>
+      <w:r>
+        <w:rPr>
+          <w:rFonts w:ascii="Arial" w:eastAsia="Times New Roman" w:hAnsi="Arial" w:cs="Arial"/>
+          <w:color w:val="000000"/>
+          <w:kern w:val="0"/>
+          <w:lang w:eastAsia="tr-TR"/>
+          <w14:ligatures w14:val="none"/>
+        </w:rPr>
+        <w:t xml:space="preserve">, 2020, </w:t>
+      </w:r>
+      <w:proofErr w:type="spellStart"/>
+      <w:r>
+        <w:rPr>
+          <w:rFonts w:ascii="Arial" w:eastAsia="Times New Roman" w:hAnsi="Arial" w:cs="Arial"/>
+          <w:color w:val="000000"/>
+          <w:kern w:val="0"/>
+          <w:lang w:eastAsia="tr-TR"/>
+          <w14:ligatures w14:val="none"/>
+        </w:rPr>
+        <w:t>pp</w:t>
+      </w:r>
+      <w:proofErr w:type="spellEnd"/>
+      <w:r>
+        <w:rPr>
+          <w:rFonts w:ascii="Arial" w:eastAsia="Times New Roman" w:hAnsi="Arial" w:cs="Arial"/>
+          <w:color w:val="000000"/>
+          <w:kern w:val="0"/>
+          <w:lang w:eastAsia="tr-TR"/>
+          <w14:ligatures w14:val="none"/>
+        </w:rPr>
+        <w:t xml:space="preserve">. 581-584, </w:t>
+      </w:r>
+      <w:proofErr w:type="spellStart"/>
+      <w:r>
+        <w:rPr>
+          <w:rFonts w:ascii="Arial" w:eastAsia="Times New Roman" w:hAnsi="Arial" w:cs="Arial"/>
+          <w:color w:val="000000"/>
+          <w:kern w:val="0"/>
+          <w:lang w:eastAsia="tr-TR"/>
+          <w14:ligatures w14:val="none"/>
+        </w:rPr>
+        <w:t>doi</w:t>
+      </w:r>
+      <w:proofErr w:type="spellEnd"/>
+      <w:r>
+        <w:rPr>
+          <w:rFonts w:ascii="Arial" w:eastAsia="Times New Roman" w:hAnsi="Arial" w:cs="Arial"/>
+          <w:color w:val="000000"/>
+          <w:kern w:val="0"/>
+          <w:lang w:eastAsia="tr-TR"/>
+          <w14:ligatures w14:val="none"/>
+        </w:rPr>
+        <w:t>: 10.1109/ICRITO48877.2020.9197941.</w:t>
       </w:r>
     </w:p>
     <w:p>

--- a/thesis/Mustafa_Melih_TÜFEKCİOĞLU_Makele.docx
+++ b/thesis/Mustafa_Melih_TÜFEKCİOĞLU_Makele.docx
@@ -83,15 +83,13 @@
         <w:t xml:space="preserve"> </w:t>
       </w:r>
       <w:r>
-        <w:t xml:space="preserve">İncelenen çalışmalarda en </w:t>
-      </w:r>
-      <w:proofErr w:type="spellStart"/>
-      <w:r>
-        <w:t>başırılı</w:t>
-      </w:r>
-      <w:proofErr w:type="spellEnd"/>
-      <w:r>
-        <w:t xml:space="preserve"> ve en çok kullanılan</w:t>
+        <w:t>İncelenen çalışmalarda en baş</w:t>
+      </w:r>
+      <w:r>
+        <w:t>a</w:t>
+      </w:r>
+      <w:r>
+        <w:t>rılı ve en çok kullanılan</w:t>
       </w:r>
       <w:r>
         <w:t xml:space="preserve"> </w:t>
@@ -279,13 +277,11 @@
         <w:t xml:space="preserve">literatüre katkı </w:t>
       </w:r>
       <w:r>
-        <w:t xml:space="preserve">sağlamayı </w:t>
-      </w:r>
-      <w:proofErr w:type="spellStart"/>
-      <w:r>
-        <w:t>amaçlamaktadı</w:t>
-      </w:r>
-      <w:proofErr w:type="spellEnd"/>
+        <w:t>sağlamayı amaçlamaktadı</w:t>
+      </w:r>
+      <w:r>
+        <w:t>r.</w:t>
+      </w:r>
     </w:p>
     <w:p>
       <w:pPr>
@@ -438,13 +434,8 @@
         <w:lastRenderedPageBreak/>
         <w:t xml:space="preserve">Araştırma Raporu (DBIR), veri ihlallerinin yaklaşık </w:t>
       </w:r>
-      <w:proofErr w:type="gramStart"/>
-      <w:r>
-        <w:t>%29</w:t>
-      </w:r>
-      <w:proofErr w:type="gramEnd"/>
-      <w:r>
-        <w:t>’luk kısmının</w:t>
+      <w:r>
+        <w:t>%29’luk kısmının</w:t>
       </w:r>
       <w:r>
         <w:t xml:space="preserve"> sosyal mühendislik ve </w:t>
@@ -507,15 +498,7 @@
         <w:t xml:space="preserve">, </w:t>
       </w:r>
       <w:r>
-        <w:t xml:space="preserve">yapay </w:t>
-      </w:r>
-      <w:proofErr w:type="gramStart"/>
-      <w:r>
-        <w:t>zeka</w:t>
-      </w:r>
-      <w:proofErr w:type="gramEnd"/>
-      <w:r>
-        <w:t xml:space="preserve"> </w:t>
+        <w:t xml:space="preserve">yapay zeka </w:t>
       </w:r>
       <w:r>
         <w:t>tabanlı yaklaşımlar, büyük veri setleri üzerinde</w:t>
@@ -747,13 +730,8 @@
       <w:r>
         <w:t xml:space="preserve"> </w:t>
       </w:r>
-      <w:proofErr w:type="gramStart"/>
-      <w:r>
-        <w:t>incelendiğinde,</w:t>
-      </w:r>
-      <w:proofErr w:type="gramEnd"/>
-      <w:r>
-        <w:t xml:space="preserve"> hem geleneksel makine öğrenmesi yöntemlerinin hem de derin öğrenme temelli yaklaşımların yaygın olarak kullanıldığı görülmektedir.</w:t>
+      <w:r>
+        <w:t>incelendiğinde, hem geleneksel makine öğrenmesi yöntemlerinin hem de derin öğrenme temelli yaklaşımların yaygın olarak kullanıldığı görülmektedir.</w:t>
       </w:r>
     </w:p>
     <w:p>
@@ -1028,13 +1006,8 @@
       <w:r>
         <w:t>[</w:t>
       </w:r>
-      <w:proofErr w:type="gramStart"/>
-      <w:r>
-        <w:t>2 -</w:t>
-      </w:r>
-      <w:proofErr w:type="gramEnd"/>
-      <w:r>
-        <w:t xml:space="preserve"> </w:t>
+      <w:r>
+        <w:t xml:space="preserve">2 - </w:t>
       </w:r>
       <w:r>
         <w:t>5</w:t>
@@ -1167,15 +1140,7 @@
       </w:r>
       <w:proofErr w:type="spellEnd"/>
       <w:r>
-        <w:t xml:space="preserve"> (</w:t>
-      </w:r>
-      <w:proofErr w:type="gramStart"/>
-      <w:r>
-        <w:t>%15</w:t>
-      </w:r>
-      <w:proofErr w:type="gramEnd"/>
-      <w:r>
-        <w:t xml:space="preserve">), </w:t>
+        <w:t xml:space="preserve"> (%15), </w:t>
       </w:r>
       <w:proofErr w:type="spellStart"/>
       <w:r>
@@ -1191,15 +1156,7 @@
       </w:r>
       <w:proofErr w:type="spellEnd"/>
       <w:r>
-        <w:t xml:space="preserve"> (%9) ve SVM (%8) algoritmalarının tercih edildiği görülmektedir. Bununla birlikte, çalışmalarda çok çeşitli algoritmaların kullanıldığı ve “diğer” kategorisinin (</w:t>
-      </w:r>
-      <w:proofErr w:type="gramStart"/>
-      <w:r>
-        <w:t>%52</w:t>
-      </w:r>
-      <w:proofErr w:type="gramEnd"/>
-      <w:r>
-        <w:t>) yüksek bir orana sahip olduğu dikkat çekmektedir. Bu durum, literatürde standart bir yaklaşımın henüz oluşmadığını ve farklı yöntemlerin denenmeye devam ettiğini göstermektedir.</w:t>
+        <w:t xml:space="preserve"> (%9) ve SVM (%8) algoritmalarının tercih edildiği görülmektedir. Bununla birlikte, çalışmalarda çok çeşitli algoritmaların kullanıldığı ve “diğer” kategorisinin (%52) yüksek bir orana sahip olduğu dikkat çekmektedir. Bu durum, literatürde standart bir yaklaşımın henüz oluşmadığını ve farklı yöntemlerin denenmeye devam ettiğini göstermektedir.</w:t>
       </w:r>
     </w:p>
     <w:p>
@@ -1215,15 +1172,7 @@
         <w:jc w:val="both"/>
       </w:pPr>
       <w:r>
-        <w:t xml:space="preserve">Bu çalışmada ise, geniş ölçekli bir veri seti kullanılarak farklı Makine Öğrenmesi algoritmaları kapsamlı şekilde karşılaştırılmış, özellik mühendisliği ve boyut azaltma teknikleri ile model performansı optimize edilmiştir. Ayrıca geliştirilen modelin gerçek zamanlı çalışan bir mimariye entegre edilmesi hedeflenmektedir. Bu yönüyle </w:t>
-      </w:r>
-      <w:proofErr w:type="gramStart"/>
-      <w:r>
-        <w:t>çalışma,</w:t>
-      </w:r>
-      <w:proofErr w:type="gramEnd"/>
-      <w:r>
-        <w:t xml:space="preserve"> hem teorik hem de uygulamaya dönük katkılar sunarak literatürdeki önemli bir boşluğu doldurmayı amaçlamaktadır.</w:t>
+        <w:t>Bu çalışmada ise, geniş ölçekli bir veri seti kullanılarak farklı Makine Öğrenmesi algoritmaları kapsamlı şekilde karşılaştırılmış, özellik mühendisliği ve boyut azaltma teknikleri ile model performansı optimize edilmiştir. Ayrıca geliştirilen modelin gerçek zamanlı çalışan bir mimariye entegre edilmesi hedeflenmektedir. Bu yönüyle çalışma, hem teorik hem de uygulamaya dönük katkılar sunarak literatürdeki önemli bir boşluğu doldurmayı amaçlamaktadır.</w:t>
       </w:r>
     </w:p>
     <w:p>
@@ -1231,13 +1180,13 @@
         <w:jc w:val="both"/>
       </w:pPr>
       <w:r>
-        <w:t>3</w:t>
-      </w:r>
-      <w:r>
-        <w:t>.</w:t>
-      </w:r>
-      <w:r>
-        <w:t xml:space="preserve"> YÖNTEM</w:t>
+        <w:t>3.</w:t>
+      </w:r>
+      <w:r>
+        <w:t xml:space="preserve"> ÖNERİLEN SİSTEM ve VERİ SETİ OLUŞTURMA SÜRECİ</w:t>
+      </w:r>
+      <w:r>
+        <w:t xml:space="preserve"> </w:t>
       </w:r>
     </w:p>
     <w:p>
@@ -1245,7 +1194,10 @@
         <w:jc w:val="both"/>
       </w:pPr>
       <w:r>
-        <w:t>3.1. Veri Seti ve Veri Toplama Süreci</w:t>
+        <w:t xml:space="preserve">Bu çalışmada, URL tabanlı kimlik avı saldırılarının tespiti amacıyla yalnızca URL metninden elde edilebilen özelliklere dayalı bir makine öğrenmesi yaklaşımı önerilmektedir. Önerilen sistem, içerik </w:t>
+      </w:r>
+      <w:r>
+        <w:t>bağımsız ve gerçek zamanlı çalışabilecek şekilde tasarlanmıştır.</w:t>
       </w:r>
     </w:p>
     <w:p>
@@ -1253,48 +1205,7 @@
         <w:jc w:val="both"/>
       </w:pPr>
       <w:r>
-        <w:t>Bu çalışmada, URL tabanlı kimlik avı saldırılarının tespiti amacıyla StealthPhisher2025</w:t>
-      </w:r>
-      <w:r>
-        <w:t>[1]</w:t>
-      </w:r>
-      <w:r>
-        <w:t xml:space="preserve"> veri seti kullanılmıştır. Söz konusu veri seti, </w:t>
-      </w:r>
-      <w:proofErr w:type="spellStart"/>
-      <w:r>
-        <w:t>Mendeley</w:t>
-      </w:r>
-      <w:proofErr w:type="spellEnd"/>
-      <w:r>
-        <w:t xml:space="preserve"> Data platformu üzerinden temin edilmiş</w:t>
-      </w:r>
-      <w:r>
-        <w:t>tir</w:t>
-      </w:r>
-      <w:r>
-        <w:t>.</w:t>
-      </w:r>
-      <w:r>
-        <w:t xml:space="preserve"> </w:t>
-      </w:r>
-      <w:r>
-        <w:t>Modelin modern kimlik avı taktiklerine karşı dayanıklılığını sağlamak amacıyla veri seti; çeşitli URL yapılarını, farklı üst seviye alan adlarını (TLD)</w:t>
-      </w:r>
-      <w:r>
-        <w:t>,</w:t>
-      </w:r>
-      <w:r>
-        <w:t xml:space="preserve"> karmaşık alt alan adı stratejilerini</w:t>
-      </w:r>
-      <w:r>
-        <w:t xml:space="preserve"> ve veri dağılımının dengesini gözetecek şekilde</w:t>
-      </w:r>
-      <w:r>
-        <w:t xml:space="preserve"> seçilmiştir.</w:t>
-      </w:r>
-      <w:r>
-        <w:t xml:space="preserve"> </w:t>
+        <w:t>Literatürde yer alan birçok çalışmanın aksine, bu çalışmada herhangi bir web sayfası içeriği, DNS sorgusu veya harici servis bağımlılığı kullanılmamıştır. Bu sayede sistemin hem hesaplama maliyeti düşürülmüş hem de gerçek zamanlı kullanım senaryolarına uygunluğu artırılmıştır.</w:t>
       </w:r>
     </w:p>
     <w:p>
@@ -1302,7 +1213,7 @@
         <w:jc w:val="both"/>
       </w:pPr>
       <w:r>
-        <w:t xml:space="preserve">3.2. Veri Ön İşleme </w:t>
+        <w:t>Bu bölümde öncelikle kullanılan veri seti ve oluşturulma süreci açıklanmakta, ardından özellik mühendisliği ve veri işleme adımları detaylandırılmaktadır.</w:t>
       </w:r>
     </w:p>
     <w:p>
@@ -1310,24 +1221,7 @@
         <w:jc w:val="both"/>
       </w:pPr>
       <w:r>
-        <w:t>Bu çalışmada kullanılan StealthPhisher2025[1] veri seti, önceden özniteliklere ayrıştırılmış (</w:t>
-      </w:r>
-      <w:proofErr w:type="spellStart"/>
-      <w:r>
-        <w:t>feature-engineered</w:t>
-      </w:r>
-      <w:proofErr w:type="spellEnd"/>
-      <w:r>
-        <w:t>) bir yapıya sahip olduğundan, geleneksel veri ön işleme adımlarının büyük bir kısmına ihtiyaç duyulmamıştır.</w:t>
-      </w:r>
-      <w:r>
-        <w:t xml:space="preserve"> Ancak veri setindeki özelliklerin bazıları sadece url</w:t>
-      </w:r>
-      <w:r>
-        <w:t>’den</w:t>
-      </w:r>
-      <w:r>
-        <w:t xml:space="preserve"> çıkarılan özellikler olmadığı için bu özellikler ayıklanarak silinmiş ve sadece url den çıkarılan özellikler bırakılmıştır.</w:t>
+        <w:t>3.1 VERİ OLUŞTURMA ve ÖZELLİK YAPISI</w:t>
       </w:r>
     </w:p>
     <w:p>
@@ -1335,7 +1229,21 @@
         <w:jc w:val="both"/>
       </w:pPr>
       <w:r>
-        <w:t xml:space="preserve">3.3. Özellik Mühendisliği </w:t>
+        <w:t xml:space="preserve">Bu çalışmada kullanılan veri seti, </w:t>
+      </w:r>
+      <w:proofErr w:type="spellStart"/>
+      <w:r>
+        <w:t>Mendeley</w:t>
+      </w:r>
+      <w:proofErr w:type="spellEnd"/>
+      <w:r>
+        <w:t xml:space="preserve"> Data platformundan temin edilen StealthPhisher2025 veri setine dayanmaktadır</w:t>
+      </w:r>
+      <w:r>
+        <w:t xml:space="preserve"> [1]</w:t>
+      </w:r>
+      <w:r>
+        <w:t>.</w:t>
       </w:r>
     </w:p>
     <w:p>
@@ -1343,13 +1251,15 @@
         <w:jc w:val="both"/>
       </w:pPr>
       <w:r>
-        <w:t xml:space="preserve">Bu çalışmada, gerçek zamanlı tespit yeteneğini korumak amacıyla yalnızca URL </w:t>
-      </w:r>
-      <w:r>
-        <w:t>metninden</w:t>
-      </w:r>
-      <w:r>
-        <w:t xml:space="preserve"> elde edilebilen statik özelliklere odaklanılmıştır. Özellik mühendisliği süreci, ham veri setinin filtrelenmesi, literatür tabanlı yeni özelliklerin eklenmesi ve iki aşamalı bir boyut azaltma stratejisinden oluşmaktadır.</w:t>
+        <w:t>Veri seti, farklı URL yapıları, alt alan adı (</w:t>
+      </w:r>
+      <w:proofErr w:type="spellStart"/>
+      <w:r>
+        <w:t>subdomain</w:t>
+      </w:r>
+      <w:proofErr w:type="spellEnd"/>
+      <w:r>
+        <w:t>) çeşitliliği ve üst seviye alan adları (TLD) içerecek şekilde seçilmiştir. Bu sayede modern kimlik avı saldırılarını temsil edebilecek geniş bir örneklem elde edilmiştir.</w:t>
       </w:r>
     </w:p>
     <w:p>
@@ -1357,10 +1267,10 @@
         <w:jc w:val="both"/>
       </w:pPr>
       <w:r>
-        <w:t>3.3.1</w:t>
-      </w:r>
-      <w:r>
-        <w:t xml:space="preserve"> Veri Seti Filtreleme ve Literatür Entegrasyonu</w:t>
+        <w:t>Ancak veri seti doğrudan kullanılmamış, çalışmanın amacı doğrultusunda yeniden düzenlenmiştir.</w:t>
+      </w:r>
+      <w:r>
+        <w:t xml:space="preserve"> Bu kapsamda veri setindeki url dışı kaynaklardan elde edilen özellikler çıkarılmış, yalnızca url’den elde edilen özellikler korunmuş, literatürde önerilen yeni özellikler veri setine eklenmiştir. Bu süreç sonucunda yapılandırılmış ve genişletilmiş bir veri seti elde edilmiştir.</w:t>
       </w:r>
     </w:p>
     <w:p>
@@ -1368,15 +1278,7 @@
         <w:jc w:val="both"/>
       </w:pPr>
       <w:r>
-        <w:t>Başlangıç aşamasında, StealthPhisher2025 [1] veri setindeki mevcut özellikler taranmıştır. Ancak, sistemin "içerik bağımsız" ve "hızlı" çalışma prensibi gereği; web sitesi içeriği, DNS kayıtları veya harici ağ sorguları gerektiren özellikler veri setinden çıkarılmıştır. Bu filtreleme sonucunda sadece URL dizgisinden (</w:t>
-      </w:r>
-      <w:proofErr w:type="spellStart"/>
-      <w:r>
-        <w:t>string</w:t>
-      </w:r>
-      <w:proofErr w:type="spellEnd"/>
-      <w:r>
-        <w:t>) türetilen özellikler korunmuştur.</w:t>
+        <w:t>3.2 ÖZELLİK MÜHENDİSLİĞİ ve ÖZELLİK HAVUZU OLUŞTURMA</w:t>
       </w:r>
     </w:p>
     <w:p>
@@ -1384,53 +1286,7 @@
         <w:jc w:val="both"/>
       </w:pPr>
       <w:r>
-        <w:t xml:space="preserve">Buna ek olarak, literatür taraması </w:t>
-      </w:r>
-      <w:r>
-        <w:t>[</w:t>
-      </w:r>
-      <w:r>
-        <w:t>4</w:t>
-      </w:r>
-      <w:r>
-        <w:t>],</w:t>
-      </w:r>
-      <w:r>
-        <w:t>[44],</w:t>
-      </w:r>
-      <w:r>
-        <w:t>[5</w:t>
-      </w:r>
-      <w:r>
-        <w:t>1</w:t>
-      </w:r>
-      <w:r>
-        <w:t xml:space="preserve">],[52] </w:t>
-      </w:r>
-      <w:r>
-        <w:t>sonucunda</w:t>
-      </w:r>
-      <w:r>
-        <w:t xml:space="preserve"> literatürdeki diğer çalışmalarda kullanılan özellikler </w:t>
-      </w:r>
-      <w:r>
-        <w:t>belirlenmiştir. Bu özelliklerin</w:t>
-      </w:r>
-      <w:r>
-        <w:t xml:space="preserve"> </w:t>
-      </w:r>
-      <w:r>
-        <w:t xml:space="preserve">ham URL'lerden çıkarılması için özgün Python betikleri yazılmış ve mevcut veri seti bu yeni sözcüksel </w:t>
-      </w:r>
-      <w:r>
-        <w:lastRenderedPageBreak/>
-        <w:t>özelliklerle</w:t>
-      </w:r>
-      <w:r>
-        <w:t xml:space="preserve"> </w:t>
-      </w:r>
-      <w:r>
-        <w:t>zenginleştirilerek hibrit bir öznitelik havuzu oluşturulmuştur.</w:t>
+        <w:t>Özellik mühendisliği süreci, veri setinin performansını artırmak amacıyla çok aşamalı olarak gerçekleştirilmiştir.</w:t>
       </w:r>
     </w:p>
     <w:p>
@@ -1438,16 +1294,125 @@
         <w:jc w:val="both"/>
       </w:pPr>
       <w:r>
-        <w:t>3.3.</w:t>
-      </w:r>
-      <w:r>
-        <w:t>2</w:t>
-      </w:r>
-      <w:r>
-        <w:t xml:space="preserve"> </w:t>
-      </w:r>
-      <w:r>
-        <w:t>Korelasyon Tabanlı Filtreleme</w:t>
+        <w:t xml:space="preserve"> </w:t>
+      </w:r>
+      <w:r>
+        <w:t>İlk aşamada mevcut veri setindeki özellikler analiz edilmiş ve sistemin gerçek zamanlı çalışmasını engelleyen özellikler elenmiştir.</w:t>
+      </w:r>
+    </w:p>
+    <w:p>
+      <w:pPr>
+        <w:jc w:val="both"/>
+      </w:pPr>
+      <w:r>
+        <w:lastRenderedPageBreak/>
+        <w:t>İkinci aşamada, literatürde yer alan çalışmalar incelenerek URL tabanlı kimlik avı tespitinde etkili olduğu belirlenen yeni özellikler belirlenmiştir. Bu özellikler Python tabanlı özel betikler kullanılarak URL’lerden türetilmiştir.</w:t>
+      </w:r>
+    </w:p>
+    <w:p>
+      <w:pPr>
+        <w:jc w:val="both"/>
+      </w:pPr>
+      <w:r>
+        <w:t>Bu işlemler sonucunda oluşturulan özellikler aşağıdaki kategoriler altında toplanmıştır:</w:t>
+      </w:r>
+    </w:p>
+    <w:p>
+      <w:pPr>
+        <w:numPr>
+          <w:ilvl w:val="0"/>
+          <w:numId w:val="4"/>
+        </w:numPr>
+        <w:jc w:val="both"/>
+      </w:pPr>
+      <w:r>
+        <w:t xml:space="preserve">Uzunluk tabanlı özellikler: URL ve alt bileşenlerinin karakter uzunlukları </w:t>
+      </w:r>
+    </w:p>
+    <w:p>
+      <w:pPr>
+        <w:numPr>
+          <w:ilvl w:val="0"/>
+          <w:numId w:val="4"/>
+        </w:numPr>
+        <w:jc w:val="both"/>
+      </w:pPr>
+      <w:r>
+        <w:t xml:space="preserve">Sayım tabanlı özellikler: özel karakter ve sembol frekansları </w:t>
+      </w:r>
+    </w:p>
+    <w:p>
+      <w:pPr>
+        <w:numPr>
+          <w:ilvl w:val="0"/>
+          <w:numId w:val="4"/>
+        </w:numPr>
+        <w:jc w:val="both"/>
+      </w:pPr>
+      <w:r>
+        <w:t xml:space="preserve">Oran tabanlı özellikler: karakter türleri arasındaki oranlar </w:t>
+      </w:r>
+    </w:p>
+    <w:p>
+      <w:pPr>
+        <w:numPr>
+          <w:ilvl w:val="0"/>
+          <w:numId w:val="4"/>
+        </w:numPr>
+        <w:jc w:val="both"/>
+      </w:pPr>
+      <w:r>
+        <w:t xml:space="preserve">Alan adı yapısı özellikleri: </w:t>
+      </w:r>
+      <w:proofErr w:type="spellStart"/>
+      <w:r>
+        <w:t>subdomain</w:t>
+      </w:r>
+      <w:proofErr w:type="spellEnd"/>
+      <w:r>
+        <w:t xml:space="preserve">, IP kullanımı vb. </w:t>
+      </w:r>
+    </w:p>
+    <w:p>
+      <w:pPr>
+        <w:numPr>
+          <w:ilvl w:val="0"/>
+          <w:numId w:val="4"/>
+        </w:numPr>
+        <w:jc w:val="both"/>
+      </w:pPr>
+      <w:r>
+        <w:t xml:space="preserve">Karmaşıklık metrikleri: </w:t>
+      </w:r>
+      <w:proofErr w:type="spellStart"/>
+      <w:r>
+        <w:t>entropy</w:t>
+      </w:r>
+      <w:proofErr w:type="spellEnd"/>
+      <w:r>
+        <w:t xml:space="preserve">, tekrar oranları </w:t>
+      </w:r>
+    </w:p>
+    <w:p>
+      <w:pPr>
+        <w:jc w:val="both"/>
+      </w:pPr>
+      <w:r>
+        <w:t>Bu yapı, hem klasik hem de gelişmiş URL analizlerini kapsayan hibrit bir özellik kümesi oluşturmuştur.</w:t>
+      </w:r>
+      <w:r>
+        <w:t xml:space="preserve"> </w:t>
+      </w:r>
+      <w:r>
+        <w:t xml:space="preserve">Bu çalışmada kullanılan özellikler kategorilere ayrılarak Tablo </w:t>
+      </w:r>
+      <w:proofErr w:type="spellStart"/>
+      <w:r>
+        <w:t>X’te</w:t>
+      </w:r>
+      <w:proofErr w:type="spellEnd"/>
+      <w:r>
+        <w:t xml:space="preserve"> sunulmuştur.</w:t>
       </w:r>
     </w:p>
     <w:p>
@@ -1461,8 +1426,753 @@
           <w:docGrid w:linePitch="360"/>
         </w:sectPr>
       </w:pPr>
-      <w:r>
-        <w:t xml:space="preserve">Özellik havuzu oluşturulduktan sonra, öznitelikler arasındaki doğrusal ilişkileri belirlemek amacıyla </w:t>
+    </w:p>
+    <w:tbl>
+      <w:tblPr>
+        <w:tblStyle w:val="TabloKlavuzu"/>
+        <w:tblpPr w:leftFromText="141" w:rightFromText="141" w:vertAnchor="text" w:horzAnchor="margin" w:tblpY="128"/>
+        <w:tblW w:w="9521" w:type="dxa"/>
+        <w:tblLook w:val="04A0" w:firstRow="1" w:lastRow="0" w:firstColumn="1" w:lastColumn="0" w:noHBand="0" w:noVBand="1"/>
+      </w:tblPr>
+      <w:tblGrid>
+        <w:gridCol w:w="3013"/>
+        <w:gridCol w:w="3470"/>
+        <w:gridCol w:w="3038"/>
+      </w:tblGrid>
+      <w:tr>
+        <w:trPr>
+          <w:trHeight w:val="623"/>
+        </w:trPr>
+        <w:tc>
+          <w:tcPr>
+            <w:tcW w:w="3013" w:type="dxa"/>
+          </w:tcPr>
+          <w:p>
+            <w:pPr>
+              <w:jc w:val="both"/>
+            </w:pPr>
+            <w:r>
+              <w:t>Kategori</w:t>
+            </w:r>
+          </w:p>
+        </w:tc>
+        <w:tc>
+          <w:tcPr>
+            <w:tcW w:w="3470" w:type="dxa"/>
+          </w:tcPr>
+          <w:p>
+            <w:pPr>
+              <w:jc w:val="both"/>
+            </w:pPr>
+            <w:r>
+              <w:t>Özellikler</w:t>
+            </w:r>
+          </w:p>
+        </w:tc>
+        <w:tc>
+          <w:tcPr>
+            <w:tcW w:w="3038" w:type="dxa"/>
+          </w:tcPr>
+          <w:p>
+            <w:pPr>
+              <w:jc w:val="both"/>
+            </w:pPr>
+            <w:r>
+              <w:t>Açıklama</w:t>
+            </w:r>
+          </w:p>
+        </w:tc>
+      </w:tr>
+      <w:tr>
+        <w:trPr>
+          <w:trHeight w:val="623"/>
+        </w:trPr>
+        <w:tc>
+          <w:tcPr>
+            <w:tcW w:w="3013" w:type="dxa"/>
+          </w:tcPr>
+          <w:p>
+            <w:pPr>
+              <w:jc w:val="both"/>
+            </w:pPr>
+            <w:r>
+              <w:t>Uzunluk Temelli (</w:t>
+            </w:r>
+            <w:proofErr w:type="spellStart"/>
+            <w:r>
+              <w:t>Length-based</w:t>
+            </w:r>
+            <w:proofErr w:type="spellEnd"/>
+            <w:r>
+              <w:t>)</w:t>
+            </w:r>
+          </w:p>
+        </w:tc>
+        <w:tc>
+          <w:tcPr>
+            <w:tcW w:w="3470" w:type="dxa"/>
+          </w:tcPr>
+          <w:p>
+            <w:pPr>
+              <w:jc w:val="both"/>
+            </w:pPr>
+            <w:proofErr w:type="spellStart"/>
+            <w:r>
+              <w:t>Domain_Length_Of_URL</w:t>
+            </w:r>
+            <w:proofErr w:type="spellEnd"/>
+            <w:r>
+              <w:t xml:space="preserve">, </w:t>
+            </w:r>
+            <w:proofErr w:type="spellStart"/>
+            <w:r>
+              <w:t>Path_Length</w:t>
+            </w:r>
+            <w:proofErr w:type="spellEnd"/>
+            <w:r>
+              <w:t xml:space="preserve">, </w:t>
+            </w:r>
+            <w:proofErr w:type="spellStart"/>
+            <w:r>
+              <w:t>fd_length</w:t>
+            </w:r>
+            <w:proofErr w:type="spellEnd"/>
+            <w:r>
+              <w:t xml:space="preserve">, </w:t>
+            </w:r>
+            <w:proofErr w:type="spellStart"/>
+            <w:r>
+              <w:t>Tld_Length</w:t>
+            </w:r>
+            <w:proofErr w:type="spellEnd"/>
+            <w:r>
+              <w:t xml:space="preserve">, </w:t>
+            </w:r>
+            <w:proofErr w:type="spellStart"/>
+            <w:r>
+              <w:t>Query_Length</w:t>
+            </w:r>
+            <w:proofErr w:type="spellEnd"/>
+            <w:r>
+              <w:t xml:space="preserve">, </w:t>
+            </w:r>
+            <w:proofErr w:type="spellStart"/>
+            <w:r>
+              <w:t>Longest_Word</w:t>
+            </w:r>
+            <w:proofErr w:type="spellEnd"/>
+            <w:r>
+              <w:t xml:space="preserve">, </w:t>
+            </w:r>
+            <w:proofErr w:type="spellStart"/>
+            <w:r>
+              <w:t>Longest_Word_in_Hostname</w:t>
+            </w:r>
+            <w:proofErr w:type="spellEnd"/>
+          </w:p>
+        </w:tc>
+        <w:tc>
+          <w:tcPr>
+            <w:tcW w:w="3038" w:type="dxa"/>
+          </w:tcPr>
+          <w:p>
+            <w:pPr>
+              <w:jc w:val="both"/>
+            </w:pPr>
+            <w:r>
+              <w:t xml:space="preserve">URL’nin genel uzunluğu ile birlikte alt bileşenlerinin (domain, </w:t>
+            </w:r>
+            <w:proofErr w:type="spellStart"/>
+            <w:r>
+              <w:t>path</w:t>
+            </w:r>
+            <w:proofErr w:type="spellEnd"/>
+            <w:r>
+              <w:t xml:space="preserve">, TLD, </w:t>
+            </w:r>
+            <w:proofErr w:type="spellStart"/>
+            <w:r>
+              <w:t>query</w:t>
+            </w:r>
+            <w:proofErr w:type="spellEnd"/>
+            <w:r>
+              <w:t xml:space="preserve"> ve kelime uzunlukları) karakter bazlı uzunluklarını ifade eder.</w:t>
+            </w:r>
+          </w:p>
+        </w:tc>
+      </w:tr>
+      <w:tr>
+        <w:trPr>
+          <w:trHeight w:val="623"/>
+        </w:trPr>
+        <w:tc>
+          <w:tcPr>
+            <w:tcW w:w="3013" w:type="dxa"/>
+          </w:tcPr>
+          <w:p>
+            <w:pPr>
+              <w:jc w:val="both"/>
+            </w:pPr>
+            <w:r>
+              <w:t>Sayısal Karakter (</w:t>
+            </w:r>
+            <w:proofErr w:type="spellStart"/>
+            <w:r>
+              <w:t>Count-based</w:t>
+            </w:r>
+            <w:proofErr w:type="spellEnd"/>
+            <w:r>
+              <w:t>)</w:t>
+            </w:r>
+          </w:p>
+        </w:tc>
+        <w:tc>
+          <w:tcPr>
+            <w:tcW w:w="3470" w:type="dxa"/>
+          </w:tcPr>
+          <w:p>
+            <w:pPr>
+              <w:jc w:val="both"/>
+            </w:pPr>
+            <w:proofErr w:type="spellStart"/>
+            <w:r>
+              <w:t>Count_www</w:t>
+            </w:r>
+            <w:proofErr w:type="spellEnd"/>
+            <w:r>
+              <w:t xml:space="preserve">, </w:t>
+            </w:r>
+            <w:proofErr w:type="spellStart"/>
+            <w:r>
+              <w:t>Count</w:t>
+            </w:r>
+            <w:proofErr w:type="spellEnd"/>
+            <w:r>
+              <w:t xml:space="preserve">_/, </w:t>
+            </w:r>
+            <w:proofErr w:type="spellStart"/>
+            <w:r>
+              <w:t>Count_Digit</w:t>
+            </w:r>
+            <w:proofErr w:type="spellEnd"/>
+            <w:r>
+              <w:t xml:space="preserve">, </w:t>
+            </w:r>
+            <w:proofErr w:type="spellStart"/>
+            <w:r>
+              <w:t>Count_Letter</w:t>
+            </w:r>
+            <w:proofErr w:type="spellEnd"/>
+            <w:r>
+              <w:t xml:space="preserve">, </w:t>
+            </w:r>
+            <w:proofErr w:type="spellStart"/>
+            <w:r>
+              <w:t>Count_Dot</w:t>
+            </w:r>
+            <w:proofErr w:type="spellEnd"/>
+            <w:r>
+              <w:t xml:space="preserve">, </w:t>
+            </w:r>
+            <w:proofErr w:type="spellStart"/>
+            <w:r>
+              <w:t>Count</w:t>
+            </w:r>
+            <w:proofErr w:type="spellEnd"/>
+            <w:r>
+              <w:t xml:space="preserve">_-, </w:t>
+            </w:r>
+            <w:proofErr w:type="spellStart"/>
+            <w:r>
+              <w:t>Count</w:t>
+            </w:r>
+            <w:proofErr w:type="spellEnd"/>
+            <w:r>
+              <w:t xml:space="preserve">_?, </w:t>
+            </w:r>
+            <w:proofErr w:type="spellStart"/>
+            <w:r>
+              <w:t>Count</w:t>
+            </w:r>
+            <w:proofErr w:type="spellEnd"/>
+            <w:r>
+              <w:t xml:space="preserve">_&amp;, </w:t>
+            </w:r>
+            <w:proofErr w:type="spellStart"/>
+            <w:r>
+              <w:t>Count</w:t>
+            </w:r>
+            <w:proofErr w:type="spellEnd"/>
+            <w:r>
+              <w:t xml:space="preserve">_\t, Base64_Pattern_Cnt, </w:t>
+            </w:r>
+            <w:proofErr w:type="spellStart"/>
+            <w:r>
+              <w:t>Count_Embed_Domain</w:t>
+            </w:r>
+            <w:proofErr w:type="spellEnd"/>
+          </w:p>
+        </w:tc>
+        <w:tc>
+          <w:tcPr>
+            <w:tcW w:w="3038" w:type="dxa"/>
+          </w:tcPr>
+          <w:p>
+            <w:pPr>
+              <w:jc w:val="both"/>
+            </w:pPr>
+            <w:r>
+              <w:t xml:space="preserve">URL içerisinde bulunan özel karakterlerin, sayısal ve alfabetik karakterlerin frekansını temsil eder. </w:t>
+            </w:r>
+            <w:proofErr w:type="spellStart"/>
+            <w:r>
+              <w:t>Phishing</w:t>
+            </w:r>
+            <w:proofErr w:type="spellEnd"/>
+            <w:r>
+              <w:t xml:space="preserve"> URL’ler genellikle bu karakterleri yoğun ve manipülatif şekilde kullanır.</w:t>
+            </w:r>
+          </w:p>
+        </w:tc>
+      </w:tr>
+      <w:tr>
+        <w:trPr>
+          <w:trHeight w:val="649"/>
+        </w:trPr>
+        <w:tc>
+          <w:tcPr>
+            <w:tcW w:w="3013" w:type="dxa"/>
+          </w:tcPr>
+          <w:p>
+            <w:pPr>
+              <w:jc w:val="both"/>
+            </w:pPr>
+            <w:r>
+              <w:t>Oran ve Dağılım (</w:t>
+            </w:r>
+            <w:proofErr w:type="spellStart"/>
+            <w:r>
+              <w:t>Ratio-based</w:t>
+            </w:r>
+            <w:proofErr w:type="spellEnd"/>
+            <w:r>
+              <w:t>)</w:t>
+            </w:r>
+          </w:p>
+        </w:tc>
+        <w:tc>
+          <w:tcPr>
+            <w:tcW w:w="3470" w:type="dxa"/>
+          </w:tcPr>
+          <w:p>
+            <w:pPr>
+              <w:jc w:val="both"/>
+            </w:pPr>
+            <w:proofErr w:type="spellStart"/>
+            <w:r>
+              <w:t>Domain_URL_Ratio</w:t>
+            </w:r>
+            <w:proofErr w:type="spellEnd"/>
+            <w:r>
+              <w:t>, URL/</w:t>
+            </w:r>
+            <w:proofErr w:type="spellStart"/>
+            <w:r>
+              <w:t>Path</w:t>
+            </w:r>
+            <w:proofErr w:type="spellEnd"/>
+            <w:r>
+              <w:t xml:space="preserve">, </w:t>
+            </w:r>
+            <w:proofErr w:type="spellStart"/>
+            <w:r>
+              <w:t>Digit</w:t>
+            </w:r>
+            <w:proofErr w:type="spellEnd"/>
+            <w:r>
+              <w:t>/</w:t>
+            </w:r>
+            <w:proofErr w:type="spellStart"/>
+            <w:r>
+              <w:t>Letter</w:t>
+            </w:r>
+            <w:proofErr w:type="spellEnd"/>
+            <w:r>
+              <w:t xml:space="preserve">, </w:t>
+            </w:r>
+            <w:proofErr w:type="spellStart"/>
+            <w:r>
+              <w:t>Vowel</w:t>
+            </w:r>
+            <w:proofErr w:type="spellEnd"/>
+            <w:r>
+              <w:t>/</w:t>
+            </w:r>
+            <w:proofErr w:type="spellStart"/>
+            <w:r>
+              <w:t>Consonant</w:t>
+            </w:r>
+            <w:proofErr w:type="spellEnd"/>
+            <w:r>
+              <w:t xml:space="preserve">, </w:t>
+            </w:r>
+            <w:proofErr w:type="spellStart"/>
+            <w:r>
+              <w:t>Uppercase_Lowercase_Ratio</w:t>
+            </w:r>
+            <w:proofErr w:type="spellEnd"/>
+            <w:r>
+              <w:t xml:space="preserve">, </w:t>
+            </w:r>
+            <w:proofErr w:type="spellStart"/>
+            <w:r>
+              <w:t>Special_Char_Alphabet_Ratio</w:t>
+            </w:r>
+            <w:proofErr w:type="spellEnd"/>
+          </w:p>
+        </w:tc>
+        <w:tc>
+          <w:tcPr>
+            <w:tcW w:w="3038" w:type="dxa"/>
+          </w:tcPr>
+          <w:p>
+            <w:pPr>
+              <w:jc w:val="both"/>
+            </w:pPr>
+            <w:r>
+              <w:t>URL içerisindeki farklı karakter türlerinin birbirine oranlarını ifade eder. Bu oranlar, URL’nin doğal yapısından sapmaları belirlemede önemli rol oynar.</w:t>
+            </w:r>
+          </w:p>
+        </w:tc>
+      </w:tr>
+      <w:tr>
+        <w:trPr>
+          <w:trHeight w:val="623"/>
+        </w:trPr>
+        <w:tc>
+          <w:tcPr>
+            <w:tcW w:w="3013" w:type="dxa"/>
+          </w:tcPr>
+          <w:p>
+            <w:pPr>
+              <w:jc w:val="both"/>
+            </w:pPr>
+            <w:r>
+              <w:t xml:space="preserve">Alan Adı Yapısı (Domain </w:t>
+            </w:r>
+            <w:proofErr w:type="spellStart"/>
+            <w:r>
+              <w:t>Structure</w:t>
+            </w:r>
+            <w:proofErr w:type="spellEnd"/>
+            <w:r>
+              <w:t>)</w:t>
+            </w:r>
+          </w:p>
+        </w:tc>
+        <w:tc>
+          <w:tcPr>
+            <w:tcW w:w="3470" w:type="dxa"/>
+          </w:tcPr>
+          <w:p>
+            <w:pPr>
+              <w:jc w:val="both"/>
+            </w:pPr>
+            <w:proofErr w:type="spellStart"/>
+            <w:r>
+              <w:t>Subdomain</w:t>
+            </w:r>
+            <w:proofErr w:type="spellEnd"/>
+            <w:r>
+              <w:t xml:space="preserve">, </w:t>
+            </w:r>
+            <w:proofErr w:type="spellStart"/>
+            <w:r>
+              <w:t>Having_Path</w:t>
+            </w:r>
+            <w:proofErr w:type="spellEnd"/>
+            <w:r>
+              <w:t xml:space="preserve">, </w:t>
+            </w:r>
+            <w:proofErr w:type="spellStart"/>
+            <w:r>
+              <w:t>Host_Precense_Of_Digit</w:t>
+            </w:r>
+            <w:proofErr w:type="spellEnd"/>
+            <w:r>
+              <w:t xml:space="preserve">, </w:t>
+            </w:r>
+            <w:proofErr w:type="spellStart"/>
+            <w:r>
+              <w:t>use_of_ip_address</w:t>
+            </w:r>
+            <w:proofErr w:type="spellEnd"/>
+            <w:r>
+              <w:t xml:space="preserve">, </w:t>
+            </w:r>
+            <w:proofErr w:type="spellStart"/>
+            <w:r>
+              <w:t>Port_Number</w:t>
+            </w:r>
+            <w:proofErr w:type="spellEnd"/>
+          </w:p>
+        </w:tc>
+        <w:tc>
+          <w:tcPr>
+            <w:tcW w:w="3038" w:type="dxa"/>
+          </w:tcPr>
+          <w:p>
+            <w:pPr>
+              <w:jc w:val="both"/>
+            </w:pPr>
+            <w:r>
+              <w:t>URL’nin domain yapısını, alt domain kullanımını, IP adresi içerip içermediğini ve port bilgisini analiz eden yapısal özelliklerdir.</w:t>
+            </w:r>
+          </w:p>
+        </w:tc>
+      </w:tr>
+      <w:tr>
+        <w:trPr>
+          <w:trHeight w:val="623"/>
+        </w:trPr>
+        <w:tc>
+          <w:tcPr>
+            <w:tcW w:w="3013" w:type="dxa"/>
+          </w:tcPr>
+          <w:p>
+            <w:pPr>
+              <w:jc w:val="both"/>
+            </w:pPr>
+            <w:r>
+              <w:t>Karmaşıklık Metrikleri (</w:t>
+            </w:r>
+            <w:proofErr w:type="spellStart"/>
+            <w:r>
+              <w:t>Complexity</w:t>
+            </w:r>
+            <w:proofErr w:type="spellEnd"/>
+            <w:r>
+              <w:t xml:space="preserve"> </w:t>
+            </w:r>
+            <w:proofErr w:type="spellStart"/>
+            <w:r>
+              <w:t>Metrics</w:t>
+            </w:r>
+            <w:proofErr w:type="spellEnd"/>
+            <w:r>
+              <w:t>)</w:t>
+            </w:r>
+          </w:p>
+        </w:tc>
+        <w:tc>
+          <w:tcPr>
+            <w:tcW w:w="3470" w:type="dxa"/>
+          </w:tcPr>
+          <w:p>
+            <w:pPr>
+              <w:jc w:val="both"/>
+            </w:pPr>
+            <w:proofErr w:type="spellStart"/>
+            <w:r>
+              <w:t>ShannonEntropy</w:t>
+            </w:r>
+            <w:proofErr w:type="spellEnd"/>
+            <w:r>
+              <w:t xml:space="preserve">, </w:t>
+            </w:r>
+            <w:proofErr w:type="spellStart"/>
+            <w:r>
+              <w:t>Kolmogorov_Complexity</w:t>
+            </w:r>
+            <w:proofErr w:type="spellEnd"/>
+            <w:r>
+              <w:t xml:space="preserve">, </w:t>
+            </w:r>
+            <w:proofErr w:type="spellStart"/>
+            <w:r>
+              <w:t>FractalDimension</w:t>
+            </w:r>
+            <w:proofErr w:type="spellEnd"/>
+            <w:r>
+              <w:t xml:space="preserve">, </w:t>
+            </w:r>
+            <w:proofErr w:type="spellStart"/>
+            <w:r>
+              <w:t>Character_Repetition</w:t>
+            </w:r>
+            <w:proofErr w:type="spellEnd"/>
+            <w:r>
+              <w:t xml:space="preserve">, </w:t>
+            </w:r>
+            <w:proofErr w:type="spellStart"/>
+            <w:r>
+              <w:t>Average_Word</w:t>
+            </w:r>
+            <w:proofErr w:type="spellEnd"/>
+          </w:p>
+        </w:tc>
+        <w:tc>
+          <w:tcPr>
+            <w:tcW w:w="3038" w:type="dxa"/>
+          </w:tcPr>
+          <w:p>
+            <w:pPr>
+              <w:jc w:val="both"/>
+            </w:pPr>
+            <w:r>
+              <w:t>URL dizgisinin düzensizliğini, rastgeleliğini ve karakter tekrar yapılarını ölçen istatistiksel özelliklerdir. Bu metrikler, anormal ve yapay URL’lerin tespitinde etkilidir.</w:t>
+            </w:r>
+          </w:p>
+        </w:tc>
+      </w:tr>
+      <w:tr>
+        <w:trPr>
+          <w:trHeight w:val="623"/>
+        </w:trPr>
+        <w:tc>
+          <w:tcPr>
+            <w:tcW w:w="3013" w:type="dxa"/>
+          </w:tcPr>
+          <w:p>
+            <w:pPr>
+              <w:jc w:val="both"/>
+            </w:pPr>
+            <w:r>
+              <w:t>Hedef Değişken (</w:t>
+            </w:r>
+            <w:proofErr w:type="spellStart"/>
+            <w:r>
+              <w:t>Label</w:t>
+            </w:r>
+            <w:proofErr w:type="spellEnd"/>
+            <w:r>
+              <w:t>)</w:t>
+            </w:r>
+          </w:p>
+        </w:tc>
+        <w:tc>
+          <w:tcPr>
+            <w:tcW w:w="3470" w:type="dxa"/>
+          </w:tcPr>
+          <w:p>
+            <w:pPr>
+              <w:jc w:val="both"/>
+            </w:pPr>
+            <w:proofErr w:type="spellStart"/>
+            <w:r>
+              <w:t>Label</w:t>
+            </w:r>
+            <w:proofErr w:type="spellEnd"/>
+          </w:p>
+        </w:tc>
+        <w:tc>
+          <w:tcPr>
+            <w:tcW w:w="3038" w:type="dxa"/>
+          </w:tcPr>
+          <w:p>
+            <w:pPr>
+              <w:jc w:val="both"/>
+            </w:pPr>
+            <w:r>
+              <w:t>URL’nin sınıfını (</w:t>
+            </w:r>
+            <w:proofErr w:type="spellStart"/>
+            <w:r>
+              <w:t>phishing</w:t>
+            </w:r>
+            <w:proofErr w:type="spellEnd"/>
+            <w:r>
+              <w:t xml:space="preserve"> veya </w:t>
+            </w:r>
+            <w:proofErr w:type="spellStart"/>
+            <w:r>
+              <w:t>benign</w:t>
+            </w:r>
+            <w:proofErr w:type="spellEnd"/>
+            <w:r>
+              <w:t>) temsil eden bağımlı değişkendir.</w:t>
+            </w:r>
+          </w:p>
+        </w:tc>
+      </w:tr>
+    </w:tbl>
+    <w:p>
+      <w:pPr>
+        <w:ind w:left="2832"/>
+        <w:jc w:val="both"/>
+      </w:pPr>
+      <w:r>
+        <w:t>Tablo X.</w:t>
+      </w:r>
+    </w:p>
+    <w:p>
+      <w:pPr>
+        <w:jc w:val="both"/>
+        <w:sectPr>
+          <w:type w:val="continuous"/>
+          <w:pgSz w:w="11906" w:h="16838"/>
+          <w:pgMar w:top="1417" w:right="1417" w:bottom="1417" w:left="1417" w:header="708" w:footer="708" w:gutter="0"/>
+          <w:cols w:space="708"/>
+          <w:docGrid w:linePitch="360"/>
+        </w:sectPr>
+      </w:pPr>
+    </w:p>
+    <w:p>
+      <w:pPr>
+        <w:jc w:val="both"/>
+      </w:pPr>
+      <w:r>
+        <w:lastRenderedPageBreak/>
+        <w:t>Bu özellikler, URL yapısındaki anormallikleri farklı perspektiflerden analiz etmeyi mümkün kılmaktadır.</w:t>
+      </w:r>
+    </w:p>
+    <w:p>
+      <w:pPr>
+        <w:jc w:val="both"/>
+      </w:pPr>
+      <w:r>
+        <w:t>3.3 ÖZELLİK SEÇİMİ ve BOYUT AZALTMA</w:t>
+      </w:r>
+    </w:p>
+    <w:p>
+      <w:pPr>
+        <w:jc w:val="both"/>
+      </w:pPr>
+      <w:r>
+        <w:t>Oluşturulan geniş özellik havuzunun optimize edilmesi amacıyla iki aşamalı bir özellik seçimi süreci uygulanmıştır.</w:t>
+      </w:r>
+    </w:p>
+    <w:p>
+      <w:pPr>
+        <w:jc w:val="both"/>
+      </w:pPr>
+      <w:r>
+        <w:t xml:space="preserve">3.3.1 KORELASYON </w:t>
+      </w:r>
+      <w:proofErr w:type="spellStart"/>
+      <w:r>
+        <w:t>ANALİZİ</w:t>
+      </w:r>
+      <w:proofErr w:type="spellEnd"/>
+    </w:p>
+    <w:p>
+      <w:pPr>
+        <w:jc w:val="both"/>
+        <w:sectPr>
+          <w:type w:val="continuous"/>
+          <w:pgSz w:w="11906" w:h="16838"/>
+          <w:pgMar w:top="1417" w:right="1417" w:bottom="1417" w:left="1417" w:header="708" w:footer="708" w:gutter="0"/>
+          <w:cols w:num="2" w:space="708"/>
+          <w:docGrid w:linePitch="360"/>
+        </w:sectPr>
+      </w:pPr>
+      <w:proofErr w:type="spellStart"/>
+      <w:r>
+        <w:t>Özellik</w:t>
+      </w:r>
+      <w:proofErr w:type="spellEnd"/>
+      <w:r>
+        <w:t xml:space="preserve"> havuzu oluşturulduktan sonra, öznitelikler arasındaki doğrusal ilişkileri belirlemek amacıyla </w:t>
       </w:r>
       <w:proofErr w:type="spellStart"/>
       <w:r>
@@ -1470,10 +2180,7 @@
       </w:r>
       <w:proofErr w:type="spellEnd"/>
       <w:r>
-        <w:t xml:space="preserve"> Korelasyon </w:t>
-      </w:r>
-      <w:r>
-        <w:t>Katsayısı analizi yapılmıştır. Birbiriyle çok yüksek korelasyona sahip olan (</w:t>
+        <w:t xml:space="preserve"> Korelasyon Katsayısı analizi yapılmıştır. Birbiriyle çok yüksek korelasyona sahip olan (</w:t>
       </w:r>
       <w:r>
         <w:rPr>
@@ -1652,6 +2359,20 @@
       </w:r>
       <w:r>
         <w:t>r.</w:t>
+      </w:r>
+      <w:r>
+        <w:t xml:space="preserve"> </w:t>
+      </w:r>
+      <w:r>
+        <w:t xml:space="preserve">Özellikler arasındaki korelasyon yapısı Şekil </w:t>
+      </w:r>
+      <w:proofErr w:type="spellStart"/>
+      <w:r>
+        <w:t>X’te</w:t>
+      </w:r>
+      <w:proofErr w:type="spellEnd"/>
+      <w:r>
+        <w:t xml:space="preserve"> gösterilmektedir.</w:t>
       </w:r>
     </w:p>
     <w:p>
@@ -1661,7 +2382,6 @@
     </w:p>
     <w:p>
       <w:pPr>
-        <w:keepNext/>
         <w:jc w:val="both"/>
       </w:pPr>
       <w:r>
@@ -1669,9 +2389,9 @@
           <w:noProof/>
         </w:rPr>
         <w:drawing>
-          <wp:inline distT="0" distB="0" distL="0" distR="0" wp14:anchorId="7F3D19A1" wp14:editId="1ECD15A3">
-            <wp:extent cx="6356908" cy="4839042"/>
-            <wp:effectExtent l="0" t="0" r="6350" b="0"/>
+          <wp:inline distT="0" distB="0" distL="0" distR="0" wp14:anchorId="00EDC38B" wp14:editId="2902C42E">
+            <wp:extent cx="5760720" cy="4385283"/>
+            <wp:effectExtent l="0" t="0" r="0" b="0"/>
             <wp:docPr id="2" name="Resim 2"/>
             <wp:cNvGraphicFramePr>
               <a:graphicFrameLocks xmlns:a="http://schemas.openxmlformats.org/drawingml/2006/main" noChangeAspect="1"/>
@@ -1701,7 +2421,7 @@
                   <pic:spPr bwMode="auto">
                     <a:xfrm>
                       <a:off x="0" y="0"/>
-                      <a:ext cx="6372548" cy="4850948"/>
+                      <a:ext cx="5760720" cy="4385283"/>
                     </a:xfrm>
                     <a:prstGeom prst="rect">
                       <a:avLst/>
@@ -1717,8 +2437,19 @@
     </w:p>
     <w:p>
       <w:pPr>
-        <w:pStyle w:val="ResimYazs"/>
-        <w:ind w:left="2832" w:firstLine="708"/>
+        <w:jc w:val="both"/>
+      </w:pPr>
+      <w:r>
+        <w:t>Şekil x. Korelasyon</w:t>
+      </w:r>
+    </w:p>
+    <w:p>
+      <w:pPr>
+        <w:jc w:val="both"/>
+      </w:pPr>
+    </w:p>
+    <w:p>
+      <w:pPr>
         <w:jc w:val="both"/>
         <w:sectPr>
           <w:type w:val="continuous"/>
@@ -1728,45 +2459,29 @@
           <w:docGrid w:linePitch="360"/>
         </w:sectPr>
       </w:pPr>
-      <w:r>
-        <w:t xml:space="preserve">Şekil </w:t>
-      </w:r>
-      <w:r>
-        <w:t>2</w:t>
-      </w:r>
-      <w:r>
-        <w:t xml:space="preserve"> Korelasyo</w:t>
-      </w:r>
-      <w:r>
-        <w:t>n</w:t>
-      </w:r>
     </w:p>
     <w:p>
       <w:pPr>
         <w:jc w:val="both"/>
       </w:pPr>
+      <w:r>
+        <w:t xml:space="preserve">3.3.2 </w:t>
+      </w:r>
+      <w:proofErr w:type="spellStart"/>
+      <w:r>
+        <w:t>Mutual</w:t>
+      </w:r>
+      <w:proofErr w:type="spellEnd"/>
+      <w:r>
+        <w:t xml:space="preserve"> Information (Karşılıklı Bilgi Kazancı)</w:t>
+      </w:r>
     </w:p>
     <w:p>
       <w:pPr>
         <w:jc w:val="both"/>
       </w:pPr>
       <w:r>
-        <w:t>3.3.</w:t>
-      </w:r>
-      <w:r>
-        <w:t>3</w:t>
-      </w:r>
-      <w:r>
-        <w:t xml:space="preserve"> </w:t>
-      </w:r>
-      <w:r>
-        <w:t>Karşılıklı Bilgi Kazancı</w:t>
-      </w:r>
-      <w:r>
-        <w:t xml:space="preserve"> </w:t>
-      </w:r>
-      <w:r>
-        <w:t>(</w:t>
+        <w:t xml:space="preserve">Doğrusal olmayan ilişkileri analiz edebilmek için </w:t>
       </w:r>
       <w:proofErr w:type="spellStart"/>
       <w:r>
@@ -1774,15 +2489,22 @@
       </w:r>
       <w:proofErr w:type="spellEnd"/>
       <w:r>
-        <w:t xml:space="preserve"> </w:t>
-      </w:r>
-      <w:proofErr w:type="gramStart"/>
-      <w:r>
-        <w:t>Information -</w:t>
-      </w:r>
-      <w:proofErr w:type="gramEnd"/>
-      <w:r>
-        <w:t xml:space="preserve"> MI)</w:t>
+        <w:t xml:space="preserve"> Information yöntemi kullanılmıştır.</w:t>
+      </w:r>
+      <w:r>
+        <w:t xml:space="preserve"> Bu yöntem sayesinde </w:t>
+      </w:r>
+      <w:r>
+        <w:t xml:space="preserve">her bir özelliğin hedef değişken üzerindeki bilgi </w:t>
+      </w:r>
+      <w:r>
+        <w:t>katkısı ölçülmüş</w:t>
+      </w:r>
+      <w:r>
+        <w:t xml:space="preserve">, </w:t>
+      </w:r>
+      <w:r>
+        <w:t xml:space="preserve">düşük katkı sağlayan özellikler elenmiştir </w:t>
       </w:r>
     </w:p>
     <w:p>
@@ -1790,38 +2512,7 @@
         <w:jc w:val="both"/>
       </w:pPr>
       <w:r>
-        <w:t xml:space="preserve">Doğrusal olmayan ilişkileri de yakalayabilmek adına, ikinci aşamada </w:t>
-      </w:r>
-      <w:proofErr w:type="spellStart"/>
-      <w:r>
-        <w:t>Mutual</w:t>
-      </w:r>
-      <w:proofErr w:type="spellEnd"/>
-      <w:r>
-        <w:t xml:space="preserve"> Information yöntemi kullanılmıştır. Bu istatistiksel yöntem, her bir özniteliğin </w:t>
-      </w:r>
-    </w:p>
-    <w:p>
-      <w:pPr>
-        <w:jc w:val="both"/>
-      </w:pPr>
-    </w:p>
-    <w:p>
-      <w:pPr>
-        <w:jc w:val="both"/>
-      </w:pPr>
-    </w:p>
-    <w:p>
-      <w:pPr>
-        <w:jc w:val="both"/>
-      </w:pPr>
-      <w:proofErr w:type="gramStart"/>
-      <w:r>
-        <w:t>hedef</w:t>
-      </w:r>
-      <w:proofErr w:type="gramEnd"/>
-      <w:r>
-        <w:t xml:space="preserve"> sınıf (Kimlik Avı veya Güvenli) üzerindeki bilgi değerini ve bağımlılığını ölçer.</w:t>
+        <w:t>Sonuç olarak toplam 34 adet en anlamlı özellik belirlenmiş ve model eğitiminde kullanılmıştır.</w:t>
       </w:r>
     </w:p>
     <w:p>
@@ -1837,6 +2528,7 @@
             <w:rPr>
               <w:rFonts w:ascii="Cambria Math" w:hAnsi="Cambria Math"/>
             </w:rPr>
+            <w:lastRenderedPageBreak/>
             <m:t>I</m:t>
           </m:r>
           <m:d>
@@ -2080,7 +2772,7 @@
         <w:rPr>
           <w:rFonts w:eastAsiaTheme="minorEastAsia"/>
         </w:rPr>
-        <w:t>3</w:t>
+        <w:t xml:space="preserve"> x</w:t>
       </w:r>
       <w:r>
         <w:rPr>
@@ -2096,764 +2788,6 @@
       <w:r>
         <w:t xml:space="preserve"> Information</w:t>
       </w:r>
-    </w:p>
-    <w:p>
-      <w:pPr>
-        <w:jc w:val="both"/>
-      </w:pPr>
-      <w:r>
-        <w:lastRenderedPageBreak/>
-        <w:t>Yapılan MI analizi sonucunda, hedef değişkeni tahmin etme gücü en düşük olan özellikler elenerek hem eğitim süresini optimize eden hem de doğruluk oranını koruyan en efektif özellik alt kümesi belirlenmiştir.</w:t>
-      </w:r>
-      <w:r>
-        <w:t xml:space="preserve"> </w:t>
-      </w:r>
-    </w:p>
-    <w:p>
-      <w:pPr>
-        <w:jc w:val="both"/>
-      </w:pPr>
-      <w:r>
-        <w:t xml:space="preserve">Literatürde yer alan çalışmalarda önerilen ayırt edici özellikler dikkate alınarak veri setindeki mevcut özellikler yeniden değerlendirilmiştir. Bu süreçte, veri setinde </w:t>
-      </w:r>
-      <w:r>
-        <w:t xml:space="preserve">bulunan tüm özellikler doğrudan kullanılmamış; düşük katkı sağlayan ve tekrarlı özellikler elenerek daha anlamlı bir özellik kümesi oluşturulmuştur. Özellik seçimi aşamasında korelasyon analizi ve </w:t>
-      </w:r>
-      <w:proofErr w:type="spellStart"/>
-      <w:r>
-        <w:t>mutual</w:t>
-      </w:r>
-      <w:proofErr w:type="spellEnd"/>
-      <w:r>
-        <w:t xml:space="preserve"> </w:t>
-      </w:r>
-      <w:proofErr w:type="spellStart"/>
-      <w:r>
-        <w:t>information</w:t>
-      </w:r>
-      <w:proofErr w:type="spellEnd"/>
-      <w:r>
-        <w:t xml:space="preserve"> yöntemleri kullanılmış olup, bu yöntemler sonucunda toplam 34 özellik belirlenmiştir. Elde edilen bu optimize edilmiş özellik kümesi, model eğitim sürecinde kullanılmıştır.</w:t>
-      </w:r>
-    </w:p>
-    <w:p>
-      <w:pPr>
-        <w:jc w:val="both"/>
-        <w:sectPr>
-          <w:type w:val="continuous"/>
-          <w:pgSz w:w="11906" w:h="16838"/>
-          <w:pgMar w:top="1417" w:right="1417" w:bottom="1417" w:left="1417" w:header="708" w:footer="708" w:gutter="0"/>
-          <w:cols w:num="2" w:space="708"/>
-          <w:docGrid w:linePitch="360"/>
-        </w:sectPr>
-      </w:pPr>
-    </w:p>
-    <w:tbl>
-      <w:tblPr>
-        <w:tblStyle w:val="TabloKlavuzu"/>
-        <w:tblpPr w:leftFromText="141" w:rightFromText="141" w:vertAnchor="text" w:horzAnchor="margin" w:tblpY="128"/>
-        <w:tblW w:w="9521" w:type="dxa"/>
-        <w:tblLook w:val="04A0" w:firstRow="1" w:lastRow="0" w:firstColumn="1" w:lastColumn="0" w:noHBand="0" w:noVBand="1"/>
-      </w:tblPr>
-      <w:tblGrid>
-        <w:gridCol w:w="3013"/>
-        <w:gridCol w:w="3470"/>
-        <w:gridCol w:w="3038"/>
-      </w:tblGrid>
-      <w:tr>
-        <w:trPr>
-          <w:trHeight w:val="623"/>
-        </w:trPr>
-        <w:tc>
-          <w:tcPr>
-            <w:tcW w:w="3013" w:type="dxa"/>
-          </w:tcPr>
-          <w:p>
-            <w:pPr>
-              <w:jc w:val="both"/>
-            </w:pPr>
-            <w:r>
-              <w:t>Kategori</w:t>
-            </w:r>
-          </w:p>
-        </w:tc>
-        <w:tc>
-          <w:tcPr>
-            <w:tcW w:w="3470" w:type="dxa"/>
-          </w:tcPr>
-          <w:p>
-            <w:pPr>
-              <w:jc w:val="both"/>
-            </w:pPr>
-            <w:r>
-              <w:t>Özellikler</w:t>
-            </w:r>
-          </w:p>
-        </w:tc>
-        <w:tc>
-          <w:tcPr>
-            <w:tcW w:w="3038" w:type="dxa"/>
-          </w:tcPr>
-          <w:p>
-            <w:pPr>
-              <w:jc w:val="both"/>
-            </w:pPr>
-            <w:r>
-              <w:t>Açıklama</w:t>
-            </w:r>
-          </w:p>
-        </w:tc>
-      </w:tr>
-      <w:tr>
-        <w:trPr>
-          <w:trHeight w:val="623"/>
-        </w:trPr>
-        <w:tc>
-          <w:tcPr>
-            <w:tcW w:w="3013" w:type="dxa"/>
-          </w:tcPr>
-          <w:p>
-            <w:pPr>
-              <w:jc w:val="both"/>
-            </w:pPr>
-            <w:r>
-              <w:t>Uzunluk Temelli (</w:t>
-            </w:r>
-            <w:proofErr w:type="spellStart"/>
-            <w:r>
-              <w:t>Length-based</w:t>
-            </w:r>
-            <w:proofErr w:type="spellEnd"/>
-            <w:r>
-              <w:t>)</w:t>
-            </w:r>
-          </w:p>
-        </w:tc>
-        <w:tc>
-          <w:tcPr>
-            <w:tcW w:w="3470" w:type="dxa"/>
-          </w:tcPr>
-          <w:p>
-            <w:pPr>
-              <w:jc w:val="both"/>
-            </w:pPr>
-            <w:proofErr w:type="spellStart"/>
-            <w:r>
-              <w:t>Domain_Length_Of_URL</w:t>
-            </w:r>
-            <w:proofErr w:type="spellEnd"/>
-            <w:r>
-              <w:t xml:space="preserve">, </w:t>
-            </w:r>
-            <w:proofErr w:type="spellStart"/>
-            <w:r>
-              <w:t>Path_Length</w:t>
-            </w:r>
-            <w:proofErr w:type="spellEnd"/>
-            <w:r>
-              <w:t xml:space="preserve">, </w:t>
-            </w:r>
-            <w:proofErr w:type="spellStart"/>
-            <w:r>
-              <w:t>fd_length</w:t>
-            </w:r>
-            <w:proofErr w:type="spellEnd"/>
-            <w:r>
-              <w:t xml:space="preserve">, </w:t>
-            </w:r>
-            <w:proofErr w:type="spellStart"/>
-            <w:r>
-              <w:t>Tld_Length</w:t>
-            </w:r>
-            <w:proofErr w:type="spellEnd"/>
-            <w:r>
-              <w:t xml:space="preserve">, </w:t>
-            </w:r>
-            <w:proofErr w:type="spellStart"/>
-            <w:r>
-              <w:t>Query_Length</w:t>
-            </w:r>
-            <w:proofErr w:type="spellEnd"/>
-            <w:r>
-              <w:t xml:space="preserve">, </w:t>
-            </w:r>
-            <w:proofErr w:type="spellStart"/>
-            <w:r>
-              <w:t>Longest_Word</w:t>
-            </w:r>
-            <w:proofErr w:type="spellEnd"/>
-            <w:r>
-              <w:t xml:space="preserve">, </w:t>
-            </w:r>
-            <w:proofErr w:type="spellStart"/>
-            <w:r>
-              <w:t>Longest_Word_in_Hostname</w:t>
-            </w:r>
-            <w:proofErr w:type="spellEnd"/>
-          </w:p>
-        </w:tc>
-        <w:tc>
-          <w:tcPr>
-            <w:tcW w:w="3038" w:type="dxa"/>
-          </w:tcPr>
-          <w:p>
-            <w:pPr>
-              <w:jc w:val="both"/>
-            </w:pPr>
-            <w:r>
-              <w:t xml:space="preserve">URL’nin genel uzunluğu ile birlikte alt bileşenlerinin (domain, </w:t>
-            </w:r>
-            <w:proofErr w:type="spellStart"/>
-            <w:r>
-              <w:t>path</w:t>
-            </w:r>
-            <w:proofErr w:type="spellEnd"/>
-            <w:r>
-              <w:t xml:space="preserve">, TLD, </w:t>
-            </w:r>
-            <w:proofErr w:type="spellStart"/>
-            <w:r>
-              <w:t>query</w:t>
-            </w:r>
-            <w:proofErr w:type="spellEnd"/>
-            <w:r>
-              <w:t xml:space="preserve"> ve kelime uzunlukları) karakter bazlı uzunluklarını ifade eder.</w:t>
-            </w:r>
-          </w:p>
-        </w:tc>
-      </w:tr>
-      <w:tr>
-        <w:trPr>
-          <w:trHeight w:val="623"/>
-        </w:trPr>
-        <w:tc>
-          <w:tcPr>
-            <w:tcW w:w="3013" w:type="dxa"/>
-          </w:tcPr>
-          <w:p>
-            <w:pPr>
-              <w:jc w:val="both"/>
-            </w:pPr>
-            <w:r>
-              <w:t>Sayısal Karakter (</w:t>
-            </w:r>
-            <w:proofErr w:type="spellStart"/>
-            <w:r>
-              <w:t>Count-based</w:t>
-            </w:r>
-            <w:proofErr w:type="spellEnd"/>
-            <w:r>
-              <w:t>)</w:t>
-            </w:r>
-          </w:p>
-        </w:tc>
-        <w:tc>
-          <w:tcPr>
-            <w:tcW w:w="3470" w:type="dxa"/>
-          </w:tcPr>
-          <w:p>
-            <w:pPr>
-              <w:jc w:val="both"/>
-            </w:pPr>
-            <w:proofErr w:type="spellStart"/>
-            <w:r>
-              <w:t>Count_www</w:t>
-            </w:r>
-            <w:proofErr w:type="spellEnd"/>
-            <w:r>
-              <w:t xml:space="preserve">, </w:t>
-            </w:r>
-            <w:proofErr w:type="spellStart"/>
-            <w:r>
-              <w:t>Count</w:t>
-            </w:r>
-            <w:proofErr w:type="spellEnd"/>
-            <w:r>
-              <w:t xml:space="preserve">_/, </w:t>
-            </w:r>
-            <w:proofErr w:type="spellStart"/>
-            <w:r>
-              <w:t>Count_Digit</w:t>
-            </w:r>
-            <w:proofErr w:type="spellEnd"/>
-            <w:r>
-              <w:t xml:space="preserve">, </w:t>
-            </w:r>
-            <w:proofErr w:type="spellStart"/>
-            <w:r>
-              <w:t>Count_Letter</w:t>
-            </w:r>
-            <w:proofErr w:type="spellEnd"/>
-            <w:r>
-              <w:t xml:space="preserve">, </w:t>
-            </w:r>
-            <w:proofErr w:type="spellStart"/>
-            <w:r>
-              <w:t>Count_Dot</w:t>
-            </w:r>
-            <w:proofErr w:type="spellEnd"/>
-            <w:r>
-              <w:t xml:space="preserve">, </w:t>
-            </w:r>
-            <w:proofErr w:type="spellStart"/>
-            <w:r>
-              <w:t>Count</w:t>
-            </w:r>
-            <w:proofErr w:type="spellEnd"/>
-            <w:r>
-              <w:t xml:space="preserve">_-, </w:t>
-            </w:r>
-            <w:proofErr w:type="spellStart"/>
-            <w:r>
-              <w:t>Count</w:t>
-            </w:r>
-            <w:proofErr w:type="spellEnd"/>
-            <w:proofErr w:type="gramStart"/>
-            <w:r>
-              <w:t>_?,</w:t>
-            </w:r>
-            <w:proofErr w:type="gramEnd"/>
-            <w:r>
-              <w:t xml:space="preserve"> </w:t>
-            </w:r>
-            <w:proofErr w:type="spellStart"/>
-            <w:r>
-              <w:t>Count</w:t>
-            </w:r>
-            <w:proofErr w:type="spellEnd"/>
-            <w:r>
-              <w:t xml:space="preserve">_&amp;, </w:t>
-            </w:r>
-            <w:proofErr w:type="spellStart"/>
-            <w:r>
-              <w:t>Count</w:t>
-            </w:r>
-            <w:proofErr w:type="spellEnd"/>
-            <w:r>
-              <w:t xml:space="preserve">_\t, Base64_Pattern_Cnt, </w:t>
-            </w:r>
-            <w:proofErr w:type="spellStart"/>
-            <w:r>
-              <w:t>Count_Embed_Domain</w:t>
-            </w:r>
-            <w:proofErr w:type="spellEnd"/>
-          </w:p>
-        </w:tc>
-        <w:tc>
-          <w:tcPr>
-            <w:tcW w:w="3038" w:type="dxa"/>
-          </w:tcPr>
-          <w:p>
-            <w:pPr>
-              <w:jc w:val="both"/>
-            </w:pPr>
-            <w:r>
-              <w:t xml:space="preserve">URL içerisinde bulunan özel karakterlerin, sayısal ve alfabetik karakterlerin frekansını temsil eder. </w:t>
-            </w:r>
-            <w:proofErr w:type="spellStart"/>
-            <w:r>
-              <w:t>Phishing</w:t>
-            </w:r>
-            <w:proofErr w:type="spellEnd"/>
-            <w:r>
-              <w:t xml:space="preserve"> URL’ler genellikle bu karakterleri yoğun ve manipülatif şekilde kullanır.</w:t>
-            </w:r>
-          </w:p>
-        </w:tc>
-      </w:tr>
-      <w:tr>
-        <w:trPr>
-          <w:trHeight w:val="649"/>
-        </w:trPr>
-        <w:tc>
-          <w:tcPr>
-            <w:tcW w:w="3013" w:type="dxa"/>
-          </w:tcPr>
-          <w:p>
-            <w:pPr>
-              <w:jc w:val="both"/>
-            </w:pPr>
-            <w:r>
-              <w:t>Oran ve Dağılım (</w:t>
-            </w:r>
-            <w:proofErr w:type="spellStart"/>
-            <w:r>
-              <w:t>Ratio-based</w:t>
-            </w:r>
-            <w:proofErr w:type="spellEnd"/>
-            <w:r>
-              <w:t>)</w:t>
-            </w:r>
-          </w:p>
-        </w:tc>
-        <w:tc>
-          <w:tcPr>
-            <w:tcW w:w="3470" w:type="dxa"/>
-          </w:tcPr>
-          <w:p>
-            <w:pPr>
-              <w:jc w:val="both"/>
-            </w:pPr>
-            <w:proofErr w:type="spellStart"/>
-            <w:r>
-              <w:t>Domain_URL_Ratio</w:t>
-            </w:r>
-            <w:proofErr w:type="spellEnd"/>
-            <w:r>
-              <w:t>, URL/</w:t>
-            </w:r>
-            <w:proofErr w:type="spellStart"/>
-            <w:r>
-              <w:t>Path</w:t>
-            </w:r>
-            <w:proofErr w:type="spellEnd"/>
-            <w:r>
-              <w:t xml:space="preserve">, </w:t>
-            </w:r>
-            <w:proofErr w:type="spellStart"/>
-            <w:r>
-              <w:t>Digit</w:t>
-            </w:r>
-            <w:proofErr w:type="spellEnd"/>
-            <w:r>
-              <w:t>/</w:t>
-            </w:r>
-            <w:proofErr w:type="spellStart"/>
-            <w:r>
-              <w:t>Letter</w:t>
-            </w:r>
-            <w:proofErr w:type="spellEnd"/>
-            <w:r>
-              <w:t xml:space="preserve">, </w:t>
-            </w:r>
-            <w:proofErr w:type="spellStart"/>
-            <w:r>
-              <w:t>Vowel</w:t>
-            </w:r>
-            <w:proofErr w:type="spellEnd"/>
-            <w:r>
-              <w:t>/</w:t>
-            </w:r>
-            <w:proofErr w:type="spellStart"/>
-            <w:r>
-              <w:t>Consonant</w:t>
-            </w:r>
-            <w:proofErr w:type="spellEnd"/>
-            <w:r>
-              <w:t xml:space="preserve">, </w:t>
-            </w:r>
-            <w:proofErr w:type="spellStart"/>
-            <w:r>
-              <w:t>Uppercase_Lowercase_Ratio</w:t>
-            </w:r>
-            <w:proofErr w:type="spellEnd"/>
-            <w:r>
-              <w:t xml:space="preserve">, </w:t>
-            </w:r>
-            <w:proofErr w:type="spellStart"/>
-            <w:r>
-              <w:t>Special_Char_Alphabet_Ratio</w:t>
-            </w:r>
-            <w:proofErr w:type="spellEnd"/>
-          </w:p>
-        </w:tc>
-        <w:tc>
-          <w:tcPr>
-            <w:tcW w:w="3038" w:type="dxa"/>
-          </w:tcPr>
-          <w:p>
-            <w:pPr>
-              <w:jc w:val="both"/>
-            </w:pPr>
-            <w:r>
-              <w:t>URL içerisindeki farklı karakter türlerinin birbirine oranlarını ifade eder. Bu oranlar, URL’nin doğal yapısından sapmaları belirlemede önemli rol oynar.</w:t>
-            </w:r>
-          </w:p>
-        </w:tc>
-      </w:tr>
-      <w:tr>
-        <w:trPr>
-          <w:trHeight w:val="623"/>
-        </w:trPr>
-        <w:tc>
-          <w:tcPr>
-            <w:tcW w:w="3013" w:type="dxa"/>
-          </w:tcPr>
-          <w:p>
-            <w:pPr>
-              <w:jc w:val="both"/>
-            </w:pPr>
-            <w:r>
-              <w:t xml:space="preserve">Alan Adı Yapısı (Domain </w:t>
-            </w:r>
-            <w:proofErr w:type="spellStart"/>
-            <w:r>
-              <w:t>Structure</w:t>
-            </w:r>
-            <w:proofErr w:type="spellEnd"/>
-            <w:r>
-              <w:t>)</w:t>
-            </w:r>
-          </w:p>
-        </w:tc>
-        <w:tc>
-          <w:tcPr>
-            <w:tcW w:w="3470" w:type="dxa"/>
-          </w:tcPr>
-          <w:p>
-            <w:pPr>
-              <w:jc w:val="both"/>
-            </w:pPr>
-            <w:proofErr w:type="spellStart"/>
-            <w:r>
-              <w:t>Subdomain</w:t>
-            </w:r>
-            <w:proofErr w:type="spellEnd"/>
-            <w:r>
-              <w:t xml:space="preserve">, </w:t>
-            </w:r>
-            <w:proofErr w:type="spellStart"/>
-            <w:r>
-              <w:t>Having_Path</w:t>
-            </w:r>
-            <w:proofErr w:type="spellEnd"/>
-            <w:r>
-              <w:t xml:space="preserve">, </w:t>
-            </w:r>
-            <w:proofErr w:type="spellStart"/>
-            <w:r>
-              <w:t>Host_Precense_Of_Digit</w:t>
-            </w:r>
-            <w:proofErr w:type="spellEnd"/>
-            <w:r>
-              <w:t xml:space="preserve">, </w:t>
-            </w:r>
-            <w:proofErr w:type="spellStart"/>
-            <w:r>
-              <w:t>use_of_ip_address</w:t>
-            </w:r>
-            <w:proofErr w:type="spellEnd"/>
-            <w:r>
-              <w:t xml:space="preserve">, </w:t>
-            </w:r>
-            <w:proofErr w:type="spellStart"/>
-            <w:r>
-              <w:t>Port_Number</w:t>
-            </w:r>
-            <w:proofErr w:type="spellEnd"/>
-          </w:p>
-        </w:tc>
-        <w:tc>
-          <w:tcPr>
-            <w:tcW w:w="3038" w:type="dxa"/>
-          </w:tcPr>
-          <w:p>
-            <w:pPr>
-              <w:jc w:val="both"/>
-            </w:pPr>
-            <w:r>
-              <w:t>URL’nin domain yapısını, alt domain kullanımını, IP adresi içerip içermediğini ve port bilgisini analiz eden yapısal özelliklerdir.</w:t>
-            </w:r>
-          </w:p>
-        </w:tc>
-      </w:tr>
-      <w:tr>
-        <w:trPr>
-          <w:trHeight w:val="623"/>
-        </w:trPr>
-        <w:tc>
-          <w:tcPr>
-            <w:tcW w:w="3013" w:type="dxa"/>
-          </w:tcPr>
-          <w:p>
-            <w:pPr>
-              <w:jc w:val="both"/>
-            </w:pPr>
-            <w:r>
-              <w:t>Karmaşıklık Metrikleri (</w:t>
-            </w:r>
-            <w:proofErr w:type="spellStart"/>
-            <w:r>
-              <w:t>Complexity</w:t>
-            </w:r>
-            <w:proofErr w:type="spellEnd"/>
-            <w:r>
-              <w:t xml:space="preserve"> </w:t>
-            </w:r>
-            <w:proofErr w:type="spellStart"/>
-            <w:r>
-              <w:t>Metrics</w:t>
-            </w:r>
-            <w:proofErr w:type="spellEnd"/>
-            <w:r>
-              <w:t>)</w:t>
-            </w:r>
-          </w:p>
-        </w:tc>
-        <w:tc>
-          <w:tcPr>
-            <w:tcW w:w="3470" w:type="dxa"/>
-          </w:tcPr>
-          <w:p>
-            <w:pPr>
-              <w:jc w:val="both"/>
-            </w:pPr>
-            <w:proofErr w:type="spellStart"/>
-            <w:r>
-              <w:t>ShannonEntropy</w:t>
-            </w:r>
-            <w:proofErr w:type="spellEnd"/>
-            <w:r>
-              <w:t xml:space="preserve">, </w:t>
-            </w:r>
-            <w:proofErr w:type="spellStart"/>
-            <w:r>
-              <w:t>Kolmogorov_Complexity</w:t>
-            </w:r>
-            <w:proofErr w:type="spellEnd"/>
-            <w:r>
-              <w:t xml:space="preserve">, </w:t>
-            </w:r>
-            <w:proofErr w:type="spellStart"/>
-            <w:r>
-              <w:t>FractalDimension</w:t>
-            </w:r>
-            <w:proofErr w:type="spellEnd"/>
-            <w:r>
-              <w:t xml:space="preserve">, </w:t>
-            </w:r>
-            <w:proofErr w:type="spellStart"/>
-            <w:r>
-              <w:t>Character_Repetition</w:t>
-            </w:r>
-            <w:proofErr w:type="spellEnd"/>
-            <w:r>
-              <w:t xml:space="preserve">, </w:t>
-            </w:r>
-            <w:proofErr w:type="spellStart"/>
-            <w:r>
-              <w:t>Average_Word</w:t>
-            </w:r>
-            <w:proofErr w:type="spellEnd"/>
-          </w:p>
-        </w:tc>
-        <w:tc>
-          <w:tcPr>
-            <w:tcW w:w="3038" w:type="dxa"/>
-          </w:tcPr>
-          <w:p>
-            <w:pPr>
-              <w:jc w:val="both"/>
-            </w:pPr>
-            <w:r>
-              <w:t>URL dizgisinin düzensizliğini, rastgeleliğini ve karakter tekrar yapılarını ölçen istatistiksel özelliklerdir. Bu metrikler, anormal ve yapay URL’lerin tespitinde etkilidir.</w:t>
-            </w:r>
-          </w:p>
-        </w:tc>
-      </w:tr>
-      <w:tr>
-        <w:trPr>
-          <w:trHeight w:val="623"/>
-        </w:trPr>
-        <w:tc>
-          <w:tcPr>
-            <w:tcW w:w="3013" w:type="dxa"/>
-          </w:tcPr>
-          <w:p>
-            <w:pPr>
-              <w:jc w:val="both"/>
-            </w:pPr>
-            <w:r>
-              <w:t>Hedef Değişken (</w:t>
-            </w:r>
-            <w:proofErr w:type="spellStart"/>
-            <w:r>
-              <w:t>Label</w:t>
-            </w:r>
-            <w:proofErr w:type="spellEnd"/>
-            <w:r>
-              <w:t>)</w:t>
-            </w:r>
-          </w:p>
-        </w:tc>
-        <w:tc>
-          <w:tcPr>
-            <w:tcW w:w="3470" w:type="dxa"/>
-          </w:tcPr>
-          <w:p>
-            <w:pPr>
-              <w:jc w:val="both"/>
-            </w:pPr>
-            <w:proofErr w:type="spellStart"/>
-            <w:r>
-              <w:t>Label</w:t>
-            </w:r>
-            <w:proofErr w:type="spellEnd"/>
-          </w:p>
-        </w:tc>
-        <w:tc>
-          <w:tcPr>
-            <w:tcW w:w="3038" w:type="dxa"/>
-          </w:tcPr>
-          <w:p>
-            <w:pPr>
-              <w:jc w:val="both"/>
-            </w:pPr>
-            <w:r>
-              <w:t>URL’nin sınıfını (</w:t>
-            </w:r>
-            <w:proofErr w:type="spellStart"/>
-            <w:r>
-              <w:t>phishing</w:t>
-            </w:r>
-            <w:proofErr w:type="spellEnd"/>
-            <w:r>
-              <w:t xml:space="preserve"> veya </w:t>
-            </w:r>
-            <w:proofErr w:type="spellStart"/>
-            <w:r>
-              <w:t>benign</w:t>
-            </w:r>
-            <w:proofErr w:type="spellEnd"/>
-            <w:r>
-              <w:t>) temsil eden bağımlı değişkendir.</w:t>
-            </w:r>
-          </w:p>
-        </w:tc>
-      </w:tr>
-    </w:tbl>
-    <w:p>
-      <w:pPr>
-        <w:jc w:val="both"/>
-      </w:pPr>
-      <w:r>
-        <w:tab/>
-      </w:r>
-      <w:r>
-        <w:tab/>
-      </w:r>
-      <w:r>
-        <w:tab/>
-      </w:r>
-      <w:r>
-        <w:tab/>
-      </w:r>
-      <w:r>
-        <w:t xml:space="preserve">Tablo 2. </w:t>
-      </w:r>
-      <w:proofErr w:type="spellStart"/>
-      <w:r>
-        <w:t>Features</w:t>
-      </w:r>
-      <w:proofErr w:type="spellEnd"/>
-      <w:r>
-        <w:t xml:space="preserve"> </w:t>
-      </w:r>
-      <w:proofErr w:type="spellStart"/>
-      <w:r>
-        <w:t>List</w:t>
-      </w:r>
-      <w:proofErr w:type="spellEnd"/>
     </w:p>
     <w:p>
       <w:pPr>
@@ -2864,43 +2798,149 @@
       <w:pPr>
         <w:jc w:val="both"/>
       </w:pPr>
+      <w:r>
+        <w:t>3.5 MAKİNE ÖĞRENMESİ MODELLERİ</w:t>
+      </w:r>
     </w:p>
     <w:p>
       <w:pPr>
         <w:jc w:val="both"/>
       </w:pPr>
-    </w:p>
-    <w:p>
-      <w:pPr>
-        <w:jc w:val="both"/>
-        <w:sectPr>
-          <w:type w:val="continuous"/>
-          <w:pgSz w:w="11906" w:h="16838"/>
-          <w:pgMar w:top="1417" w:right="1417" w:bottom="1417" w:left="1417" w:header="708" w:footer="708" w:gutter="0"/>
-          <w:cols w:space="708"/>
-          <w:docGrid w:linePitch="360"/>
-        </w:sectPr>
-      </w:pPr>
+      <w:r>
+        <w:t>Önerilen sistemin performansını değerlendirmek amacıyla</w:t>
+      </w:r>
+      <w:r>
+        <w:t xml:space="preserve"> Şekil 1 ‘de</w:t>
+      </w:r>
+      <w:r>
+        <w:t xml:space="preserve"> </w:t>
+      </w:r>
+      <w:r>
+        <w:t xml:space="preserve">oluşturulan grafikte </w:t>
+      </w:r>
+      <w:r>
+        <w:t>yaygın olarak kullanılan farklı makine öğrenmesi algoritmaları kullanılmıştır.</w:t>
+      </w:r>
     </w:p>
     <w:p>
       <w:pPr>
         <w:jc w:val="both"/>
       </w:pPr>
       <w:r>
-        <w:lastRenderedPageBreak/>
-        <w:t>3.</w:t>
-      </w:r>
-      <w:r>
-        <w:t>4</w:t>
-      </w:r>
-      <w:r>
-        <w:t xml:space="preserve"> </w:t>
-      </w:r>
-      <w:r>
-        <w:t xml:space="preserve">Kullanılan Makine Öğrenmesi </w:t>
-      </w:r>
-      <w:r>
-        <w:t>Algoritmaları</w:t>
+        <w:t xml:space="preserve">Bu kapsamda </w:t>
+      </w:r>
+      <w:proofErr w:type="spellStart"/>
+      <w:r>
+        <w:t>Random</w:t>
+      </w:r>
+      <w:proofErr w:type="spellEnd"/>
+      <w:r>
+        <w:t xml:space="preserve"> </w:t>
+      </w:r>
+      <w:proofErr w:type="spellStart"/>
+      <w:r>
+        <w:t>Forest</w:t>
+      </w:r>
+      <w:proofErr w:type="spellEnd"/>
+      <w:r>
+        <w:t xml:space="preserve">, </w:t>
+      </w:r>
+      <w:proofErr w:type="spellStart"/>
+      <w:r>
+        <w:t>XGBoost</w:t>
+      </w:r>
+      <w:proofErr w:type="spellEnd"/>
+      <w:r>
+        <w:t xml:space="preserve">, </w:t>
+      </w:r>
+      <w:proofErr w:type="spellStart"/>
+      <w:r>
+        <w:t>Logistic</w:t>
+      </w:r>
+      <w:proofErr w:type="spellEnd"/>
+      <w:r>
+        <w:t xml:space="preserve"> </w:t>
+      </w:r>
+      <w:proofErr w:type="spellStart"/>
+      <w:r>
+        <w:t>Regression</w:t>
+      </w:r>
+      <w:proofErr w:type="spellEnd"/>
+      <w:r>
+        <w:t xml:space="preserve">, </w:t>
+      </w:r>
+      <w:proofErr w:type="spellStart"/>
+      <w:r>
+        <w:t>Decision</w:t>
+      </w:r>
+      <w:proofErr w:type="spellEnd"/>
+      <w:r>
+        <w:t xml:space="preserve"> </w:t>
+      </w:r>
+      <w:proofErr w:type="spellStart"/>
+      <w:r>
+        <w:t>Tree</w:t>
+      </w:r>
+      <w:proofErr w:type="spellEnd"/>
+      <w:r>
+        <w:t xml:space="preserve">, </w:t>
+      </w:r>
+      <w:proofErr w:type="spellStart"/>
+      <w:r>
+        <w:t>Support</w:t>
+      </w:r>
+      <w:proofErr w:type="spellEnd"/>
+      <w:r>
+        <w:t xml:space="preserve"> </w:t>
+      </w:r>
+      <w:proofErr w:type="spellStart"/>
+      <w:r>
+        <w:t>Vector</w:t>
+      </w:r>
+      <w:proofErr w:type="spellEnd"/>
+      <w:r>
+        <w:t xml:space="preserve"> Machine (SVM)</w:t>
+      </w:r>
+      <w:r>
+        <w:t xml:space="preserve">,  </w:t>
+      </w:r>
+      <w:r>
+        <w:t>K-</w:t>
+      </w:r>
+      <w:proofErr w:type="spellStart"/>
+      <w:r>
+        <w:t>Nearest</w:t>
+      </w:r>
+      <w:proofErr w:type="spellEnd"/>
+      <w:r>
+        <w:t xml:space="preserve"> </w:t>
+      </w:r>
+      <w:proofErr w:type="spellStart"/>
+      <w:r>
+        <w:t>Neighbors</w:t>
+      </w:r>
+      <w:proofErr w:type="spellEnd"/>
+      <w:r>
+        <w:t xml:space="preserve"> (KNN)</w:t>
+      </w:r>
+      <w:r>
+        <w:t xml:space="preserve">, </w:t>
+      </w:r>
+      <w:proofErr w:type="spellStart"/>
+      <w:r>
+        <w:t>Naive</w:t>
+      </w:r>
+      <w:proofErr w:type="spellEnd"/>
+      <w:r>
+        <w:t xml:space="preserve"> </w:t>
+      </w:r>
+      <w:proofErr w:type="spellStart"/>
+      <w:r>
+        <w:t>Bayes</w:t>
+      </w:r>
+      <w:proofErr w:type="spellEnd"/>
+      <w:r>
+        <w:t xml:space="preserve"> algoritmaları veri seti üzerinde eğitilmiş ve performansları karşılaştırılmıştır.</w:t>
       </w:r>
     </w:p>
     <w:p>
@@ -2908,10 +2948,19 @@
         <w:jc w:val="both"/>
       </w:pPr>
       <w:r>
-        <w:t xml:space="preserve">Bu çalışmada, kimlik avı tespiti için en verimli mimariyi belirlemek amacıyla literatürde başarısı kanıtlanmış farklı algoritmik yaklaşımlar </w:t>
-      </w:r>
-      <w:r>
-        <w:t>kullanılarak algoritmaların performans ve doğrulukları karşılaştırılarak en verimli algoritma seçilmiştir.</w:t>
+        <w:t>Bu algoritmalar, farklı öğrenme yaklaşımları olması, literatürde yüksek oranda</w:t>
+      </w:r>
+      <w:r>
+        <w:t xml:space="preserve"> </w:t>
+      </w:r>
+      <w:r>
+        <w:t>kullanılmaları, karşılaştırmalı analiz imkanı</w:t>
+      </w:r>
+      <w:r>
+        <w:t xml:space="preserve"> </w:t>
+      </w:r>
+      <w:r>
+        <w:t>sunmaları ve veri seti ile uyumlu oldukları için seçilmiştir.</w:t>
       </w:r>
     </w:p>
     <w:p>
@@ -2919,145 +2968,7 @@
         <w:jc w:val="both"/>
       </w:pPr>
       <w:r>
-        <w:t xml:space="preserve">Tablo 1 ‘de literatürdeki çalışmalar referans alınarak algoritma kullanım oranı </w:t>
-      </w:r>
-      <w:r>
-        <w:t xml:space="preserve"> </w:t>
-      </w:r>
-      <w:r>
-        <w:t xml:space="preserve"> </w:t>
-      </w:r>
-      <w:r>
-        <w:t>Şekil</w:t>
-      </w:r>
-      <w:r>
-        <w:t xml:space="preserve"> </w:t>
-      </w:r>
-      <w:r>
-        <w:t>1</w:t>
-      </w:r>
-      <w:r>
-        <w:t xml:space="preserve">’ </w:t>
-      </w:r>
-      <w:r>
-        <w:t>d</w:t>
-      </w:r>
-      <w:r>
-        <w:t>e</w:t>
-      </w:r>
-      <w:r>
-        <w:t xml:space="preserve"> verilmiştir. Bu tablodan yola çıkara</w:t>
-      </w:r>
-      <w:r>
-        <w:t xml:space="preserve">k </w:t>
-      </w:r>
-      <w:r>
-        <w:t xml:space="preserve">oluşturulan veri seti </w:t>
-      </w:r>
-      <w:proofErr w:type="spellStart"/>
-      <w:r>
-        <w:t>XGBoost</w:t>
-      </w:r>
-      <w:proofErr w:type="spellEnd"/>
-      <w:r>
-        <w:t xml:space="preserve">, </w:t>
-      </w:r>
-      <w:proofErr w:type="spellStart"/>
-      <w:r>
-        <w:t>Random</w:t>
-      </w:r>
-      <w:proofErr w:type="spellEnd"/>
-      <w:r>
-        <w:t xml:space="preserve"> </w:t>
-      </w:r>
-      <w:proofErr w:type="spellStart"/>
-      <w:r>
-        <w:t>Forest</w:t>
-      </w:r>
-      <w:proofErr w:type="spellEnd"/>
-      <w:r>
-        <w:t xml:space="preserve">, </w:t>
-      </w:r>
-      <w:proofErr w:type="spellStart"/>
-      <w:r>
-        <w:t>Logistic</w:t>
-      </w:r>
-      <w:proofErr w:type="spellEnd"/>
-      <w:r>
-        <w:t xml:space="preserve"> </w:t>
-      </w:r>
-      <w:proofErr w:type="spellStart"/>
-      <w:r>
-        <w:t>Regression</w:t>
-      </w:r>
-      <w:proofErr w:type="spellEnd"/>
-      <w:r>
-        <w:t xml:space="preserve">, </w:t>
-      </w:r>
-      <w:proofErr w:type="spellStart"/>
-      <w:r>
-        <w:t>Decision</w:t>
-      </w:r>
-      <w:proofErr w:type="spellEnd"/>
-      <w:r>
-        <w:t xml:space="preserve"> </w:t>
-      </w:r>
-      <w:proofErr w:type="spellStart"/>
-      <w:r>
-        <w:t>Tree</w:t>
-      </w:r>
-      <w:proofErr w:type="spellEnd"/>
-      <w:r>
-        <w:t xml:space="preserve">, </w:t>
-      </w:r>
-      <w:proofErr w:type="spellStart"/>
-      <w:r>
-        <w:t>Gradient</w:t>
-      </w:r>
-      <w:proofErr w:type="spellEnd"/>
-      <w:r>
-        <w:t xml:space="preserve"> </w:t>
-      </w:r>
-      <w:proofErr w:type="spellStart"/>
-      <w:r>
-        <w:t>Boost</w:t>
-      </w:r>
-      <w:proofErr w:type="spellEnd"/>
-      <w:r>
-        <w:t xml:space="preserve">, KNN, </w:t>
-      </w:r>
-      <w:proofErr w:type="spellStart"/>
-      <w:r>
-        <w:t>Linear</w:t>
-      </w:r>
-      <w:proofErr w:type="spellEnd"/>
-      <w:r>
-        <w:t xml:space="preserve"> SVM ve </w:t>
-      </w:r>
-      <w:proofErr w:type="spellStart"/>
-      <w:r>
-        <w:t>Naive</w:t>
-      </w:r>
-      <w:proofErr w:type="spellEnd"/>
-      <w:r>
-        <w:t xml:space="preserve"> </w:t>
-      </w:r>
-      <w:proofErr w:type="spellStart"/>
-      <w:r>
-        <w:t>Bayes</w:t>
-      </w:r>
-      <w:proofErr w:type="spellEnd"/>
-      <w:r>
-        <w:t xml:space="preserve"> algoritmalarıyla eğitilmiş, performans </w:t>
-      </w:r>
-      <w:r>
-        <w:t xml:space="preserve">ve doğruluk oranları çıkarılmıştır. Bu oranlar </w:t>
-      </w:r>
-      <w:r>
-        <w:t>Tablo 4’te paylaşılmaktadır</w:t>
-      </w:r>
-      <w:r>
-        <w:t>.</w:t>
+        <w:t>Elde edilen performans sonuçları bir sonraki bölümde detaylı olarak sunulmaktadır.</w:t>
       </w:r>
     </w:p>
     <w:p>
@@ -8387,10 +8298,7 @@
         <w:t xml:space="preserve">Tablo 5. </w:t>
       </w:r>
       <w:r>
-        <w:t>TRAIN MODELS RESULTS</w:t>
-      </w:r>
-      <w:r>
-        <w:t xml:space="preserve"> WITHOUT </w:t>
+        <w:t xml:space="preserve">TRAIN MODELS RESULTS WITHOUT </w:t>
       </w:r>
       <w:r>
         <w:rPr>
@@ -8478,15 +8386,7 @@
         <w:t xml:space="preserve">Sayfa içeriğine erişmeden, sadece URL yapısı üzerinden gerçekleştirilen </w:t>
       </w:r>
       <w:r>
-        <w:t xml:space="preserve">bu analiz </w:t>
-      </w:r>
-      <w:proofErr w:type="gramStart"/>
-      <w:r>
-        <w:t>süreci;</w:t>
-      </w:r>
-      <w:proofErr w:type="gramEnd"/>
-      <w:r>
-        <w:t xml:space="preserve"> hem kullanıcı gizliliğini korumakta hem de web gezinti hızını etkilemeden gerçek zamanlı bir güvenlik katmanı oluşturulabileceğini göstermektedir. Sonuç olarak, geliştirilen modelin modern siber güvenlik ihtiyaçlarına hızlı ve güvenilir bir yanıt sunduğu akademik ve teknik verilerle doğrulanmıştır.</w:t>
+        <w:t>bu analiz süreci; hem kullanıcı gizliliğini korumakta hem de web gezinti hızını etkilemeden gerçek zamanlı bir güvenlik katmanı oluşturulabileceğini göstermektedir. Sonuç olarak, geliştirilen modelin modern siber güvenlik ihtiyaçlarına hızlı ve güvenilir bir yanıt sunduğu akademik ve teknik verilerle doğrulanmıştır.</w:t>
       </w:r>
     </w:p>
     <w:p>
@@ -8563,17 +8463,12 @@
         <w:t xml:space="preserve">, </w:t>
       </w:r>
       <w:proofErr w:type="spellStart"/>
-      <w:proofErr w:type="gramStart"/>
       <w:r>
         <w:t>Tanmay</w:t>
       </w:r>
       <w:proofErr w:type="spellEnd"/>
       <w:r>
-        <w:t xml:space="preserve"> ;</w:t>
-      </w:r>
-      <w:proofErr w:type="gramEnd"/>
-      <w:r>
-        <w:t xml:space="preserve"> </w:t>
+        <w:t xml:space="preserve"> ; </w:t>
       </w:r>
       <w:proofErr w:type="spellStart"/>
       <w:r>
@@ -8795,7 +8690,6 @@
         <w:t xml:space="preserve"> K. </w:t>
       </w:r>
       <w:proofErr w:type="spellStart"/>
-      <w:proofErr w:type="gramStart"/>
       <w:r>
         <w:t>Deepak</w:t>
       </w:r>
@@ -8804,7 +8698,6 @@
         <w:t>,“</w:t>
       </w:r>
       <w:proofErr w:type="spellStart"/>
-      <w:proofErr w:type="gramEnd"/>
       <w:r>
         <w:t>Shallow</w:t>
       </w:r>
@@ -9967,7 +9860,6 @@
         <w:t xml:space="preserve">. </w:t>
       </w:r>
       <w:proofErr w:type="spellStart"/>
-      <w:proofErr w:type="gramStart"/>
       <w:r>
         <w:rPr>
           <w:rFonts w:ascii="Arial" w:eastAsia="Times New Roman" w:hAnsi="Arial" w:cs="Arial"/>
@@ -9979,7 +9871,6 @@
         <w:t>arXiv</w:t>
       </w:r>
       <w:proofErr w:type="spellEnd"/>
-      <w:proofErr w:type="gramEnd"/>
       <w:r>
         <w:rPr>
           <w:rFonts w:ascii="Arial" w:eastAsia="Times New Roman" w:hAnsi="Arial" w:cs="Arial"/>
@@ -10988,7 +10879,6 @@
         <w:t xml:space="preserve">), IEEE. </w:t>
       </w:r>
       <w:proofErr w:type="spellStart"/>
-      <w:proofErr w:type="gramStart"/>
       <w:r>
         <w:rPr>
           <w:rFonts w:ascii="Arial" w:eastAsia="Times New Roman" w:hAnsi="Arial" w:cs="Arial"/>
@@ -11000,7 +10890,6 @@
         <w:t>pp</w:t>
       </w:r>
       <w:proofErr w:type="spellEnd"/>
-      <w:proofErr w:type="gramEnd"/>
       <w:r>
         <w:rPr>
           <w:rFonts w:ascii="Arial" w:eastAsia="Times New Roman" w:hAnsi="Arial" w:cs="Arial"/>
@@ -11736,7 +11625,6 @@
         <w:t xml:space="preserve">. </w:t>
       </w:r>
       <w:proofErr w:type="spellStart"/>
-      <w:proofErr w:type="gramStart"/>
       <w:r>
         <w:rPr>
           <w:rFonts w:ascii="Arial" w:eastAsia="Times New Roman" w:hAnsi="Arial" w:cs="Arial"/>
@@ -11748,7 +11636,6 @@
         <w:t>pp</w:t>
       </w:r>
       <w:proofErr w:type="spellEnd"/>
-      <w:proofErr w:type="gramEnd"/>
       <w:r>
         <w:rPr>
           <w:rFonts w:ascii="Arial" w:eastAsia="Times New Roman" w:hAnsi="Arial" w:cs="Arial"/>
@@ -15708,7 +15595,6 @@
         <w:t xml:space="preserve">. </w:t>
       </w:r>
       <w:proofErr w:type="spellStart"/>
-      <w:proofErr w:type="gramStart"/>
       <w:r>
         <w:rPr>
           <w:rFonts w:ascii="Arial" w:eastAsia="Times New Roman" w:hAnsi="Arial" w:cs="Arial"/>
@@ -15720,7 +15606,6 @@
         <w:t>arXiv</w:t>
       </w:r>
       <w:proofErr w:type="spellEnd"/>
-      <w:proofErr w:type="gramEnd"/>
       <w:r>
         <w:rPr>
           <w:rFonts w:ascii="Arial" w:eastAsia="Times New Roman" w:hAnsi="Arial" w:cs="Arial"/>
@@ -16037,28 +15922,7 @@
           <w14:ligatures w14:val="none"/>
         </w:rPr>
         <w:br/>
-      </w:r>
-      <w:proofErr w:type="gramStart"/>
-      <w:r>
-        <w:rPr>
-          <w:rFonts w:ascii="Arial" w:eastAsia="Times New Roman" w:hAnsi="Arial" w:cs="Arial"/>
-          <w:color w:val="000000"/>
-          <w:kern w:val="0"/>
-          <w:lang w:eastAsia="tr-TR"/>
-          <w14:ligatures w14:val="none"/>
-        </w:rPr>
-        <w:t>IJIRIS::</w:t>
-      </w:r>
-      <w:proofErr w:type="gramEnd"/>
-      <w:r>
-        <w:rPr>
-          <w:rFonts w:ascii="Arial" w:eastAsia="Times New Roman" w:hAnsi="Arial" w:cs="Arial"/>
-          <w:color w:val="000000"/>
-          <w:kern w:val="0"/>
-          <w:lang w:eastAsia="tr-TR"/>
-          <w14:ligatures w14:val="none"/>
-        </w:rPr>
-        <w:t xml:space="preserve">International </w:t>
+        <w:t xml:space="preserve">IJIRIS::International </w:t>
       </w:r>
       <w:proofErr w:type="spellStart"/>
       <w:r>
@@ -16485,29 +16349,7 @@
           <w:lang w:eastAsia="tr-TR"/>
           <w14:ligatures w14:val="none"/>
         </w:rPr>
-        <w:t xml:space="preserve">. </w:t>
-      </w:r>
-      <w:proofErr w:type="gramStart"/>
-      <w:r>
-        <w:rPr>
-          <w:rFonts w:ascii="Arial" w:eastAsia="Times New Roman" w:hAnsi="Arial" w:cs="Arial"/>
-          <w:color w:val="000000"/>
-          <w:kern w:val="0"/>
-          <w:lang w:eastAsia="tr-TR"/>
-          <w14:ligatures w14:val="none"/>
-        </w:rPr>
-        <w:t>2022;23:117</w:t>
-      </w:r>
-      <w:proofErr w:type="gramEnd"/>
-      <w:r>
-        <w:rPr>
-          <w:rFonts w:ascii="Arial" w:eastAsia="Times New Roman" w:hAnsi="Arial" w:cs="Arial"/>
-          <w:color w:val="000000"/>
-          <w:kern w:val="0"/>
-          <w:lang w:eastAsia="tr-TR"/>
-          <w14:ligatures w14:val="none"/>
-        </w:rPr>
-        <w:t>-23.</w:t>
+        <w:t>. 2022;23:117-23.</w:t>
       </w:r>
     </w:p>
     <w:p>
@@ -18219,7 +18061,6 @@
         <w:t xml:space="preserve">. </w:t>
       </w:r>
       <w:proofErr w:type="spellStart"/>
-      <w:proofErr w:type="gramStart"/>
       <w:r>
         <w:rPr>
           <w:rFonts w:ascii="Arial" w:eastAsia="Times New Roman" w:hAnsi="Arial" w:cs="Arial"/>
@@ -18231,7 +18072,6 @@
         <w:t>arXiv</w:t>
       </w:r>
       <w:proofErr w:type="spellEnd"/>
-      <w:proofErr w:type="gramEnd"/>
       <w:r>
         <w:rPr>
           <w:rFonts w:ascii="Arial" w:eastAsia="Times New Roman" w:hAnsi="Arial" w:cs="Arial"/>
@@ -19390,29 +19230,7 @@
           <w:lang w:eastAsia="tr-TR"/>
           <w14:ligatures w14:val="none"/>
         </w:rPr>
-        <w:t xml:space="preserve"> </w:t>
-      </w:r>
-      <w:proofErr w:type="gramStart"/>
-      <w:r>
-        <w:rPr>
-          <w:rFonts w:ascii="Arial" w:eastAsia="Times New Roman" w:hAnsi="Arial" w:cs="Arial"/>
-          <w:color w:val="000000"/>
-          <w:kern w:val="0"/>
-          <w:lang w:eastAsia="tr-TR"/>
-          <w14:ligatures w14:val="none"/>
-        </w:rPr>
-        <w:t>VE,</w:t>
-      </w:r>
-      <w:proofErr w:type="gramEnd"/>
-      <w:r>
-        <w:rPr>
-          <w:rFonts w:ascii="Arial" w:eastAsia="Times New Roman" w:hAnsi="Arial" w:cs="Arial"/>
-          <w:color w:val="000000"/>
-          <w:kern w:val="0"/>
-          <w:lang w:eastAsia="tr-TR"/>
-          <w14:ligatures w14:val="none"/>
-        </w:rPr>
-        <w:t xml:space="preserve"> </w:t>
+        <w:t xml:space="preserve"> VE, </w:t>
       </w:r>
       <w:proofErr w:type="spellStart"/>
       <w:r>
@@ -20620,29 +20438,7 @@
           <w:lang w:eastAsia="tr-TR"/>
           <w14:ligatures w14:val="none"/>
         </w:rPr>
-        <w:t xml:space="preserve">. </w:t>
-      </w:r>
-      <w:proofErr w:type="gramStart"/>
-      <w:r>
-        <w:rPr>
-          <w:rFonts w:ascii="Arial" w:eastAsia="Times New Roman" w:hAnsi="Arial" w:cs="Arial"/>
-          <w:color w:val="000000"/>
-          <w:kern w:val="0"/>
-          <w:lang w:eastAsia="tr-TR"/>
-          <w14:ligatures w14:val="none"/>
-        </w:rPr>
-        <w:t>2021;2021:1</w:t>
-      </w:r>
-      <w:proofErr w:type="gramEnd"/>
-      <w:r>
-        <w:rPr>
-          <w:rFonts w:ascii="Arial" w:eastAsia="Times New Roman" w:hAnsi="Arial" w:cs="Arial"/>
-          <w:color w:val="000000"/>
-          <w:kern w:val="0"/>
-          <w:lang w:eastAsia="tr-TR"/>
-          <w14:ligatures w14:val="none"/>
-        </w:rPr>
-        <w:t>-13.</w:t>
+        <w:t>. 2021;2021:1-13.</w:t>
       </w:r>
     </w:p>
     <w:p>
@@ -21649,29 +21445,7 @@
           <w:lang w:eastAsia="tr-TR"/>
           <w14:ligatures w14:val="none"/>
         </w:rPr>
-        <w:t xml:space="preserve">. </w:t>
-      </w:r>
-      <w:proofErr w:type="gramStart"/>
-      <w:r>
-        <w:rPr>
-          <w:rFonts w:ascii="Arial" w:eastAsia="Times New Roman" w:hAnsi="Arial" w:cs="Arial"/>
-          <w:color w:val="000000"/>
-          <w:kern w:val="0"/>
-          <w:lang w:eastAsia="tr-TR"/>
-          <w14:ligatures w14:val="none"/>
-        </w:rPr>
-        <w:t>2019;2019:1</w:t>
-      </w:r>
-      <w:proofErr w:type="gramEnd"/>
-      <w:r>
-        <w:rPr>
-          <w:rFonts w:ascii="Arial" w:eastAsia="Times New Roman" w:hAnsi="Arial" w:cs="Arial"/>
-          <w:color w:val="000000"/>
-          <w:kern w:val="0"/>
-          <w:lang w:eastAsia="tr-TR"/>
-          <w14:ligatures w14:val="none"/>
-        </w:rPr>
-        <w:t>-9.</w:t>
+        <w:t>. 2019;2019:1-9.</w:t>
       </w:r>
     </w:p>
     <w:p>
@@ -27438,6 +27212,155 @@
     </w:lvl>
   </w:abstractNum>
   <w:abstractNum w:abstractNumId="1" w15:restartNumberingAfterBreak="0">
+    <w:nsid w:val="2C3E046B"/>
+    <w:multiLevelType w:val="multilevel"/>
+    <w:tmpl w:val="42B2F494"/>
+    <w:lvl w:ilvl="0">
+      <w:start w:val="1"/>
+      <w:numFmt w:val="bullet"/>
+      <w:lvlText w:val=""/>
+      <w:lvlJc w:val="left"/>
+      <w:pPr>
+        <w:tabs>
+          <w:tab w:val="num" w:pos="720"/>
+        </w:tabs>
+        <w:ind w:left="720" w:hanging="360"/>
+      </w:pPr>
+      <w:rPr>
+        <w:rFonts w:ascii="Symbol" w:hAnsi="Symbol" w:hint="default"/>
+        <w:sz w:val="20"/>
+      </w:rPr>
+    </w:lvl>
+    <w:lvl w:ilvl="1" w:tentative="1">
+      <w:start w:val="1"/>
+      <w:numFmt w:val="bullet"/>
+      <w:lvlText w:val="o"/>
+      <w:lvlJc w:val="left"/>
+      <w:pPr>
+        <w:tabs>
+          <w:tab w:val="num" w:pos="1440"/>
+        </w:tabs>
+        <w:ind w:left="1440" w:hanging="360"/>
+      </w:pPr>
+      <w:rPr>
+        <w:rFonts w:ascii="Courier New" w:hAnsi="Courier New" w:hint="default"/>
+        <w:sz w:val="20"/>
+      </w:rPr>
+    </w:lvl>
+    <w:lvl w:ilvl="2" w:tentative="1">
+      <w:start w:val="1"/>
+      <w:numFmt w:val="bullet"/>
+      <w:lvlText w:val=""/>
+      <w:lvlJc w:val="left"/>
+      <w:pPr>
+        <w:tabs>
+          <w:tab w:val="num" w:pos="2160"/>
+        </w:tabs>
+        <w:ind w:left="2160" w:hanging="360"/>
+      </w:pPr>
+      <w:rPr>
+        <w:rFonts w:ascii="Wingdings" w:hAnsi="Wingdings" w:hint="default"/>
+        <w:sz w:val="20"/>
+      </w:rPr>
+    </w:lvl>
+    <w:lvl w:ilvl="3" w:tentative="1">
+      <w:start w:val="1"/>
+      <w:numFmt w:val="bullet"/>
+      <w:lvlText w:val=""/>
+      <w:lvlJc w:val="left"/>
+      <w:pPr>
+        <w:tabs>
+          <w:tab w:val="num" w:pos="2880"/>
+        </w:tabs>
+        <w:ind w:left="2880" w:hanging="360"/>
+      </w:pPr>
+      <w:rPr>
+        <w:rFonts w:ascii="Wingdings" w:hAnsi="Wingdings" w:hint="default"/>
+        <w:sz w:val="20"/>
+      </w:rPr>
+    </w:lvl>
+    <w:lvl w:ilvl="4" w:tentative="1">
+      <w:start w:val="1"/>
+      <w:numFmt w:val="bullet"/>
+      <w:lvlText w:val=""/>
+      <w:lvlJc w:val="left"/>
+      <w:pPr>
+        <w:tabs>
+          <w:tab w:val="num" w:pos="3600"/>
+        </w:tabs>
+        <w:ind w:left="3600" w:hanging="360"/>
+      </w:pPr>
+      <w:rPr>
+        <w:rFonts w:ascii="Wingdings" w:hAnsi="Wingdings" w:hint="default"/>
+        <w:sz w:val="20"/>
+      </w:rPr>
+    </w:lvl>
+    <w:lvl w:ilvl="5" w:tentative="1">
+      <w:start w:val="1"/>
+      <w:numFmt w:val="bullet"/>
+      <w:lvlText w:val=""/>
+      <w:lvlJc w:val="left"/>
+      <w:pPr>
+        <w:tabs>
+          <w:tab w:val="num" w:pos="4320"/>
+        </w:tabs>
+        <w:ind w:left="4320" w:hanging="360"/>
+      </w:pPr>
+      <w:rPr>
+        <w:rFonts w:ascii="Wingdings" w:hAnsi="Wingdings" w:hint="default"/>
+        <w:sz w:val="20"/>
+      </w:rPr>
+    </w:lvl>
+    <w:lvl w:ilvl="6" w:tentative="1">
+      <w:start w:val="1"/>
+      <w:numFmt w:val="bullet"/>
+      <w:lvlText w:val=""/>
+      <w:lvlJc w:val="left"/>
+      <w:pPr>
+        <w:tabs>
+          <w:tab w:val="num" w:pos="5040"/>
+        </w:tabs>
+        <w:ind w:left="5040" w:hanging="360"/>
+      </w:pPr>
+      <w:rPr>
+        <w:rFonts w:ascii="Wingdings" w:hAnsi="Wingdings" w:hint="default"/>
+        <w:sz w:val="20"/>
+      </w:rPr>
+    </w:lvl>
+    <w:lvl w:ilvl="7" w:tentative="1">
+      <w:start w:val="1"/>
+      <w:numFmt w:val="bullet"/>
+      <w:lvlText w:val=""/>
+      <w:lvlJc w:val="left"/>
+      <w:pPr>
+        <w:tabs>
+          <w:tab w:val="num" w:pos="5760"/>
+        </w:tabs>
+        <w:ind w:left="5760" w:hanging="360"/>
+      </w:pPr>
+      <w:rPr>
+        <w:rFonts w:ascii="Wingdings" w:hAnsi="Wingdings" w:hint="default"/>
+        <w:sz w:val="20"/>
+      </w:rPr>
+    </w:lvl>
+    <w:lvl w:ilvl="8" w:tentative="1">
+      <w:start w:val="1"/>
+      <w:numFmt w:val="bullet"/>
+      <w:lvlText w:val=""/>
+      <w:lvlJc w:val="left"/>
+      <w:pPr>
+        <w:tabs>
+          <w:tab w:val="num" w:pos="6480"/>
+        </w:tabs>
+        <w:ind w:left="6480" w:hanging="360"/>
+      </w:pPr>
+      <w:rPr>
+        <w:rFonts w:ascii="Wingdings" w:hAnsi="Wingdings" w:hint="default"/>
+        <w:sz w:val="20"/>
+      </w:rPr>
+    </w:lvl>
+  </w:abstractNum>
+  <w:abstractNum w:abstractNumId="2" w15:restartNumberingAfterBreak="0">
     <w:nsid w:val="3D522B6A"/>
     <w:multiLevelType w:val="multilevel"/>
     <w:tmpl w:val="699ACFD2"/>
@@ -27554,7 +27477,7 @@
       </w:pPr>
     </w:lvl>
   </w:abstractNum>
-  <w:abstractNum w:abstractNumId="2" w15:restartNumberingAfterBreak="0">
+  <w:abstractNum w:abstractNumId="3" w15:restartNumberingAfterBreak="0">
     <w:nsid w:val="5B080F37"/>
     <w:multiLevelType w:val="multilevel"/>
     <w:tmpl w:val="C23E47F8"/>
@@ -27703,14 +27626,169 @@
       </w:rPr>
     </w:lvl>
   </w:abstractNum>
+  <w:abstractNum w:abstractNumId="4" w15:restartNumberingAfterBreak="0">
+    <w:nsid w:val="76916E46"/>
+    <w:multiLevelType w:val="multilevel"/>
+    <w:tmpl w:val="94B67608"/>
+    <w:lvl w:ilvl="0">
+      <w:start w:val="1"/>
+      <w:numFmt w:val="bullet"/>
+      <w:lvlText w:val=""/>
+      <w:lvlJc w:val="left"/>
+      <w:pPr>
+        <w:tabs>
+          <w:tab w:val="num" w:pos="720"/>
+        </w:tabs>
+        <w:ind w:left="720" w:hanging="360"/>
+      </w:pPr>
+      <w:rPr>
+        <w:rFonts w:ascii="Symbol" w:hAnsi="Symbol" w:hint="default"/>
+        <w:sz w:val="20"/>
+      </w:rPr>
+    </w:lvl>
+    <w:lvl w:ilvl="1" w:tentative="1">
+      <w:start w:val="1"/>
+      <w:numFmt w:val="bullet"/>
+      <w:lvlText w:val="o"/>
+      <w:lvlJc w:val="left"/>
+      <w:pPr>
+        <w:tabs>
+          <w:tab w:val="num" w:pos="1440"/>
+        </w:tabs>
+        <w:ind w:left="1440" w:hanging="360"/>
+      </w:pPr>
+      <w:rPr>
+        <w:rFonts w:ascii="Courier New" w:hAnsi="Courier New" w:hint="default"/>
+        <w:sz w:val="20"/>
+      </w:rPr>
+    </w:lvl>
+    <w:lvl w:ilvl="2" w:tentative="1">
+      <w:start w:val="1"/>
+      <w:numFmt w:val="bullet"/>
+      <w:lvlText w:val=""/>
+      <w:lvlJc w:val="left"/>
+      <w:pPr>
+        <w:tabs>
+          <w:tab w:val="num" w:pos="2160"/>
+        </w:tabs>
+        <w:ind w:left="2160" w:hanging="360"/>
+      </w:pPr>
+      <w:rPr>
+        <w:rFonts w:ascii="Wingdings" w:hAnsi="Wingdings" w:hint="default"/>
+        <w:sz w:val="20"/>
+      </w:rPr>
+    </w:lvl>
+    <w:lvl w:ilvl="3" w:tentative="1">
+      <w:start w:val="1"/>
+      <w:numFmt w:val="bullet"/>
+      <w:lvlText w:val=""/>
+      <w:lvlJc w:val="left"/>
+      <w:pPr>
+        <w:tabs>
+          <w:tab w:val="num" w:pos="2880"/>
+        </w:tabs>
+        <w:ind w:left="2880" w:hanging="360"/>
+      </w:pPr>
+      <w:rPr>
+        <w:rFonts w:ascii="Wingdings" w:hAnsi="Wingdings" w:hint="default"/>
+        <w:sz w:val="20"/>
+      </w:rPr>
+    </w:lvl>
+    <w:lvl w:ilvl="4" w:tentative="1">
+      <w:start w:val="1"/>
+      <w:numFmt w:val="bullet"/>
+      <w:lvlText w:val=""/>
+      <w:lvlJc w:val="left"/>
+      <w:pPr>
+        <w:tabs>
+          <w:tab w:val="num" w:pos="3600"/>
+        </w:tabs>
+        <w:ind w:left="3600" w:hanging="360"/>
+      </w:pPr>
+      <w:rPr>
+        <w:rFonts w:ascii="Wingdings" w:hAnsi="Wingdings" w:hint="default"/>
+        <w:sz w:val="20"/>
+      </w:rPr>
+    </w:lvl>
+    <w:lvl w:ilvl="5" w:tentative="1">
+      <w:start w:val="1"/>
+      <w:numFmt w:val="bullet"/>
+      <w:lvlText w:val=""/>
+      <w:lvlJc w:val="left"/>
+      <w:pPr>
+        <w:tabs>
+          <w:tab w:val="num" w:pos="4320"/>
+        </w:tabs>
+        <w:ind w:left="4320" w:hanging="360"/>
+      </w:pPr>
+      <w:rPr>
+        <w:rFonts w:ascii="Wingdings" w:hAnsi="Wingdings" w:hint="default"/>
+        <w:sz w:val="20"/>
+      </w:rPr>
+    </w:lvl>
+    <w:lvl w:ilvl="6" w:tentative="1">
+      <w:start w:val="1"/>
+      <w:numFmt w:val="bullet"/>
+      <w:lvlText w:val=""/>
+      <w:lvlJc w:val="left"/>
+      <w:pPr>
+        <w:tabs>
+          <w:tab w:val="num" w:pos="5040"/>
+        </w:tabs>
+        <w:ind w:left="5040" w:hanging="360"/>
+      </w:pPr>
+      <w:rPr>
+        <w:rFonts w:ascii="Wingdings" w:hAnsi="Wingdings" w:hint="default"/>
+        <w:sz w:val="20"/>
+      </w:rPr>
+    </w:lvl>
+    <w:lvl w:ilvl="7" w:tentative="1">
+      <w:start w:val="1"/>
+      <w:numFmt w:val="bullet"/>
+      <w:lvlText w:val=""/>
+      <w:lvlJc w:val="left"/>
+      <w:pPr>
+        <w:tabs>
+          <w:tab w:val="num" w:pos="5760"/>
+        </w:tabs>
+        <w:ind w:left="5760" w:hanging="360"/>
+      </w:pPr>
+      <w:rPr>
+        <w:rFonts w:ascii="Wingdings" w:hAnsi="Wingdings" w:hint="default"/>
+        <w:sz w:val="20"/>
+      </w:rPr>
+    </w:lvl>
+    <w:lvl w:ilvl="8" w:tentative="1">
+      <w:start w:val="1"/>
+      <w:numFmt w:val="bullet"/>
+      <w:lvlText w:val=""/>
+      <w:lvlJc w:val="left"/>
+      <w:pPr>
+        <w:tabs>
+          <w:tab w:val="num" w:pos="6480"/>
+        </w:tabs>
+        <w:ind w:left="6480" w:hanging="360"/>
+      </w:pPr>
+      <w:rPr>
+        <w:rFonts w:ascii="Wingdings" w:hAnsi="Wingdings" w:hint="default"/>
+        <w:sz w:val="20"/>
+      </w:rPr>
+    </w:lvl>
+  </w:abstractNum>
   <w:num w:numId="1" w16cid:durableId="908879331">
-    <w:abstractNumId w:val="2"/>
+    <w:abstractNumId w:val="3"/>
   </w:num>
   <w:num w:numId="2" w16cid:durableId="891230589">
-    <w:abstractNumId w:val="1"/>
+    <w:abstractNumId w:val="2"/>
   </w:num>
   <w:num w:numId="3" w16cid:durableId="1190338062">
     <w:abstractNumId w:val="0"/>
+  </w:num>
+  <w:num w:numId="4" w16cid:durableId="1272860744">
+    <w:abstractNumId w:val="1"/>
+  </w:num>
+  <w:num w:numId="5" w16cid:durableId="1140272944">
+    <w:abstractNumId w:val="4"/>
   </w:num>
 </w:numbering>
 </file>

--- a/thesis/Mustafa_Melih_TÜFEKCİOĞLU_Makele.docx
+++ b/thesis/Mustafa_Melih_TÜFEKCİOĞLU_Makele.docx
@@ -989,10 +989,10 @@
         <w:t xml:space="preserve"> kullanılan algoritmaların</w:t>
       </w:r>
       <w:r>
-        <w:t xml:space="preserve"> toplam</w:t>
-      </w:r>
-      <w:r>
-        <w:t xml:space="preserve"> kullanım oran</w:t>
+        <w:t xml:space="preserve"> </w:t>
+      </w:r>
+      <w:r>
+        <w:t>kullanım oran</w:t>
       </w:r>
       <w:r>
         <w:t>ları</w:t>
@@ -1001,31 +1001,17 @@
         <w:t xml:space="preserve"> verilmiştir</w:t>
       </w:r>
       <w:r>
-        <w:t xml:space="preserve"> </w:t>
-      </w:r>
-      <w:r>
-        <w:t>[</w:t>
-      </w:r>
-      <w:r>
-        <w:t xml:space="preserve">2 - </w:t>
-      </w:r>
-      <w:r>
-        <w:t>5</w:t>
-      </w:r>
-      <w:r>
-        <w:t>2</w:t>
-      </w:r>
-      <w:r>
-        <w:t>]</w:t>
-      </w:r>
-      <w:r>
         <w:t>.</w:t>
       </w:r>
-    </w:p>
-    <w:p>
-      <w:pPr>
-        <w:jc w:val="both"/>
-      </w:pPr>
+      <w:r>
+        <w:t xml:space="preserve"> Bu çalışmalarda 142 tane model eğitilmiştir </w:t>
+      </w:r>
+      <w:r>
+        <w:t>[2 - 52]</w:t>
+      </w:r>
+      <w:r>
+        <w:t>.</w:t>
+      </w:r>
     </w:p>
     <w:p>
       <w:pPr>
@@ -1294,10 +1280,7 @@
         <w:jc w:val="both"/>
       </w:pPr>
       <w:r>
-        <w:t xml:space="preserve"> </w:t>
-      </w:r>
-      <w:r>
-        <w:t>İlk aşamada mevcut veri setindeki özellikler analiz edilmiş ve sistemin gerçek zamanlı çalışmasını engelleyen özellikler elenmiştir.</w:t>
+        <w:t xml:space="preserve"> İlk aşamada mevcut veri setindeki özellikler analiz edilmiş ve sistemin gerçek zamanlı çalışmasını engelleyen özellikler elenmiştir.</w:t>
       </w:r>
     </w:p>
     <w:p>
@@ -1401,10 +1384,7 @@
         <w:t>Bu yapı, hem klasik hem de gelişmiş URL analizlerini kapsayan hibrit bir özellik kümesi oluşturmuştur.</w:t>
       </w:r>
       <w:r>
-        <w:t xml:space="preserve"> </w:t>
-      </w:r>
-      <w:r>
-        <w:t xml:space="preserve">Bu çalışmada kullanılan özellikler kategorilere ayrılarak Tablo </w:t>
+        <w:t xml:space="preserve"> Bu çalışmada kullanılan özellikler kategorilere ayrılarak Tablo </w:t>
       </w:r>
       <w:proofErr w:type="spellStart"/>
       <w:r>
@@ -2147,13 +2127,8 @@
         <w:jc w:val="both"/>
       </w:pPr>
       <w:r>
-        <w:t xml:space="preserve">3.3.1 KORELASYON </w:t>
-      </w:r>
-      <w:proofErr w:type="spellStart"/>
-      <w:r>
-        <w:t>ANALİZİ</w:t>
-      </w:r>
-      <w:proofErr w:type="spellEnd"/>
+        <w:t>3.3.1 KORELASYON ANALİZİ</w:t>
+      </w:r>
     </w:p>
     <w:p>
       <w:pPr>
@@ -2166,13 +2141,8 @@
           <w:docGrid w:linePitch="360"/>
         </w:sectPr>
       </w:pPr>
-      <w:proofErr w:type="spellStart"/>
-      <w:r>
-        <w:t>Özellik</w:t>
-      </w:r>
-      <w:proofErr w:type="spellEnd"/>
-      <w:r>
-        <w:t xml:space="preserve"> havuzu oluşturulduktan sonra, öznitelikler arasındaki doğrusal ilişkileri belirlemek amacıyla </w:t>
+      <w:r>
+        <w:t xml:space="preserve">Özellik havuzu oluşturulduktan sonra, öznitelikler arasındaki doğrusal ilişkileri belirlemek amacıyla </w:t>
       </w:r>
       <w:proofErr w:type="spellStart"/>
       <w:r>
@@ -28396,6 +28366,7 @@
   <w:style w:type="character" w:default="1" w:styleId="VarsaylanParagrafYazTipi">
     <w:name w:val="Default Paragraph Font"/>
     <w:uiPriority w:val="1"/>
+    <w:semiHidden/>
     <w:unhideWhenUsed/>
   </w:style>
   <w:style w:type="table" w:default="1" w:styleId="NormalTablo">

--- a/thesis/Mustafa_Melih_TÜFEKCİOĞLU_Makele.docx
+++ b/thesis/Mustafa_Melih_TÜFEKCİOĞLU_Makele.docx
@@ -1,6 +1,6 @@
 
 <file path=word/document.xml><?xml version="1.0" encoding="utf-8"?>
-<w:document xmlns:wpc="http://schemas.microsoft.com/office/word/2010/wordprocessingCanvas" xmlns:cx="http://schemas.microsoft.com/office/drawing/2014/chartex" xmlns:cx1="http://schemas.microsoft.com/office/drawing/2015/9/8/chartex" xmlns:cx2="http://schemas.microsoft.com/office/drawing/2015/10/21/chartex" xmlns:cx3="http://schemas.microsoft.com/office/drawing/2016/5/9/chartex" xmlns:cx4="http://schemas.microsoft.com/office/drawing/2016/5/10/chartex" xmlns:cx5="http://schemas.microsoft.com/office/drawing/2016/5/11/chartex" xmlns:cx6="http://schemas.microsoft.com/office/drawing/2016/5/12/chartex" xmlns:cx7="http://schemas.microsoft.com/office/drawing/2016/5/13/chartex" xmlns:cx8="http://schemas.microsoft.com/office/drawing/2016/5/14/chartex" xmlns:mc="http://schemas.openxmlformats.org/markup-compatibility/2006" xmlns:aink="http://schemas.microsoft.com/office/drawing/2016/ink" xmlns:am3d="http://schemas.microsoft.com/office/drawing/2017/model3d" xmlns:o="urn:schemas-microsoft-com:office:office" xmlns:oel="http://schemas.microsoft.com/office/2019/extlst" xmlns:r="http://schemas.openxmlformats.org/officeDocument/2006/relationships" xmlns:m="http://schemas.openxmlformats.org/officeDocument/2006/math" xmlns:v="urn:schemas-microsoft-com:vml" xmlns:wp14="http://schemas.microsoft.com/office/word/2010/wordprocessingDrawing" xmlns:wp="http://schemas.openxmlformats.org/drawingml/2006/wordprocessingDrawing" xmlns:w10="urn:schemas-microsoft-com:office:word" xmlns:w="http://schemas.openxmlformats.org/wordprocessingml/2006/main" xmlns:w14="http://schemas.microsoft.com/office/word/2010/wordml" xmlns:w15="http://schemas.microsoft.com/office/word/2012/wordml" xmlns:w16cex="http://schemas.microsoft.com/office/word/2018/wordml/cex" xmlns:w16cid="http://schemas.microsoft.com/office/word/2016/wordml/cid" xmlns:w16="http://schemas.microsoft.com/office/word/2018/wordml" xmlns:w16sdtdh="http://schemas.microsoft.com/office/word/2020/wordml/sdtdatahash" xmlns:w16se="http://schemas.microsoft.com/office/word/2015/wordml/symex" xmlns:wpg="http://schemas.microsoft.com/office/word/2010/wordprocessingGroup" xmlns:wpi="http://schemas.microsoft.com/office/word/2010/wordprocessingInk" xmlns:wne="http://schemas.microsoft.com/office/word/2006/wordml" xmlns:wps="http://schemas.microsoft.com/office/word/2010/wordprocessingShape" mc:Ignorable="w14 w15 w16se w16cid w16 w16cex w16sdtdh wp14">
+<w:document xmlns:wpc="http://schemas.microsoft.com/office/word/2010/wordprocessingCanvas" xmlns:cx="http://schemas.microsoft.com/office/drawing/2014/chartex" xmlns:cx1="http://schemas.microsoft.com/office/drawing/2015/9/8/chartex" xmlns:cx2="http://schemas.microsoft.com/office/drawing/2015/10/21/chartex" xmlns:cx3="http://schemas.microsoft.com/office/drawing/2016/5/9/chartex" xmlns:cx4="http://schemas.microsoft.com/office/drawing/2016/5/10/chartex" xmlns:cx5="http://schemas.microsoft.com/office/drawing/2016/5/11/chartex" xmlns:cx6="http://schemas.microsoft.com/office/drawing/2016/5/12/chartex" xmlns:cx7="http://schemas.microsoft.com/office/drawing/2016/5/13/chartex" xmlns:cx8="http://schemas.microsoft.com/office/drawing/2016/5/14/chartex" xmlns:mc="http://schemas.openxmlformats.org/markup-compatibility/2006" xmlns:aink="http://schemas.microsoft.com/office/drawing/2016/ink" xmlns:am3d="http://schemas.microsoft.com/office/drawing/2017/model3d" xmlns:o="urn:schemas-microsoft-com:office:office" xmlns:oel="http://schemas.microsoft.com/office/2019/extlst" xmlns:r="http://schemas.openxmlformats.org/officeDocument/2006/relationships" xmlns:m="http://schemas.openxmlformats.org/officeDocument/2006/math" xmlns:v="urn:schemas-microsoft-com:vml" xmlns:wp14="http://schemas.microsoft.com/office/word/2010/wordprocessingDrawing" xmlns:wp="http://schemas.openxmlformats.org/drawingml/2006/wordprocessingDrawing" xmlns:w10="urn:schemas-microsoft-com:office:word" xmlns:w="http://schemas.openxmlformats.org/wordprocessingml/2006/main" xmlns:w14="http://schemas.microsoft.com/office/word/2010/wordml" xmlns:w15="http://schemas.microsoft.com/office/word/2012/wordml" xmlns:w16cex="http://schemas.microsoft.com/office/word/2018/wordml/cex" xmlns:w16cid="http://schemas.microsoft.com/office/word/2016/wordml/cid" xmlns:w16="http://schemas.microsoft.com/office/word/2018/wordml" xmlns:w16du="http://schemas.microsoft.com/office/word/2023/wordml/word16du" xmlns:w16sdtdh="http://schemas.microsoft.com/office/word/2020/wordml/sdtdatahash" xmlns:w16sdtfl="http://schemas.microsoft.com/office/word/2024/wordml/sdtformatlock" xmlns:w16se="http://schemas.microsoft.com/office/word/2015/wordml/symex" xmlns:wpg="http://schemas.microsoft.com/office/word/2010/wordprocessingGroup" xmlns:wpi="http://schemas.microsoft.com/office/word/2010/wordprocessingInk" xmlns:wne="http://schemas.microsoft.com/office/word/2006/wordml" xmlns:wps="http://schemas.microsoft.com/office/word/2010/wordprocessingShape" mc:Ignorable="w14 w15 w16se w16cid w16 w16cex w16sdtdh w16sdtfl w16du wp14">
   <w:body>
     <w:p>
       <w:pPr>
@@ -365,7 +365,7 @@
         <w:jc w:val="both"/>
       </w:pPr>
       <w:r>
-        <w:t xml:space="preserve">Güncel raporlar, </w:t>
+        <w:t xml:space="preserve"> </w:t>
       </w:r>
       <w:r>
         <w:t>Güncel raporlar, siber tehditlerin ölçeğinin ve etkisinin son yıllarda belirgin biçimde arttığını göstermektedir.</w:t>
@@ -374,10 +374,10 @@
         <w:t xml:space="preserve"> </w:t>
       </w:r>
       <w:r>
-        <w:t xml:space="preserve">IBM </w:t>
-      </w:r>
-      <w:r>
-        <w:t xml:space="preserve">tarafından yayımlanan 2025 X-Force </w:t>
+        <w:t xml:space="preserve">IBM tarafından </w:t>
+      </w:r>
+      <w:r>
+        <w:t xml:space="preserve">yayımlanan 2025 X-Force </w:t>
       </w:r>
       <w:proofErr w:type="spellStart"/>
       <w:r>
@@ -498,7 +498,15 @@
         <w:t xml:space="preserve">, </w:t>
       </w:r>
       <w:r>
-        <w:t xml:space="preserve">yapay zeka </w:t>
+        <w:t xml:space="preserve">yapay </w:t>
+      </w:r>
+      <w:proofErr w:type="gramStart"/>
+      <w:r>
+        <w:t>zeka</w:t>
+      </w:r>
+      <w:proofErr w:type="gramEnd"/>
+      <w:r>
+        <w:t xml:space="preserve"> </w:t>
       </w:r>
       <w:r>
         <w:t>tabanlı yaklaşımlar, büyük veri setleri üzerinde</w:t>
@@ -547,7 +555,16 @@
         <w:t>sözcüksel</w:t>
       </w:r>
       <w:r>
-        <w:t xml:space="preserve"> özellikler kullanarak kimlik avı saldırılarının tespitine yönelik makine öğrenmesi temelli bir yaklaşım geliştirmeyi amaçlamakta ve bu alandaki mevcut yöntemlere performans ve uygulanabilirlik açısından katkı sağlamayı </w:t>
+        <w:t xml:space="preserve"> özellikler kullanarak kimlik avı saldırılarının tespitine yönelik makine öğrenmesi temelli bir yaklaşım geliştirmeyi amaçlamakta ve bu </w:t>
+      </w:r>
+      <w:r>
+        <w:t>alandaki</w:t>
+      </w:r>
+      <w:r>
+        <w:t xml:space="preserve"> </w:t>
+      </w:r>
+      <w:r>
+        <w:t xml:space="preserve">yöntemlere performans ve uygulanabilirlik açısından katkı sağlamayı </w:t>
       </w:r>
       <w:r>
         <w:t>amaçlamaktadır</w:t>
@@ -730,8 +747,13 @@
       <w:r>
         <w:t xml:space="preserve"> </w:t>
       </w:r>
-      <w:r>
-        <w:t>incelendiğinde, hem geleneksel makine öğrenmesi yöntemlerinin hem de derin öğrenme temelli yaklaşımların yaygın olarak kullanıldığı görülmektedir.</w:t>
+      <w:proofErr w:type="gramStart"/>
+      <w:r>
+        <w:t>incelendiğinde,</w:t>
+      </w:r>
+      <w:proofErr w:type="gramEnd"/>
+      <w:r>
+        <w:t xml:space="preserve"> hem geleneksel makine öğrenmesi yöntemlerinin hem de derin öğrenme temelli yaklaşımların yaygın olarak kullanıldığı görülmektedir.</w:t>
       </w:r>
     </w:p>
     <w:p>
@@ -967,7 +989,24 @@
         <w:jc w:val="both"/>
       </w:pPr>
       <w:r>
-        <w:t xml:space="preserve">Şekil 1’de </w:t>
+        <w:t xml:space="preserve">Şekil </w:t>
+      </w:r>
+      <w:proofErr w:type="spellStart"/>
+      <w:r>
+        <w:t>x</w:t>
+      </w:r>
+      <w:r>
+        <w:t>’</w:t>
+      </w:r>
+      <w:r>
+        <w:t>t</w:t>
+      </w:r>
+      <w:r>
+        <w:t>e</w:t>
+      </w:r>
+      <w:proofErr w:type="spellEnd"/>
+      <w:r>
+        <w:t xml:space="preserve"> </w:t>
       </w:r>
       <w:r>
         <w:t xml:space="preserve">bazı </w:t>
@@ -1004,13 +1043,15 @@
         <w:t>.</w:t>
       </w:r>
       <w:r>
-        <w:t xml:space="preserve"> Bu çalışmalarda 142 tane model eğitilmiştir </w:t>
-      </w:r>
-      <w:r>
-        <w:t>[2 - 52]</w:t>
-      </w:r>
-      <w:r>
-        <w:t>.</w:t>
+        <w:t xml:space="preserve"> Bu çalışmalarda 142 tane model eğitilmiştir [</w:t>
+      </w:r>
+      <w:proofErr w:type="gramStart"/>
+      <w:r>
+        <w:t>2 -</w:t>
+      </w:r>
+      <w:proofErr w:type="gramEnd"/>
+      <w:r>
+        <w:t xml:space="preserve"> 52].</w:t>
       </w:r>
     </w:p>
     <w:p>
@@ -1082,7 +1123,21 @@
           <w:sz w:val="16"/>
           <w:szCs w:val="16"/>
         </w:rPr>
-        <w:t xml:space="preserve"> 1. </w:t>
+        <w:t xml:space="preserve"> </w:t>
+      </w:r>
+      <w:r>
+        <w:rPr>
+          <w:sz w:val="16"/>
+          <w:szCs w:val="16"/>
+        </w:rPr>
+        <w:t>x</w:t>
+      </w:r>
+      <w:r>
+        <w:rPr>
+          <w:sz w:val="16"/>
+          <w:szCs w:val="16"/>
+        </w:rPr>
+        <w:t xml:space="preserve">. </w:t>
       </w:r>
       <w:r>
         <w:rPr>
@@ -1100,8 +1155,9 @@
         <w:lastRenderedPageBreak/>
         <w:t xml:space="preserve">Literatürde incelenen çalışmalar kapsamında kullanılan algoritmaların dağılımı Şekil </w:t>
       </w:r>
-      <w:r>
-        <w:t>1</w:t>
+      <w:proofErr w:type="spellStart"/>
+      <w:r>
+        <w:t>x</w:t>
       </w:r>
       <w:r>
         <w:t>’</w:t>
@@ -1110,7 +1166,11 @@
         <w:t>d</w:t>
       </w:r>
       <w:r>
-        <w:t xml:space="preserve">e sunulmuştur. Grafik incelendiğinde, en yaygın olarak </w:t>
+        <w:t>e</w:t>
+      </w:r>
+      <w:proofErr w:type="spellEnd"/>
+      <w:r>
+        <w:t xml:space="preserve"> sunulmuştur. Grafik incelendiğinde, en yaygın olarak </w:t>
       </w:r>
       <w:proofErr w:type="spellStart"/>
       <w:r>
@@ -1158,7 +1218,15 @@
         <w:jc w:val="both"/>
       </w:pPr>
       <w:r>
-        <w:t>Bu çalışmada ise, geniş ölçekli bir veri seti kullanılarak farklı Makine Öğrenmesi algoritmaları kapsamlı şekilde karşılaştırılmış, özellik mühendisliği ve boyut azaltma teknikleri ile model performansı optimize edilmiştir. Ayrıca geliştirilen modelin gerçek zamanlı çalışan bir mimariye entegre edilmesi hedeflenmektedir. Bu yönüyle çalışma, hem teorik hem de uygulamaya dönük katkılar sunarak literatürdeki önemli bir boşluğu doldurmayı amaçlamaktadır.</w:t>
+        <w:t xml:space="preserve">Bu çalışmada ise, geniş ölçekli bir veri seti kullanılarak farklı Makine Öğrenmesi algoritmaları kapsamlı şekilde karşılaştırılmış, özellik mühendisliği ve boyut azaltma teknikleri ile model performansı optimize edilmiştir. Ayrıca geliştirilen modelin gerçek zamanlı çalışan bir mimariye entegre edilmesi hedeflenmektedir. Bu yönüyle </w:t>
+      </w:r>
+      <w:proofErr w:type="gramStart"/>
+      <w:r>
+        <w:t>çalışma,</w:t>
+      </w:r>
+      <w:proofErr w:type="gramEnd"/>
+      <w:r>
+        <w:t xml:space="preserve"> hem teorik hem de uygulamaya dönük katkılar sunarak literatürdeki önemli bir boşluğu doldurmayı amaçlamaktadır.</w:t>
       </w:r>
     </w:p>
     <w:p>
@@ -1381,7 +1449,15 @@
         <w:jc w:val="both"/>
       </w:pPr>
       <w:r>
-        <w:t>Bu yapı, hem klasik hem de gelişmiş URL analizlerini kapsayan hibrit bir özellik kümesi oluşturmuştur.</w:t>
+        <w:t xml:space="preserve">Bu </w:t>
+      </w:r>
+      <w:proofErr w:type="gramStart"/>
+      <w:r>
+        <w:t>yapı,</w:t>
+      </w:r>
+      <w:proofErr w:type="gramEnd"/>
+      <w:r>
+        <w:t xml:space="preserve"> hem klasik hem de gelişmiş URL analizlerini kapsayan hibrit bir özellik kümesi oluşturmuştur.</w:t>
       </w:r>
       <w:r>
         <w:t xml:space="preserve"> Bu çalışmada kullanılan özellikler kategorilere ayrılarak Tablo </w:t>
@@ -1560,7 +1636,15 @@
               <w:jc w:val="both"/>
             </w:pPr>
             <w:r>
-              <w:t xml:space="preserve">URL’nin genel uzunluğu ile birlikte alt bileşenlerinin (domain, </w:t>
+              <w:t xml:space="preserve">URL’nin genel uzunluğu </w:t>
+            </w:r>
+            <w:proofErr w:type="gramStart"/>
+            <w:r>
+              <w:t>ile birlikte</w:t>
+            </w:r>
+            <w:proofErr w:type="gramEnd"/>
+            <w:r>
+              <w:t xml:space="preserve"> alt bileşenlerinin (domain, </w:t>
             </w:r>
             <w:proofErr w:type="spellStart"/>
             <w:r>
@@ -1667,8 +1751,13 @@
               <w:t>Count</w:t>
             </w:r>
             <w:proofErr w:type="spellEnd"/>
-            <w:r>
-              <w:t xml:space="preserve">_?, </w:t>
+            <w:proofErr w:type="gramStart"/>
+            <w:r>
+              <w:t>_?,</w:t>
+            </w:r>
+            <w:proofErr w:type="gramEnd"/>
+            <w:r>
+              <w:t xml:space="preserve"> </w:t>
             </w:r>
             <w:proofErr w:type="spellStart"/>
             <w:r>
@@ -2780,7 +2869,13 @@
         <w:t>Önerilen sistemin performansını değerlendirmek amacıyla</w:t>
       </w:r>
       <w:r>
-        <w:t xml:space="preserve"> Şekil 1 ‘de</w:t>
+        <w:t xml:space="preserve"> Şekil </w:t>
+      </w:r>
+      <w:r>
+        <w:t>x</w:t>
+      </w:r>
+      <w:r>
+        <w:t xml:space="preserve"> ‘de</w:t>
       </w:r>
       <w:r>
         <w:t xml:space="preserve"> </w:t>
@@ -2869,13 +2964,21 @@
       </w:r>
       <w:proofErr w:type="spellEnd"/>
       <w:r>
-        <w:t xml:space="preserve"> Machine (SVM)</w:t>
+        <w:t xml:space="preserve"> Machine (SVM</w:t>
+      </w:r>
+      <w:proofErr w:type="gramStart"/>
+      <w:r>
+        <w:t>)</w:t>
       </w:r>
       <w:r>
         <w:t xml:space="preserve">,  </w:t>
       </w:r>
       <w:r>
-        <w:t>K-</w:t>
+        <w:t>K</w:t>
+      </w:r>
+      <w:proofErr w:type="gramEnd"/>
+      <w:r>
+        <w:t>-</w:t>
       </w:r>
       <w:proofErr w:type="spellStart"/>
       <w:r>
@@ -2924,8 +3027,13 @@
         <w:t xml:space="preserve"> </w:t>
       </w:r>
       <w:r>
-        <w:t>kullanılmaları, karşılaştırmalı analiz imkanı</w:t>
-      </w:r>
+        <w:t xml:space="preserve">kullanılmaları, karşılaştırmalı analiz </w:t>
+      </w:r>
+      <w:proofErr w:type="gramStart"/>
+      <w:r>
+        <w:t>imkanı</w:t>
+      </w:r>
+      <w:proofErr w:type="gramEnd"/>
       <w:r>
         <w:t xml:space="preserve"> </w:t>
       </w:r>
@@ -2980,7 +3088,18 @@
         <w:jc w:val="both"/>
       </w:pPr>
       <w:r>
-        <w:t xml:space="preserve">Tablo 4’te korelasyon ve </w:t>
+        <w:t xml:space="preserve">Tablo </w:t>
+      </w:r>
+      <w:proofErr w:type="spellStart"/>
+      <w:r>
+        <w:t>x</w:t>
+      </w:r>
+      <w:r>
+        <w:t>’te</w:t>
+      </w:r>
+      <w:proofErr w:type="spellEnd"/>
+      <w:r>
+        <w:t xml:space="preserve"> korelasyon ve </w:t>
       </w:r>
       <w:proofErr w:type="spellStart"/>
       <w:r>
@@ -2988,10 +3107,24 @@
       </w:r>
       <w:proofErr w:type="spellEnd"/>
       <w:r>
-        <w:t xml:space="preserve"> Information uygulanarak oluşturulan veri setindeki sonuçlar bulunurken Tablo 5’te</w:t>
-      </w:r>
-      <w:r>
-        <w:t xml:space="preserve"> bu 2 aşamalı özellik azaltma yöntemi kullanılmadan literatürden çıkarılan ve veri setinin kendinden olan özellikler ile eğitilen modellerin sonuçları bulunmaktadır. İki şekilde de alınan eğitimlerde sonuçlar 12 başlıkta incelenmiştir</w:t>
+        <w:t xml:space="preserve"> Information uygulanarak oluşturulan veri setindeki sonuçlar bulunurken Tablo </w:t>
+      </w:r>
+      <w:proofErr w:type="spellStart"/>
+      <w:r>
+        <w:t>x</w:t>
+      </w:r>
+      <w:r>
+        <w:t>’te</w:t>
+      </w:r>
+      <w:proofErr w:type="spellEnd"/>
+      <w:r>
+        <w:t xml:space="preserve"> bu 2 aşamalı özellik azaltma yöntemi kullanılmadan literatürden çıkarılan ve veri setinin kendinden olan özellikler ile eğitilen modellerin sonuçları bulunmaktadır. İki şekilde de alınan eğitimlerde sonuçlar 1</w:t>
+      </w:r>
+      <w:r>
+        <w:t>1</w:t>
+      </w:r>
+      <w:r>
+        <w:t xml:space="preserve"> başlıkta incelenmiştir</w:t>
       </w:r>
       <w:r>
         <w:t>.</w:t>
@@ -5227,7 +5360,13 @@
         <w:jc w:val="both"/>
       </w:pPr>
       <w:r>
-        <w:t xml:space="preserve">Tablo 4. </w:t>
+        <w:t xml:space="preserve">Tablo </w:t>
+      </w:r>
+      <w:r>
+        <w:t>x</w:t>
+      </w:r>
+      <w:r>
+        <w:t xml:space="preserve">. </w:t>
       </w:r>
       <w:r>
         <w:t>TRAIN MODELS RESULTS</w:t>
@@ -8265,7 +8404,13 @@
         <w:t xml:space="preserve">   </w:t>
       </w:r>
       <w:r>
-        <w:t xml:space="preserve">Tablo 5. </w:t>
+        <w:t xml:space="preserve">Tablo </w:t>
+      </w:r>
+      <w:r>
+        <w:t>x</w:t>
+      </w:r>
+      <w:r>
+        <w:t xml:space="preserve">. </w:t>
       </w:r>
       <w:r>
         <w:t xml:space="preserve">TRAIN MODELS RESULTS WITHOUT </w:t>
@@ -8319,7 +8464,24 @@
         <w:t xml:space="preserve"> </w:t>
       </w:r>
       <w:r>
-        <w:t>Yapılan deneysel çalışmaların sonuçları Tablo 4 ve Tablo 5’te ayrıntılı olarak sunulmuş olup, bu veriler ışığında farklı algoritmaların başarı oranları ile performansları kapsamlı bir şekilde değerlendirilmiştir</w:t>
+        <w:t xml:space="preserve">Yapılan deneysel çalışmaların sonuçları Tablo </w:t>
+      </w:r>
+      <w:r>
+        <w:t>x</w:t>
+      </w:r>
+      <w:r>
+        <w:t xml:space="preserve"> ve Tablo </w:t>
+      </w:r>
+      <w:proofErr w:type="spellStart"/>
+      <w:r>
+        <w:t>x</w:t>
+      </w:r>
+      <w:r>
+        <w:t>’te</w:t>
+      </w:r>
+      <w:proofErr w:type="spellEnd"/>
+      <w:r>
+        <w:t xml:space="preserve"> ayrıntılı olarak sunulmuş olup, bu veriler ışığında farklı algoritmaların başarı oranları ile performansları kapsamlı bir şekilde değerlendirilmiştir</w:t>
       </w:r>
       <w:r>
         <w:t>.</w:t>
@@ -8356,7 +8518,7 @@
         <w:t xml:space="preserve">Sayfa içeriğine erişmeden, sadece URL yapısı üzerinden gerçekleştirilen </w:t>
       </w:r>
       <w:r>
-        <w:t>bu analiz süreci; hem kullanıcı gizliliğini korumakta hem de web gezinti hızını etkilemeden gerçek zamanlı bir güvenlik katmanı oluşturulabileceğini göstermektedir. Sonuç olarak, geliştirilen modelin modern siber güvenlik ihtiyaçlarına hızlı ve güvenilir bir yanıt sunduğu akademik ve teknik verilerle doğrulanmıştır.</w:t>
+        <w:t>bu analiz süreci hem kullanıcı gizliliğini korumakta hem de web gezinti hızını etkilemeden gerçek zamanlı bir güvenlik katmanı oluşturulabileceğini göstermektedir. Sonuç olarak, geliştirilen modelin modern siber güvenlik ihtiyaçlarına hızlı ve güvenilir bir yanıt sunduğu akademik ve teknik verilerle doğrulanmıştır.</w:t>
       </w:r>
     </w:p>
     <w:p>
@@ -8433,12 +8595,17 @@
         <w:t xml:space="preserve">, </w:t>
       </w:r>
       <w:proofErr w:type="spellStart"/>
+      <w:proofErr w:type="gramStart"/>
       <w:r>
         <w:t>Tanmay</w:t>
       </w:r>
       <w:proofErr w:type="spellEnd"/>
       <w:r>
-        <w:t xml:space="preserve"> ; </w:t>
+        <w:t xml:space="preserve"> ;</w:t>
+      </w:r>
+      <w:proofErr w:type="gramEnd"/>
+      <w:r>
+        <w:t xml:space="preserve"> </w:t>
       </w:r>
       <w:proofErr w:type="spellStart"/>
       <w:r>
@@ -8497,6 +8664,7 @@
         <w:t xml:space="preserve">, </w:t>
       </w:r>
       <w:proofErr w:type="spellStart"/>
+      <w:proofErr w:type="gramStart"/>
       <w:r>
         <w:t>Vibhu</w:t>
       </w:r>
@@ -8512,6 +8680,7 @@
         <w:t>Prasad</w:t>
       </w:r>
       <w:proofErr w:type="spellEnd"/>
+      <w:proofErr w:type="gramEnd"/>
       <w:r>
         <w:t xml:space="preserve">, </w:t>
       </w:r>
@@ -8660,6 +8829,7 @@
         <w:t xml:space="preserve"> K. </w:t>
       </w:r>
       <w:proofErr w:type="spellStart"/>
+      <w:proofErr w:type="gramStart"/>
       <w:r>
         <w:t>Deepak</w:t>
       </w:r>
@@ -8668,6 +8838,7 @@
         <w:t>,“</w:t>
       </w:r>
       <w:proofErr w:type="spellStart"/>
+      <w:proofErr w:type="gramEnd"/>
       <w:r>
         <w:t>Shallow</w:t>
       </w:r>
@@ -9830,6 +10001,7 @@
         <w:t xml:space="preserve">. </w:t>
       </w:r>
       <w:proofErr w:type="spellStart"/>
+      <w:proofErr w:type="gramStart"/>
       <w:r>
         <w:rPr>
           <w:rFonts w:ascii="Arial" w:eastAsia="Times New Roman" w:hAnsi="Arial" w:cs="Arial"/>
@@ -9841,6 +10013,7 @@
         <w:t>arXiv</w:t>
       </w:r>
       <w:proofErr w:type="spellEnd"/>
+      <w:proofErr w:type="gramEnd"/>
       <w:r>
         <w:rPr>
           <w:rFonts w:ascii="Arial" w:eastAsia="Times New Roman" w:hAnsi="Arial" w:cs="Arial"/>
@@ -10849,6 +11022,7 @@
         <w:t xml:space="preserve">), IEEE. </w:t>
       </w:r>
       <w:proofErr w:type="spellStart"/>
+      <w:proofErr w:type="gramStart"/>
       <w:r>
         <w:rPr>
           <w:rFonts w:ascii="Arial" w:eastAsia="Times New Roman" w:hAnsi="Arial" w:cs="Arial"/>
@@ -10860,6 +11034,7 @@
         <w:t>pp</w:t>
       </w:r>
       <w:proofErr w:type="spellEnd"/>
+      <w:proofErr w:type="gramEnd"/>
       <w:r>
         <w:rPr>
           <w:rFonts w:ascii="Arial" w:eastAsia="Times New Roman" w:hAnsi="Arial" w:cs="Arial"/>
@@ -11595,6 +11770,7 @@
         <w:t xml:space="preserve">. </w:t>
       </w:r>
       <w:proofErr w:type="spellStart"/>
+      <w:proofErr w:type="gramStart"/>
       <w:r>
         <w:rPr>
           <w:rFonts w:ascii="Arial" w:eastAsia="Times New Roman" w:hAnsi="Arial" w:cs="Arial"/>
@@ -11606,6 +11782,7 @@
         <w:t>pp</w:t>
       </w:r>
       <w:proofErr w:type="spellEnd"/>
+      <w:proofErr w:type="gramEnd"/>
       <w:r>
         <w:rPr>
           <w:rFonts w:ascii="Arial" w:eastAsia="Times New Roman" w:hAnsi="Arial" w:cs="Arial"/>
@@ -15565,6 +15742,7 @@
         <w:t xml:space="preserve">. </w:t>
       </w:r>
       <w:proofErr w:type="spellStart"/>
+      <w:proofErr w:type="gramStart"/>
       <w:r>
         <w:rPr>
           <w:rFonts w:ascii="Arial" w:eastAsia="Times New Roman" w:hAnsi="Arial" w:cs="Arial"/>
@@ -15576,6 +15754,7 @@
         <w:t>arXiv</w:t>
       </w:r>
       <w:proofErr w:type="spellEnd"/>
+      <w:proofErr w:type="gramEnd"/>
       <w:r>
         <w:rPr>
           <w:rFonts w:ascii="Arial" w:eastAsia="Times New Roman" w:hAnsi="Arial" w:cs="Arial"/>
@@ -15892,7 +16071,28 @@
           <w14:ligatures w14:val="none"/>
         </w:rPr>
         <w:br/>
-        <w:t xml:space="preserve">IJIRIS::International </w:t>
+      </w:r>
+      <w:proofErr w:type="gramStart"/>
+      <w:r>
+        <w:rPr>
+          <w:rFonts w:ascii="Arial" w:eastAsia="Times New Roman" w:hAnsi="Arial" w:cs="Arial"/>
+          <w:color w:val="000000"/>
+          <w:kern w:val="0"/>
+          <w:lang w:eastAsia="tr-TR"/>
+          <w14:ligatures w14:val="none"/>
+        </w:rPr>
+        <w:t>IJIRIS::</w:t>
+      </w:r>
+      <w:proofErr w:type="gramEnd"/>
+      <w:r>
+        <w:rPr>
+          <w:rFonts w:ascii="Arial" w:eastAsia="Times New Roman" w:hAnsi="Arial" w:cs="Arial"/>
+          <w:color w:val="000000"/>
+          <w:kern w:val="0"/>
+          <w:lang w:eastAsia="tr-TR"/>
+          <w14:ligatures w14:val="none"/>
+        </w:rPr>
+        <w:t xml:space="preserve">International </w:t>
       </w:r>
       <w:proofErr w:type="spellStart"/>
       <w:r>
@@ -16319,7 +16519,29 @@
           <w:lang w:eastAsia="tr-TR"/>
           <w14:ligatures w14:val="none"/>
         </w:rPr>
-        <w:t>. 2022;23:117-23.</w:t>
+        <w:t xml:space="preserve">. </w:t>
+      </w:r>
+      <w:proofErr w:type="gramStart"/>
+      <w:r>
+        <w:rPr>
+          <w:rFonts w:ascii="Arial" w:eastAsia="Times New Roman" w:hAnsi="Arial" w:cs="Arial"/>
+          <w:color w:val="000000"/>
+          <w:kern w:val="0"/>
+          <w:lang w:eastAsia="tr-TR"/>
+          <w14:ligatures w14:val="none"/>
+        </w:rPr>
+        <w:t>2022;23:117</w:t>
+      </w:r>
+      <w:proofErr w:type="gramEnd"/>
+      <w:r>
+        <w:rPr>
+          <w:rFonts w:ascii="Arial" w:eastAsia="Times New Roman" w:hAnsi="Arial" w:cs="Arial"/>
+          <w:color w:val="000000"/>
+          <w:kern w:val="0"/>
+          <w:lang w:eastAsia="tr-TR"/>
+          <w14:ligatures w14:val="none"/>
+        </w:rPr>
+        <w:t>-23.</w:t>
       </w:r>
     </w:p>
     <w:p>
@@ -18031,6 +18253,7 @@
         <w:t xml:space="preserve">. </w:t>
       </w:r>
       <w:proofErr w:type="spellStart"/>
+      <w:proofErr w:type="gramStart"/>
       <w:r>
         <w:rPr>
           <w:rFonts w:ascii="Arial" w:eastAsia="Times New Roman" w:hAnsi="Arial" w:cs="Arial"/>
@@ -18042,6 +18265,7 @@
         <w:t>arXiv</w:t>
       </w:r>
       <w:proofErr w:type="spellEnd"/>
+      <w:proofErr w:type="gramEnd"/>
       <w:r>
         <w:rPr>
           <w:rFonts w:ascii="Arial" w:eastAsia="Times New Roman" w:hAnsi="Arial" w:cs="Arial"/>
@@ -19200,7 +19424,29 @@
           <w:lang w:eastAsia="tr-TR"/>
           <w14:ligatures w14:val="none"/>
         </w:rPr>
-        <w:t xml:space="preserve"> VE, </w:t>
+        <w:t xml:space="preserve"> </w:t>
+      </w:r>
+      <w:proofErr w:type="gramStart"/>
+      <w:r>
+        <w:rPr>
+          <w:rFonts w:ascii="Arial" w:eastAsia="Times New Roman" w:hAnsi="Arial" w:cs="Arial"/>
+          <w:color w:val="000000"/>
+          <w:kern w:val="0"/>
+          <w:lang w:eastAsia="tr-TR"/>
+          <w14:ligatures w14:val="none"/>
+        </w:rPr>
+        <w:t>VE,</w:t>
+      </w:r>
+      <w:proofErr w:type="gramEnd"/>
+      <w:r>
+        <w:rPr>
+          <w:rFonts w:ascii="Arial" w:eastAsia="Times New Roman" w:hAnsi="Arial" w:cs="Arial"/>
+          <w:color w:val="000000"/>
+          <w:kern w:val="0"/>
+          <w:lang w:eastAsia="tr-TR"/>
+          <w14:ligatures w14:val="none"/>
+        </w:rPr>
+        <w:t xml:space="preserve"> </w:t>
       </w:r>
       <w:proofErr w:type="spellStart"/>
       <w:r>
@@ -20408,7 +20654,29 @@
           <w:lang w:eastAsia="tr-TR"/>
           <w14:ligatures w14:val="none"/>
         </w:rPr>
-        <w:t>. 2021;2021:1-13.</w:t>
+        <w:t xml:space="preserve">. </w:t>
+      </w:r>
+      <w:proofErr w:type="gramStart"/>
+      <w:r>
+        <w:rPr>
+          <w:rFonts w:ascii="Arial" w:eastAsia="Times New Roman" w:hAnsi="Arial" w:cs="Arial"/>
+          <w:color w:val="000000"/>
+          <w:kern w:val="0"/>
+          <w:lang w:eastAsia="tr-TR"/>
+          <w14:ligatures w14:val="none"/>
+        </w:rPr>
+        <w:t>2021;2021:1</w:t>
+      </w:r>
+      <w:proofErr w:type="gramEnd"/>
+      <w:r>
+        <w:rPr>
+          <w:rFonts w:ascii="Arial" w:eastAsia="Times New Roman" w:hAnsi="Arial" w:cs="Arial"/>
+          <w:color w:val="000000"/>
+          <w:kern w:val="0"/>
+          <w:lang w:eastAsia="tr-TR"/>
+          <w14:ligatures w14:val="none"/>
+        </w:rPr>
+        <w:t>-13.</w:t>
       </w:r>
     </w:p>
     <w:p>
@@ -21415,7 +21683,29 @@
           <w:lang w:eastAsia="tr-TR"/>
           <w14:ligatures w14:val="none"/>
         </w:rPr>
-        <w:t>. 2019;2019:1-9.</w:t>
+        <w:t xml:space="preserve">. </w:t>
+      </w:r>
+      <w:proofErr w:type="gramStart"/>
+      <w:r>
+        <w:rPr>
+          <w:rFonts w:ascii="Arial" w:eastAsia="Times New Roman" w:hAnsi="Arial" w:cs="Arial"/>
+          <w:color w:val="000000"/>
+          <w:kern w:val="0"/>
+          <w:lang w:eastAsia="tr-TR"/>
+          <w14:ligatures w14:val="none"/>
+        </w:rPr>
+        <w:t>2019;2019:1</w:t>
+      </w:r>
+      <w:proofErr w:type="gramEnd"/>
+      <w:r>
+        <w:rPr>
+          <w:rFonts w:ascii="Arial" w:eastAsia="Times New Roman" w:hAnsi="Arial" w:cs="Arial"/>
+          <w:color w:val="000000"/>
+          <w:kern w:val="0"/>
+          <w:lang w:eastAsia="tr-TR"/>
+          <w14:ligatures w14:val="none"/>
+        </w:rPr>
+        <w:t>-9.</w:t>
       </w:r>
     </w:p>
     <w:p>
@@ -27017,7 +27307,7 @@
 </file>
 
 <file path=word/endnotes.xml><?xml version="1.0" encoding="utf-8"?>
-<w:endnotes xmlns:wpc="http://schemas.microsoft.com/office/word/2010/wordprocessingCanvas" xmlns:cx="http://schemas.microsoft.com/office/drawing/2014/chartex" xmlns:cx1="http://schemas.microsoft.com/office/drawing/2015/9/8/chartex" xmlns:cx2="http://schemas.microsoft.com/office/drawing/2015/10/21/chartex" xmlns:cx3="http://schemas.microsoft.com/office/drawing/2016/5/9/chartex" xmlns:cx4="http://schemas.microsoft.com/office/drawing/2016/5/10/chartex" xmlns:cx5="http://schemas.microsoft.com/office/drawing/2016/5/11/chartex" xmlns:cx6="http://schemas.microsoft.com/office/drawing/2016/5/12/chartex" xmlns:cx7="http://schemas.microsoft.com/office/drawing/2016/5/13/chartex" xmlns:cx8="http://schemas.microsoft.com/office/drawing/2016/5/14/chartex" xmlns:mc="http://schemas.openxmlformats.org/markup-compatibility/2006" xmlns:aink="http://schemas.microsoft.com/office/drawing/2016/ink" xmlns:am3d="http://schemas.microsoft.com/office/drawing/2017/model3d" xmlns:o="urn:schemas-microsoft-com:office:office" xmlns:oel="http://schemas.microsoft.com/office/2019/extlst" xmlns:r="http://schemas.openxmlformats.org/officeDocument/2006/relationships" xmlns:m="http://schemas.openxmlformats.org/officeDocument/2006/math" xmlns:v="urn:schemas-microsoft-com:vml" xmlns:wp14="http://schemas.microsoft.com/office/word/2010/wordprocessingDrawing" xmlns:wp="http://schemas.openxmlformats.org/drawingml/2006/wordprocessingDrawing" xmlns:w10="urn:schemas-microsoft-com:office:word" xmlns:w="http://schemas.openxmlformats.org/wordprocessingml/2006/main" xmlns:w14="http://schemas.microsoft.com/office/word/2010/wordml" xmlns:w15="http://schemas.microsoft.com/office/word/2012/wordml" xmlns:w16cex="http://schemas.microsoft.com/office/word/2018/wordml/cex" xmlns:w16cid="http://schemas.microsoft.com/office/word/2016/wordml/cid" xmlns:w16="http://schemas.microsoft.com/office/word/2018/wordml" xmlns:w16sdtdh="http://schemas.microsoft.com/office/word/2020/wordml/sdtdatahash" xmlns:w16se="http://schemas.microsoft.com/office/word/2015/wordml/symex" xmlns:wpg="http://schemas.microsoft.com/office/word/2010/wordprocessingGroup" xmlns:wpi="http://schemas.microsoft.com/office/word/2010/wordprocessingInk" xmlns:wne="http://schemas.microsoft.com/office/word/2006/wordml" xmlns:wps="http://schemas.microsoft.com/office/word/2010/wordprocessingShape" mc:Ignorable="w14 w15 w16se w16cid w16 w16cex w16sdtdh wp14">
+<w:endnotes xmlns:wpc="http://schemas.microsoft.com/office/word/2010/wordprocessingCanvas" xmlns:cx="http://schemas.microsoft.com/office/drawing/2014/chartex" xmlns:cx1="http://schemas.microsoft.com/office/drawing/2015/9/8/chartex" xmlns:cx2="http://schemas.microsoft.com/office/drawing/2015/10/21/chartex" xmlns:cx3="http://schemas.microsoft.com/office/drawing/2016/5/9/chartex" xmlns:cx4="http://schemas.microsoft.com/office/drawing/2016/5/10/chartex" xmlns:cx5="http://schemas.microsoft.com/office/drawing/2016/5/11/chartex" xmlns:cx6="http://schemas.microsoft.com/office/drawing/2016/5/12/chartex" xmlns:cx7="http://schemas.microsoft.com/office/drawing/2016/5/13/chartex" xmlns:cx8="http://schemas.microsoft.com/office/drawing/2016/5/14/chartex" xmlns:mc="http://schemas.openxmlformats.org/markup-compatibility/2006" xmlns:aink="http://schemas.microsoft.com/office/drawing/2016/ink" xmlns:am3d="http://schemas.microsoft.com/office/drawing/2017/model3d" xmlns:o="urn:schemas-microsoft-com:office:office" xmlns:oel="http://schemas.microsoft.com/office/2019/extlst" xmlns:r="http://schemas.openxmlformats.org/officeDocument/2006/relationships" xmlns:m="http://schemas.openxmlformats.org/officeDocument/2006/math" xmlns:v="urn:schemas-microsoft-com:vml" xmlns:wp14="http://schemas.microsoft.com/office/word/2010/wordprocessingDrawing" xmlns:wp="http://schemas.openxmlformats.org/drawingml/2006/wordprocessingDrawing" xmlns:w10="urn:schemas-microsoft-com:office:word" xmlns:w="http://schemas.openxmlformats.org/wordprocessingml/2006/main" xmlns:w14="http://schemas.microsoft.com/office/word/2010/wordml" xmlns:w15="http://schemas.microsoft.com/office/word/2012/wordml" xmlns:w16cex="http://schemas.microsoft.com/office/word/2018/wordml/cex" xmlns:w16cid="http://schemas.microsoft.com/office/word/2016/wordml/cid" xmlns:w16="http://schemas.microsoft.com/office/word/2018/wordml" xmlns:w16du="http://schemas.microsoft.com/office/word/2023/wordml/word16du" xmlns:w16sdtdh="http://schemas.microsoft.com/office/word/2020/wordml/sdtdatahash" xmlns:w16sdtfl="http://schemas.microsoft.com/office/word/2024/wordml/sdtformatlock" xmlns:w16se="http://schemas.microsoft.com/office/word/2015/wordml/symex" xmlns:wpg="http://schemas.microsoft.com/office/word/2010/wordprocessingGroup" xmlns:wpi="http://schemas.microsoft.com/office/word/2010/wordprocessingInk" xmlns:wne="http://schemas.microsoft.com/office/word/2006/wordml" xmlns:wps="http://schemas.microsoft.com/office/word/2010/wordprocessingShape" mc:Ignorable="w14 w15 w16se w16cid w16 w16cex w16sdtdh w16sdtfl w16du wp14">
   <w:endnote w:type="separator" w:id="-1">
     <w:p>
       <w:pPr>
@@ -27042,7 +27332,7 @@
 </file>
 
 <file path=word/footnotes.xml><?xml version="1.0" encoding="utf-8"?>
-<w:footnotes xmlns:wpc="http://schemas.microsoft.com/office/word/2010/wordprocessingCanvas" xmlns:cx="http://schemas.microsoft.com/office/drawing/2014/chartex" xmlns:cx1="http://schemas.microsoft.com/office/drawing/2015/9/8/chartex" xmlns:cx2="http://schemas.microsoft.com/office/drawing/2015/10/21/chartex" xmlns:cx3="http://schemas.microsoft.com/office/drawing/2016/5/9/chartex" xmlns:cx4="http://schemas.microsoft.com/office/drawing/2016/5/10/chartex" xmlns:cx5="http://schemas.microsoft.com/office/drawing/2016/5/11/chartex" xmlns:cx6="http://schemas.microsoft.com/office/drawing/2016/5/12/chartex" xmlns:cx7="http://schemas.microsoft.com/office/drawing/2016/5/13/chartex" xmlns:cx8="http://schemas.microsoft.com/office/drawing/2016/5/14/chartex" xmlns:mc="http://schemas.openxmlformats.org/markup-compatibility/2006" xmlns:aink="http://schemas.microsoft.com/office/drawing/2016/ink" xmlns:am3d="http://schemas.microsoft.com/office/drawing/2017/model3d" xmlns:o="urn:schemas-microsoft-com:office:office" xmlns:oel="http://schemas.microsoft.com/office/2019/extlst" xmlns:r="http://schemas.openxmlformats.org/officeDocument/2006/relationships" xmlns:m="http://schemas.openxmlformats.org/officeDocument/2006/math" xmlns:v="urn:schemas-microsoft-com:vml" xmlns:wp14="http://schemas.microsoft.com/office/word/2010/wordprocessingDrawing" xmlns:wp="http://schemas.openxmlformats.org/drawingml/2006/wordprocessingDrawing" xmlns:w10="urn:schemas-microsoft-com:office:word" xmlns:w="http://schemas.openxmlformats.org/wordprocessingml/2006/main" xmlns:w14="http://schemas.microsoft.com/office/word/2010/wordml" xmlns:w15="http://schemas.microsoft.com/office/word/2012/wordml" xmlns:w16cex="http://schemas.microsoft.com/office/word/2018/wordml/cex" xmlns:w16cid="http://schemas.microsoft.com/office/word/2016/wordml/cid" xmlns:w16="http://schemas.microsoft.com/office/word/2018/wordml" xmlns:w16sdtdh="http://schemas.microsoft.com/office/word/2020/wordml/sdtdatahash" xmlns:w16se="http://schemas.microsoft.com/office/word/2015/wordml/symex" xmlns:wpg="http://schemas.microsoft.com/office/word/2010/wordprocessingGroup" xmlns:wpi="http://schemas.microsoft.com/office/word/2010/wordprocessingInk" xmlns:wne="http://schemas.microsoft.com/office/word/2006/wordml" xmlns:wps="http://schemas.microsoft.com/office/word/2010/wordprocessingShape" mc:Ignorable="w14 w15 w16se w16cid w16 w16cex w16sdtdh wp14">
+<w:footnotes xmlns:wpc="http://schemas.microsoft.com/office/word/2010/wordprocessingCanvas" xmlns:cx="http://schemas.microsoft.com/office/drawing/2014/chartex" xmlns:cx1="http://schemas.microsoft.com/office/drawing/2015/9/8/chartex" xmlns:cx2="http://schemas.microsoft.com/office/drawing/2015/10/21/chartex" xmlns:cx3="http://schemas.microsoft.com/office/drawing/2016/5/9/chartex" xmlns:cx4="http://schemas.microsoft.com/office/drawing/2016/5/10/chartex" xmlns:cx5="http://schemas.microsoft.com/office/drawing/2016/5/11/chartex" xmlns:cx6="http://schemas.microsoft.com/office/drawing/2016/5/12/chartex" xmlns:cx7="http://schemas.microsoft.com/office/drawing/2016/5/13/chartex" xmlns:cx8="http://schemas.microsoft.com/office/drawing/2016/5/14/chartex" xmlns:mc="http://schemas.openxmlformats.org/markup-compatibility/2006" xmlns:aink="http://schemas.microsoft.com/office/drawing/2016/ink" xmlns:am3d="http://schemas.microsoft.com/office/drawing/2017/model3d" xmlns:o="urn:schemas-microsoft-com:office:office" xmlns:oel="http://schemas.microsoft.com/office/2019/extlst" xmlns:r="http://schemas.openxmlformats.org/officeDocument/2006/relationships" xmlns:m="http://schemas.openxmlformats.org/officeDocument/2006/math" xmlns:v="urn:schemas-microsoft-com:vml" xmlns:wp14="http://schemas.microsoft.com/office/word/2010/wordprocessingDrawing" xmlns:wp="http://schemas.openxmlformats.org/drawingml/2006/wordprocessingDrawing" xmlns:w10="urn:schemas-microsoft-com:office:word" xmlns:w="http://schemas.openxmlformats.org/wordprocessingml/2006/main" xmlns:w14="http://schemas.microsoft.com/office/word/2010/wordml" xmlns:w15="http://schemas.microsoft.com/office/word/2012/wordml" xmlns:w16cex="http://schemas.microsoft.com/office/word/2018/wordml/cex" xmlns:w16cid="http://schemas.microsoft.com/office/word/2016/wordml/cid" xmlns:w16="http://schemas.microsoft.com/office/word/2018/wordml" xmlns:w16du="http://schemas.microsoft.com/office/word/2023/wordml/word16du" xmlns:w16sdtdh="http://schemas.microsoft.com/office/word/2020/wordml/sdtdatahash" xmlns:w16sdtfl="http://schemas.microsoft.com/office/word/2024/wordml/sdtformatlock" xmlns:w16se="http://schemas.microsoft.com/office/word/2015/wordml/symex" xmlns:wpg="http://schemas.microsoft.com/office/word/2010/wordprocessingGroup" xmlns:wpi="http://schemas.microsoft.com/office/word/2010/wordprocessingInk" xmlns:wne="http://schemas.microsoft.com/office/word/2006/wordml" xmlns:wps="http://schemas.microsoft.com/office/word/2010/wordprocessingShape" mc:Ignorable="w14 w15 w16se w16cid w16 w16cex w16sdtdh w16sdtfl w16du wp14">
   <w:footnote w:type="separator" w:id="-1">
     <w:p>
       <w:pPr>
@@ -27067,7 +27357,7 @@
 </file>
 
 <file path=word/numbering.xml><?xml version="1.0" encoding="utf-8"?>
-<w:numbering xmlns:wpc="http://schemas.microsoft.com/office/word/2010/wordprocessingCanvas" xmlns:cx="http://schemas.microsoft.com/office/drawing/2014/chartex" xmlns:cx1="http://schemas.microsoft.com/office/drawing/2015/9/8/chartex" xmlns:cx2="http://schemas.microsoft.com/office/drawing/2015/10/21/chartex" xmlns:cx3="http://schemas.microsoft.com/office/drawing/2016/5/9/chartex" xmlns:cx4="http://schemas.microsoft.com/office/drawing/2016/5/10/chartex" xmlns:cx5="http://schemas.microsoft.com/office/drawing/2016/5/11/chartex" xmlns:cx6="http://schemas.microsoft.com/office/drawing/2016/5/12/chartex" xmlns:cx7="http://schemas.microsoft.com/office/drawing/2016/5/13/chartex" xmlns:cx8="http://schemas.microsoft.com/office/drawing/2016/5/14/chartex" xmlns:mc="http://schemas.openxmlformats.org/markup-compatibility/2006" xmlns:aink="http://schemas.microsoft.com/office/drawing/2016/ink" xmlns:am3d="http://schemas.microsoft.com/office/drawing/2017/model3d" xmlns:o="urn:schemas-microsoft-com:office:office" xmlns:oel="http://schemas.microsoft.com/office/2019/extlst" xmlns:r="http://schemas.openxmlformats.org/officeDocument/2006/relationships" xmlns:m="http://schemas.openxmlformats.org/officeDocument/2006/math" xmlns:v="urn:schemas-microsoft-com:vml" xmlns:wp14="http://schemas.microsoft.com/office/word/2010/wordprocessingDrawing" xmlns:wp="http://schemas.openxmlformats.org/drawingml/2006/wordprocessingDrawing" xmlns:w10="urn:schemas-microsoft-com:office:word" xmlns:w="http://schemas.openxmlformats.org/wordprocessingml/2006/main" xmlns:w14="http://schemas.microsoft.com/office/word/2010/wordml" xmlns:w15="http://schemas.microsoft.com/office/word/2012/wordml" xmlns:w16cex="http://schemas.microsoft.com/office/word/2018/wordml/cex" xmlns:w16cid="http://schemas.microsoft.com/office/word/2016/wordml/cid" xmlns:w16="http://schemas.microsoft.com/office/word/2018/wordml" xmlns:w16sdtdh="http://schemas.microsoft.com/office/word/2020/wordml/sdtdatahash" xmlns:w16se="http://schemas.microsoft.com/office/word/2015/wordml/symex" xmlns:wpg="http://schemas.microsoft.com/office/word/2010/wordprocessingGroup" xmlns:wpi="http://schemas.microsoft.com/office/word/2010/wordprocessingInk" xmlns:wne="http://schemas.microsoft.com/office/word/2006/wordml" xmlns:wps="http://schemas.microsoft.com/office/word/2010/wordprocessingShape" mc:Ignorable="w14 w15 w16se w16cid w16 w16cex w16sdtdh wp14">
+<w:numbering xmlns:wpc="http://schemas.microsoft.com/office/word/2010/wordprocessingCanvas" xmlns:cx="http://schemas.microsoft.com/office/drawing/2014/chartex" xmlns:cx1="http://schemas.microsoft.com/office/drawing/2015/9/8/chartex" xmlns:cx2="http://schemas.microsoft.com/office/drawing/2015/10/21/chartex" xmlns:cx3="http://schemas.microsoft.com/office/drawing/2016/5/9/chartex" xmlns:cx4="http://schemas.microsoft.com/office/drawing/2016/5/10/chartex" xmlns:cx5="http://schemas.microsoft.com/office/drawing/2016/5/11/chartex" xmlns:cx6="http://schemas.microsoft.com/office/drawing/2016/5/12/chartex" xmlns:cx7="http://schemas.microsoft.com/office/drawing/2016/5/13/chartex" xmlns:cx8="http://schemas.microsoft.com/office/drawing/2016/5/14/chartex" xmlns:mc="http://schemas.openxmlformats.org/markup-compatibility/2006" xmlns:aink="http://schemas.microsoft.com/office/drawing/2016/ink" xmlns:am3d="http://schemas.microsoft.com/office/drawing/2017/model3d" xmlns:o="urn:schemas-microsoft-com:office:office" xmlns:oel="http://schemas.microsoft.com/office/2019/extlst" xmlns:r="http://schemas.openxmlformats.org/officeDocument/2006/relationships" xmlns:m="http://schemas.openxmlformats.org/officeDocument/2006/math" xmlns:v="urn:schemas-microsoft-com:vml" xmlns:wp14="http://schemas.microsoft.com/office/word/2010/wordprocessingDrawing" xmlns:wp="http://schemas.openxmlformats.org/drawingml/2006/wordprocessingDrawing" xmlns:w10="urn:schemas-microsoft-com:office:word" xmlns:w="http://schemas.openxmlformats.org/wordprocessingml/2006/main" xmlns:w14="http://schemas.microsoft.com/office/word/2010/wordml" xmlns:w15="http://schemas.microsoft.com/office/word/2012/wordml" xmlns:w16cex="http://schemas.microsoft.com/office/word/2018/wordml/cex" xmlns:w16cid="http://schemas.microsoft.com/office/word/2016/wordml/cid" xmlns:w16="http://schemas.microsoft.com/office/word/2018/wordml" xmlns:w16du="http://schemas.microsoft.com/office/word/2023/wordml/word16du" xmlns:w16sdtdh="http://schemas.microsoft.com/office/word/2020/wordml/sdtdatahash" xmlns:w16sdtfl="http://schemas.microsoft.com/office/word/2024/wordml/sdtformatlock" xmlns:w16se="http://schemas.microsoft.com/office/word/2015/wordml/symex" xmlns:wpg="http://schemas.microsoft.com/office/word/2010/wordprocessingGroup" xmlns:wpi="http://schemas.microsoft.com/office/word/2010/wordprocessingInk" xmlns:wne="http://schemas.microsoft.com/office/word/2006/wordml" xmlns:wps="http://schemas.microsoft.com/office/word/2010/wordprocessingShape" mc:Ignorable="w14 w15 w16se w16cid w16 w16cex w16sdtdh w16sdtfl w16du wp14">
   <w:abstractNum w:abstractNumId="0" w15:restartNumberingAfterBreak="0">
     <w:nsid w:val="2709448E"/>
     <w:multiLevelType w:val="hybridMultilevel"/>
@@ -27764,7 +28054,7 @@
 </file>
 
 <file path=word/styles.xml><?xml version="1.0" encoding="utf-8"?>
-<w:styles xmlns:mc="http://schemas.openxmlformats.org/markup-compatibility/2006" xmlns:r="http://schemas.openxmlformats.org/officeDocument/2006/relationships" xmlns:w="http://schemas.openxmlformats.org/wordprocessingml/2006/main" xmlns:w14="http://schemas.microsoft.com/office/word/2010/wordml" xmlns:w15="http://schemas.microsoft.com/office/word/2012/wordml" xmlns:w16cex="http://schemas.microsoft.com/office/word/2018/wordml/cex" xmlns:w16cid="http://schemas.microsoft.com/office/word/2016/wordml/cid" xmlns:w16="http://schemas.microsoft.com/office/word/2018/wordml" xmlns:w16sdtdh="http://schemas.microsoft.com/office/word/2020/wordml/sdtdatahash" xmlns:w16se="http://schemas.microsoft.com/office/word/2015/wordml/symex" mc:Ignorable="w14 w15 w16se w16cid w16 w16cex w16sdtdh">
+<w:styles xmlns:mc="http://schemas.openxmlformats.org/markup-compatibility/2006" xmlns:r="http://schemas.openxmlformats.org/officeDocument/2006/relationships" xmlns:w="http://schemas.openxmlformats.org/wordprocessingml/2006/main" xmlns:w14="http://schemas.microsoft.com/office/word/2010/wordml" xmlns:w15="http://schemas.microsoft.com/office/word/2012/wordml" xmlns:w16cex="http://schemas.microsoft.com/office/word/2018/wordml/cex" xmlns:w16cid="http://schemas.microsoft.com/office/word/2016/wordml/cid" xmlns:w16="http://schemas.microsoft.com/office/word/2018/wordml" xmlns:w16du="http://schemas.microsoft.com/office/word/2023/wordml/word16du" xmlns:w16sdtdh="http://schemas.microsoft.com/office/word/2020/wordml/sdtdatahash" xmlns:w16sdtfl="http://schemas.microsoft.com/office/word/2024/wordml/sdtformatlock" xmlns:w16se="http://schemas.microsoft.com/office/word/2015/wordml/symex" mc:Ignorable="w14 w15 w16se w16cid w16 w16cex w16sdtdh w16sdtfl w16du">
   <w:docDefaults>
     <w:rPrDefault>
       <w:rPr>
@@ -29514,6 +29804,7 @@
     </c:plotArea>
     <c:plotVisOnly val="1"/>
     <c:dispBlanksAs val="gap"/>
+    <c:showDLblsOverMax val="0"/>
     <c:extLst>
       <c:ext xmlns:c16r3="http://schemas.microsoft.com/office/drawing/2017/03/chart" uri="{56B9EC1D-385E-4148-901F-78D8002777C0}">
         <c16r3:dataDisplayOptions16>
@@ -29521,7 +29812,6 @@
         </c16r3:dataDisplayOptions16>
       </c:ext>
     </c:extLst>
-    <c:showDLblsOverMax val="0"/>
   </c:chart>
   <c:spPr>
     <a:solidFill>
